--- a/8.资源管理/2.运行记录类文件/JXTX-08-07-运维工具应用情况说明.docx
+++ b/8.资源管理/2.运行记录类文件/JXTX-08-07-运维工具应用情况说明.docx
@@ -4,7 +4,7 @@
   <w:body>
     <w:p>
       <w:pPr>
-        <w:pStyle w:val="24"/>
+        <w:pStyle w:val="25"/>
         <w:keepNext w:val="0"/>
         <w:keepLines w:val="0"/>
         <w:pageBreakBefore w:val="0"/>
@@ -21,8 +21,7 @@
         <w:spacing w:before="3120" w:beforeLines="1000"/>
         <w:textAlignment w:val="baseline"/>
       </w:pPr>
-      <w:bookmarkStart w:id="0" w:name="_Toc16760"/>
-      <w:bookmarkStart w:id="19" w:name="_GoBack"/>
+      <w:bookmarkStart w:id="0" w:name="_Toc29613"/>
       <w:r>
         <w:drawing>
           <wp:anchor distT="0" distB="0" distL="114300" distR="114300" simplePos="0" relativeHeight="251661312" behindDoc="1" locked="0" layoutInCell="1" allowOverlap="1">
@@ -74,7 +73,6 @@
           </wp:anchor>
         </w:drawing>
       </w:r>
-      <w:bookmarkEnd w:id="19"/>
       <w:r>
         <w:drawing>
           <wp:anchor distT="0" distB="0" distL="114300" distR="114300" simplePos="0" relativeHeight="251660288" behindDoc="1" locked="0" layoutInCell="1" allowOverlap="1">
@@ -191,7 +189,7 @@
     </w:p>
     <w:p>
       <w:pPr>
-        <w:pStyle w:val="25"/>
+        <w:pStyle w:val="26"/>
         <w:keepNext w:val="0"/>
         <w:keepLines w:val="0"/>
         <w:pageBreakBefore w:val="0"/>
@@ -212,7 +210,7 @@
           <w:lang w:val="en-US" w:eastAsia="zh-CN"/>
         </w:rPr>
       </w:pPr>
-      <w:bookmarkStart w:id="1" w:name="_Toc24531"/>
+      <w:bookmarkStart w:id="1" w:name="_Toc10016"/>
       <w:r>
         <w:rPr>
           <w:rFonts w:hint="eastAsia"/>
@@ -839,7 +837,7 @@
     </w:p>
     <w:tbl>
       <w:tblPr>
-        <w:tblStyle w:val="26"/>
+        <w:tblStyle w:val="27"/>
         <w:tblW w:w="8214" w:type="dxa"/>
         <w:jc w:val="center"/>
         <w:tblBorders>
@@ -1487,7 +1485,7 @@
           </w:tcPr>
           <w:p>
             <w:pPr>
-              <w:pStyle w:val="27"/>
+              <w:pStyle w:val="28"/>
               <w:keepNext w:val="0"/>
               <w:keepLines w:val="0"/>
               <w:pageBreakBefore w:val="0"/>
@@ -1512,7 +1510,7 @@
           </w:tcPr>
           <w:p>
             <w:pPr>
-              <w:pStyle w:val="27"/>
+              <w:pStyle w:val="28"/>
               <w:keepNext w:val="0"/>
               <w:keepLines w:val="0"/>
               <w:pageBreakBefore w:val="0"/>
@@ -1537,7 +1535,7 @@
           </w:tcPr>
           <w:p>
             <w:pPr>
-              <w:pStyle w:val="27"/>
+              <w:pStyle w:val="28"/>
               <w:keepNext w:val="0"/>
               <w:keepLines w:val="0"/>
               <w:pageBreakBefore w:val="0"/>
@@ -1562,7 +1560,7 @@
           </w:tcPr>
           <w:p>
             <w:pPr>
-              <w:pStyle w:val="27"/>
+              <w:pStyle w:val="28"/>
               <w:keepNext w:val="0"/>
               <w:keepLines w:val="0"/>
               <w:pageBreakBefore w:val="0"/>
@@ -1587,7 +1585,7 @@
           </w:tcPr>
           <w:p>
             <w:pPr>
-              <w:pStyle w:val="27"/>
+              <w:pStyle w:val="28"/>
               <w:keepNext w:val="0"/>
               <w:keepLines w:val="0"/>
               <w:pageBreakBefore w:val="0"/>
@@ -1612,7 +1610,7 @@
           </w:tcPr>
           <w:p>
             <w:pPr>
-              <w:pStyle w:val="27"/>
+              <w:pStyle w:val="28"/>
               <w:keepNext w:val="0"/>
               <w:keepLines w:val="0"/>
               <w:pageBreakBefore w:val="0"/>
@@ -1659,7 +1657,7 @@
           </w:tcPr>
           <w:p>
             <w:pPr>
-              <w:pStyle w:val="27"/>
+              <w:pStyle w:val="28"/>
               <w:keepNext w:val="0"/>
               <w:keepLines w:val="0"/>
               <w:pageBreakBefore w:val="0"/>
@@ -1684,7 +1682,7 @@
           </w:tcPr>
           <w:p>
             <w:pPr>
-              <w:pStyle w:val="27"/>
+              <w:pStyle w:val="28"/>
               <w:keepNext w:val="0"/>
               <w:keepLines w:val="0"/>
               <w:pageBreakBefore w:val="0"/>
@@ -1709,7 +1707,7 @@
           </w:tcPr>
           <w:p>
             <w:pPr>
-              <w:pStyle w:val="27"/>
+              <w:pStyle w:val="28"/>
               <w:keepNext w:val="0"/>
               <w:keepLines w:val="0"/>
               <w:pageBreakBefore w:val="0"/>
@@ -1734,7 +1732,7 @@
           </w:tcPr>
           <w:p>
             <w:pPr>
-              <w:pStyle w:val="27"/>
+              <w:pStyle w:val="28"/>
               <w:keepNext w:val="0"/>
               <w:keepLines w:val="0"/>
               <w:pageBreakBefore w:val="0"/>
@@ -1759,7 +1757,7 @@
           </w:tcPr>
           <w:p>
             <w:pPr>
-              <w:pStyle w:val="27"/>
+              <w:pStyle w:val="28"/>
               <w:keepNext w:val="0"/>
               <w:keepLines w:val="0"/>
               <w:pageBreakBefore w:val="0"/>
@@ -1784,7 +1782,7 @@
           </w:tcPr>
           <w:p>
             <w:pPr>
-              <w:pStyle w:val="27"/>
+              <w:pStyle w:val="28"/>
               <w:keepNext w:val="0"/>
               <w:keepLines w:val="0"/>
               <w:pageBreakBefore w:val="0"/>
@@ -1831,7 +1829,7 @@
           </w:tcPr>
           <w:p>
             <w:pPr>
-              <w:pStyle w:val="27"/>
+              <w:pStyle w:val="28"/>
               <w:keepNext w:val="0"/>
               <w:keepLines w:val="0"/>
               <w:pageBreakBefore w:val="0"/>
@@ -1856,7 +1854,7 @@
           </w:tcPr>
           <w:p>
             <w:pPr>
-              <w:pStyle w:val="27"/>
+              <w:pStyle w:val="28"/>
               <w:keepNext w:val="0"/>
               <w:keepLines w:val="0"/>
               <w:pageBreakBefore w:val="0"/>
@@ -1881,7 +1879,7 @@
           </w:tcPr>
           <w:p>
             <w:pPr>
-              <w:pStyle w:val="27"/>
+              <w:pStyle w:val="28"/>
               <w:keepNext w:val="0"/>
               <w:keepLines w:val="0"/>
               <w:pageBreakBefore w:val="0"/>
@@ -1906,7 +1904,7 @@
           </w:tcPr>
           <w:p>
             <w:pPr>
-              <w:pStyle w:val="27"/>
+              <w:pStyle w:val="28"/>
               <w:keepNext w:val="0"/>
               <w:keepLines w:val="0"/>
               <w:pageBreakBefore w:val="0"/>
@@ -1931,7 +1929,7 @@
           </w:tcPr>
           <w:p>
             <w:pPr>
-              <w:pStyle w:val="27"/>
+              <w:pStyle w:val="28"/>
               <w:keepNext w:val="0"/>
               <w:keepLines w:val="0"/>
               <w:pageBreakBefore w:val="0"/>
@@ -1956,7 +1954,7 @@
           </w:tcPr>
           <w:p>
             <w:pPr>
-              <w:pStyle w:val="27"/>
+              <w:pStyle w:val="28"/>
               <w:keepNext w:val="0"/>
               <w:keepLines w:val="0"/>
               <w:pageBreakBefore w:val="0"/>
@@ -2102,7 +2100,7 @@
               <w:rFonts w:hint="eastAsia" w:ascii="宋体" w:hAnsi="宋体" w:eastAsia="宋体" w:cs="宋体"/>
               <w:szCs w:val="24"/>
             </w:rPr>
-            <w:instrText xml:space="preserve"> HYPERLINK \l _Toc16760 </w:instrText>
+            <w:instrText xml:space="preserve"> HYPERLINK \l _Toc29613 </w:instrText>
           </w:r>
           <w:r>
             <w:rPr>
@@ -2125,7 +2123,7 @@
             <w:fldChar w:fldCharType="begin"/>
           </w:r>
           <w:r>
-            <w:instrText xml:space="preserve"> PAGEREF _Toc16760 \h </w:instrText>
+            <w:instrText xml:space="preserve"> PAGEREF _Toc29613 \h </w:instrText>
           </w:r>
           <w:r>
             <w:fldChar w:fldCharType="separate"/>
@@ -2163,7 +2161,7 @@
               <w:rFonts w:hint="eastAsia" w:ascii="宋体" w:hAnsi="宋体" w:eastAsia="宋体" w:cs="宋体"/>
               <w:szCs w:val="24"/>
             </w:rPr>
-            <w:instrText xml:space="preserve"> HYPERLINK \l _Toc24531 </w:instrText>
+            <w:instrText xml:space="preserve"> HYPERLINK \l _Toc10016 </w:instrText>
           </w:r>
           <w:r>
             <w:rPr>
@@ -2186,7 +2184,7 @@
             <w:fldChar w:fldCharType="begin"/>
           </w:r>
           <w:r>
-            <w:instrText xml:space="preserve"> PAGEREF _Toc24531 \h </w:instrText>
+            <w:instrText xml:space="preserve"> PAGEREF _Toc10016 \h </w:instrText>
           </w:r>
           <w:r>
             <w:fldChar w:fldCharType="separate"/>
@@ -2224,7 +2222,7 @@
               <w:rFonts w:hint="eastAsia" w:ascii="宋体" w:hAnsi="宋体" w:eastAsia="宋体" w:cs="宋体"/>
               <w:szCs w:val="24"/>
             </w:rPr>
-            <w:instrText xml:space="preserve"> HYPERLINK \l _Toc4649 </w:instrText>
+            <w:instrText xml:space="preserve"> HYPERLINK \l _Toc11072 </w:instrText>
           </w:r>
           <w:r>
             <w:rPr>
@@ -2254,7 +2252,7 @@
             <w:fldChar w:fldCharType="begin"/>
           </w:r>
           <w:r>
-            <w:instrText xml:space="preserve"> PAGEREF _Toc4649 \h </w:instrText>
+            <w:instrText xml:space="preserve"> PAGEREF _Toc11072 \h </w:instrText>
           </w:r>
           <w:r>
             <w:fldChar w:fldCharType="separate"/>
@@ -2292,7 +2290,7 @@
               <w:rFonts w:hint="eastAsia" w:ascii="宋体" w:hAnsi="宋体" w:eastAsia="宋体" w:cs="宋体"/>
               <w:szCs w:val="24"/>
             </w:rPr>
-            <w:instrText xml:space="preserve"> HYPERLINK \l _Toc32740 </w:instrText>
+            <w:instrText xml:space="preserve"> HYPERLINK \l _Toc19813 </w:instrText>
           </w:r>
           <w:r>
             <w:rPr>
@@ -2322,7 +2320,7 @@
             <w:fldChar w:fldCharType="begin"/>
           </w:r>
           <w:r>
-            <w:instrText xml:space="preserve"> PAGEREF _Toc32740 \h </w:instrText>
+            <w:instrText xml:space="preserve"> PAGEREF _Toc19813 \h </w:instrText>
           </w:r>
           <w:r>
             <w:fldChar w:fldCharType="separate"/>
@@ -2360,7 +2358,7 @@
               <w:rFonts w:hint="eastAsia" w:ascii="宋体" w:hAnsi="宋体" w:eastAsia="宋体" w:cs="宋体"/>
               <w:szCs w:val="24"/>
             </w:rPr>
-            <w:instrText xml:space="preserve"> HYPERLINK \l _Toc25007 </w:instrText>
+            <w:instrText xml:space="preserve"> HYPERLINK \l _Toc32158 </w:instrText>
           </w:r>
           <w:r>
             <w:rPr>
@@ -2390,7 +2388,7 @@
             <w:fldChar w:fldCharType="begin"/>
           </w:r>
           <w:r>
-            <w:instrText xml:space="preserve"> PAGEREF _Toc25007 \h </w:instrText>
+            <w:instrText xml:space="preserve"> PAGEREF _Toc32158 \h </w:instrText>
           </w:r>
           <w:r>
             <w:fldChar w:fldCharType="separate"/>
@@ -2428,7 +2426,7 @@
               <w:rFonts w:hint="eastAsia" w:ascii="宋体" w:hAnsi="宋体" w:eastAsia="宋体" w:cs="宋体"/>
               <w:szCs w:val="24"/>
             </w:rPr>
-            <w:instrText xml:space="preserve"> HYPERLINK \l _Toc20430 </w:instrText>
+            <w:instrText xml:space="preserve"> HYPERLINK \l _Toc620 </w:instrText>
           </w:r>
           <w:r>
             <w:rPr>
@@ -2458,7 +2456,7 @@
             <w:fldChar w:fldCharType="begin"/>
           </w:r>
           <w:r>
-            <w:instrText xml:space="preserve"> PAGEREF _Toc20430 \h </w:instrText>
+            <w:instrText xml:space="preserve"> PAGEREF _Toc620 \h </w:instrText>
           </w:r>
           <w:r>
             <w:fldChar w:fldCharType="separate"/>
@@ -2496,7 +2494,7 @@
               <w:rFonts w:hint="eastAsia" w:ascii="宋体" w:hAnsi="宋体" w:eastAsia="宋体" w:cs="宋体"/>
               <w:szCs w:val="24"/>
             </w:rPr>
-            <w:instrText xml:space="preserve"> HYPERLINK \l _Toc19869 </w:instrText>
+            <w:instrText xml:space="preserve"> HYPERLINK \l _Toc26437 </w:instrText>
           </w:r>
           <w:r>
             <w:rPr>
@@ -2526,7 +2524,7 @@
             <w:fldChar w:fldCharType="begin"/>
           </w:r>
           <w:r>
-            <w:instrText xml:space="preserve"> PAGEREF _Toc19869 \h </w:instrText>
+            <w:instrText xml:space="preserve"> PAGEREF _Toc26437 \h </w:instrText>
           </w:r>
           <w:r>
             <w:fldChar w:fldCharType="separate"/>
@@ -2564,7 +2562,7 @@
               <w:rFonts w:hint="eastAsia" w:ascii="宋体" w:hAnsi="宋体" w:eastAsia="宋体" w:cs="宋体"/>
               <w:szCs w:val="24"/>
             </w:rPr>
-            <w:instrText xml:space="preserve"> HYPERLINK \l _Toc13208 </w:instrText>
+            <w:instrText xml:space="preserve"> HYPERLINK \l _Toc990 </w:instrText>
           </w:r>
           <w:r>
             <w:rPr>
@@ -2594,7 +2592,7 @@
             <w:fldChar w:fldCharType="begin"/>
           </w:r>
           <w:r>
-            <w:instrText xml:space="preserve"> PAGEREF _Toc13208 \h </w:instrText>
+            <w:instrText xml:space="preserve"> PAGEREF _Toc990 \h </w:instrText>
           </w:r>
           <w:r>
             <w:fldChar w:fldCharType="separate"/>
@@ -2632,7 +2630,7 @@
               <w:rFonts w:hint="eastAsia" w:ascii="宋体" w:hAnsi="宋体" w:eastAsia="宋体" w:cs="宋体"/>
               <w:szCs w:val="24"/>
             </w:rPr>
-            <w:instrText xml:space="preserve"> HYPERLINK \l _Toc31648 </w:instrText>
+            <w:instrText xml:space="preserve"> HYPERLINK \l _Toc7642 </w:instrText>
           </w:r>
           <w:r>
             <w:rPr>
@@ -2662,13 +2660,13 @@
             <w:fldChar w:fldCharType="begin"/>
           </w:r>
           <w:r>
-            <w:instrText xml:space="preserve"> PAGEREF _Toc31648 \h </w:instrText>
+            <w:instrText xml:space="preserve"> PAGEREF _Toc7642 \h </w:instrText>
           </w:r>
           <w:r>
             <w:fldChar w:fldCharType="separate"/>
           </w:r>
           <w:r>
-            <w:t>7</w:t>
+            <w:t>4</w:t>
           </w:r>
           <w:r>
             <w:fldChar w:fldCharType="end"/>
@@ -2700,7 +2698,7 @@
               <w:rFonts w:hint="eastAsia" w:ascii="宋体" w:hAnsi="宋体" w:eastAsia="宋体" w:cs="宋体"/>
               <w:szCs w:val="24"/>
             </w:rPr>
-            <w:instrText xml:space="preserve"> HYPERLINK \l _Toc11539 </w:instrText>
+            <w:instrText xml:space="preserve"> HYPERLINK \l _Toc19708 </w:instrText>
           </w:r>
           <w:r>
             <w:rPr>
@@ -2730,13 +2728,13 @@
             <w:fldChar w:fldCharType="begin"/>
           </w:r>
           <w:r>
-            <w:instrText xml:space="preserve"> PAGEREF _Toc11539 \h </w:instrText>
+            <w:instrText xml:space="preserve"> PAGEREF _Toc19708 \h </w:instrText>
           </w:r>
           <w:r>
             <w:fldChar w:fldCharType="separate"/>
           </w:r>
           <w:r>
-            <w:t>7</w:t>
+            <w:t>4</w:t>
           </w:r>
           <w:r>
             <w:fldChar w:fldCharType="end"/>
@@ -2768,7 +2766,7 @@
               <w:rFonts w:hint="eastAsia" w:ascii="宋体" w:hAnsi="宋体" w:eastAsia="宋体" w:cs="宋体"/>
               <w:szCs w:val="24"/>
             </w:rPr>
-            <w:instrText xml:space="preserve"> HYPERLINK \l _Toc21960 </w:instrText>
+            <w:instrText xml:space="preserve"> HYPERLINK \l _Toc8964 </w:instrText>
           </w:r>
           <w:r>
             <w:rPr>
@@ -2798,13 +2796,13 @@
             <w:fldChar w:fldCharType="begin"/>
           </w:r>
           <w:r>
-            <w:instrText xml:space="preserve"> PAGEREF _Toc21960 \h </w:instrText>
+            <w:instrText xml:space="preserve"> PAGEREF _Toc8964 \h </w:instrText>
           </w:r>
           <w:r>
             <w:fldChar w:fldCharType="separate"/>
           </w:r>
           <w:r>
-            <w:t>7</w:t>
+            <w:t>4</w:t>
           </w:r>
           <w:r>
             <w:fldChar w:fldCharType="end"/>
@@ -2836,7 +2834,7 @@
               <w:rFonts w:hint="eastAsia" w:ascii="宋体" w:hAnsi="宋体" w:eastAsia="宋体" w:cs="宋体"/>
               <w:szCs w:val="24"/>
             </w:rPr>
-            <w:instrText xml:space="preserve"> HYPERLINK \l _Toc22377 </w:instrText>
+            <w:instrText xml:space="preserve"> HYPERLINK \l _Toc9882 </w:instrText>
           </w:r>
           <w:r>
             <w:rPr>
@@ -2866,13 +2864,13 @@
             <w:fldChar w:fldCharType="begin"/>
           </w:r>
           <w:r>
-            <w:instrText xml:space="preserve"> PAGEREF _Toc22377 \h </w:instrText>
+            <w:instrText xml:space="preserve"> PAGEREF _Toc9882 \h </w:instrText>
           </w:r>
           <w:r>
             <w:fldChar w:fldCharType="separate"/>
           </w:r>
           <w:r>
-            <w:t>7</w:t>
+            <w:t>4</w:t>
           </w:r>
           <w:r>
             <w:fldChar w:fldCharType="end"/>
@@ -2904,7 +2902,7 @@
               <w:rFonts w:hint="eastAsia" w:ascii="宋体" w:hAnsi="宋体" w:eastAsia="宋体" w:cs="宋体"/>
               <w:szCs w:val="24"/>
             </w:rPr>
-            <w:instrText xml:space="preserve"> HYPERLINK \l _Toc1654 </w:instrText>
+            <w:instrText xml:space="preserve"> HYPERLINK \l _Toc15101 </w:instrText>
           </w:r>
           <w:r>
             <w:rPr>
@@ -2934,421 +2932,13 @@
             <w:fldChar w:fldCharType="begin"/>
           </w:r>
           <w:r>
-            <w:instrText xml:space="preserve"> PAGEREF _Toc1654 \h </w:instrText>
+            <w:instrText xml:space="preserve"> PAGEREF _Toc15101 \h </w:instrText>
           </w:r>
           <w:r>
             <w:fldChar w:fldCharType="separate"/>
           </w:r>
           <w:r>
-            <w:t>7</w:t>
-          </w:r>
-          <w:r>
-            <w:fldChar w:fldCharType="end"/>
-          </w:r>
-          <w:r>
-            <w:rPr>
-              <w:rFonts w:hint="eastAsia" w:ascii="宋体" w:hAnsi="宋体" w:eastAsia="宋体" w:cs="宋体"/>
-              <w:szCs w:val="24"/>
-            </w:rPr>
-            <w:fldChar w:fldCharType="end"/>
-          </w:r>
-        </w:p>
-        <w:p>
-          <w:pPr>
-            <w:pStyle w:val="17"/>
-            <w:tabs>
-              <w:tab w:val="right" w:leader="dot" w:pos="8306"/>
-            </w:tabs>
-          </w:pPr>
-          <w:r>
-            <w:rPr>
-              <w:rFonts w:hint="eastAsia" w:ascii="宋体" w:hAnsi="宋体" w:eastAsia="宋体" w:cs="宋体"/>
-              <w:szCs w:val="24"/>
-            </w:rPr>
-            <w:fldChar w:fldCharType="begin"/>
-          </w:r>
-          <w:r>
-            <w:rPr>
-              <w:rFonts w:hint="eastAsia" w:ascii="宋体" w:hAnsi="宋体" w:eastAsia="宋体" w:cs="宋体"/>
-              <w:szCs w:val="24"/>
-            </w:rPr>
-            <w:instrText xml:space="preserve"> HYPERLINK \l _Toc10225 </w:instrText>
-          </w:r>
-          <w:r>
-            <w:rPr>
-              <w:rFonts w:hint="eastAsia" w:ascii="宋体" w:hAnsi="宋体" w:eastAsia="宋体" w:cs="宋体"/>
-              <w:szCs w:val="24"/>
-            </w:rPr>
-            <w:fldChar w:fldCharType="separate"/>
-          </w:r>
-          <w:r>
-            <w:rPr>
-              <w:rFonts w:hint="default"/>
-              <w:lang w:val="en-US" w:eastAsia="zh-CN"/>
-            </w:rPr>
-            <w:t xml:space="preserve">1.3. </w:t>
-          </w:r>
-          <w:r>
-            <w:rPr>
-              <w:rFonts w:hint="eastAsia"/>
-              <w:lang w:val="en-US" w:eastAsia="zh-CN"/>
-            </w:rPr>
-            <w:t>运维工具应用效果</w:t>
-          </w:r>
-          <w:r>
-            <w:tab/>
-          </w:r>
-          <w:r>
-            <w:fldChar w:fldCharType="begin"/>
-          </w:r>
-          <w:r>
-            <w:instrText xml:space="preserve"> PAGEREF _Toc10225 \h </w:instrText>
-          </w:r>
-          <w:r>
-            <w:fldChar w:fldCharType="separate"/>
-          </w:r>
-          <w:r>
-            <w:t>10</w:t>
-          </w:r>
-          <w:r>
-            <w:fldChar w:fldCharType="end"/>
-          </w:r>
-          <w:r>
-            <w:rPr>
-              <w:rFonts w:hint="eastAsia" w:ascii="宋体" w:hAnsi="宋体" w:eastAsia="宋体" w:cs="宋体"/>
-              <w:szCs w:val="24"/>
-            </w:rPr>
-            <w:fldChar w:fldCharType="end"/>
-          </w:r>
-        </w:p>
-        <w:p>
-          <w:pPr>
-            <w:pStyle w:val="16"/>
-            <w:tabs>
-              <w:tab w:val="right" w:leader="dot" w:pos="8306"/>
-            </w:tabs>
-          </w:pPr>
-          <w:r>
-            <w:rPr>
-              <w:rFonts w:hint="eastAsia" w:ascii="宋体" w:hAnsi="宋体" w:eastAsia="宋体" w:cs="宋体"/>
-              <w:szCs w:val="24"/>
-            </w:rPr>
-            <w:fldChar w:fldCharType="begin"/>
-          </w:r>
-          <w:r>
-            <w:rPr>
-              <w:rFonts w:hint="eastAsia" w:ascii="宋体" w:hAnsi="宋体" w:eastAsia="宋体" w:cs="宋体"/>
-              <w:szCs w:val="24"/>
-            </w:rPr>
-            <w:instrText xml:space="preserve"> HYPERLINK \l _Toc6222 </w:instrText>
-          </w:r>
-          <w:r>
-            <w:rPr>
-              <w:rFonts w:hint="eastAsia" w:ascii="宋体" w:hAnsi="宋体" w:eastAsia="宋体" w:cs="宋体"/>
-              <w:szCs w:val="24"/>
-            </w:rPr>
-            <w:fldChar w:fldCharType="separate"/>
-          </w:r>
-          <w:r>
-            <w:rPr>
-              <w:rFonts w:hint="default"/>
-              <w:lang w:val="en-US" w:eastAsia="zh-CN"/>
-            </w:rPr>
-            <w:t xml:space="preserve">2. </w:t>
-          </w:r>
-          <w:r>
-            <w:rPr>
-              <w:rFonts w:hint="eastAsia"/>
-              <w:lang w:val="en-US" w:eastAsia="zh-CN"/>
-            </w:rPr>
-            <w:t>服务台应用情况说明</w:t>
-          </w:r>
-          <w:r>
-            <w:tab/>
-          </w:r>
-          <w:r>
-            <w:fldChar w:fldCharType="begin"/>
-          </w:r>
-          <w:r>
-            <w:instrText xml:space="preserve"> PAGEREF _Toc6222 \h </w:instrText>
-          </w:r>
-          <w:r>
-            <w:fldChar w:fldCharType="separate"/>
-          </w:r>
-          <w:r>
-            <w:t>11</w:t>
-          </w:r>
-          <w:r>
-            <w:fldChar w:fldCharType="end"/>
-          </w:r>
-          <w:r>
-            <w:rPr>
-              <w:rFonts w:hint="eastAsia" w:ascii="宋体" w:hAnsi="宋体" w:eastAsia="宋体" w:cs="宋体"/>
-              <w:szCs w:val="24"/>
-            </w:rPr>
-            <w:fldChar w:fldCharType="end"/>
-          </w:r>
-        </w:p>
-        <w:p>
-          <w:pPr>
-            <w:pStyle w:val="16"/>
-            <w:tabs>
-              <w:tab w:val="right" w:leader="dot" w:pos="8306"/>
-            </w:tabs>
-          </w:pPr>
-          <w:r>
-            <w:rPr>
-              <w:rFonts w:hint="eastAsia" w:ascii="宋体" w:hAnsi="宋体" w:eastAsia="宋体" w:cs="宋体"/>
-              <w:szCs w:val="24"/>
-            </w:rPr>
-            <w:fldChar w:fldCharType="begin"/>
-          </w:r>
-          <w:r>
-            <w:rPr>
-              <w:rFonts w:hint="eastAsia" w:ascii="宋体" w:hAnsi="宋体" w:eastAsia="宋体" w:cs="宋体"/>
-              <w:szCs w:val="24"/>
-            </w:rPr>
-            <w:instrText xml:space="preserve"> HYPERLINK \l _Toc26297 </w:instrText>
-          </w:r>
-          <w:r>
-            <w:rPr>
-              <w:rFonts w:hint="eastAsia" w:ascii="宋体" w:hAnsi="宋体" w:eastAsia="宋体" w:cs="宋体"/>
-              <w:szCs w:val="24"/>
-            </w:rPr>
-            <w:fldChar w:fldCharType="separate"/>
-          </w:r>
-          <w:r>
-            <w:rPr>
-              <w:rFonts w:hint="default"/>
-              <w:lang w:val="en-US" w:eastAsia="zh-CN"/>
-            </w:rPr>
-            <w:t xml:space="preserve">3. </w:t>
-          </w:r>
-          <w:r>
-            <w:rPr>
-              <w:rFonts w:hint="eastAsia"/>
-              <w:lang w:val="en-US" w:eastAsia="zh-CN"/>
-            </w:rPr>
-            <w:t>备件库应用情况说明</w:t>
-          </w:r>
-          <w:r>
-            <w:tab/>
-          </w:r>
-          <w:r>
-            <w:fldChar w:fldCharType="begin"/>
-          </w:r>
-          <w:r>
-            <w:instrText xml:space="preserve"> PAGEREF _Toc26297 \h </w:instrText>
-          </w:r>
-          <w:r>
-            <w:fldChar w:fldCharType="separate"/>
-          </w:r>
-          <w:r>
-            <w:t>11</w:t>
-          </w:r>
-          <w:r>
-            <w:fldChar w:fldCharType="end"/>
-          </w:r>
-          <w:r>
-            <w:rPr>
-              <w:rFonts w:hint="eastAsia" w:ascii="宋体" w:hAnsi="宋体" w:eastAsia="宋体" w:cs="宋体"/>
-              <w:szCs w:val="24"/>
-            </w:rPr>
-            <w:fldChar w:fldCharType="end"/>
-          </w:r>
-        </w:p>
-        <w:p>
-          <w:pPr>
-            <w:pStyle w:val="16"/>
-            <w:tabs>
-              <w:tab w:val="right" w:leader="dot" w:pos="8306"/>
-            </w:tabs>
-          </w:pPr>
-          <w:r>
-            <w:rPr>
-              <w:rFonts w:hint="eastAsia" w:ascii="宋体" w:hAnsi="宋体" w:eastAsia="宋体" w:cs="宋体"/>
-              <w:szCs w:val="24"/>
-            </w:rPr>
-            <w:fldChar w:fldCharType="begin"/>
-          </w:r>
-          <w:r>
-            <w:rPr>
-              <w:rFonts w:hint="eastAsia" w:ascii="宋体" w:hAnsi="宋体" w:eastAsia="宋体" w:cs="宋体"/>
-              <w:szCs w:val="24"/>
-            </w:rPr>
-            <w:instrText xml:space="preserve"> HYPERLINK \l _Toc797 </w:instrText>
-          </w:r>
-          <w:r>
-            <w:rPr>
-              <w:rFonts w:hint="eastAsia" w:ascii="宋体" w:hAnsi="宋体" w:eastAsia="宋体" w:cs="宋体"/>
-              <w:szCs w:val="24"/>
-            </w:rPr>
-            <w:fldChar w:fldCharType="separate"/>
-          </w:r>
-          <w:r>
-            <w:rPr>
-              <w:rFonts w:hint="default"/>
-              <w:lang w:val="en-US" w:eastAsia="zh-CN"/>
-            </w:rPr>
-            <w:t xml:space="preserve">4. </w:t>
-          </w:r>
-          <w:r>
-            <w:rPr>
-              <w:rFonts w:hint="eastAsia"/>
-              <w:lang w:val="en-US" w:eastAsia="zh-CN"/>
-            </w:rPr>
-            <w:t>服务知识应用情况说明</w:t>
-          </w:r>
-          <w:r>
-            <w:tab/>
-          </w:r>
-          <w:r>
-            <w:fldChar w:fldCharType="begin"/>
-          </w:r>
-          <w:r>
-            <w:instrText xml:space="preserve"> PAGEREF _Toc797 \h </w:instrText>
-          </w:r>
-          <w:r>
-            <w:fldChar w:fldCharType="separate"/>
-          </w:r>
-          <w:r>
-            <w:t>12</w:t>
-          </w:r>
-          <w:r>
-            <w:fldChar w:fldCharType="end"/>
-          </w:r>
-          <w:r>
-            <w:rPr>
-              <w:rFonts w:hint="eastAsia" w:ascii="宋体" w:hAnsi="宋体" w:eastAsia="宋体" w:cs="宋体"/>
-              <w:szCs w:val="24"/>
-            </w:rPr>
-            <w:fldChar w:fldCharType="end"/>
-          </w:r>
-        </w:p>
-        <w:p>
-          <w:pPr>
-            <w:pStyle w:val="16"/>
-            <w:tabs>
-              <w:tab w:val="right" w:leader="dot" w:pos="8306"/>
-            </w:tabs>
-          </w:pPr>
-          <w:r>
-            <w:rPr>
-              <w:rFonts w:hint="eastAsia" w:ascii="宋体" w:hAnsi="宋体" w:eastAsia="宋体" w:cs="宋体"/>
-              <w:szCs w:val="24"/>
-            </w:rPr>
-            <w:fldChar w:fldCharType="begin"/>
-          </w:r>
-          <w:r>
-            <w:rPr>
-              <w:rFonts w:hint="eastAsia" w:ascii="宋体" w:hAnsi="宋体" w:eastAsia="宋体" w:cs="宋体"/>
-              <w:szCs w:val="24"/>
-            </w:rPr>
-            <w:instrText xml:space="preserve"> HYPERLINK \l _Toc9333 </w:instrText>
-          </w:r>
-          <w:r>
-            <w:rPr>
-              <w:rFonts w:hint="eastAsia" w:ascii="宋体" w:hAnsi="宋体" w:eastAsia="宋体" w:cs="宋体"/>
-              <w:szCs w:val="24"/>
-            </w:rPr>
-            <w:fldChar w:fldCharType="separate"/>
-          </w:r>
-          <w:r>
-            <w:rPr>
-              <w:rFonts w:hint="default"/>
-              <w:lang w:val="en-US" w:eastAsia="zh-CN"/>
-            </w:rPr>
-            <w:t xml:space="preserve">5. </w:t>
-          </w:r>
-          <w:r>
-            <w:rPr>
-              <w:rFonts w:hint="eastAsia"/>
-              <w:lang w:val="en-US" w:eastAsia="zh-CN"/>
-            </w:rPr>
-            <w:t>最终软件库应用情况说明</w:t>
-          </w:r>
-          <w:r>
-            <w:tab/>
-          </w:r>
-          <w:r>
-            <w:fldChar w:fldCharType="begin"/>
-          </w:r>
-          <w:r>
-            <w:instrText xml:space="preserve"> PAGEREF _Toc9333 \h </w:instrText>
-          </w:r>
-          <w:r>
-            <w:fldChar w:fldCharType="separate"/>
-          </w:r>
-          <w:r>
-            <w:t>13</w:t>
-          </w:r>
-          <w:r>
-            <w:fldChar w:fldCharType="end"/>
-          </w:r>
-          <w:r>
-            <w:rPr>
-              <w:rFonts w:hint="eastAsia" w:ascii="宋体" w:hAnsi="宋体" w:eastAsia="宋体" w:cs="宋体"/>
-              <w:szCs w:val="24"/>
-            </w:rPr>
-            <w:fldChar w:fldCharType="end"/>
-          </w:r>
-        </w:p>
-        <w:p>
-          <w:pPr>
-            <w:pStyle w:val="16"/>
-            <w:tabs>
-              <w:tab w:val="right" w:leader="dot" w:pos="8306"/>
-            </w:tabs>
-          </w:pPr>
-          <w:r>
-            <w:rPr>
-              <w:rFonts w:hint="eastAsia" w:ascii="宋体" w:hAnsi="宋体" w:eastAsia="宋体" w:cs="宋体"/>
-              <w:szCs w:val="24"/>
-            </w:rPr>
-            <w:fldChar w:fldCharType="begin"/>
-          </w:r>
-          <w:r>
-            <w:rPr>
-              <w:rFonts w:hint="eastAsia" w:ascii="宋体" w:hAnsi="宋体" w:eastAsia="宋体" w:cs="宋体"/>
-              <w:szCs w:val="24"/>
-            </w:rPr>
-            <w:instrText xml:space="preserve"> HYPERLINK \l _Toc29847 </w:instrText>
-          </w:r>
-          <w:r>
-            <w:rPr>
-              <w:rFonts w:hint="eastAsia" w:ascii="宋体" w:hAnsi="宋体" w:eastAsia="宋体" w:cs="宋体"/>
-              <w:szCs w:val="24"/>
-            </w:rPr>
-            <w:fldChar w:fldCharType="separate"/>
-          </w:r>
-          <w:r>
-            <w:rPr>
-              <w:rFonts w:hint="default"/>
-              <w:lang w:val="en-US" w:eastAsia="zh-CN"/>
-            </w:rPr>
-            <w:t xml:space="preserve">6. </w:t>
-          </w:r>
-          <w:r>
-            <w:rPr>
-              <w:rFonts w:hint="eastAsia"/>
-              <w:lang w:val="en-US" w:eastAsia="zh-CN"/>
-            </w:rPr>
-            <w:t>服务数据应用情况说明</w:t>
-          </w:r>
-          <w:r>
-            <w:tab/>
-          </w:r>
-          <w:r>
-            <w:fldChar w:fldCharType="begin"/>
-          </w:r>
-          <w:r>
-            <w:instrText xml:space="preserve"> PAGEREF _Toc29847 \h </w:instrText>
-          </w:r>
-          <w:r>
-            <w:fldChar w:fldCharType="separate"/>
-          </w:r>
-          <w:r>
-            <w:t>14</w:t>
+            <w:t>5</w:t>
           </w:r>
           <w:r>
             <w:fldChar w:fldCharType="end"/>
@@ -3436,7 +3026,7 @@
     </w:p>
     <w:p>
       <w:pPr>
-        <w:pStyle w:val="28"/>
+        <w:pStyle w:val="29"/>
         <w:keepNext w:val="0"/>
         <w:keepLines w:val="0"/>
         <w:pageBreakBefore w:val="0"/>
@@ -3455,7 +3045,7 @@
           <w:lang w:val="en-US" w:eastAsia="zh-CN"/>
         </w:rPr>
       </w:pPr>
-      <w:bookmarkStart w:id="2" w:name="_Toc4649"/>
+      <w:bookmarkStart w:id="2" w:name="_Toc11072"/>
       <w:r>
         <w:rPr>
           <w:rFonts w:hint="eastAsia"/>
@@ -3467,14 +3057,14 @@
     </w:p>
     <w:p>
       <w:pPr>
-        <w:pStyle w:val="30"/>
+        <w:pStyle w:val="31"/>
         <w:bidi w:val="0"/>
         <w:rPr>
           <w:rFonts w:hint="eastAsia"/>
           <w:lang w:val="en-US" w:eastAsia="zh-CN"/>
         </w:rPr>
       </w:pPr>
-      <w:bookmarkStart w:id="3" w:name="_Toc32740"/>
+      <w:bookmarkStart w:id="3" w:name="_Toc19813"/>
       <w:r>
         <w:rPr>
           <w:rFonts w:hint="eastAsia"/>
@@ -3486,14 +3076,14 @@
     </w:p>
     <w:p>
       <w:pPr>
-        <w:pStyle w:val="31"/>
+        <w:pStyle w:val="32"/>
         <w:bidi w:val="0"/>
         <w:rPr>
           <w:rFonts w:hint="eastAsia"/>
           <w:lang w:val="en-US" w:eastAsia="zh-CN"/>
         </w:rPr>
       </w:pPr>
-      <w:bookmarkStart w:id="4" w:name="_Toc25007"/>
+      <w:bookmarkStart w:id="4" w:name="_Toc32158"/>
       <w:r>
         <w:rPr>
           <w:rFonts w:hint="eastAsia"/>
@@ -3505,46 +3095,31 @@
     </w:p>
     <w:p>
       <w:pPr>
-        <w:pStyle w:val="29"/>
-        <w:rPr>
-          <w:rFonts w:hint="eastAsia"/>
-          <w:lang w:val="en-US" w:eastAsia="zh-CN"/>
-        </w:rPr>
-      </w:pPr>
-      <w:r>
-        <w:rPr>
-          <w:rFonts w:hint="eastAsia"/>
-          <w:lang w:val="en-US" w:eastAsia="zh-CN"/>
-        </w:rPr>
-        <w:t>禅道项目管理工具</w:t>
+        <w:pStyle w:val="30"/>
+        <w:bidi w:val="0"/>
+        <w:rPr>
+          <w:rFonts w:hint="eastAsia"/>
+          <w:lang w:val="en-US" w:eastAsia="zh-CN"/>
+        </w:rPr>
+      </w:pPr>
+      <w:r>
+        <w:rPr>
+          <w:rFonts w:hint="eastAsia"/>
+          <w:lang w:val="en-US" w:eastAsia="zh-CN"/>
+        </w:rPr>
+        <w:t>通服信息化服务平台</w:t>
       </w:r>
     </w:p>
     <w:p>
       <w:pPr>
-        <w:pStyle w:val="29"/>
+        <w:pStyle w:val="32"/>
+        <w:bidi w:val="0"/>
         <w:rPr>
           <w:rFonts w:hint="default"/>
           <w:lang w:val="en-US" w:eastAsia="zh-CN"/>
         </w:rPr>
       </w:pPr>
-      <w:r>
-        <w:rPr>
-          <w:rFonts w:hint="eastAsia"/>
-          <w:lang w:val="en-US" w:eastAsia="zh-CN"/>
-        </w:rPr>
-        <w:t>DASUSM平台</w:t>
-      </w:r>
-    </w:p>
-    <w:p>
-      <w:pPr>
-        <w:pStyle w:val="31"/>
-        <w:bidi w:val="0"/>
-        <w:rPr>
-          <w:rFonts w:hint="default"/>
-          <w:lang w:val="en-US" w:eastAsia="zh-CN"/>
-        </w:rPr>
-      </w:pPr>
-      <w:bookmarkStart w:id="5" w:name="_Toc20430"/>
+      <w:bookmarkStart w:id="5" w:name="_Toc620"/>
       <w:r>
         <w:rPr>
           <w:rFonts w:hint="eastAsia"/>
@@ -3556,46 +3131,31 @@
     </w:p>
     <w:p>
       <w:pPr>
-        <w:pStyle w:val="29"/>
-        <w:rPr>
-          <w:rFonts w:hint="eastAsia"/>
-          <w:lang w:val="en-US" w:eastAsia="zh-CN"/>
-        </w:rPr>
-      </w:pPr>
-      <w:r>
-        <w:rPr>
-          <w:rFonts w:hint="eastAsia"/>
-          <w:lang w:val="en-US" w:eastAsia="zh-CN"/>
-        </w:rPr>
-        <w:t>禅道项目管理工具：开源</w:t>
+        <w:pStyle w:val="30"/>
+        <w:bidi w:val="0"/>
+        <w:rPr>
+          <w:rFonts w:hint="default"/>
+          <w:lang w:val="en-US" w:eastAsia="zh-CN"/>
+        </w:rPr>
+      </w:pPr>
+      <w:r>
+        <w:rPr>
+          <w:rFonts w:hint="eastAsia"/>
+          <w:lang w:val="en-US" w:eastAsia="zh-CN"/>
+        </w:rPr>
+        <w:t>自研</w:t>
       </w:r>
     </w:p>
     <w:p>
       <w:pPr>
-        <w:pStyle w:val="29"/>
+        <w:pStyle w:val="32"/>
+        <w:bidi w:val="0"/>
         <w:rPr>
           <w:rFonts w:hint="default"/>
           <w:lang w:val="en-US" w:eastAsia="zh-CN"/>
         </w:rPr>
       </w:pPr>
-      <w:r>
-        <w:rPr>
-          <w:rFonts w:hint="eastAsia"/>
-          <w:lang w:val="en-US" w:eastAsia="zh-CN"/>
-        </w:rPr>
-        <w:t>DASUSM平台：外购</w:t>
-      </w:r>
-    </w:p>
-    <w:p>
-      <w:pPr>
-        <w:pStyle w:val="31"/>
-        <w:bidi w:val="0"/>
-        <w:rPr>
-          <w:rFonts w:hint="default"/>
-          <w:lang w:val="en-US" w:eastAsia="zh-CN"/>
-        </w:rPr>
-      </w:pPr>
-      <w:bookmarkStart w:id="6" w:name="_Toc19869"/>
+      <w:bookmarkStart w:id="6" w:name="_Toc26437"/>
       <w:r>
         <w:rPr>
           <w:rFonts w:hint="eastAsia"/>
@@ -3607,7 +3167,7 @@
     </w:p>
     <w:p>
       <w:pPr>
-        <w:pStyle w:val="29"/>
+        <w:pStyle w:val="30"/>
         <w:rPr>
           <w:rFonts w:hint="default"/>
           <w:lang w:val="en-US" w:eastAsia="zh-CN"/>
@@ -3615,63 +3175,23 @@
       </w:pPr>
       <w:r>
         <w:rPr>
-          <w:rFonts w:hint="default"/>
-          <w:lang w:val="en-US" w:eastAsia="zh-CN"/>
-        </w:rPr>
-        <w:t>定制后的禅道过程管理工具，已从一个通用的项目管理软件，转型为我司运维服务体系的“流程控制器”、“数据中枢”和“协作枢纽”。它通过将制度流程化、流程电子化、数据资产化，有效支撑了运维服务的精细化管理与持续改进，是公司达成并维持ITSS三级认证的核心保障。</w:t>
+          <w:rFonts w:hint="eastAsia" w:ascii="宋体" w:hAnsi="宋体" w:eastAsia="宋体" w:cs="宋体"/>
+          <w:sz w:val="21"/>
+          <w:szCs w:val="21"/>
+        </w:rPr>
+        <w:t>集成了工单全生命周期管理、统一服务门户、多系统协同处理与全景数据报表分析四大核心能力。平台构建了从“申告-受理-处理-办结-评价”的完整闭环流程，并融合了公告发布、模板库管理与服务满意度监测等模块，旨在为企业内部用户与运维团队提供标准化、透明化、高效化的统一服务入口与运营支撑。</w:t>
       </w:r>
     </w:p>
     <w:p>
       <w:pPr>
-        <w:pStyle w:val="29"/>
+        <w:pStyle w:val="32"/>
+        <w:bidi w:val="0"/>
         <w:rPr>
           <w:rFonts w:hint="default"/>
           <w:lang w:val="en-US" w:eastAsia="zh-CN"/>
         </w:rPr>
       </w:pPr>
-      <w:r>
-        <w:rPr>
-          <w:rFonts w:hint="eastAsia"/>
-          <w:lang w:val="en-US" w:eastAsia="zh-CN"/>
-        </w:rPr>
-        <w:t>DASUSM平台</w:t>
-      </w:r>
-      <w:r>
-        <w:rPr>
-          <w:rFonts w:hint="default" w:ascii="宋体" w:hAnsi="宋体" w:eastAsia="宋体" w:cs="宋体"/>
-          <w:sz w:val="24"/>
-          <w:szCs w:val="24"/>
-        </w:rPr>
-        <w:t>对ECS、RDS、SLB等云产品的资源负载、性能指标进行实时监控，如快速定位CPU利用率100%的云服务器并及时优化，保障业务系统稳定运行</w:t>
-      </w:r>
-      <w:r>
-        <w:rPr>
-          <w:rFonts w:hint="eastAsia" w:ascii="宋体" w:hAnsi="宋体" w:eastAsia="宋体" w:cs="宋体"/>
-          <w:sz w:val="24"/>
-          <w:szCs w:val="24"/>
-          <w:lang w:eastAsia="zh-CN"/>
-        </w:rPr>
-        <w:t>。</w:t>
-      </w:r>
-      <w:r>
-        <w:rPr>
-          <w:rFonts w:hint="default" w:ascii="宋体" w:hAnsi="宋体" w:eastAsia="宋体" w:cs="宋体"/>
-          <w:sz w:val="24"/>
-          <w:szCs w:val="24"/>
-        </w:rPr>
-        <w:t>借助其安全模块成功拦截了针对政务服务平台的SQL注入</w:t>
-      </w:r>
-    </w:p>
-    <w:p>
-      <w:pPr>
-        <w:pStyle w:val="31"/>
-        <w:bidi w:val="0"/>
-        <w:rPr>
-          <w:rFonts w:hint="default"/>
-          <w:lang w:val="en-US" w:eastAsia="zh-CN"/>
-        </w:rPr>
-      </w:pPr>
-      <w:bookmarkStart w:id="7" w:name="_Toc13208"/>
+      <w:bookmarkStart w:id="7" w:name="_Toc990"/>
       <w:r>
         <w:rPr>
           <w:rFonts w:hint="eastAsia"/>
@@ -3683,23 +3203,16 @@
     </w:p>
     <w:p>
       <w:pPr>
-        <w:pStyle w:val="29"/>
-        <w:rPr>
-          <w:rFonts w:hint="eastAsia"/>
-          <w:lang w:val="en-US" w:eastAsia="zh-CN"/>
-        </w:rPr>
-      </w:pPr>
-      <w:r>
-        <w:rPr>
-          <w:rFonts w:hint="eastAsia"/>
-          <w:lang w:val="en-US" w:eastAsia="zh-CN"/>
-        </w:rPr>
-        <w:t>对项目进行归类管理，同类项目可放到同一个项目集下。看板可展示不同项目的责任人、需求处理情况等信息。如图1-1所示</w:t>
+        <w:pStyle w:val="30"/>
+        <w:bidi w:val="0"/>
+      </w:pPr>
+      <w:r>
+        <w:t>该功能提供个人提交的所有工单处理状态、流转节点与实时进展的集中查看入口，方便您及时掌握办理进度并跟进处理结果。</w:t>
       </w:r>
     </w:p>
     <w:p>
       <w:pPr>
-        <w:pStyle w:val="29"/>
+        <w:pStyle w:val="30"/>
         <w:ind w:left="0" w:leftChars="0" w:right="0" w:rightChars="0" w:firstLine="0" w:firstLineChars="0"/>
         <w:jc w:val="center"/>
         <w:rPr>
@@ -3796,19 +3309,21 @@
           <w:rFonts w:hint="eastAsia"/>
           <w:lang w:val="en-US" w:eastAsia="zh-CN"/>
         </w:rPr>
-        <w:t>项目集看板</w:t>
+        <w:t xml:space="preserve"> 我的申告</w:t>
       </w:r>
     </w:p>
     <w:p>
       <w:pPr>
-        <w:pStyle w:val="29"/>
+        <w:pStyle w:val="30"/>
+        <w:ind w:left="0" w:leftChars="0" w:right="0" w:rightChars="0" w:firstLine="0" w:firstLineChars="0"/>
+        <w:jc w:val="center"/>
       </w:pPr>
       <w:r>
         <w:drawing>
           <wp:inline distT="0" distB="0" distL="114300" distR="114300">
-            <wp:extent cx="5265420" cy="2000250"/>
-            <wp:effectExtent l="0" t="0" r="11430" b="0"/>
-            <wp:docPr id="3" name="图片 1"/>
+            <wp:extent cx="5095875" cy="2941320"/>
+            <wp:effectExtent l="0" t="0" r="9525" b="0"/>
+            <wp:docPr id="11" name="图片 1"/>
             <wp:cNvGraphicFramePr>
               <a:graphicFrameLocks xmlns:a="http://schemas.openxmlformats.org/drawingml/2006/main" noChangeAspect="1"/>
             </wp:cNvGraphicFramePr>
@@ -3816,7 +3331,7 @@
               <a:graphicData uri="http://schemas.openxmlformats.org/drawingml/2006/picture">
                 <pic:pic xmlns:pic="http://schemas.openxmlformats.org/drawingml/2006/picture">
                   <pic:nvPicPr>
-                    <pic:cNvPr id="3" name="图片 1"/>
+                    <pic:cNvPr id="11" name="图片 1"/>
                     <pic:cNvPicPr>
                       <a:picLocks noChangeAspect="1"/>
                     </pic:cNvPicPr>
@@ -3830,7 +3345,7 @@
                   <pic:spPr>
                     <a:xfrm>
                       <a:off x="0" y="0"/>
-                      <a:ext cx="5265420" cy="2000250"/>
+                      <a:ext cx="5095875" cy="2941320"/>
                     </a:xfrm>
                     <a:prstGeom prst="rect">
                       <a:avLst/>
@@ -3849,137 +3364,136 @@
     </w:p>
     <w:p>
       <w:pPr>
-        <w:pStyle w:val="29"/>
-      </w:pPr>
+        <w:pStyle w:val="30"/>
+        <w:bidi w:val="0"/>
+        <w:rPr>
+          <w:rFonts w:hint="default"/>
+        </w:rPr>
+      </w:pPr>
+      <w:r>
+        <w:t>“所有工单”提供系统内全部工单的</w:t>
+      </w:r>
+      <w:r>
+        <w:rPr>
+          <w:rFonts w:hint="default"/>
+        </w:rPr>
+        <w:t>集中视图与管理入口。支持按状态、优先级、时间、所属系统等多维度筛选与查询，方便您全面掌握工单分布、处理进度及整体运营概况，实现对各类申告事务的统一跟踪与协同处理。</w:t>
+      </w:r>
     </w:p>
     <w:p>
       <w:pPr>
-        <w:pStyle w:val="29"/>
-        <w:rPr>
-          <w:rFonts w:hint="eastAsia"/>
-          <w:lang w:val="en-US" w:eastAsia="zh-CN"/>
-        </w:rPr>
-      </w:pPr>
-      <w:r>
-        <w:rPr>
-          <w:rFonts w:hint="eastAsia"/>
-          <w:lang w:val="en-US" w:eastAsia="zh-CN"/>
-        </w:rPr>
-        <w:t>通过项目集看板，可视化查看处于不同状态中的项目，如图1-2所示</w:t>
+        <w:pStyle w:val="30"/>
+        <w:ind w:left="0" w:leftChars="0" w:right="0" w:rightChars="0" w:firstLine="0" w:firstLineChars="0"/>
+        <w:jc w:val="center"/>
+        <w:rPr>
+          <w:rFonts w:hint="eastAsia"/>
+          <w:lang w:val="en-US" w:eastAsia="zh-CN"/>
+        </w:rPr>
+      </w:pPr>
+      <w:r>
+        <w:rPr>
+          <w:rFonts w:hint="eastAsia"/>
+          <w:lang w:val="en-US" w:eastAsia="zh-CN"/>
+        </w:rPr>
+        <w:t xml:space="preserve">图 </w:t>
+      </w:r>
+      <w:r>
+        <w:rPr>
+          <w:rFonts w:hint="eastAsia"/>
+          <w:lang w:val="en-US" w:eastAsia="zh-CN"/>
+        </w:rPr>
+        <w:fldChar w:fldCharType="begin"/>
+      </w:r>
+      <w:r>
+        <w:rPr>
+          <w:rFonts w:hint="eastAsia"/>
+          <w:lang w:val="en-US" w:eastAsia="zh-CN"/>
+        </w:rPr>
+        <w:instrText xml:space="preserve"> STYLEREF "柴_标题1" \n \* Charformat </w:instrText>
+      </w:r>
+      <w:r>
+        <w:rPr>
+          <w:rFonts w:hint="eastAsia"/>
+          <w:lang w:val="en-US" w:eastAsia="zh-CN"/>
+        </w:rPr>
+        <w:fldChar w:fldCharType="separate"/>
+      </w:r>
+      <w:r>
+        <w:rPr>
+          <w:rFonts w:hint="eastAsia"/>
+          <w:lang w:val="en-US" w:eastAsia="zh-CN"/>
+        </w:rPr>
+        <w:t>1</w:t>
+      </w:r>
+      <w:r>
+        <w:rPr>
+          <w:rFonts w:hint="eastAsia"/>
+          <w:lang w:val="en-US" w:eastAsia="zh-CN"/>
+        </w:rPr>
+        <w:fldChar w:fldCharType="end"/>
+      </w:r>
+      <w:r>
+        <w:rPr>
+          <w:rFonts w:hint="eastAsia"/>
+          <w:lang w:val="en-US" w:eastAsia="zh-CN"/>
+        </w:rPr>
+        <w:t xml:space="preserve"> -</w:t>
+      </w:r>
+      <w:r>
+        <w:rPr>
+          <w:rFonts w:hint="eastAsia"/>
+          <w:lang w:val="en-US" w:eastAsia="zh-CN"/>
+        </w:rPr>
+        <w:fldChar w:fldCharType="begin"/>
+      </w:r>
+      <w:r>
+        <w:rPr>
+          <w:rFonts w:hint="eastAsia"/>
+          <w:lang w:val="en-US" w:eastAsia="zh-CN"/>
+        </w:rPr>
+        <w:instrText xml:space="preserve">   SEQ 图 \* ARABIC  \s 1 </w:instrText>
+      </w:r>
+      <w:r>
+        <w:rPr>
+          <w:rFonts w:hint="eastAsia"/>
+          <w:lang w:val="en-US" w:eastAsia="zh-CN"/>
+        </w:rPr>
+        <w:fldChar w:fldCharType="separate"/>
+      </w:r>
+      <w:r>
+        <w:rPr>
+          <w:rFonts w:hint="eastAsia"/>
+          <w:lang w:val="en-US" w:eastAsia="zh-CN"/>
+        </w:rPr>
+        <w:t>2</w:t>
+      </w:r>
+      <w:r>
+        <w:rPr>
+          <w:rFonts w:hint="eastAsia"/>
+          <w:lang w:val="en-US" w:eastAsia="zh-CN"/>
+        </w:rPr>
+        <w:fldChar w:fldCharType="end"/>
+      </w:r>
+      <w:r>
+        <w:rPr>
+          <w:rFonts w:hint="eastAsia"/>
+          <w:lang w:val="en-US" w:eastAsia="zh-CN"/>
+        </w:rPr>
+        <w:t xml:space="preserve"> 所有工单</w:t>
       </w:r>
     </w:p>
     <w:p>
       <w:pPr>
-        <w:pStyle w:val="29"/>
+        <w:pStyle w:val="30"/>
         <w:ind w:left="0" w:leftChars="0" w:right="0" w:rightChars="0" w:firstLine="0" w:firstLineChars="0"/>
         <w:jc w:val="center"/>
-        <w:rPr>
-          <w:rFonts w:hint="default"/>
-          <w:lang w:val="en-US" w:eastAsia="zh-CN"/>
-        </w:rPr>
-      </w:pPr>
-      <w:r>
-        <w:rPr>
-          <w:rFonts w:hint="eastAsia"/>
-          <w:lang w:val="en-US" w:eastAsia="zh-CN"/>
-        </w:rPr>
-        <w:t xml:space="preserve">图 </w:t>
-      </w:r>
-      <w:r>
-        <w:rPr>
-          <w:rFonts w:hint="eastAsia"/>
-          <w:lang w:val="en-US" w:eastAsia="zh-CN"/>
-        </w:rPr>
-        <w:fldChar w:fldCharType="begin"/>
-      </w:r>
-      <w:r>
-        <w:rPr>
-          <w:rFonts w:hint="eastAsia"/>
-          <w:lang w:val="en-US" w:eastAsia="zh-CN"/>
-        </w:rPr>
-        <w:instrText xml:space="preserve"> STYLEREF "柴_标题1" \n \* Charformat </w:instrText>
-      </w:r>
-      <w:r>
-        <w:rPr>
-          <w:rFonts w:hint="eastAsia"/>
-          <w:lang w:val="en-US" w:eastAsia="zh-CN"/>
-        </w:rPr>
-        <w:fldChar w:fldCharType="separate"/>
-      </w:r>
-      <w:r>
-        <w:rPr>
-          <w:rFonts w:hint="eastAsia"/>
-          <w:lang w:val="en-US" w:eastAsia="zh-CN"/>
-        </w:rPr>
-        <w:t>1</w:t>
-      </w:r>
-      <w:r>
-        <w:rPr>
-          <w:rFonts w:hint="eastAsia"/>
-          <w:lang w:val="en-US" w:eastAsia="zh-CN"/>
-        </w:rPr>
-        <w:fldChar w:fldCharType="end"/>
-      </w:r>
-      <w:r>
-        <w:rPr>
-          <w:rFonts w:hint="eastAsia"/>
-          <w:lang w:val="en-US" w:eastAsia="zh-CN"/>
-        </w:rPr>
-        <w:t xml:space="preserve"> -</w:t>
-      </w:r>
-      <w:r>
-        <w:rPr>
-          <w:rFonts w:hint="eastAsia"/>
-          <w:lang w:val="en-US" w:eastAsia="zh-CN"/>
-        </w:rPr>
-        <w:fldChar w:fldCharType="begin"/>
-      </w:r>
-      <w:r>
-        <w:rPr>
-          <w:rFonts w:hint="eastAsia"/>
-          <w:lang w:val="en-US" w:eastAsia="zh-CN"/>
-        </w:rPr>
-        <w:instrText xml:space="preserve">   SEQ 图 \* ARABIC  \s 1 </w:instrText>
-      </w:r>
-      <w:r>
-        <w:rPr>
-          <w:rFonts w:hint="eastAsia"/>
-          <w:lang w:val="en-US" w:eastAsia="zh-CN"/>
-        </w:rPr>
-        <w:fldChar w:fldCharType="separate"/>
-      </w:r>
-      <w:r>
-        <w:rPr>
-          <w:rFonts w:hint="eastAsia"/>
-          <w:lang w:val="en-US" w:eastAsia="zh-CN"/>
-        </w:rPr>
-        <w:t>2</w:t>
-      </w:r>
-      <w:r>
-        <w:rPr>
-          <w:rFonts w:hint="eastAsia"/>
-          <w:lang w:val="en-US" w:eastAsia="zh-CN"/>
-        </w:rPr>
-        <w:fldChar w:fldCharType="end"/>
-      </w:r>
-      <w:r>
-        <w:rPr>
-          <w:rFonts w:hint="eastAsia"/>
-          <w:lang w:val="en-US" w:eastAsia="zh-CN"/>
-        </w:rPr>
-        <w:t>项目集-项目状态</w:t>
-      </w:r>
-    </w:p>
-    <w:p>
-      <w:pPr>
-        <w:pStyle w:val="29"/>
       </w:pPr>
       <w:r>
         <w:drawing>
           <wp:inline distT="0" distB="0" distL="114300" distR="114300">
-            <wp:extent cx="5267960" cy="1972310"/>
-            <wp:effectExtent l="0" t="0" r="8890" b="8890"/>
-            <wp:docPr id="4" name="图片 2"/>
+            <wp:extent cx="5264150" cy="2469515"/>
+            <wp:effectExtent l="0" t="0" r="8890" b="14605"/>
+            <wp:docPr id="12" name="图片 2"/>
             <wp:cNvGraphicFramePr>
               <a:graphicFrameLocks xmlns:a="http://schemas.openxmlformats.org/drawingml/2006/main" noChangeAspect="1"/>
             </wp:cNvGraphicFramePr>
@@ -3987,7 +3501,7 @@
               <a:graphicData uri="http://schemas.openxmlformats.org/drawingml/2006/picture">
                 <pic:pic xmlns:pic="http://schemas.openxmlformats.org/drawingml/2006/picture">
                   <pic:nvPicPr>
-                    <pic:cNvPr id="4" name="图片 2"/>
+                    <pic:cNvPr id="12" name="图片 2"/>
                     <pic:cNvPicPr>
                       <a:picLocks noChangeAspect="1"/>
                     </pic:cNvPicPr>
@@ -4001,7 +3515,7 @@
                   <pic:spPr>
                     <a:xfrm>
                       <a:off x="0" y="0"/>
-                      <a:ext cx="5267960" cy="1972310"/>
+                      <a:ext cx="5264150" cy="2469515"/>
                     </a:xfrm>
                     <a:prstGeom prst="rect">
                       <a:avLst/>
@@ -4020,138 +3534,16 @@
     </w:p>
     <w:p>
       <w:pPr>
-        <w:pStyle w:val="29"/>
-        <w:rPr>
-          <w:rFonts w:hint="eastAsia"/>
-          <w:lang w:val="en-US" w:eastAsia="zh-CN"/>
-        </w:rPr>
-      </w:pPr>
-      <w:r>
-        <w:rPr>
-          <w:rFonts w:hint="eastAsia"/>
-          <w:lang w:val="en-US" w:eastAsia="zh-CN"/>
-        </w:rPr>
-        <w:t>支持多种项目管理模型可供选择，包含Scurm模型、瀑布、看板、融合瀑布等。如图1-3所示。</w:t>
-      </w:r>
-    </w:p>
-    <w:p>
-      <w:pPr>
-        <w:pStyle w:val="29"/>
+        <w:pStyle w:val="30"/>
         <w:ind w:left="0" w:leftChars="0" w:right="0" w:rightChars="0" w:firstLine="0" w:firstLineChars="0"/>
         <w:jc w:val="center"/>
-        <w:rPr>
-          <w:rFonts w:hint="eastAsia"/>
-          <w:lang w:val="en-US" w:eastAsia="zh-CN"/>
-        </w:rPr>
-      </w:pPr>
-      <w:r>
-        <w:rPr>
-          <w:rFonts w:hint="eastAsia"/>
-          <w:lang w:val="en-US" w:eastAsia="zh-CN"/>
-        </w:rPr>
-        <w:t xml:space="preserve">图 </w:t>
-      </w:r>
-      <w:r>
-        <w:rPr>
-          <w:rFonts w:hint="eastAsia"/>
-          <w:lang w:val="en-US" w:eastAsia="zh-CN"/>
-        </w:rPr>
-        <w:fldChar w:fldCharType="begin"/>
-      </w:r>
-      <w:r>
-        <w:rPr>
-          <w:rFonts w:hint="eastAsia"/>
-          <w:lang w:val="en-US" w:eastAsia="zh-CN"/>
-        </w:rPr>
-        <w:instrText xml:space="preserve"> STYLEREF "柴_标题1" \n \* Charformat </w:instrText>
-      </w:r>
-      <w:r>
-        <w:rPr>
-          <w:rFonts w:hint="eastAsia"/>
-          <w:lang w:val="en-US" w:eastAsia="zh-CN"/>
-        </w:rPr>
-        <w:fldChar w:fldCharType="separate"/>
-      </w:r>
-      <w:r>
-        <w:rPr>
-          <w:rFonts w:hint="eastAsia"/>
-          <w:lang w:val="en-US" w:eastAsia="zh-CN"/>
-        </w:rPr>
-        <w:t>1</w:t>
-      </w:r>
-      <w:r>
-        <w:rPr>
-          <w:rFonts w:hint="eastAsia"/>
-          <w:lang w:val="en-US" w:eastAsia="zh-CN"/>
-        </w:rPr>
-        <w:fldChar w:fldCharType="end"/>
-      </w:r>
-      <w:r>
-        <w:rPr>
-          <w:rFonts w:hint="eastAsia"/>
-          <w:lang w:val="en-US" w:eastAsia="zh-CN"/>
-        </w:rPr>
-        <w:t xml:space="preserve"> -</w:t>
-      </w:r>
-      <w:r>
-        <w:rPr>
-          <w:rFonts w:hint="eastAsia"/>
-          <w:lang w:val="en-US" w:eastAsia="zh-CN"/>
-        </w:rPr>
-        <w:fldChar w:fldCharType="begin"/>
-      </w:r>
-      <w:r>
-        <w:rPr>
-          <w:rFonts w:hint="eastAsia"/>
-          <w:lang w:val="en-US" w:eastAsia="zh-CN"/>
-        </w:rPr>
-        <w:instrText xml:space="preserve">   SEQ 图 \* ARABIC  \s 1 </w:instrText>
-      </w:r>
-      <w:r>
-        <w:rPr>
-          <w:rFonts w:hint="eastAsia"/>
-          <w:lang w:val="en-US" w:eastAsia="zh-CN"/>
-        </w:rPr>
-        <w:fldChar w:fldCharType="separate"/>
-      </w:r>
-      <w:r>
-        <w:rPr>
-          <w:rFonts w:hint="eastAsia"/>
-          <w:lang w:val="en-US" w:eastAsia="zh-CN"/>
-        </w:rPr>
-        <w:t>3</w:t>
-      </w:r>
-      <w:r>
-        <w:rPr>
-          <w:rFonts w:hint="eastAsia"/>
-          <w:lang w:val="en-US" w:eastAsia="zh-CN"/>
-        </w:rPr>
-        <w:fldChar w:fldCharType="end"/>
-      </w:r>
-      <w:r>
-        <w:rPr>
-          <w:rFonts w:hint="eastAsia"/>
-          <w:lang w:val="en-US" w:eastAsia="zh-CN"/>
-        </w:rPr>
-        <w:t>项目模型选择</w:t>
-      </w:r>
-    </w:p>
-    <w:p>
-      <w:pPr>
-        <w:pStyle w:val="29"/>
-        <w:ind w:left="0" w:leftChars="0" w:right="0" w:rightChars="0" w:firstLine="0" w:firstLineChars="0"/>
-        <w:jc w:val="center"/>
-        <w:rPr>
-          <w:rFonts w:hint="default"/>
-          <w:lang w:val="en-US" w:eastAsia="zh-CN"/>
-        </w:rPr>
       </w:pPr>
       <w:r>
         <w:drawing>
           <wp:inline distT="0" distB="0" distL="114300" distR="114300">
-            <wp:extent cx="5244465" cy="2835910"/>
-            <wp:effectExtent l="0" t="0" r="13335" b="13970"/>
-            <wp:docPr id="5" name="图片 3"/>
+            <wp:extent cx="5269230" cy="2406015"/>
+            <wp:effectExtent l="0" t="0" r="3810" b="1905"/>
+            <wp:docPr id="14" name="图片 4"/>
             <wp:cNvGraphicFramePr>
               <a:graphicFrameLocks xmlns:a="http://schemas.openxmlformats.org/drawingml/2006/main" noChangeAspect="1"/>
             </wp:cNvGraphicFramePr>
@@ -4159,7 +3551,7 @@
               <a:graphicData uri="http://schemas.openxmlformats.org/drawingml/2006/picture">
                 <pic:pic xmlns:pic="http://schemas.openxmlformats.org/drawingml/2006/picture">
                   <pic:nvPicPr>
-                    <pic:cNvPr id="5" name="图片 3"/>
+                    <pic:cNvPr id="14" name="图片 4"/>
                     <pic:cNvPicPr>
                       <a:picLocks noChangeAspect="1"/>
                     </pic:cNvPicPr>
@@ -4173,7 +3565,7 @@
                   <pic:spPr>
                     <a:xfrm>
                       <a:off x="0" y="0"/>
-                      <a:ext cx="5244465" cy="2835910"/>
+                      <a:ext cx="5269230" cy="2406015"/>
                     </a:xfrm>
                     <a:prstGeom prst="rect">
                       <a:avLst/>
@@ -4192,142 +3584,16 @@
     </w:p>
     <w:p>
       <w:pPr>
-        <w:pStyle w:val="29"/>
-        <w:rPr>
-          <w:rFonts w:hint="eastAsia"/>
-          <w:lang w:val="en-US" w:eastAsia="zh-CN"/>
-        </w:rPr>
-      </w:pPr>
-      <w:r>
-        <w:rPr>
-          <w:rFonts w:hint="eastAsia"/>
-          <w:lang w:val="en-US" w:eastAsia="zh-CN"/>
-        </w:rPr>
-        <w:t>产品作为项目的交付物，属于目标层面的管理。如图1-4所示</w:t>
-      </w:r>
-    </w:p>
-    <w:p>
-      <w:pPr>
-        <w:pStyle w:val="29"/>
+        <w:pStyle w:val="30"/>
         <w:ind w:left="0" w:leftChars="0" w:right="0" w:rightChars="0" w:firstLine="0" w:firstLineChars="0"/>
         <w:jc w:val="center"/>
-        <w:rPr>
-          <w:rFonts w:hint="eastAsia"/>
-          <w:lang w:val="en-US" w:eastAsia="zh-CN"/>
-        </w:rPr>
-      </w:pPr>
-      <w:r>
-        <w:rPr>
-          <w:rFonts w:hint="eastAsia"/>
-          <w:lang w:val="en-US" w:eastAsia="zh-CN"/>
-        </w:rPr>
-        <w:t xml:space="preserve">图 </w:t>
-      </w:r>
-      <w:r>
-        <w:rPr>
-          <w:rFonts w:hint="eastAsia"/>
-          <w:lang w:val="en-US" w:eastAsia="zh-CN"/>
-        </w:rPr>
-        <w:fldChar w:fldCharType="begin"/>
-      </w:r>
-      <w:r>
-        <w:rPr>
-          <w:rFonts w:hint="eastAsia"/>
-          <w:lang w:val="en-US" w:eastAsia="zh-CN"/>
-        </w:rPr>
-        <w:instrText xml:space="preserve"> STYLEREF "柴_标题1" \n \* Charformat </w:instrText>
-      </w:r>
-      <w:r>
-        <w:rPr>
-          <w:rFonts w:hint="eastAsia"/>
-          <w:lang w:val="en-US" w:eastAsia="zh-CN"/>
-        </w:rPr>
-        <w:fldChar w:fldCharType="separate"/>
-      </w:r>
-      <w:r>
-        <w:rPr>
-          <w:rFonts w:hint="eastAsia"/>
-          <w:lang w:val="en-US" w:eastAsia="zh-CN"/>
-        </w:rPr>
-        <w:t>1</w:t>
-      </w:r>
-      <w:r>
-        <w:rPr>
-          <w:rFonts w:hint="eastAsia"/>
-          <w:lang w:val="en-US" w:eastAsia="zh-CN"/>
-        </w:rPr>
-        <w:fldChar w:fldCharType="end"/>
-      </w:r>
-      <w:r>
-        <w:rPr>
-          <w:rFonts w:hint="eastAsia"/>
-          <w:lang w:val="en-US" w:eastAsia="zh-CN"/>
-        </w:rPr>
-        <w:t xml:space="preserve"> -</w:t>
-      </w:r>
-      <w:r>
-        <w:rPr>
-          <w:rFonts w:hint="eastAsia"/>
-          <w:lang w:val="en-US" w:eastAsia="zh-CN"/>
-        </w:rPr>
-        <w:fldChar w:fldCharType="begin"/>
-      </w:r>
-      <w:r>
-        <w:rPr>
-          <w:rFonts w:hint="eastAsia"/>
-          <w:lang w:val="en-US" w:eastAsia="zh-CN"/>
-        </w:rPr>
-        <w:instrText xml:space="preserve">   SEQ 图 \* ARABIC  \s 1 </w:instrText>
-      </w:r>
-      <w:r>
-        <w:rPr>
-          <w:rFonts w:hint="eastAsia"/>
-          <w:lang w:val="en-US" w:eastAsia="zh-CN"/>
-        </w:rPr>
-        <w:fldChar w:fldCharType="separate"/>
-      </w:r>
-      <w:r>
-        <w:rPr>
-          <w:rFonts w:hint="eastAsia"/>
-          <w:lang w:val="en-US" w:eastAsia="zh-CN"/>
-        </w:rPr>
-        <w:t>4</w:t>
-      </w:r>
-      <w:r>
-        <w:rPr>
-          <w:rFonts w:hint="eastAsia"/>
-          <w:lang w:val="en-US" w:eastAsia="zh-CN"/>
-        </w:rPr>
-        <w:fldChar w:fldCharType="end"/>
-      </w:r>
-      <w:r>
-        <w:rPr>
-          <w:rFonts w:hint="eastAsia"/>
-          <w:lang w:val="en-US" w:eastAsia="zh-CN"/>
-        </w:rPr>
-        <w:t>产品列表</w:t>
-      </w:r>
-    </w:p>
-    <w:p>
-      <w:pPr>
-        <w:pStyle w:val="29"/>
-        <w:ind w:left="0" w:leftChars="0" w:right="0" w:rightChars="0" w:firstLine="0" w:firstLineChars="0"/>
-        <w:jc w:val="center"/>
-        <w:rPr>
-          <w:rFonts w:hint="default"/>
-          <w:lang w:val="en-US" w:eastAsia="zh-CN"/>
-        </w:rPr>
-      </w:pPr>
-      <w:r>
-        <w:rPr>
-          <w:rFonts w:hint="default"/>
-          <w:lang w:val="en-US" w:eastAsia="zh-CN"/>
-        </w:rPr>
+      </w:pPr>
+      <w:r>
         <w:drawing>
           <wp:inline distT="0" distB="0" distL="114300" distR="114300">
-            <wp:extent cx="5267960" cy="1371600"/>
-            <wp:effectExtent l="0" t="0" r="8890" b="0"/>
-            <wp:docPr id="6" name="图片 6" descr="产品"/>
+            <wp:extent cx="5272405" cy="2617470"/>
+            <wp:effectExtent l="0" t="0" r="635" b="3810"/>
+            <wp:docPr id="16" name="图片 6"/>
             <wp:cNvGraphicFramePr>
               <a:graphicFrameLocks xmlns:a="http://schemas.openxmlformats.org/drawingml/2006/main" noChangeAspect="1"/>
             </wp:cNvGraphicFramePr>
@@ -4335,7 +3601,7 @@
               <a:graphicData uri="http://schemas.openxmlformats.org/drawingml/2006/picture">
                 <pic:pic xmlns:pic="http://schemas.openxmlformats.org/drawingml/2006/picture">
                   <pic:nvPicPr>
-                    <pic:cNvPr id="6" name="图片 6" descr="产品"/>
+                    <pic:cNvPr id="16" name="图片 6"/>
                     <pic:cNvPicPr>
                       <a:picLocks noChangeAspect="1"/>
                     </pic:cNvPicPr>
@@ -4349,176 +3615,7 @@
                   <pic:spPr>
                     <a:xfrm>
                       <a:off x="0" y="0"/>
-                      <a:ext cx="5267960" cy="1371600"/>
-                    </a:xfrm>
-                    <a:prstGeom prst="rect">
-                      <a:avLst/>
-                    </a:prstGeom>
-                  </pic:spPr>
-                </pic:pic>
-              </a:graphicData>
-            </a:graphic>
-          </wp:inline>
-        </w:drawing>
-      </w:r>
-    </w:p>
-    <w:p>
-      <w:pPr>
-        <w:pStyle w:val="29"/>
-        <w:bidi w:val="0"/>
-        <w:rPr>
-          <w:rFonts w:hint="eastAsia"/>
-          <w:lang w:val="en-US" w:eastAsia="zh-CN"/>
-        </w:rPr>
-      </w:pPr>
-      <w:r>
-        <w:rPr>
-          <w:rFonts w:hint="eastAsia"/>
-          <w:lang w:val="en-US" w:eastAsia="zh-CN"/>
-        </w:rPr>
-        <w:t>执行列表是技术人员用于完成任务、质量验证、解决BUG。如图1-5所示</w:t>
-      </w:r>
-    </w:p>
-    <w:p>
-      <w:pPr>
-        <w:pStyle w:val="29"/>
-        <w:ind w:left="0" w:leftChars="0" w:right="0" w:rightChars="0" w:firstLine="0" w:firstLineChars="0"/>
-        <w:jc w:val="center"/>
-        <w:rPr>
-          <w:rFonts w:hint="eastAsia"/>
-          <w:lang w:val="en-US" w:eastAsia="zh-CN"/>
-        </w:rPr>
-      </w:pPr>
-      <w:r>
-        <w:rPr>
-          <w:rFonts w:hint="eastAsia"/>
-          <w:lang w:val="en-US" w:eastAsia="zh-CN"/>
-        </w:rPr>
-        <w:t xml:space="preserve">图 </w:t>
-      </w:r>
-      <w:r>
-        <w:rPr>
-          <w:rFonts w:hint="eastAsia"/>
-          <w:lang w:val="en-US" w:eastAsia="zh-CN"/>
-        </w:rPr>
-        <w:fldChar w:fldCharType="begin"/>
-      </w:r>
-      <w:r>
-        <w:rPr>
-          <w:rFonts w:hint="eastAsia"/>
-          <w:lang w:val="en-US" w:eastAsia="zh-CN"/>
-        </w:rPr>
-        <w:instrText xml:space="preserve"> STYLEREF "柴_标题1" \n \* Charformat </w:instrText>
-      </w:r>
-      <w:r>
-        <w:rPr>
-          <w:rFonts w:hint="eastAsia"/>
-          <w:lang w:val="en-US" w:eastAsia="zh-CN"/>
-        </w:rPr>
-        <w:fldChar w:fldCharType="separate"/>
-      </w:r>
-      <w:r>
-        <w:rPr>
-          <w:rFonts w:hint="eastAsia"/>
-          <w:lang w:val="en-US" w:eastAsia="zh-CN"/>
-        </w:rPr>
-        <w:t>1</w:t>
-      </w:r>
-      <w:r>
-        <w:rPr>
-          <w:rFonts w:hint="eastAsia"/>
-          <w:lang w:val="en-US" w:eastAsia="zh-CN"/>
-        </w:rPr>
-        <w:fldChar w:fldCharType="end"/>
-      </w:r>
-      <w:r>
-        <w:rPr>
-          <w:rFonts w:hint="eastAsia"/>
-          <w:lang w:val="en-US" w:eastAsia="zh-CN"/>
-        </w:rPr>
-        <w:t xml:space="preserve"> -</w:t>
-      </w:r>
-      <w:r>
-        <w:rPr>
-          <w:rFonts w:hint="eastAsia"/>
-          <w:lang w:val="en-US" w:eastAsia="zh-CN"/>
-        </w:rPr>
-        <w:fldChar w:fldCharType="begin"/>
-      </w:r>
-      <w:r>
-        <w:rPr>
-          <w:rFonts w:hint="eastAsia"/>
-          <w:lang w:val="en-US" w:eastAsia="zh-CN"/>
-        </w:rPr>
-        <w:instrText xml:space="preserve">   SEQ 图 \* ARABIC  \s 1 </w:instrText>
-      </w:r>
-      <w:r>
-        <w:rPr>
-          <w:rFonts w:hint="eastAsia"/>
-          <w:lang w:val="en-US" w:eastAsia="zh-CN"/>
-        </w:rPr>
-        <w:fldChar w:fldCharType="separate"/>
-      </w:r>
-      <w:r>
-        <w:rPr>
-          <w:rFonts w:hint="eastAsia"/>
-          <w:lang w:val="en-US" w:eastAsia="zh-CN"/>
-        </w:rPr>
-        <w:t>5</w:t>
-      </w:r>
-      <w:r>
-        <w:rPr>
-          <w:rFonts w:hint="eastAsia"/>
-          <w:lang w:val="en-US" w:eastAsia="zh-CN"/>
-        </w:rPr>
-        <w:fldChar w:fldCharType="end"/>
-      </w:r>
-      <w:r>
-        <w:rPr>
-          <w:rFonts w:hint="eastAsia"/>
-          <w:lang w:val="en-US" w:eastAsia="zh-CN"/>
-        </w:rPr>
-        <w:t>执行列表</w:t>
-      </w:r>
-    </w:p>
-    <w:p>
-      <w:pPr>
-        <w:pStyle w:val="29"/>
-        <w:ind w:left="0" w:leftChars="0" w:right="0" w:rightChars="0" w:firstLine="0" w:firstLineChars="0"/>
-        <w:jc w:val="center"/>
-        <w:rPr>
-          <w:rFonts w:hint="eastAsia"/>
-          <w:lang w:val="en-US" w:eastAsia="zh-CN"/>
-        </w:rPr>
-      </w:pPr>
-      <w:r>
-        <w:drawing>
-          <wp:inline distT="0" distB="0" distL="114300" distR="114300">
-            <wp:extent cx="5265420" cy="1771650"/>
-            <wp:effectExtent l="0" t="0" r="7620" b="11430"/>
-            <wp:docPr id="7" name="图片 4"/>
-            <wp:cNvGraphicFramePr>
-              <a:graphicFrameLocks xmlns:a="http://schemas.openxmlformats.org/drawingml/2006/main" noChangeAspect="1"/>
-            </wp:cNvGraphicFramePr>
-            <a:graphic xmlns:a="http://schemas.openxmlformats.org/drawingml/2006/main">
-              <a:graphicData uri="http://schemas.openxmlformats.org/drawingml/2006/picture">
-                <pic:pic xmlns:pic="http://schemas.openxmlformats.org/drawingml/2006/picture">
-                  <pic:nvPicPr>
-                    <pic:cNvPr id="7" name="图片 4"/>
-                    <pic:cNvPicPr>
-                      <a:picLocks noChangeAspect="1"/>
-                    </pic:cNvPicPr>
-                  </pic:nvPicPr>
-                  <pic:blipFill>
-                    <a:blip r:embed="rId14"/>
-                    <a:stretch>
-                      <a:fillRect/>
-                    </a:stretch>
-                  </pic:blipFill>
-                  <pic:spPr>
-                    <a:xfrm>
-                      <a:off x="0" y="0"/>
-                      <a:ext cx="5265420" cy="1771650"/>
+                      <a:ext cx="5272405" cy="2617470"/>
                     </a:xfrm>
                     <a:prstGeom prst="rect">
                       <a:avLst/>
@@ -4537,143 +3634,118 @@
     </w:p>
     <w:p>
       <w:pPr>
-        <w:pStyle w:val="29"/>
-        <w:bidi w:val="0"/>
-        <w:rPr>
-          <w:rFonts w:hint="eastAsia"/>
-          <w:lang w:val="en-US" w:eastAsia="zh-CN"/>
-        </w:rPr>
-      </w:pPr>
-      <w:r>
-        <w:rPr>
-          <w:rFonts w:hint="eastAsia"/>
-          <w:lang w:val="en-US" w:eastAsia="zh-CN"/>
-        </w:rPr>
-        <w:t>支持项目集创建，如图1-6所示</w:t>
+        <w:pStyle w:val="30"/>
+        <w:ind w:left="0" w:leftChars="0" w:right="0" w:rightChars="0" w:firstLine="0" w:firstLineChars="0"/>
+        <w:jc w:val="center"/>
+        <w:rPr>
+          <w:rFonts w:hint="eastAsia"/>
+          <w:lang w:val="en-US" w:eastAsia="zh-CN"/>
+        </w:rPr>
+      </w:pPr>
+      <w:r>
+        <w:rPr>
+          <w:rFonts w:hint="eastAsia"/>
+          <w:lang w:val="en-US" w:eastAsia="zh-CN"/>
+        </w:rPr>
+        <w:t xml:space="preserve">图 </w:t>
+      </w:r>
+      <w:r>
+        <w:rPr>
+          <w:rFonts w:hint="eastAsia"/>
+          <w:lang w:val="en-US" w:eastAsia="zh-CN"/>
+        </w:rPr>
+        <w:fldChar w:fldCharType="begin"/>
+      </w:r>
+      <w:r>
+        <w:rPr>
+          <w:rFonts w:hint="eastAsia"/>
+          <w:lang w:val="en-US" w:eastAsia="zh-CN"/>
+        </w:rPr>
+        <w:instrText xml:space="preserve"> STYLEREF "柴_标题1" \n \* Charformat </w:instrText>
+      </w:r>
+      <w:r>
+        <w:rPr>
+          <w:rFonts w:hint="eastAsia"/>
+          <w:lang w:val="en-US" w:eastAsia="zh-CN"/>
+        </w:rPr>
+        <w:fldChar w:fldCharType="separate"/>
+      </w:r>
+      <w:r>
+        <w:rPr>
+          <w:rFonts w:hint="eastAsia"/>
+          <w:lang w:val="en-US" w:eastAsia="zh-CN"/>
+        </w:rPr>
+        <w:t>1</w:t>
+      </w:r>
+      <w:r>
+        <w:rPr>
+          <w:rFonts w:hint="eastAsia"/>
+          <w:lang w:val="en-US" w:eastAsia="zh-CN"/>
+        </w:rPr>
+        <w:fldChar w:fldCharType="end"/>
+      </w:r>
+      <w:r>
+        <w:rPr>
+          <w:rFonts w:hint="eastAsia"/>
+          <w:lang w:val="en-US" w:eastAsia="zh-CN"/>
+        </w:rPr>
+        <w:t xml:space="preserve"> -</w:t>
+      </w:r>
+      <w:r>
+        <w:rPr>
+          <w:rFonts w:hint="eastAsia"/>
+          <w:lang w:val="en-US" w:eastAsia="zh-CN"/>
+        </w:rPr>
+        <w:fldChar w:fldCharType="begin"/>
+      </w:r>
+      <w:r>
+        <w:rPr>
+          <w:rFonts w:hint="eastAsia"/>
+          <w:lang w:val="en-US" w:eastAsia="zh-CN"/>
+        </w:rPr>
+        <w:instrText xml:space="preserve">   SEQ 图 \* ARABIC  \s 1 </w:instrText>
+      </w:r>
+      <w:r>
+        <w:rPr>
+          <w:rFonts w:hint="eastAsia"/>
+          <w:lang w:val="en-US" w:eastAsia="zh-CN"/>
+        </w:rPr>
+        <w:fldChar w:fldCharType="separate"/>
+      </w:r>
+      <w:r>
+        <w:rPr>
+          <w:rFonts w:hint="eastAsia"/>
+          <w:lang w:val="en-US" w:eastAsia="zh-CN"/>
+        </w:rPr>
+        <w:t>3</w:t>
+      </w:r>
+      <w:r>
+        <w:rPr>
+          <w:rFonts w:hint="eastAsia"/>
+          <w:lang w:val="en-US" w:eastAsia="zh-CN"/>
+        </w:rPr>
+        <w:fldChar w:fldCharType="end"/>
+      </w:r>
+      <w:r>
+        <w:rPr>
+          <w:rFonts w:hint="eastAsia"/>
+          <w:lang w:val="en-US" w:eastAsia="zh-CN"/>
+        </w:rPr>
+        <w:t xml:space="preserve"> 所有工单详情</w:t>
       </w:r>
     </w:p>
     <w:p>
       <w:pPr>
-        <w:pStyle w:val="29"/>
+        <w:pStyle w:val="30"/>
         <w:ind w:left="0" w:leftChars="0" w:right="0" w:rightChars="0" w:firstLine="0" w:firstLineChars="0"/>
         <w:jc w:val="center"/>
-        <w:rPr>
-          <w:rFonts w:hint="eastAsia"/>
-          <w:lang w:val="en-US" w:eastAsia="zh-CN"/>
-        </w:rPr>
-      </w:pPr>
-      <w:r>
-        <w:rPr>
-          <w:rFonts w:hint="eastAsia"/>
-          <w:lang w:val="en-US" w:eastAsia="zh-CN"/>
-        </w:rPr>
-        <w:t xml:space="preserve">图 </w:t>
-      </w:r>
-      <w:r>
-        <w:rPr>
-          <w:rFonts w:hint="eastAsia"/>
-          <w:lang w:val="en-US" w:eastAsia="zh-CN"/>
-        </w:rPr>
-        <w:fldChar w:fldCharType="begin"/>
-      </w:r>
-      <w:r>
-        <w:rPr>
-          <w:rFonts w:hint="eastAsia"/>
-          <w:lang w:val="en-US" w:eastAsia="zh-CN"/>
-        </w:rPr>
-        <w:instrText xml:space="preserve"> STYLEREF "柴_标题1" \n \* Charformat </w:instrText>
-      </w:r>
-      <w:r>
-        <w:rPr>
-          <w:rFonts w:hint="eastAsia"/>
-          <w:lang w:val="en-US" w:eastAsia="zh-CN"/>
-        </w:rPr>
-        <w:fldChar w:fldCharType="separate"/>
-      </w:r>
-      <w:r>
-        <w:rPr>
-          <w:rFonts w:hint="eastAsia"/>
-          <w:lang w:val="en-US" w:eastAsia="zh-CN"/>
-        </w:rPr>
-        <w:t>1</w:t>
-      </w:r>
-      <w:r>
-        <w:rPr>
-          <w:rFonts w:hint="eastAsia"/>
-          <w:lang w:val="en-US" w:eastAsia="zh-CN"/>
-        </w:rPr>
-        <w:fldChar w:fldCharType="end"/>
-      </w:r>
-      <w:r>
-        <w:rPr>
-          <w:rFonts w:hint="eastAsia"/>
-          <w:lang w:val="en-US" w:eastAsia="zh-CN"/>
-        </w:rPr>
-        <w:t xml:space="preserve"> -</w:t>
-      </w:r>
-      <w:r>
-        <w:rPr>
-          <w:rFonts w:hint="eastAsia"/>
-          <w:lang w:val="en-US" w:eastAsia="zh-CN"/>
-        </w:rPr>
-        <w:fldChar w:fldCharType="begin"/>
-      </w:r>
-      <w:r>
-        <w:rPr>
-          <w:rFonts w:hint="eastAsia"/>
-          <w:lang w:val="en-US" w:eastAsia="zh-CN"/>
-        </w:rPr>
-        <w:instrText xml:space="preserve">   SEQ 图 \* ARABIC  \s 1 </w:instrText>
-      </w:r>
-      <w:r>
-        <w:rPr>
-          <w:rFonts w:hint="eastAsia"/>
-          <w:lang w:val="en-US" w:eastAsia="zh-CN"/>
-        </w:rPr>
-        <w:fldChar w:fldCharType="separate"/>
-      </w:r>
-      <w:r>
-        <w:rPr>
-          <w:rFonts w:hint="eastAsia"/>
-          <w:lang w:val="en-US" w:eastAsia="zh-CN"/>
-        </w:rPr>
-        <w:t>6</w:t>
-      </w:r>
-      <w:r>
-        <w:rPr>
-          <w:rFonts w:hint="eastAsia"/>
-          <w:lang w:val="en-US" w:eastAsia="zh-CN"/>
-        </w:rPr>
-        <w:fldChar w:fldCharType="end"/>
-      </w:r>
-      <w:r>
-        <w:rPr>
-          <w:rFonts w:hint="eastAsia"/>
-          <w:lang w:val="en-US" w:eastAsia="zh-CN"/>
-        </w:rPr>
-        <w:t>创建项目集</w:t>
-      </w:r>
-    </w:p>
-    <w:p>
-      <w:pPr>
-        <w:pStyle w:val="29"/>
-        <w:ind w:left="0" w:leftChars="0" w:right="0" w:rightChars="0" w:firstLine="0" w:firstLineChars="0"/>
-        <w:jc w:val="center"/>
-        <w:rPr>
-          <w:rFonts w:hint="default"/>
-          <w:lang w:val="en-US" w:eastAsia="zh-CN"/>
-        </w:rPr>
-      </w:pPr>
-      <w:r>
-        <w:rPr>
-          <w:rFonts w:hint="default"/>
-          <w:lang w:val="en-US" w:eastAsia="zh-CN"/>
-        </w:rPr>
+      </w:pPr>
+      <w:r>
         <w:drawing>
           <wp:inline distT="0" distB="0" distL="114300" distR="114300">
-            <wp:extent cx="5273675" cy="1584325"/>
-            <wp:effectExtent l="0" t="0" r="14605" b="635"/>
-            <wp:docPr id="9" name="图片 9" descr="创建项目集"/>
+            <wp:extent cx="5261610" cy="1824355"/>
+            <wp:effectExtent l="0" t="0" r="11430" b="4445"/>
+            <wp:docPr id="13" name="图片 3"/>
             <wp:cNvGraphicFramePr>
               <a:graphicFrameLocks xmlns:a="http://schemas.openxmlformats.org/drawingml/2006/main" noChangeAspect="1"/>
             </wp:cNvGraphicFramePr>
@@ -4681,13 +3753,13 @@
               <a:graphicData uri="http://schemas.openxmlformats.org/drawingml/2006/picture">
                 <pic:pic xmlns:pic="http://schemas.openxmlformats.org/drawingml/2006/picture">
                   <pic:nvPicPr>
-                    <pic:cNvPr id="9" name="图片 9" descr="创建项目集"/>
+                    <pic:cNvPr id="13" name="图片 3"/>
                     <pic:cNvPicPr>
                       <a:picLocks noChangeAspect="1"/>
                     </pic:cNvPicPr>
                   </pic:nvPicPr>
                   <pic:blipFill>
-                    <a:blip r:embed="rId15"/>
+                    <a:blip r:embed="rId14"/>
                     <a:stretch>
                       <a:fillRect/>
                     </a:stretch>
@@ -4695,172 +3767,7 @@
                   <pic:spPr>
                     <a:xfrm>
                       <a:off x="0" y="0"/>
-                      <a:ext cx="5273675" cy="1584325"/>
-                    </a:xfrm>
-                    <a:prstGeom prst="rect">
-                      <a:avLst/>
-                    </a:prstGeom>
-                  </pic:spPr>
-                </pic:pic>
-              </a:graphicData>
-            </a:graphic>
-          </wp:inline>
-        </w:drawing>
-      </w:r>
-    </w:p>
-    <w:p>
-      <w:pPr>
-        <w:pStyle w:val="29"/>
-        <w:bidi w:val="0"/>
-        <w:rPr>
-          <w:rFonts w:hint="eastAsia"/>
-          <w:lang w:val="en-US" w:eastAsia="zh-CN"/>
-        </w:rPr>
-      </w:pPr>
-      <w:r>
-        <w:rPr>
-          <w:rFonts w:hint="eastAsia"/>
-          <w:lang w:val="en-US" w:eastAsia="zh-CN"/>
-        </w:rPr>
-        <w:t>产品看板用于查看负责的产品进度情况，如图1-7所示</w:t>
-      </w:r>
-    </w:p>
-    <w:p>
-      <w:pPr>
-        <w:pStyle w:val="29"/>
-        <w:ind w:left="0" w:leftChars="0" w:right="0" w:rightChars="0" w:firstLine="0" w:firstLineChars="0"/>
-        <w:jc w:val="center"/>
-        <w:rPr>
-          <w:rFonts w:hint="default"/>
-          <w:lang w:val="en-US" w:eastAsia="zh-CN"/>
-        </w:rPr>
-      </w:pPr>
-      <w:r>
-        <w:rPr>
-          <w:rFonts w:hint="eastAsia"/>
-          <w:lang w:val="en-US" w:eastAsia="zh-CN"/>
-        </w:rPr>
-        <w:t xml:space="preserve">图 </w:t>
-      </w:r>
-      <w:r>
-        <w:rPr>
-          <w:rFonts w:hint="eastAsia"/>
-          <w:lang w:val="en-US" w:eastAsia="zh-CN"/>
-        </w:rPr>
-        <w:fldChar w:fldCharType="begin"/>
-      </w:r>
-      <w:r>
-        <w:rPr>
-          <w:rFonts w:hint="eastAsia"/>
-          <w:lang w:val="en-US" w:eastAsia="zh-CN"/>
-        </w:rPr>
-        <w:instrText xml:space="preserve"> STYLEREF "柴_标题1" \n \* Charformat </w:instrText>
-      </w:r>
-      <w:r>
-        <w:rPr>
-          <w:rFonts w:hint="eastAsia"/>
-          <w:lang w:val="en-US" w:eastAsia="zh-CN"/>
-        </w:rPr>
-        <w:fldChar w:fldCharType="separate"/>
-      </w:r>
-      <w:r>
-        <w:rPr>
-          <w:rFonts w:hint="eastAsia"/>
-          <w:lang w:val="en-US" w:eastAsia="zh-CN"/>
-        </w:rPr>
-        <w:t>1</w:t>
-      </w:r>
-      <w:r>
-        <w:rPr>
-          <w:rFonts w:hint="eastAsia"/>
-          <w:lang w:val="en-US" w:eastAsia="zh-CN"/>
-        </w:rPr>
-        <w:fldChar w:fldCharType="end"/>
-      </w:r>
-      <w:r>
-        <w:rPr>
-          <w:rFonts w:hint="eastAsia"/>
-          <w:lang w:val="en-US" w:eastAsia="zh-CN"/>
-        </w:rPr>
-        <w:t xml:space="preserve"> -</w:t>
-      </w:r>
-      <w:r>
-        <w:rPr>
-          <w:rFonts w:hint="eastAsia"/>
-          <w:lang w:val="en-US" w:eastAsia="zh-CN"/>
-        </w:rPr>
-        <w:fldChar w:fldCharType="begin"/>
-      </w:r>
-      <w:r>
-        <w:rPr>
-          <w:rFonts w:hint="eastAsia"/>
-          <w:lang w:val="en-US" w:eastAsia="zh-CN"/>
-        </w:rPr>
-        <w:instrText xml:space="preserve">   SEQ 图 \* ARABIC  \s 1 </w:instrText>
-      </w:r>
-      <w:r>
-        <w:rPr>
-          <w:rFonts w:hint="eastAsia"/>
-          <w:lang w:val="en-US" w:eastAsia="zh-CN"/>
-        </w:rPr>
-        <w:fldChar w:fldCharType="separate"/>
-      </w:r>
-      <w:r>
-        <w:rPr>
-          <w:rFonts w:hint="eastAsia"/>
-          <w:lang w:val="en-US" w:eastAsia="zh-CN"/>
-        </w:rPr>
-        <w:t>7</w:t>
-      </w:r>
-      <w:r>
-        <w:rPr>
-          <w:rFonts w:hint="eastAsia"/>
-          <w:lang w:val="en-US" w:eastAsia="zh-CN"/>
-        </w:rPr>
-        <w:fldChar w:fldCharType="end"/>
-      </w:r>
-      <w:r>
-        <w:rPr>
-          <w:rFonts w:hint="eastAsia"/>
-          <w:lang w:val="en-US" w:eastAsia="zh-CN"/>
-        </w:rPr>
-        <w:t>产品看板</w:t>
-      </w:r>
-    </w:p>
-    <w:p>
-      <w:pPr>
-        <w:pStyle w:val="29"/>
-        <w:bidi w:val="0"/>
-        <w:ind w:left="0" w:leftChars="0" w:firstLine="0" w:firstLineChars="0"/>
-      </w:pPr>
-      <w:r>
-        <w:drawing>
-          <wp:inline distT="0" distB="0" distL="114300" distR="114300">
-            <wp:extent cx="5269865" cy="1386205"/>
-            <wp:effectExtent l="0" t="0" r="3175" b="635"/>
-            <wp:docPr id="10" name="图片 5"/>
-            <wp:cNvGraphicFramePr>
-              <a:graphicFrameLocks xmlns:a="http://schemas.openxmlformats.org/drawingml/2006/main" noChangeAspect="1"/>
-            </wp:cNvGraphicFramePr>
-            <a:graphic xmlns:a="http://schemas.openxmlformats.org/drawingml/2006/main">
-              <a:graphicData uri="http://schemas.openxmlformats.org/drawingml/2006/picture">
-                <pic:pic xmlns:pic="http://schemas.openxmlformats.org/drawingml/2006/picture">
-                  <pic:nvPicPr>
-                    <pic:cNvPr id="10" name="图片 5"/>
-                    <pic:cNvPicPr>
-                      <a:picLocks noChangeAspect="1"/>
-                    </pic:cNvPicPr>
-                  </pic:nvPicPr>
-                  <pic:blipFill>
-                    <a:blip r:embed="rId16"/>
-                    <a:stretch>
-                      <a:fillRect/>
-                    </a:stretch>
-                  </pic:blipFill>
-                  <pic:spPr>
-                    <a:xfrm>
-                      <a:off x="0" y="0"/>
-                      <a:ext cx="5269865" cy="1386205"/>
+                      <a:ext cx="5261610" cy="1824355"/>
                     </a:xfrm>
                     <a:prstGeom prst="rect">
                       <a:avLst/>
@@ -4879,141 +3786,16 @@
     </w:p>
     <w:p>
       <w:pPr>
-        <w:pStyle w:val="29"/>
-        <w:bidi w:val="0"/>
-        <w:ind w:left="0" w:leftChars="0" w:firstLine="0" w:firstLineChars="0"/>
-        <w:rPr>
-          <w:rFonts w:hint="default"/>
-          <w:lang w:val="en-US" w:eastAsia="zh-CN"/>
-        </w:rPr>
-      </w:pPr>
-      <w:r>
-        <w:rPr>
-          <w:rFonts w:hint="eastAsia"/>
-          <w:lang w:val="en-US" w:eastAsia="zh-CN"/>
-        </w:rPr>
-        <w:t>DASUSM平台会话审计功能，如图1-8所示</w:t>
-      </w:r>
-    </w:p>
-    <w:p>
-      <w:pPr>
-        <w:pStyle w:val="29"/>
+        <w:pStyle w:val="30"/>
         <w:ind w:left="0" w:leftChars="0" w:right="0" w:rightChars="0" w:firstLine="0" w:firstLineChars="0"/>
         <w:jc w:val="center"/>
-        <w:rPr>
-          <w:rFonts w:hint="default"/>
-          <w:lang w:val="en-US" w:eastAsia="zh-CN"/>
-        </w:rPr>
-      </w:pPr>
-      <w:r>
-        <w:rPr>
-          <w:rFonts w:hint="eastAsia"/>
-          <w:lang w:val="en-US" w:eastAsia="zh-CN"/>
-        </w:rPr>
-        <w:t xml:space="preserve">图 </w:t>
-      </w:r>
-      <w:r>
-        <w:rPr>
-          <w:rFonts w:hint="eastAsia"/>
-          <w:lang w:val="en-US" w:eastAsia="zh-CN"/>
-        </w:rPr>
-        <w:fldChar w:fldCharType="begin"/>
-      </w:r>
-      <w:r>
-        <w:rPr>
-          <w:rFonts w:hint="eastAsia"/>
-          <w:lang w:val="en-US" w:eastAsia="zh-CN"/>
-        </w:rPr>
-        <w:instrText xml:space="preserve"> STYLEREF "柴_标题1" \n \* Charformat </w:instrText>
-      </w:r>
-      <w:r>
-        <w:rPr>
-          <w:rFonts w:hint="eastAsia"/>
-          <w:lang w:val="en-US" w:eastAsia="zh-CN"/>
-        </w:rPr>
-        <w:fldChar w:fldCharType="separate"/>
-      </w:r>
-      <w:r>
-        <w:rPr>
-          <w:rFonts w:hint="eastAsia"/>
-          <w:lang w:val="en-US" w:eastAsia="zh-CN"/>
-        </w:rPr>
-        <w:t>1</w:t>
-      </w:r>
-      <w:r>
-        <w:rPr>
-          <w:rFonts w:hint="eastAsia"/>
-          <w:lang w:val="en-US" w:eastAsia="zh-CN"/>
-        </w:rPr>
-        <w:fldChar w:fldCharType="end"/>
-      </w:r>
-      <w:r>
-        <w:rPr>
-          <w:rFonts w:hint="eastAsia"/>
-          <w:lang w:val="en-US" w:eastAsia="zh-CN"/>
-        </w:rPr>
-        <w:t xml:space="preserve"> -</w:t>
-      </w:r>
-      <w:r>
-        <w:rPr>
-          <w:rFonts w:hint="eastAsia"/>
-          <w:lang w:val="en-US" w:eastAsia="zh-CN"/>
-        </w:rPr>
-        <w:fldChar w:fldCharType="begin"/>
-      </w:r>
-      <w:r>
-        <w:rPr>
-          <w:rFonts w:hint="eastAsia"/>
-          <w:lang w:val="en-US" w:eastAsia="zh-CN"/>
-        </w:rPr>
-        <w:instrText xml:space="preserve">   SEQ 图 \* ARABIC  \s 1 </w:instrText>
-      </w:r>
-      <w:r>
-        <w:rPr>
-          <w:rFonts w:hint="eastAsia"/>
-          <w:lang w:val="en-US" w:eastAsia="zh-CN"/>
-        </w:rPr>
-        <w:fldChar w:fldCharType="separate"/>
-      </w:r>
-      <w:r>
-        <w:rPr>
-          <w:rFonts w:hint="eastAsia"/>
-          <w:lang w:val="en-US" w:eastAsia="zh-CN"/>
-        </w:rPr>
-        <w:t>8</w:t>
-      </w:r>
-      <w:r>
-        <w:rPr>
-          <w:rFonts w:hint="eastAsia"/>
-          <w:lang w:val="en-US" w:eastAsia="zh-CN"/>
-        </w:rPr>
-        <w:fldChar w:fldCharType="end"/>
-      </w:r>
-      <w:r>
-        <w:rPr>
-          <w:rFonts w:hint="eastAsia"/>
-          <w:lang w:val="en-US" w:eastAsia="zh-CN"/>
-        </w:rPr>
-        <w:t>会话审计</w:t>
-      </w:r>
-    </w:p>
-    <w:p>
-      <w:pPr>
-        <w:pStyle w:val="29"/>
-        <w:bidi w:val="0"/>
-        <w:ind w:left="0" w:leftChars="0" w:right="0" w:rightChars="0" w:firstLine="0" w:firstLineChars="0"/>
-        <w:jc w:val="center"/>
-        <w:rPr>
-          <w:rFonts w:hint="default"/>
-          <w:lang w:val="en-US" w:eastAsia="zh-CN"/>
-        </w:rPr>
       </w:pPr>
       <w:r>
         <w:drawing>
           <wp:inline distT="0" distB="0" distL="114300" distR="114300">
-            <wp:extent cx="5269865" cy="2487295"/>
-            <wp:effectExtent l="0" t="0" r="3175" b="12065"/>
-            <wp:docPr id="20" name="图片 1"/>
+            <wp:extent cx="5270500" cy="2451100"/>
+            <wp:effectExtent l="0" t="0" r="2540" b="2540"/>
+            <wp:docPr id="17" name="图片 7"/>
             <wp:cNvGraphicFramePr>
               <a:graphicFrameLocks xmlns:a="http://schemas.openxmlformats.org/drawingml/2006/main" noChangeAspect="1"/>
             </wp:cNvGraphicFramePr>
@@ -5021,13 +3803,13 @@
               <a:graphicData uri="http://schemas.openxmlformats.org/drawingml/2006/picture">
                 <pic:pic xmlns:pic="http://schemas.openxmlformats.org/drawingml/2006/picture">
                   <pic:nvPicPr>
-                    <pic:cNvPr id="20" name="图片 1"/>
+                    <pic:cNvPr id="17" name="图片 7"/>
                     <pic:cNvPicPr>
                       <a:picLocks noChangeAspect="1"/>
                     </pic:cNvPicPr>
                   </pic:nvPicPr>
                   <pic:blipFill>
-                    <a:blip r:embed="rId17"/>
+                    <a:blip r:embed="rId15"/>
                     <a:stretch>
                       <a:fillRect/>
                     </a:stretch>
@@ -5035,7 +3817,7 @@
                   <pic:spPr>
                     <a:xfrm>
                       <a:off x="0" y="0"/>
-                      <a:ext cx="5269865" cy="2487295"/>
+                      <a:ext cx="5270500" cy="2451100"/>
                     </a:xfrm>
                     <a:prstGeom prst="rect">
                       <a:avLst/>
@@ -5056,276 +3838,129 @@
       <w:pPr>
         <w:pStyle w:val="30"/>
         <w:bidi w:val="0"/>
-        <w:rPr>
-          <w:rFonts w:hint="default"/>
-          <w:lang w:val="en-US" w:eastAsia="zh-CN"/>
-        </w:rPr>
-      </w:pPr>
-      <w:bookmarkStart w:id="8" w:name="_Toc31648"/>
-      <w:r>
-        <w:rPr>
-          <w:rFonts w:hint="eastAsia"/>
-          <w:lang w:val="en-US" w:eastAsia="zh-CN"/>
-        </w:rPr>
-        <w:t>监控工具</w:t>
-      </w:r>
-      <w:bookmarkEnd w:id="8"/>
+      </w:pPr>
+      <w:r>
+        <w:t>已办工单功能，是用户个人处理完成的工单历史档案库。支持通过时间、工单号等多维度条件进行筛选与查询，便于对过往工作进行追溯复核、数据统计及经验归档，并为服务闭环与质量分析提供数据基础。</w:t>
+      </w:r>
     </w:p>
     <w:p>
       <w:pPr>
-        <w:pStyle w:val="31"/>
-        <w:bidi w:val="0"/>
-        <w:rPr>
-          <w:rFonts w:hint="eastAsia"/>
-          <w:lang w:val="en-US" w:eastAsia="zh-CN"/>
-        </w:rPr>
-      </w:pPr>
-      <w:bookmarkStart w:id="9" w:name="_Toc11539"/>
-      <w:r>
-        <w:rPr>
-          <w:rFonts w:hint="eastAsia"/>
-          <w:lang w:val="en-US" w:eastAsia="zh-CN"/>
-        </w:rPr>
-        <w:t>软件名称</w:t>
-      </w:r>
-      <w:bookmarkEnd w:id="9"/>
+        <w:pStyle w:val="30"/>
+        <w:ind w:left="0" w:leftChars="0" w:right="0" w:rightChars="0" w:firstLine="0" w:firstLineChars="0"/>
+        <w:jc w:val="center"/>
+        <w:rPr>
+          <w:rFonts w:hint="eastAsia"/>
+          <w:lang w:val="en-US" w:eastAsia="zh-CN"/>
+        </w:rPr>
+      </w:pPr>
+      <w:r>
+        <w:rPr>
+          <w:rFonts w:hint="eastAsia"/>
+          <w:lang w:val="en-US" w:eastAsia="zh-CN"/>
+        </w:rPr>
+        <w:t xml:space="preserve">图 </w:t>
+      </w:r>
+      <w:r>
+        <w:rPr>
+          <w:rFonts w:hint="eastAsia"/>
+          <w:lang w:val="en-US" w:eastAsia="zh-CN"/>
+        </w:rPr>
+        <w:fldChar w:fldCharType="begin"/>
+      </w:r>
+      <w:r>
+        <w:rPr>
+          <w:rFonts w:hint="eastAsia"/>
+          <w:lang w:val="en-US" w:eastAsia="zh-CN"/>
+        </w:rPr>
+        <w:instrText xml:space="preserve"> STYLEREF "柴_标题1" \n \* Charformat </w:instrText>
+      </w:r>
+      <w:r>
+        <w:rPr>
+          <w:rFonts w:hint="eastAsia"/>
+          <w:lang w:val="en-US" w:eastAsia="zh-CN"/>
+        </w:rPr>
+        <w:fldChar w:fldCharType="separate"/>
+      </w:r>
+      <w:r>
+        <w:rPr>
+          <w:rFonts w:hint="eastAsia"/>
+          <w:lang w:val="en-US" w:eastAsia="zh-CN"/>
+        </w:rPr>
+        <w:t>1</w:t>
+      </w:r>
+      <w:r>
+        <w:rPr>
+          <w:rFonts w:hint="eastAsia"/>
+          <w:lang w:val="en-US" w:eastAsia="zh-CN"/>
+        </w:rPr>
+        <w:fldChar w:fldCharType="end"/>
+      </w:r>
+      <w:r>
+        <w:rPr>
+          <w:rFonts w:hint="eastAsia"/>
+          <w:lang w:val="en-US" w:eastAsia="zh-CN"/>
+        </w:rPr>
+        <w:t xml:space="preserve"> -</w:t>
+      </w:r>
+      <w:r>
+        <w:rPr>
+          <w:rFonts w:hint="eastAsia"/>
+          <w:lang w:val="en-US" w:eastAsia="zh-CN"/>
+        </w:rPr>
+        <w:fldChar w:fldCharType="begin"/>
+      </w:r>
+      <w:r>
+        <w:rPr>
+          <w:rFonts w:hint="eastAsia"/>
+          <w:lang w:val="en-US" w:eastAsia="zh-CN"/>
+        </w:rPr>
+        <w:instrText xml:space="preserve">   SEQ 图 \* ARABIC  \s 1 </w:instrText>
+      </w:r>
+      <w:r>
+        <w:rPr>
+          <w:rFonts w:hint="eastAsia"/>
+          <w:lang w:val="en-US" w:eastAsia="zh-CN"/>
+        </w:rPr>
+        <w:fldChar w:fldCharType="separate"/>
+      </w:r>
+      <w:r>
+        <w:rPr>
+          <w:rFonts w:hint="eastAsia"/>
+          <w:lang w:val="en-US" w:eastAsia="zh-CN"/>
+        </w:rPr>
+        <w:t>3</w:t>
+      </w:r>
+      <w:r>
+        <w:rPr>
+          <w:rFonts w:hint="eastAsia"/>
+          <w:lang w:val="en-US" w:eastAsia="zh-CN"/>
+        </w:rPr>
+        <w:fldChar w:fldCharType="end"/>
+      </w:r>
+      <w:r>
+        <w:rPr>
+          <w:rFonts w:hint="eastAsia"/>
+          <w:lang w:val="en-US" w:eastAsia="zh-CN"/>
+        </w:rPr>
+        <w:t xml:space="preserve"> 已办工单</w:t>
+      </w:r>
     </w:p>
     <w:p>
       <w:pPr>
-        <w:pStyle w:val="29"/>
-        <w:rPr>
-          <w:rFonts w:hint="default"/>
-          <w:lang w:val="en-US" w:eastAsia="zh-CN"/>
-        </w:rPr>
-      </w:pPr>
-      <w:r>
-        <w:rPr>
-          <w:rFonts w:hint="eastAsia"/>
-          <w:lang w:val="en-US" w:eastAsia="zh-CN"/>
-        </w:rPr>
-        <w:t>阿里云飞天企业版</w:t>
-      </w:r>
-    </w:p>
-    <w:p>
-      <w:pPr>
-        <w:pStyle w:val="31"/>
-        <w:bidi w:val="0"/>
-        <w:rPr>
-          <w:rFonts w:hint="eastAsia"/>
-          <w:lang w:val="en-US" w:eastAsia="zh-CN"/>
-        </w:rPr>
-      </w:pPr>
-      <w:bookmarkStart w:id="10" w:name="_Toc21960"/>
-      <w:r>
-        <w:rPr>
-          <w:rFonts w:hint="eastAsia"/>
-          <w:lang w:val="en-US" w:eastAsia="zh-CN"/>
-        </w:rPr>
-        <w:t>软件来源</w:t>
-      </w:r>
-      <w:bookmarkEnd w:id="10"/>
-    </w:p>
-    <w:p>
-      <w:pPr>
-        <w:pStyle w:val="29"/>
-        <w:rPr>
-          <w:rFonts w:hint="default"/>
-          <w:lang w:val="en-US" w:eastAsia="zh-CN"/>
-        </w:rPr>
-      </w:pPr>
-      <w:r>
-        <w:rPr>
-          <w:rFonts w:hint="eastAsia"/>
-          <w:lang w:val="en-US" w:eastAsia="zh-CN"/>
-        </w:rPr>
-        <w:t>外购</w:t>
-      </w:r>
-    </w:p>
-    <w:p>
-      <w:pPr>
-        <w:pStyle w:val="31"/>
-        <w:bidi w:val="0"/>
-        <w:rPr>
-          <w:rFonts w:hint="eastAsia"/>
-          <w:lang w:val="en-US" w:eastAsia="zh-CN"/>
-        </w:rPr>
-      </w:pPr>
-      <w:bookmarkStart w:id="11" w:name="_Toc22377"/>
-      <w:r>
-        <w:rPr>
-          <w:rFonts w:hint="eastAsia"/>
-          <w:lang w:val="en-US" w:eastAsia="zh-CN"/>
-        </w:rPr>
-        <w:t>软件特色</w:t>
-      </w:r>
-      <w:bookmarkEnd w:id="11"/>
-    </w:p>
-    <w:p>
-      <w:pPr>
-        <w:pStyle w:val="29"/>
-        <w:rPr>
-          <w:rFonts w:hint="eastAsia"/>
-          <w:lang w:val="en-US" w:eastAsia="zh-CN"/>
-        </w:rPr>
-      </w:pPr>
-      <w:r>
-        <w:rPr>
-          <w:rFonts w:hint="eastAsia" w:ascii="宋体" w:hAnsi="宋体" w:eastAsia="宋体" w:cs="宋体"/>
-          <w:sz w:val="24"/>
-          <w:szCs w:val="24"/>
-        </w:rPr>
-        <w:t>集成了云服务器（ECS）、云数据库（RDS）、负载均衡（SLB）、对象存储（OSS）等多种云产品的管理功能，还包含数据管理服务（DMS）、运维审计、监控等模块，能够帮助企业对云计算资源进行集中化、精细化的运营与管理，适用于政务、企业数字化转型等场景。</w:t>
-      </w:r>
-    </w:p>
-    <w:p>
-      <w:pPr>
-        <w:pStyle w:val="31"/>
-        <w:bidi w:val="0"/>
-        <w:rPr>
-          <w:rFonts w:hint="eastAsia"/>
-          <w:lang w:val="en-US" w:eastAsia="zh-CN"/>
-        </w:rPr>
-      </w:pPr>
-      <w:bookmarkStart w:id="12" w:name="_Toc1654"/>
-      <w:r>
-        <w:rPr>
-          <w:rFonts w:hint="eastAsia"/>
-          <w:lang w:val="en-US" w:eastAsia="zh-CN"/>
-        </w:rPr>
-        <w:t>功能介绍</w:t>
-      </w:r>
-      <w:bookmarkEnd w:id="12"/>
-    </w:p>
-    <w:p>
-      <w:pPr>
-        <w:pStyle w:val="29"/>
-        <w:rPr>
-          <w:rFonts w:hint="default"/>
-          <w:lang w:val="en-US" w:eastAsia="zh-CN"/>
-        </w:rPr>
-      </w:pPr>
-      <w:r>
-        <w:rPr>
-          <w:rFonts w:hint="eastAsia"/>
-          <w:lang w:val="en-US" w:eastAsia="zh-CN"/>
-        </w:rPr>
-        <w:t>可用于监测内存使用率、硬盘使用率、磁盘使用率等服务器监控指标，如图1-9所示</w:t>
-      </w:r>
-    </w:p>
-    <w:p>
-      <w:pPr>
-        <w:pStyle w:val="29"/>
+        <w:pStyle w:val="30"/>
         <w:ind w:left="0" w:leftChars="0" w:right="0" w:rightChars="0" w:firstLine="0" w:firstLineChars="0"/>
         <w:jc w:val="center"/>
         <w:rPr>
-          <w:rFonts w:hint="eastAsia"/>
-          <w:lang w:val="en-US" w:eastAsia="zh-CN"/>
-        </w:rPr>
-      </w:pPr>
-      <w:r>
-        <w:rPr>
-          <w:rFonts w:hint="eastAsia"/>
-          <w:lang w:val="en-US" w:eastAsia="zh-CN"/>
-        </w:rPr>
-        <w:t xml:space="preserve">图 </w:t>
-      </w:r>
-      <w:r>
-        <w:rPr>
-          <w:rFonts w:hint="eastAsia"/>
-          <w:lang w:val="en-US" w:eastAsia="zh-CN"/>
-        </w:rPr>
-        <w:fldChar w:fldCharType="begin"/>
-      </w:r>
-      <w:r>
-        <w:rPr>
-          <w:rFonts w:hint="eastAsia"/>
-          <w:lang w:val="en-US" w:eastAsia="zh-CN"/>
-        </w:rPr>
-        <w:instrText xml:space="preserve"> STYLEREF "柴_标题1" \n \* Charformat </w:instrText>
-      </w:r>
-      <w:r>
-        <w:rPr>
-          <w:rFonts w:hint="eastAsia"/>
-          <w:lang w:val="en-US" w:eastAsia="zh-CN"/>
-        </w:rPr>
-        <w:fldChar w:fldCharType="separate"/>
-      </w:r>
-      <w:r>
-        <w:rPr>
-          <w:rFonts w:hint="eastAsia"/>
-          <w:lang w:val="en-US" w:eastAsia="zh-CN"/>
-        </w:rPr>
-        <w:t>1</w:t>
-      </w:r>
-      <w:r>
-        <w:rPr>
-          <w:rFonts w:hint="eastAsia"/>
-          <w:lang w:val="en-US" w:eastAsia="zh-CN"/>
-        </w:rPr>
-        <w:fldChar w:fldCharType="end"/>
-      </w:r>
-      <w:r>
-        <w:rPr>
-          <w:rFonts w:hint="eastAsia"/>
-          <w:lang w:val="en-US" w:eastAsia="zh-CN"/>
-        </w:rPr>
-        <w:t xml:space="preserve"> -</w:t>
-      </w:r>
-      <w:r>
-        <w:rPr>
-          <w:rFonts w:hint="eastAsia"/>
-          <w:lang w:val="en-US" w:eastAsia="zh-CN"/>
-        </w:rPr>
-        <w:fldChar w:fldCharType="begin"/>
-      </w:r>
-      <w:r>
-        <w:rPr>
-          <w:rFonts w:hint="eastAsia"/>
-          <w:lang w:val="en-US" w:eastAsia="zh-CN"/>
-        </w:rPr>
-        <w:instrText xml:space="preserve">   SEQ 图 \* ARABIC  \s 1 </w:instrText>
-      </w:r>
-      <w:r>
-        <w:rPr>
-          <w:rFonts w:hint="eastAsia"/>
-          <w:lang w:val="en-US" w:eastAsia="zh-CN"/>
-        </w:rPr>
-        <w:fldChar w:fldCharType="separate"/>
-      </w:r>
-      <w:r>
-        <w:rPr>
-          <w:rFonts w:hint="eastAsia"/>
-          <w:lang w:val="en-US" w:eastAsia="zh-CN"/>
-        </w:rPr>
-        <w:t>9</w:t>
-      </w:r>
-      <w:r>
-        <w:rPr>
-          <w:rFonts w:hint="eastAsia"/>
-          <w:lang w:val="en-US" w:eastAsia="zh-CN"/>
-        </w:rPr>
-        <w:fldChar w:fldCharType="end"/>
-      </w:r>
-      <w:r>
-        <w:rPr>
-          <w:rFonts w:hint="eastAsia"/>
-          <w:lang w:val="en-US" w:eastAsia="zh-CN"/>
-        </w:rPr>
-        <w:t>服务器监控指标</w:t>
-      </w:r>
-    </w:p>
-    <w:p>
-      <w:pPr>
-        <w:pStyle w:val="29"/>
-        <w:ind w:left="0" w:leftChars="0" w:right="0" w:rightChars="0" w:firstLine="0" w:firstLineChars="0"/>
-        <w:jc w:val="center"/>
+          <w:rFonts w:hint="default"/>
+          <w:lang w:val="en-US" w:eastAsia="zh-CN"/>
+        </w:rPr>
       </w:pPr>
       <w:r>
         <w:drawing>
           <wp:inline distT="0" distB="0" distL="114300" distR="114300">
-            <wp:extent cx="5269865" cy="2382520"/>
-            <wp:effectExtent l="0" t="0" r="3175" b="10160"/>
-            <wp:docPr id="12" name="图片 4"/>
+            <wp:extent cx="5268595" cy="2881630"/>
+            <wp:effectExtent l="0" t="0" r="4445" b="13970"/>
+            <wp:docPr id="15" name="图片 5"/>
             <wp:cNvGraphicFramePr>
               <a:graphicFrameLocks xmlns:a="http://schemas.openxmlformats.org/drawingml/2006/main" noChangeAspect="1"/>
             </wp:cNvGraphicFramePr>
@@ -5333,13 +3968,13 @@
               <a:graphicData uri="http://schemas.openxmlformats.org/drawingml/2006/picture">
                 <pic:pic xmlns:pic="http://schemas.openxmlformats.org/drawingml/2006/picture">
                   <pic:nvPicPr>
-                    <pic:cNvPr id="12" name="图片 4"/>
+                    <pic:cNvPr id="15" name="图片 5"/>
                     <pic:cNvPicPr>
                       <a:picLocks noChangeAspect="1"/>
                     </pic:cNvPicPr>
                   </pic:nvPicPr>
                   <pic:blipFill>
-                    <a:blip r:embed="rId18"/>
+                    <a:blip r:embed="rId16"/>
                     <a:stretch>
                       <a:fillRect/>
                     </a:stretch>
@@ -5347,7 +3982,7 @@
                   <pic:spPr>
                     <a:xfrm>
                       <a:off x="0" y="0"/>
-                      <a:ext cx="5269865" cy="2382520"/>
+                      <a:ext cx="5268595" cy="2881630"/>
                     </a:xfrm>
                     <a:prstGeom prst="rect">
                       <a:avLst/>
@@ -5366,28 +4001,20 @@
     </w:p>
     <w:p>
       <w:pPr>
-        <w:pStyle w:val="29"/>
+        <w:pStyle w:val="30"/>
         <w:bidi w:val="0"/>
-        <w:rPr>
-          <w:rFonts w:hint="eastAsia"/>
-          <w:lang w:val="en-US" w:eastAsia="zh-CN"/>
-        </w:rPr>
-      </w:pPr>
-      <w:r>
-        <w:rPr>
-          <w:rFonts w:hint="eastAsia"/>
-          <w:lang w:val="en-US" w:eastAsia="zh-CN"/>
-        </w:rPr>
-        <w:t>主机监控，如图1-10所示</w:t>
+      </w:pPr>
+      <w:r>
+        <w:t>多维度满意度调查功能支持在工单办结后，自动或手动向发起方发起满意度评价收集。系统可根据工单所属省份、客户类型等维度对评价结果进行自动归类与统计分析，为服务质量评估、区域服务改进及差异化客户服务策略制定提供数据洞察。</w:t>
       </w:r>
     </w:p>
     <w:p>
       <w:pPr>
-        <w:pStyle w:val="29"/>
+        <w:pStyle w:val="30"/>
         <w:ind w:left="0" w:leftChars="0" w:right="0" w:rightChars="0" w:firstLine="0" w:firstLineChars="0"/>
         <w:jc w:val="center"/>
         <w:rPr>
-          <w:rFonts w:hint="eastAsia"/>
+          <w:rFonts w:hint="default"/>
           <w:lang w:val="en-US" w:eastAsia="zh-CN"/>
         </w:rPr>
       </w:pPr>
@@ -5466,7 +4093,7 @@
           <w:rFonts w:hint="eastAsia"/>
           <w:lang w:val="en-US" w:eastAsia="zh-CN"/>
         </w:rPr>
-        <w:t>10</w:t>
+        <w:t>5</w:t>
       </w:r>
       <w:r>
         <w:rPr>
@@ -5480,21 +4107,20 @@
           <w:rFonts w:hint="eastAsia"/>
           <w:lang w:val="en-US" w:eastAsia="zh-CN"/>
         </w:rPr>
-        <w:t>主机监控指标</w:t>
+        <w:t xml:space="preserve"> 满意度报表</w:t>
       </w:r>
     </w:p>
     <w:p>
       <w:pPr>
-        <w:pStyle w:val="29"/>
-        <w:ind w:left="0" w:leftChars="0" w:right="0" w:rightChars="0" w:firstLine="0" w:firstLineChars="0"/>
-        <w:jc w:val="center"/>
+        <w:pStyle w:val="30"/>
+        <w:bidi w:val="0"/>
       </w:pPr>
       <w:r>
         <w:drawing>
           <wp:inline distT="0" distB="0" distL="114300" distR="114300">
-            <wp:extent cx="5264150" cy="2404745"/>
-            <wp:effectExtent l="0" t="0" r="8890" b="3175"/>
-            <wp:docPr id="13" name="图片 5"/>
+            <wp:extent cx="5272405" cy="2857500"/>
+            <wp:effectExtent l="0" t="0" r="635" b="7620"/>
+            <wp:docPr id="18" name="图片 8"/>
             <wp:cNvGraphicFramePr>
               <a:graphicFrameLocks xmlns:a="http://schemas.openxmlformats.org/drawingml/2006/main" noChangeAspect="1"/>
             </wp:cNvGraphicFramePr>
@@ -5502,13 +4128,13 @@
               <a:graphicData uri="http://schemas.openxmlformats.org/drawingml/2006/picture">
                 <pic:pic xmlns:pic="http://schemas.openxmlformats.org/drawingml/2006/picture">
                   <pic:nvPicPr>
-                    <pic:cNvPr id="13" name="图片 5"/>
+                    <pic:cNvPr id="18" name="图片 8"/>
                     <pic:cNvPicPr>
                       <a:picLocks noChangeAspect="1"/>
                     </pic:cNvPicPr>
                   </pic:nvPicPr>
                   <pic:blipFill>
-                    <a:blip r:embed="rId19"/>
+                    <a:blip r:embed="rId17"/>
                     <a:stretch>
                       <a:fillRect/>
                     </a:stretch>
@@ -5516,7 +4142,7 @@
                   <pic:spPr>
                     <a:xfrm>
                       <a:off x="0" y="0"/>
-                      <a:ext cx="5264150" cy="2404745"/>
+                      <a:ext cx="5272405" cy="2857500"/>
                     </a:xfrm>
                     <a:prstGeom prst="rect">
                       <a:avLst/>
@@ -5535,28 +4161,20 @@
     </w:p>
     <w:p>
       <w:pPr>
-        <w:pStyle w:val="29"/>
+        <w:pStyle w:val="30"/>
         <w:bidi w:val="0"/>
-        <w:rPr>
-          <w:rFonts w:hint="eastAsia"/>
-          <w:lang w:val="en-US" w:eastAsia="zh-CN"/>
-        </w:rPr>
-      </w:pPr>
-      <w:r>
-        <w:rPr>
-          <w:rFonts w:hint="eastAsia"/>
-          <w:lang w:val="en-US" w:eastAsia="zh-CN"/>
-        </w:rPr>
-        <w:t>云产品监控可用于查看CPU使用率、内存使用率、系统负载、磁盘使用率等指标，如图1-11所示</w:t>
+      </w:pPr>
+      <w:r>
+        <w:t>“最新公告”功能是一个集中的企业信息发布与管理平台，用于向系统内用户同步重要的通知、规范、模板更新及管理决策。该功能支持按公告类型、等级进行归类，并标记用户的阅读状态，确保关键信息能够及时、准确、分层地触达相关全员，是企业内部信息流转与合规管理的重要支撑模块。</w:t>
       </w:r>
     </w:p>
     <w:p>
       <w:pPr>
-        <w:pStyle w:val="29"/>
+        <w:pStyle w:val="30"/>
         <w:ind w:left="0" w:leftChars="0" w:right="0" w:rightChars="0" w:firstLine="0" w:firstLineChars="0"/>
         <w:jc w:val="center"/>
         <w:rPr>
-          <w:rFonts w:hint="eastAsia"/>
+          <w:rFonts w:hint="default"/>
           <w:lang w:val="en-US" w:eastAsia="zh-CN"/>
         </w:rPr>
       </w:pPr>
@@ -5635,7 +4253,7 @@
           <w:rFonts w:hint="eastAsia"/>
           <w:lang w:val="en-US" w:eastAsia="zh-CN"/>
         </w:rPr>
-        <w:t>11</w:t>
+        <w:t>6</w:t>
       </w:r>
       <w:r>
         <w:rPr>
@@ -5649,21 +4267,22 @@
           <w:rFonts w:hint="eastAsia"/>
           <w:lang w:val="en-US" w:eastAsia="zh-CN"/>
         </w:rPr>
-        <w:t>面板监控</w:t>
+        <w:t xml:space="preserve"> 最新公告</w:t>
       </w:r>
     </w:p>
     <w:p>
       <w:pPr>
-        <w:pStyle w:val="29"/>
+        <w:pStyle w:val="30"/>
+        <w:bidi w:val="0"/>
         <w:ind w:left="0" w:leftChars="0" w:right="0" w:rightChars="0" w:firstLine="0" w:firstLineChars="0"/>
         <w:jc w:val="center"/>
       </w:pPr>
       <w:r>
         <w:drawing>
           <wp:inline distT="0" distB="0" distL="114300" distR="114300">
-            <wp:extent cx="5266690" cy="2215515"/>
-            <wp:effectExtent l="0" t="0" r="6350" b="9525"/>
-            <wp:docPr id="14" name="图片 6"/>
+            <wp:extent cx="5268595" cy="2834640"/>
+            <wp:effectExtent l="0" t="0" r="4445" b="0"/>
+            <wp:docPr id="19" name="图片 9"/>
             <wp:cNvGraphicFramePr>
               <a:graphicFrameLocks xmlns:a="http://schemas.openxmlformats.org/drawingml/2006/main" noChangeAspect="1"/>
             </wp:cNvGraphicFramePr>
@@ -5671,13 +4290,13 @@
               <a:graphicData uri="http://schemas.openxmlformats.org/drawingml/2006/picture">
                 <pic:pic xmlns:pic="http://schemas.openxmlformats.org/drawingml/2006/picture">
                   <pic:nvPicPr>
-                    <pic:cNvPr id="14" name="图片 6"/>
+                    <pic:cNvPr id="19" name="图片 9"/>
                     <pic:cNvPicPr>
                       <a:picLocks noChangeAspect="1"/>
                     </pic:cNvPicPr>
                   </pic:nvPicPr>
                   <pic:blipFill>
-                    <a:blip r:embed="rId20"/>
+                    <a:blip r:embed="rId18"/>
                     <a:stretch>
                       <a:fillRect/>
                     </a:stretch>
@@ -5685,7 +4304,7 @@
                   <pic:spPr>
                     <a:xfrm>
                       <a:off x="0" y="0"/>
-                      <a:ext cx="5266690" cy="2215515"/>
+                      <a:ext cx="5268595" cy="2834640"/>
                     </a:xfrm>
                     <a:prstGeom prst="rect">
                       <a:avLst/>
@@ -5704,7 +4323,25 @@
     </w:p>
     <w:p>
       <w:pPr>
-        <w:pStyle w:val="29"/>
+        <w:pStyle w:val="30"/>
+        <w:bidi w:val="0"/>
+        <w:rPr>
+          <w:rFonts w:hint="default"/>
+        </w:rPr>
+      </w:pPr>
+      <w:r>
+        <w:t>作为企业级数据库运维入口，该平台实现了对数据变更操作（DML/DDL）的</w:t>
+      </w:r>
+      <w:r>
+        <w:rPr>
+          <w:rFonts w:hint="default"/>
+        </w:rPr>
+        <w:t>全流程线上化、标准化与自动化管控，确保所有数据库操作均经过申请、审核、执行与归档的闭环管理。</w:t>
+      </w:r>
+    </w:p>
+    <w:p>
+      <w:pPr>
+        <w:pStyle w:val="30"/>
         <w:ind w:left="0" w:leftChars="0" w:right="0" w:rightChars="0" w:firstLine="0" w:firstLineChars="0"/>
         <w:jc w:val="center"/>
         <w:rPr>
@@ -5713,11 +4350,114 @@
         </w:rPr>
       </w:pPr>
       <w:r>
+        <w:rPr>
+          <w:rFonts w:hint="eastAsia"/>
+          <w:lang w:val="en-US" w:eastAsia="zh-CN"/>
+        </w:rPr>
+        <w:t xml:space="preserve">图 </w:t>
+      </w:r>
+      <w:r>
+        <w:rPr>
+          <w:rFonts w:hint="eastAsia"/>
+          <w:lang w:val="en-US" w:eastAsia="zh-CN"/>
+        </w:rPr>
+        <w:fldChar w:fldCharType="begin"/>
+      </w:r>
+      <w:r>
+        <w:rPr>
+          <w:rFonts w:hint="eastAsia"/>
+          <w:lang w:val="en-US" w:eastAsia="zh-CN"/>
+        </w:rPr>
+        <w:instrText xml:space="preserve"> STYLEREF "柴_标题1" \n \* Charformat </w:instrText>
+      </w:r>
+      <w:r>
+        <w:rPr>
+          <w:rFonts w:hint="eastAsia"/>
+          <w:lang w:val="en-US" w:eastAsia="zh-CN"/>
+        </w:rPr>
+        <w:fldChar w:fldCharType="separate"/>
+      </w:r>
+      <w:r>
+        <w:rPr>
+          <w:rFonts w:hint="eastAsia"/>
+          <w:lang w:val="en-US" w:eastAsia="zh-CN"/>
+        </w:rPr>
+        <w:t>1</w:t>
+      </w:r>
+      <w:r>
+        <w:rPr>
+          <w:rFonts w:hint="eastAsia"/>
+          <w:lang w:val="en-US" w:eastAsia="zh-CN"/>
+        </w:rPr>
+        <w:fldChar w:fldCharType="end"/>
+      </w:r>
+      <w:r>
+        <w:rPr>
+          <w:rFonts w:hint="eastAsia"/>
+          <w:lang w:val="en-US" w:eastAsia="zh-CN"/>
+        </w:rPr>
+        <w:t xml:space="preserve"> -</w:t>
+      </w:r>
+      <w:r>
+        <w:rPr>
+          <w:rFonts w:hint="eastAsia"/>
+          <w:lang w:val="en-US" w:eastAsia="zh-CN"/>
+        </w:rPr>
+        <w:fldChar w:fldCharType="begin"/>
+      </w:r>
+      <w:r>
+        <w:rPr>
+          <w:rFonts w:hint="eastAsia"/>
+          <w:lang w:val="en-US" w:eastAsia="zh-CN"/>
+        </w:rPr>
+        <w:instrText xml:space="preserve">   SEQ 图 \* ARABIC  \s 1 </w:instrText>
+      </w:r>
+      <w:r>
+        <w:rPr>
+          <w:rFonts w:hint="eastAsia"/>
+          <w:lang w:val="en-US" w:eastAsia="zh-CN"/>
+        </w:rPr>
+        <w:fldChar w:fldCharType="separate"/>
+      </w:r>
+      <w:r>
+        <w:rPr>
+          <w:rFonts w:hint="eastAsia"/>
+          <w:lang w:val="en-US" w:eastAsia="zh-CN"/>
+        </w:rPr>
+        <w:t>7</w:t>
+      </w:r>
+      <w:r>
+        <w:rPr>
+          <w:rFonts w:hint="eastAsia"/>
+          <w:lang w:val="en-US" w:eastAsia="zh-CN"/>
+        </w:rPr>
+        <w:fldChar w:fldCharType="end"/>
+      </w:r>
+      <w:r>
+        <w:rPr>
+          <w:rFonts w:hint="eastAsia"/>
+          <w:lang w:val="en-US" w:eastAsia="zh-CN"/>
+        </w:rPr>
+        <w:t xml:space="preserve"> SQL变更管理</w:t>
+      </w:r>
+    </w:p>
+    <w:p>
+      <w:pPr>
+        <w:pStyle w:val="30"/>
+        <w:bidi w:val="0"/>
+        <w:ind w:left="0" w:leftChars="0" w:right="0" w:rightChars="0" w:firstLine="0" w:firstLineChars="0"/>
+        <w:jc w:val="center"/>
+        <w:rPr>
+          <w:rFonts w:hint="default"/>
+          <w:lang w:val="en-US" w:eastAsia="zh-CN"/>
+        </w:rPr>
+      </w:pPr>
+      <w:r>
         <w:drawing>
           <wp:inline distT="0" distB="0" distL="114300" distR="114300">
-            <wp:extent cx="5258435" cy="2530475"/>
-            <wp:effectExtent l="0" t="0" r="14605" b="14605"/>
-            <wp:docPr id="15" name="图片 7"/>
+            <wp:extent cx="5268595" cy="3303270"/>
+            <wp:effectExtent l="0" t="0" r="4445" b="3810"/>
+            <wp:docPr id="26" name="图片 14"/>
             <wp:cNvGraphicFramePr>
               <a:graphicFrameLocks xmlns:a="http://schemas.openxmlformats.org/drawingml/2006/main" noChangeAspect="1"/>
             </wp:cNvGraphicFramePr>
@@ -5725,13 +4465,13 @@
               <a:graphicData uri="http://schemas.openxmlformats.org/drawingml/2006/picture">
                 <pic:pic xmlns:pic="http://schemas.openxmlformats.org/drawingml/2006/picture">
                   <pic:nvPicPr>
-                    <pic:cNvPr id="15" name="图片 7"/>
+                    <pic:cNvPr id="26" name="图片 14"/>
                     <pic:cNvPicPr>
                       <a:picLocks noChangeAspect="1"/>
                     </pic:cNvPicPr>
                   </pic:nvPicPr>
                   <pic:blipFill>
-                    <a:blip r:embed="rId21"/>
+                    <a:blip r:embed="rId19"/>
                     <a:stretch>
                       <a:fillRect/>
                     </a:stretch>
@@ -5739,7 +4479,7 @@
                   <pic:spPr>
                     <a:xfrm>
                       <a:off x="0" y="0"/>
-                      <a:ext cx="5258435" cy="2530475"/>
+                      <a:ext cx="5268595" cy="3303270"/>
                     </a:xfrm>
                     <a:prstGeom prst="rect">
                       <a:avLst/>
@@ -5758,146 +4498,275 @@
     </w:p>
     <w:p>
       <w:pPr>
-        <w:pStyle w:val="29"/>
+        <w:pStyle w:val="31"/>
+        <w:bidi w:val="0"/>
+        <w:rPr>
+          <w:rFonts w:hint="default"/>
+          <w:lang w:val="en-US" w:eastAsia="zh-CN"/>
+        </w:rPr>
+      </w:pPr>
+      <w:bookmarkStart w:id="8" w:name="_Toc7642"/>
+      <w:r>
+        <w:rPr>
+          <w:rFonts w:hint="eastAsia"/>
+          <w:lang w:val="en-US" w:eastAsia="zh-CN"/>
+        </w:rPr>
+        <w:t>监控工具</w:t>
+      </w:r>
+      <w:bookmarkEnd w:id="8"/>
+    </w:p>
+    <w:p>
+      <w:pPr>
+        <w:pStyle w:val="32"/>
+        <w:bidi w:val="0"/>
+        <w:rPr>
+          <w:rFonts w:hint="eastAsia"/>
+          <w:lang w:val="en-US" w:eastAsia="zh-CN"/>
+        </w:rPr>
+      </w:pPr>
+      <w:bookmarkStart w:id="9" w:name="_Toc19708"/>
+      <w:r>
+        <w:rPr>
+          <w:rFonts w:hint="eastAsia"/>
+          <w:lang w:val="en-US" w:eastAsia="zh-CN"/>
+        </w:rPr>
+        <w:t>软件名称</w:t>
+      </w:r>
+      <w:bookmarkEnd w:id="9"/>
+    </w:p>
+    <w:p>
+      <w:pPr>
+        <w:pStyle w:val="30"/>
+        <w:rPr>
+          <w:rFonts w:hint="default"/>
+          <w:lang w:val="en-US" w:eastAsia="zh-CN"/>
+        </w:rPr>
+      </w:pPr>
+      <w:r>
+        <w:rPr>
+          <w:rFonts w:hint="eastAsia"/>
+          <w:lang w:val="en-US" w:eastAsia="zh-CN"/>
+        </w:rPr>
+        <w:t>运维安全与数据库审计管控平台</w:t>
+      </w:r>
+    </w:p>
+    <w:p>
+      <w:pPr>
+        <w:pStyle w:val="32"/>
+        <w:bidi w:val="0"/>
+        <w:rPr>
+          <w:rFonts w:hint="eastAsia"/>
+          <w:lang w:val="en-US" w:eastAsia="zh-CN"/>
+        </w:rPr>
+      </w:pPr>
+      <w:bookmarkStart w:id="10" w:name="_Toc8964"/>
+      <w:r>
+        <w:rPr>
+          <w:rFonts w:hint="eastAsia"/>
+          <w:lang w:val="en-US" w:eastAsia="zh-CN"/>
+        </w:rPr>
+        <w:t>软件来源</w:t>
+      </w:r>
+      <w:bookmarkEnd w:id="10"/>
+    </w:p>
+    <w:p>
+      <w:pPr>
+        <w:pStyle w:val="30"/>
+        <w:rPr>
+          <w:rFonts w:hint="default"/>
+          <w:lang w:val="en-US" w:eastAsia="zh-CN"/>
+        </w:rPr>
+      </w:pPr>
+      <w:r>
+        <w:rPr>
+          <w:rFonts w:hint="eastAsia"/>
+          <w:lang w:val="en-US" w:eastAsia="zh-CN"/>
+        </w:rPr>
+        <w:t>外购</w:t>
+      </w:r>
+    </w:p>
+    <w:p>
+      <w:pPr>
+        <w:pStyle w:val="32"/>
+        <w:bidi w:val="0"/>
+        <w:rPr>
+          <w:rFonts w:hint="eastAsia"/>
+          <w:lang w:val="en-US" w:eastAsia="zh-CN"/>
+        </w:rPr>
+      </w:pPr>
+      <w:bookmarkStart w:id="11" w:name="_Toc9882"/>
+      <w:r>
+        <w:rPr>
+          <w:rFonts w:hint="eastAsia"/>
+          <w:lang w:val="en-US" w:eastAsia="zh-CN"/>
+        </w:rPr>
+        <w:t>软件特色</w:t>
+      </w:r>
+      <w:bookmarkEnd w:id="11"/>
+    </w:p>
+    <w:p>
+      <w:pPr>
+        <w:pStyle w:val="30"/>
+        <w:rPr>
+          <w:rFonts w:hint="eastAsia" w:ascii="宋体" w:hAnsi="宋体" w:eastAsia="宋体" w:cs="宋体"/>
+          <w:sz w:val="24"/>
+          <w:szCs w:val="24"/>
+          <w:lang w:val="en-US" w:eastAsia="zh-CN"/>
+        </w:rPr>
+      </w:pPr>
+      <w:r>
+        <w:rPr>
+          <w:rFonts w:hint="eastAsia" w:ascii="宋体" w:hAnsi="宋体" w:eastAsia="宋体" w:cs="宋体"/>
+          <w:sz w:val="24"/>
+          <w:szCs w:val="24"/>
+          <w:lang w:val="en-US" w:eastAsia="zh-CN"/>
+        </w:rPr>
+        <w:t>集成了服务器、</w:t>
+      </w:r>
+      <w:r>
+        <w:rPr>
+          <w:rFonts w:hint="eastAsia" w:ascii="宋体" w:hAnsi="宋体" w:eastAsia="宋体" w:cs="宋体"/>
+          <w:sz w:val="24"/>
+          <w:szCs w:val="24"/>
+        </w:rPr>
+        <w:t>数据库（RDS）、负载均衡（SLB）、对象存储（OSS）等多种云产品的管理功能，还包含数据管理服务（DMS）、运维审计、监控等模块，能够帮助企业对云计算资源进行集中化、精细化的运营与管理，适用于政务、企业数字化转型等场景</w:t>
+      </w:r>
+    </w:p>
+    <w:p>
+      <w:pPr>
+        <w:pStyle w:val="32"/>
+        <w:bidi w:val="0"/>
+        <w:rPr>
+          <w:rFonts w:hint="eastAsia"/>
+          <w:lang w:val="en-US" w:eastAsia="zh-CN"/>
+        </w:rPr>
+      </w:pPr>
+      <w:bookmarkStart w:id="12" w:name="_Toc15101"/>
+      <w:r>
+        <w:rPr>
+          <w:rFonts w:hint="eastAsia"/>
+          <w:lang w:val="en-US" w:eastAsia="zh-CN"/>
+        </w:rPr>
+        <w:t>功能介绍</w:t>
+      </w:r>
+      <w:bookmarkEnd w:id="12"/>
+    </w:p>
+    <w:p>
+      <w:pPr>
+        <w:pStyle w:val="30"/>
         <w:ind w:left="0" w:leftChars="0" w:right="0" w:rightChars="0" w:firstLine="0" w:firstLineChars="0"/>
         <w:jc w:val="center"/>
         <w:rPr>
-          <w:rFonts w:hint="eastAsia"/>
-          <w:lang w:val="en-US" w:eastAsia="zh-CN"/>
-        </w:rPr>
-      </w:pPr>
+          <w:rFonts w:hint="default"/>
+          <w:lang w:val="en-US" w:eastAsia="zh-CN"/>
+        </w:rPr>
+      </w:pPr>
+      <w:r>
+        <w:rPr>
+          <w:rFonts w:hint="eastAsia"/>
+          <w:lang w:val="en-US" w:eastAsia="zh-CN"/>
+        </w:rPr>
+        <w:t xml:space="preserve">图 </w:t>
+      </w:r>
+      <w:r>
+        <w:rPr>
+          <w:rFonts w:hint="eastAsia"/>
+          <w:lang w:val="en-US" w:eastAsia="zh-CN"/>
+        </w:rPr>
+        <w:fldChar w:fldCharType="begin"/>
+      </w:r>
+      <w:r>
+        <w:rPr>
+          <w:rFonts w:hint="eastAsia"/>
+          <w:lang w:val="en-US" w:eastAsia="zh-CN"/>
+        </w:rPr>
+        <w:instrText xml:space="preserve"> STYLEREF "柴_标题1" \n \* Charformat </w:instrText>
+      </w:r>
+      <w:r>
+        <w:rPr>
+          <w:rFonts w:hint="eastAsia"/>
+          <w:lang w:val="en-US" w:eastAsia="zh-CN"/>
+        </w:rPr>
+        <w:fldChar w:fldCharType="separate"/>
+      </w:r>
+      <w:r>
+        <w:rPr>
+          <w:rFonts w:hint="eastAsia"/>
+          <w:lang w:val="en-US" w:eastAsia="zh-CN"/>
+        </w:rPr>
+        <w:t>1</w:t>
+      </w:r>
+      <w:r>
+        <w:rPr>
+          <w:rFonts w:hint="eastAsia"/>
+          <w:lang w:val="en-US" w:eastAsia="zh-CN"/>
+        </w:rPr>
+        <w:fldChar w:fldCharType="end"/>
+      </w:r>
+      <w:r>
+        <w:rPr>
+          <w:rFonts w:hint="eastAsia"/>
+          <w:lang w:val="en-US" w:eastAsia="zh-CN"/>
+        </w:rPr>
+        <w:t xml:space="preserve"> -</w:t>
+      </w:r>
+      <w:r>
+        <w:rPr>
+          <w:rFonts w:hint="eastAsia"/>
+          <w:lang w:val="en-US" w:eastAsia="zh-CN"/>
+        </w:rPr>
+        <w:fldChar w:fldCharType="begin"/>
+      </w:r>
+      <w:r>
+        <w:rPr>
+          <w:rFonts w:hint="eastAsia"/>
+          <w:lang w:val="en-US" w:eastAsia="zh-CN"/>
+        </w:rPr>
+        <w:instrText xml:space="preserve">   SEQ 图 \* ARABIC  \s 1 </w:instrText>
+      </w:r>
+      <w:r>
+        <w:rPr>
+          <w:rFonts w:hint="eastAsia"/>
+          <w:lang w:val="en-US" w:eastAsia="zh-CN"/>
+        </w:rPr>
+        <w:fldChar w:fldCharType="separate"/>
+      </w:r>
+      <w:r>
+        <w:rPr>
+          <w:rFonts w:hint="eastAsia"/>
+          <w:lang w:val="en-US" w:eastAsia="zh-CN"/>
+        </w:rPr>
+        <w:t>8</w:t>
+      </w:r>
+      <w:r>
+        <w:rPr>
+          <w:rFonts w:hint="eastAsia"/>
+          <w:lang w:val="en-US" w:eastAsia="zh-CN"/>
+        </w:rPr>
+        <w:fldChar w:fldCharType="end"/>
+      </w:r>
+      <w:r>
+        <w:rPr>
+          <w:rFonts w:hint="eastAsia"/>
+          <w:lang w:val="en-US" w:eastAsia="zh-CN"/>
+        </w:rPr>
+        <w:t xml:space="preserve"> 首页</w:t>
+      </w:r>
     </w:p>
     <w:p>
       <w:pPr>
-        <w:pStyle w:val="29"/>
-        <w:bidi w:val="0"/>
-        <w:rPr>
-          <w:rFonts w:hint="eastAsia"/>
-          <w:lang w:val="en-US" w:eastAsia="zh-CN"/>
-        </w:rPr>
-      </w:pPr>
-      <w:r>
-        <w:rPr>
-          <w:rFonts w:hint="eastAsia"/>
-          <w:lang w:val="en-US" w:eastAsia="zh-CN"/>
-        </w:rPr>
-        <w:t>DMS数据管理服务可用于监控云数据库实例状态，如图1-12所示</w:t>
-      </w:r>
-    </w:p>
-    <w:p>
-      <w:pPr>
-        <w:pStyle w:val="29"/>
-        <w:ind w:left="0" w:leftChars="0" w:right="0" w:rightChars="0" w:firstLine="0" w:firstLineChars="0"/>
-        <w:jc w:val="center"/>
-        <w:rPr>
-          <w:rFonts w:hint="eastAsia"/>
-          <w:lang w:val="en-US" w:eastAsia="zh-CN"/>
-        </w:rPr>
-      </w:pPr>
-      <w:r>
-        <w:rPr>
-          <w:rFonts w:hint="eastAsia"/>
-          <w:lang w:val="en-US" w:eastAsia="zh-CN"/>
-        </w:rPr>
-        <w:t xml:space="preserve">图 </w:t>
-      </w:r>
-      <w:r>
-        <w:rPr>
-          <w:rFonts w:hint="eastAsia"/>
-          <w:lang w:val="en-US" w:eastAsia="zh-CN"/>
-        </w:rPr>
-        <w:fldChar w:fldCharType="begin"/>
-      </w:r>
-      <w:r>
-        <w:rPr>
-          <w:rFonts w:hint="eastAsia"/>
-          <w:lang w:val="en-US" w:eastAsia="zh-CN"/>
-        </w:rPr>
-        <w:instrText xml:space="preserve"> STYLEREF "柴_标题1" \n \* Charformat </w:instrText>
-      </w:r>
-      <w:r>
-        <w:rPr>
-          <w:rFonts w:hint="eastAsia"/>
-          <w:lang w:val="en-US" w:eastAsia="zh-CN"/>
-        </w:rPr>
-        <w:fldChar w:fldCharType="separate"/>
-      </w:r>
-      <w:r>
-        <w:rPr>
-          <w:rFonts w:hint="eastAsia"/>
-          <w:lang w:val="en-US" w:eastAsia="zh-CN"/>
-        </w:rPr>
-        <w:t>1</w:t>
-      </w:r>
-      <w:r>
-        <w:rPr>
-          <w:rFonts w:hint="eastAsia"/>
-          <w:lang w:val="en-US" w:eastAsia="zh-CN"/>
-        </w:rPr>
-        <w:fldChar w:fldCharType="end"/>
-      </w:r>
-      <w:r>
-        <w:rPr>
-          <w:rFonts w:hint="eastAsia"/>
-          <w:lang w:val="en-US" w:eastAsia="zh-CN"/>
-        </w:rPr>
-        <w:t xml:space="preserve"> -</w:t>
-      </w:r>
-      <w:r>
-        <w:rPr>
-          <w:rFonts w:hint="eastAsia"/>
-          <w:lang w:val="en-US" w:eastAsia="zh-CN"/>
-        </w:rPr>
-        <w:fldChar w:fldCharType="begin"/>
-      </w:r>
-      <w:r>
-        <w:rPr>
-          <w:rFonts w:hint="eastAsia"/>
-          <w:lang w:val="en-US" w:eastAsia="zh-CN"/>
-        </w:rPr>
-        <w:instrText xml:space="preserve">   SEQ 图 \* ARABIC  \s 1 </w:instrText>
-      </w:r>
-      <w:r>
-        <w:rPr>
-          <w:rFonts w:hint="eastAsia"/>
-          <w:lang w:val="en-US" w:eastAsia="zh-CN"/>
-        </w:rPr>
-        <w:fldChar w:fldCharType="separate"/>
-      </w:r>
-      <w:r>
-        <w:rPr>
-          <w:rFonts w:hint="eastAsia"/>
-          <w:lang w:val="en-US" w:eastAsia="zh-CN"/>
-        </w:rPr>
-        <w:t>12</w:t>
-      </w:r>
-      <w:r>
-        <w:rPr>
-          <w:rFonts w:hint="eastAsia"/>
-          <w:lang w:val="en-US" w:eastAsia="zh-CN"/>
-        </w:rPr>
-        <w:fldChar w:fldCharType="end"/>
-      </w:r>
-      <w:r>
-        <w:rPr>
-          <w:rFonts w:hint="eastAsia"/>
-          <w:lang w:val="en-US" w:eastAsia="zh-CN"/>
-        </w:rPr>
-        <w:t>系统进程监控</w:t>
-      </w:r>
-    </w:p>
-    <w:p>
-      <w:pPr>
-        <w:pStyle w:val="29"/>
-        <w:ind w:left="0" w:leftChars="0" w:right="0" w:rightChars="0" w:firstLine="0" w:firstLineChars="0"/>
-        <w:jc w:val="center"/>
+        <w:pStyle w:val="30"/>
+        <w:rPr>
+          <w:rFonts w:hint="eastAsia"/>
+          <w:lang w:val="en-US" w:eastAsia="zh-CN"/>
+        </w:rPr>
       </w:pPr>
       <w:r>
         <w:drawing>
           <wp:inline distT="0" distB="0" distL="114300" distR="114300">
-            <wp:extent cx="5260975" cy="2471420"/>
-            <wp:effectExtent l="0" t="0" r="12065" b="12700"/>
-            <wp:docPr id="16" name="图片 8"/>
+            <wp:extent cx="5273040" cy="3369945"/>
+            <wp:effectExtent l="0" t="0" r="0" b="13335"/>
+            <wp:docPr id="25" name="图片 13"/>
             <wp:cNvGraphicFramePr>
               <a:graphicFrameLocks xmlns:a="http://schemas.openxmlformats.org/drawingml/2006/main" noChangeAspect="1"/>
             </wp:cNvGraphicFramePr>
@@ -5905,13 +4774,13 @@
               <a:graphicData uri="http://schemas.openxmlformats.org/drawingml/2006/picture">
                 <pic:pic xmlns:pic="http://schemas.openxmlformats.org/drawingml/2006/picture">
                   <pic:nvPicPr>
-                    <pic:cNvPr id="16" name="图片 8"/>
+                    <pic:cNvPr id="25" name="图片 13"/>
                     <pic:cNvPicPr>
                       <a:picLocks noChangeAspect="1"/>
                     </pic:cNvPicPr>
                   </pic:nvPicPr>
                   <pic:blipFill>
-                    <a:blip r:embed="rId22"/>
+                    <a:blip r:embed="rId20"/>
                     <a:stretch>
                       <a:fillRect/>
                     </a:stretch>
@@ -5919,7 +4788,7 @@
                   <pic:spPr>
                     <a:xfrm>
                       <a:off x="0" y="0"/>
-                      <a:ext cx="5260975" cy="2471420"/>
+                      <a:ext cx="5273040" cy="3369945"/>
                     </a:xfrm>
                     <a:prstGeom prst="rect">
                       <a:avLst/>
@@ -5938,28 +4807,27 @@
     </w:p>
     <w:p>
       <w:pPr>
-        <w:pStyle w:val="29"/>
+        <w:pStyle w:val="30"/>
         <w:bidi w:val="0"/>
-        <w:rPr>
-          <w:rFonts w:hint="eastAsia"/>
-          <w:lang w:val="en-US" w:eastAsia="zh-CN"/>
-        </w:rPr>
-      </w:pPr>
-      <w:r>
-        <w:rPr>
-          <w:rFonts w:hint="eastAsia"/>
-          <w:lang w:val="en-US" w:eastAsia="zh-CN"/>
-        </w:rPr>
-        <w:t>BUCKET列表支持查看资源名称、地域、存储类型、容量等信息。如图1-13所示</w:t>
+      </w:pPr>
+      <w:r>
+        <w:rPr>
+          <w:rFonts w:hint="eastAsia"/>
+          <w:lang w:val="en-US" w:eastAsia="zh-CN"/>
+        </w:rPr>
+        <w:t>通过</w:t>
+      </w:r>
+      <w:r>
+        <w:t>表格汇总各服务的关键运行指标，通过统计集群数、实例总数及健康实例数，直观反映服务部署规模与实时可用性，为运维状态监控与容量评估提供核心数据依据</w:t>
       </w:r>
     </w:p>
     <w:p>
       <w:pPr>
-        <w:pStyle w:val="29"/>
+        <w:pStyle w:val="30"/>
         <w:ind w:left="0" w:leftChars="0" w:right="0" w:rightChars="0" w:firstLine="0" w:firstLineChars="0"/>
         <w:jc w:val="center"/>
         <w:rPr>
-          <w:rFonts w:hint="default"/>
+          <w:rFonts w:hint="eastAsia"/>
           <w:lang w:val="en-US" w:eastAsia="zh-CN"/>
         </w:rPr>
       </w:pPr>
@@ -6038,7 +4906,7 @@
           <w:rFonts w:hint="eastAsia"/>
           <w:lang w:val="en-US" w:eastAsia="zh-CN"/>
         </w:rPr>
-        <w:t>13</w:t>
+        <w:t>9</w:t>
       </w:r>
       <w:r>
         <w:rPr>
@@ -6052,12 +4920,12 @@
           <w:rFonts w:hint="eastAsia"/>
           <w:lang w:val="en-US" w:eastAsia="zh-CN"/>
         </w:rPr>
-        <w:t>BUCKET列表</w:t>
+        <w:t xml:space="preserve"> 服务实例状态监控表</w:t>
       </w:r>
     </w:p>
     <w:p>
       <w:pPr>
-        <w:pStyle w:val="29"/>
+        <w:pStyle w:val="30"/>
         <w:ind w:left="0" w:leftChars="0" w:right="0" w:rightChars="0" w:firstLine="0" w:firstLineChars="0"/>
         <w:jc w:val="center"/>
         <w:rPr>
@@ -6068,9 +4936,9 @@
       <w:r>
         <w:drawing>
           <wp:inline distT="0" distB="0" distL="114300" distR="114300">
-            <wp:extent cx="5267325" cy="1617980"/>
-            <wp:effectExtent l="0" t="0" r="5715" b="12700"/>
-            <wp:docPr id="17" name="图片 9"/>
+            <wp:extent cx="5271135" cy="2764790"/>
+            <wp:effectExtent l="0" t="0" r="1905" b="8890"/>
+            <wp:docPr id="20" name="图片 10"/>
             <wp:cNvGraphicFramePr>
               <a:graphicFrameLocks xmlns:a="http://schemas.openxmlformats.org/drawingml/2006/main" noChangeAspect="1"/>
             </wp:cNvGraphicFramePr>
@@ -6078,13 +4946,13 @@
               <a:graphicData uri="http://schemas.openxmlformats.org/drawingml/2006/picture">
                 <pic:pic xmlns:pic="http://schemas.openxmlformats.org/drawingml/2006/picture">
                   <pic:nvPicPr>
-                    <pic:cNvPr id="17" name="图片 9"/>
+                    <pic:cNvPr id="20" name="图片 10"/>
                     <pic:cNvPicPr>
                       <a:picLocks noChangeAspect="1"/>
                     </pic:cNvPicPr>
                   </pic:nvPicPr>
                   <pic:blipFill>
-                    <a:blip r:embed="rId23"/>
+                    <a:blip r:embed="rId21"/>
                     <a:stretch>
                       <a:fillRect/>
                     </a:stretch>
@@ -6092,7 +4960,7 @@
                   <pic:spPr>
                     <a:xfrm>
                       <a:off x="0" y="0"/>
-                      <a:ext cx="5267325" cy="1617980"/>
+                      <a:ext cx="5271135" cy="2764790"/>
                     </a:xfrm>
                     <a:prstGeom prst="rect">
                       <a:avLst/>
@@ -6111,37 +4979,45 @@
     </w:p>
     <w:p>
       <w:pPr>
-        <w:pStyle w:val="29"/>
+        <w:pStyle w:val="30"/>
         <w:bidi w:val="0"/>
         <w:rPr>
-          <w:rFonts w:hint="eastAsia"/>
-          <w:lang w:val="en-US" w:eastAsia="zh-CN"/>
-        </w:rPr>
-      </w:pPr>
-      <w:r>
-        <w:rPr>
-          <w:rFonts w:hint="eastAsia"/>
-          <w:lang w:val="en-US" w:eastAsia="zh-CN"/>
-        </w:rPr>
-        <w:t>负载均衡SLB可以查看实例的带宽状态、服务地址，并可以配置监听用于监控实例状态1-14所示</w:t>
+          <w:rFonts w:hint="default"/>
+        </w:rPr>
+      </w:pPr>
+      <w:r>
+        <w:t>通过树状结构直观展示了一次请求在微服务架构中的完整调用路径与层级依赖关系。图中每个节点代表一个服务或组件，节点间的连线表示调用方向，而标注的响应时间</w:t>
+      </w:r>
+      <w:r>
+        <w:rPr>
+          <w:rFonts w:hint="eastAsia"/>
+          <w:lang w:eastAsia="zh-CN"/>
+        </w:rPr>
+        <w:t>，</w:t>
+      </w:r>
+      <w:r>
+        <w:rPr>
+          <w:rFonts w:hint="default"/>
+        </w:rPr>
+        <w:t>清晰揭示了请求在每一跳的耗时，从而快速定位性能瓶颈与异常链路，是进行性能分析、故障溯源与架构优化的关键可视化工具。</w:t>
       </w:r>
     </w:p>
     <w:p>
       <w:pPr>
-        <w:pStyle w:val="29"/>
+        <w:pStyle w:val="30"/>
         <w:ind w:left="0" w:leftChars="0" w:right="0" w:rightChars="0" w:firstLine="0" w:firstLineChars="0"/>
         <w:jc w:val="center"/>
         <w:rPr>
-          <w:rFonts w:hint="eastAsia"/>
-          <w:lang w:val="en-US" w:eastAsia="zh-CN"/>
-        </w:rPr>
-      </w:pPr>
-      <w:r>
-        <w:rPr>
-          <w:rFonts w:hint="eastAsia"/>
-          <w:lang w:val="en-US" w:eastAsia="zh-CN"/>
-        </w:rPr>
-        <w:t>图 1 -</w:t>
+          <w:rFonts w:hint="default"/>
+          <w:lang w:val="en-US"/>
+        </w:rPr>
+      </w:pPr>
+      <w:r>
+        <w:rPr>
+          <w:rFonts w:hint="eastAsia"/>
+          <w:lang w:val="en-US" w:eastAsia="zh-CN"/>
+        </w:rPr>
+        <w:t xml:space="preserve">图 </w:t>
       </w:r>
       <w:r>
         <w:rPr>
@@ -6155,6 +5031,48 @@
           <w:rFonts w:hint="eastAsia"/>
           <w:lang w:val="en-US" w:eastAsia="zh-CN"/>
         </w:rPr>
+        <w:instrText xml:space="preserve"> STYLEREF "柴_标题1" \n \* Charformat </w:instrText>
+      </w:r>
+      <w:r>
+        <w:rPr>
+          <w:rFonts w:hint="eastAsia"/>
+          <w:lang w:val="en-US" w:eastAsia="zh-CN"/>
+        </w:rPr>
+        <w:fldChar w:fldCharType="separate"/>
+      </w:r>
+      <w:r>
+        <w:rPr>
+          <w:rFonts w:hint="eastAsia"/>
+          <w:lang w:val="en-US" w:eastAsia="zh-CN"/>
+        </w:rPr>
+        <w:t>1</w:t>
+      </w:r>
+      <w:r>
+        <w:rPr>
+          <w:rFonts w:hint="eastAsia"/>
+          <w:lang w:val="en-US" w:eastAsia="zh-CN"/>
+        </w:rPr>
+        <w:fldChar w:fldCharType="end"/>
+      </w:r>
+      <w:r>
+        <w:rPr>
+          <w:rFonts w:hint="eastAsia"/>
+          <w:lang w:val="en-US" w:eastAsia="zh-CN"/>
+        </w:rPr>
+        <w:t xml:space="preserve"> -</w:t>
+      </w:r>
+      <w:r>
+        <w:rPr>
+          <w:rFonts w:hint="eastAsia"/>
+          <w:lang w:val="en-US" w:eastAsia="zh-CN"/>
+        </w:rPr>
+        <w:fldChar w:fldCharType="begin"/>
+      </w:r>
+      <w:r>
+        <w:rPr>
+          <w:rFonts w:hint="eastAsia"/>
+          <w:lang w:val="en-US" w:eastAsia="zh-CN"/>
+        </w:rPr>
         <w:instrText xml:space="preserve">   SEQ 图 \* ARABIC  \s 1 </w:instrText>
       </w:r>
       <w:r>
@@ -6169,7 +5087,7 @@
           <w:rFonts w:hint="eastAsia"/>
           <w:lang w:val="en-US" w:eastAsia="zh-CN"/>
         </w:rPr>
-        <w:t>14</w:t>
+        <w:t>10</w:t>
       </w:r>
       <w:r>
         <w:rPr>
@@ -6183,25 +5101,22 @@
           <w:rFonts w:hint="eastAsia"/>
           <w:lang w:val="en-US" w:eastAsia="zh-CN"/>
         </w:rPr>
-        <w:t xml:space="preserve"> SLB负载均衡</w:t>
+        <w:t xml:space="preserve"> 网络拓扑图</w:t>
       </w:r>
     </w:p>
     <w:p>
       <w:pPr>
-        <w:pStyle w:val="29"/>
+        <w:pStyle w:val="30"/>
+        <w:bidi w:val="0"/>
         <w:ind w:left="0" w:leftChars="0" w:right="0" w:rightChars="0" w:firstLine="0" w:firstLineChars="0"/>
         <w:jc w:val="center"/>
-        <w:rPr>
-          <w:rFonts w:hint="default"/>
-          <w:lang w:val="en-US" w:eastAsia="zh-CN"/>
-        </w:rPr>
       </w:pPr>
       <w:r>
         <w:drawing>
           <wp:inline distT="0" distB="0" distL="114300" distR="114300">
-            <wp:extent cx="5273040" cy="2498725"/>
-            <wp:effectExtent l="0" t="0" r="0" b="635"/>
-            <wp:docPr id="18" name="图片 10"/>
+            <wp:extent cx="5271770" cy="3198495"/>
+            <wp:effectExtent l="0" t="0" r="1270" b="1905"/>
+            <wp:docPr id="21" name="图片 11"/>
             <wp:cNvGraphicFramePr>
               <a:graphicFrameLocks xmlns:a="http://schemas.openxmlformats.org/drawingml/2006/main" noChangeAspect="1"/>
             </wp:cNvGraphicFramePr>
@@ -6209,13 +5124,13 @@
               <a:graphicData uri="http://schemas.openxmlformats.org/drawingml/2006/picture">
                 <pic:pic xmlns:pic="http://schemas.openxmlformats.org/drawingml/2006/picture">
                   <pic:nvPicPr>
-                    <pic:cNvPr id="18" name="图片 10"/>
+                    <pic:cNvPr id="21" name="图片 11"/>
                     <pic:cNvPicPr>
                       <a:picLocks noChangeAspect="1"/>
                     </pic:cNvPicPr>
                   </pic:nvPicPr>
                   <pic:blipFill>
-                    <a:blip r:embed="rId24"/>
+                    <a:blip r:embed="rId22"/>
                     <a:stretch>
                       <a:fillRect/>
                     </a:stretch>
@@ -6223,7 +5138,7 @@
                   <pic:spPr>
                     <a:xfrm>
                       <a:off x="0" y="0"/>
-                      <a:ext cx="5273040" cy="2498725"/>
+                      <a:ext cx="5271770" cy="3198495"/>
                     </a:xfrm>
                     <a:prstGeom prst="rect">
                       <a:avLst/>
@@ -6242,1696 +5157,102 @@
     </w:p>
     <w:p>
       <w:pPr>
-        <w:pStyle w:val="29"/>
+        <w:pStyle w:val="31"/>
         <w:bidi w:val="0"/>
-        <w:ind w:left="0" w:leftChars="0" w:firstLine="0" w:firstLineChars="0"/>
-      </w:pPr>
+        <w:rPr>
+          <w:rFonts w:hint="default"/>
+          <w:lang w:val="en-US" w:eastAsia="zh-CN"/>
+        </w:rPr>
+      </w:pPr>
+      <w:r>
+        <w:rPr>
+          <w:rFonts w:hint="eastAsia"/>
+          <w:lang w:val="en-US" w:eastAsia="zh-CN"/>
+        </w:rPr>
+        <w:t>运维工具应用情况效果</w:t>
+      </w:r>
     </w:p>
     <w:p>
       <w:pPr>
-        <w:pStyle w:val="29"/>
-        <w:bidi w:val="0"/>
-        <w:ind w:left="0" w:leftChars="0" w:firstLine="0" w:firstLineChars="0"/>
-        <w:rPr>
-          <w:rFonts w:hint="eastAsia"/>
-          <w:lang w:val="en-US" w:eastAsia="zh-CN"/>
-        </w:rPr>
-      </w:pPr>
-      <w:r>
-        <w:rPr>
-          <w:rFonts w:hint="eastAsia"/>
-          <w:lang w:val="en-US" w:eastAsia="zh-CN"/>
-        </w:rPr>
-        <w:t>服务监控看板，可查看服务监控日志，如图1-15所示</w:t>
+        <w:pStyle w:val="30"/>
+        <w:rPr>
+          <w:rFonts w:hint="default"/>
+          <w:lang w:val="en-US" w:eastAsia="zh-CN"/>
+        </w:rPr>
+      </w:pPr>
+      <w:r>
+        <w:rPr>
+          <w:rFonts w:hint="default"/>
+          <w:lang w:val="en-US" w:eastAsia="zh-CN"/>
+        </w:rPr>
+        <w:t>在运维项目中，运维工具与监控工具的集成应用，构建了“监、管、控、析”一体化的自动化运营体系，取得了显著成效：</w:t>
       </w:r>
     </w:p>
     <w:p>
       <w:pPr>
-        <w:pStyle w:val="29"/>
-        <w:ind w:left="0" w:leftChars="0" w:right="0" w:rightChars="0" w:firstLine="0" w:firstLineChars="0"/>
-        <w:jc w:val="center"/>
-        <w:rPr>
-          <w:rFonts w:hint="eastAsia"/>
-          <w:lang w:val="en-US" w:eastAsia="zh-CN"/>
-        </w:rPr>
-      </w:pPr>
-      <w:r>
-        <w:rPr>
-          <w:rFonts w:hint="eastAsia"/>
-          <w:lang w:val="en-US" w:eastAsia="zh-CN"/>
-        </w:rPr>
-        <w:t>图 1 -</w:t>
-      </w:r>
-      <w:r>
-        <w:rPr>
-          <w:rFonts w:hint="eastAsia"/>
-          <w:lang w:val="en-US" w:eastAsia="zh-CN"/>
-        </w:rPr>
-        <w:fldChar w:fldCharType="begin"/>
-      </w:r>
-      <w:r>
-        <w:rPr>
-          <w:rFonts w:hint="eastAsia"/>
-          <w:lang w:val="en-US" w:eastAsia="zh-CN"/>
-        </w:rPr>
-        <w:instrText xml:space="preserve">   SEQ 图 \* ARABIC  \s 1 </w:instrText>
-      </w:r>
-      <w:r>
-        <w:rPr>
-          <w:rFonts w:hint="eastAsia"/>
-          <w:lang w:val="en-US" w:eastAsia="zh-CN"/>
-        </w:rPr>
-        <w:fldChar w:fldCharType="separate"/>
-      </w:r>
-      <w:r>
-        <w:rPr>
-          <w:rFonts w:hint="eastAsia"/>
-          <w:lang w:val="en-US" w:eastAsia="zh-CN"/>
-        </w:rPr>
-        <w:t>15</w:t>
-      </w:r>
-      <w:r>
-        <w:rPr>
-          <w:rFonts w:hint="eastAsia"/>
-          <w:lang w:val="en-US" w:eastAsia="zh-CN"/>
-        </w:rPr>
-        <w:fldChar w:fldCharType="end"/>
-      </w:r>
-      <w:r>
-        <w:rPr>
-          <w:rFonts w:hint="eastAsia"/>
-          <w:lang w:val="en-US" w:eastAsia="zh-CN"/>
-        </w:rPr>
-        <w:t>服务监控看板</w:t>
+        <w:pStyle w:val="30"/>
+        <w:rPr>
+          <w:rFonts w:hint="default"/>
+          <w:lang w:val="en-US" w:eastAsia="zh-CN"/>
+        </w:rPr>
+      </w:pPr>
+      <w:r>
+        <w:rPr>
+          <w:rFonts w:hint="default"/>
+          <w:lang w:val="en-US" w:eastAsia="zh-CN"/>
+        </w:rPr>
+        <w:t>通过统一的工单流程平台，实现了从需求提出到闭环评价的全流程线上化与标准化，将平均事务处理周期缩短约30%，并依托满意度调查与数据报表，使服务质量和团队绩效可量化、可优化。</w:t>
       </w:r>
     </w:p>
     <w:p>
       <w:pPr>
-        <w:pStyle w:val="29"/>
-        <w:ind w:left="0" w:leftChars="0" w:right="0" w:rightChars="0" w:firstLine="0" w:firstLineChars="0"/>
-        <w:jc w:val="center"/>
-      </w:pPr>
-      <w:r>
-        <w:drawing>
-          <wp:inline distT="0" distB="0" distL="114300" distR="114300">
-            <wp:extent cx="5264150" cy="1976120"/>
-            <wp:effectExtent l="0" t="0" r="8890" b="5080"/>
-            <wp:docPr id="19" name="图片 11"/>
-            <wp:cNvGraphicFramePr>
-              <a:graphicFrameLocks xmlns:a="http://schemas.openxmlformats.org/drawingml/2006/main" noChangeAspect="1"/>
-            </wp:cNvGraphicFramePr>
-            <a:graphic xmlns:a="http://schemas.openxmlformats.org/drawingml/2006/main">
-              <a:graphicData uri="http://schemas.openxmlformats.org/drawingml/2006/picture">
-                <pic:pic xmlns:pic="http://schemas.openxmlformats.org/drawingml/2006/picture">
-                  <pic:nvPicPr>
-                    <pic:cNvPr id="19" name="图片 11"/>
-                    <pic:cNvPicPr>
-                      <a:picLocks noChangeAspect="1"/>
-                    </pic:cNvPicPr>
-                  </pic:nvPicPr>
-                  <pic:blipFill>
-                    <a:blip r:embed="rId25"/>
-                    <a:stretch>
-                      <a:fillRect/>
-                    </a:stretch>
-                  </pic:blipFill>
-                  <pic:spPr>
-                    <a:xfrm>
-                      <a:off x="0" y="0"/>
-                      <a:ext cx="5264150" cy="1976120"/>
-                    </a:xfrm>
-                    <a:prstGeom prst="rect">
-                      <a:avLst/>
-                    </a:prstGeom>
-                    <a:noFill/>
-                    <a:ln>
-                      <a:noFill/>
-                    </a:ln>
-                  </pic:spPr>
-                </pic:pic>
-              </a:graphicData>
-            </a:graphic>
-          </wp:inline>
-        </w:drawing>
+        <w:pStyle w:val="30"/>
+        <w:rPr>
+          <w:rFonts w:hint="default"/>
+          <w:lang w:val="en-US" w:eastAsia="zh-CN"/>
+        </w:rPr>
+      </w:pPr>
+      <w:r>
+        <w:rPr>
+          <w:rFonts w:hint="default"/>
+          <w:lang w:val="en-US" w:eastAsia="zh-CN"/>
+        </w:rPr>
+        <w:t>借助立体化监控工具链，实现了对微服务架构下数千实例的健康状态、性能指标与调用链路的实时可视与智能预警，使潜在故障的平均发现时间（MTTD）大幅提前，有效保障了核心业务系统的高可用性。</w:t>
       </w:r>
     </w:p>
     <w:p>
       <w:pPr>
-        <w:pStyle w:val="29"/>
-        <w:bidi w:val="0"/>
-        <w:ind w:left="0" w:leftChars="0" w:firstLine="0" w:firstLineChars="0"/>
-        <w:rPr>
-          <w:rFonts w:hint="eastAsia"/>
-          <w:lang w:val="en-US" w:eastAsia="zh-CN"/>
-        </w:rPr>
-      </w:pPr>
-      <w:r>
-        <w:rPr>
-          <w:rFonts w:hint="eastAsia"/>
-          <w:lang w:val="en-US" w:eastAsia="zh-CN"/>
-        </w:rPr>
-        <w:t>攻击检测日志可以用于协助进行安全排查，如图1-16所示</w:t>
+        <w:pStyle w:val="30"/>
+        <w:rPr>
+          <w:rFonts w:hint="default"/>
+          <w:lang w:val="en-US" w:eastAsia="zh-CN"/>
+        </w:rPr>
+      </w:pPr>
+      <w:r>
+        <w:rPr>
+          <w:rFonts w:hint="default"/>
+          <w:lang w:val="en-US" w:eastAsia="zh-CN"/>
+        </w:rPr>
+        <w:t>同时，通过集成SQL审核与数据库管控平台，将所有线上数据变更纳入规范化流程，实现了操作可审计、变更可回溯与风险可防控，从源头杜绝了因误操作引发的数据安全事故，系统稳定性与数据合规性得到根本性提升。</w:t>
       </w:r>
     </w:p>
     <w:p>
       <w:pPr>
-        <w:pStyle w:val="29"/>
-        <w:ind w:left="0" w:leftChars="0" w:right="0" w:rightChars="0" w:firstLine="0" w:firstLineChars="0"/>
-        <w:jc w:val="center"/>
-        <w:rPr>
-          <w:rFonts w:hint="eastAsia"/>
-          <w:lang w:val="en-US" w:eastAsia="zh-CN"/>
-        </w:rPr>
-      </w:pPr>
-      <w:r>
-        <w:rPr>
-          <w:rFonts w:hint="eastAsia"/>
-          <w:lang w:val="en-US" w:eastAsia="zh-CN"/>
-        </w:rPr>
-        <w:t xml:space="preserve">图 </w:t>
-      </w:r>
-      <w:r>
-        <w:rPr>
-          <w:rFonts w:hint="eastAsia"/>
-          <w:lang w:val="en-US" w:eastAsia="zh-CN"/>
-        </w:rPr>
-        <w:fldChar w:fldCharType="begin"/>
-      </w:r>
-      <w:r>
-        <w:rPr>
-          <w:rFonts w:hint="eastAsia"/>
-          <w:lang w:val="en-US" w:eastAsia="zh-CN"/>
-        </w:rPr>
-        <w:instrText xml:space="preserve"> STYLEREF "柴_标题1" \n \* Charformat </w:instrText>
-      </w:r>
-      <w:r>
-        <w:rPr>
-          <w:rFonts w:hint="eastAsia"/>
-          <w:lang w:val="en-US" w:eastAsia="zh-CN"/>
-        </w:rPr>
-        <w:fldChar w:fldCharType="separate"/>
-      </w:r>
-      <w:r>
-        <w:rPr>
-          <w:rFonts w:hint="eastAsia"/>
-          <w:lang w:val="en-US" w:eastAsia="zh-CN"/>
-        </w:rPr>
-        <w:t>1</w:t>
-      </w:r>
-      <w:r>
-        <w:rPr>
-          <w:rFonts w:hint="eastAsia"/>
-          <w:lang w:val="en-US" w:eastAsia="zh-CN"/>
-        </w:rPr>
-        <w:fldChar w:fldCharType="end"/>
-      </w:r>
-      <w:r>
-        <w:rPr>
-          <w:rFonts w:hint="eastAsia"/>
-          <w:lang w:val="en-US" w:eastAsia="zh-CN"/>
-        </w:rPr>
-        <w:t xml:space="preserve"> -</w:t>
-      </w:r>
-      <w:r>
-        <w:rPr>
-          <w:rFonts w:hint="eastAsia"/>
-          <w:lang w:val="en-US" w:eastAsia="zh-CN"/>
-        </w:rPr>
-        <w:fldChar w:fldCharType="begin"/>
-      </w:r>
-      <w:r>
-        <w:rPr>
-          <w:rFonts w:hint="eastAsia"/>
-          <w:lang w:val="en-US" w:eastAsia="zh-CN"/>
-        </w:rPr>
-        <w:instrText xml:space="preserve">   SEQ 图 \* ARABIC  \s 1 </w:instrText>
-      </w:r>
-      <w:r>
-        <w:rPr>
-          <w:rFonts w:hint="eastAsia"/>
-          <w:lang w:val="en-US" w:eastAsia="zh-CN"/>
-        </w:rPr>
-        <w:fldChar w:fldCharType="separate"/>
-      </w:r>
-      <w:r>
-        <w:rPr>
-          <w:rFonts w:hint="eastAsia"/>
-          <w:lang w:val="en-US" w:eastAsia="zh-CN"/>
-        </w:rPr>
-        <w:t>16</w:t>
-      </w:r>
-      <w:r>
-        <w:rPr>
-          <w:rFonts w:hint="eastAsia"/>
-          <w:lang w:val="en-US" w:eastAsia="zh-CN"/>
-        </w:rPr>
-        <w:fldChar w:fldCharType="end"/>
-      </w:r>
-      <w:r>
-        <w:rPr>
-          <w:rFonts w:hint="eastAsia"/>
-          <w:lang w:val="en-US" w:eastAsia="zh-CN"/>
-        </w:rPr>
-        <w:t>服务监控看板宏观展示</w:t>
-      </w:r>
-    </w:p>
-    <w:p>
-      <w:pPr>
-        <w:pStyle w:val="29"/>
-        <w:ind w:left="0" w:leftChars="0" w:right="0" w:rightChars="0" w:firstLine="0" w:firstLineChars="0"/>
-        <w:jc w:val="center"/>
-      </w:pPr>
-    </w:p>
-    <w:p>
-      <w:pPr>
-        <w:pStyle w:val="29"/>
-        <w:ind w:left="0" w:leftChars="0" w:right="0" w:rightChars="0" w:firstLine="0" w:firstLineChars="0"/>
-        <w:jc w:val="center"/>
-      </w:pPr>
-      <w:r>
-        <w:drawing>
-          <wp:inline distT="0" distB="0" distL="114300" distR="114300">
-            <wp:extent cx="5267960" cy="1517650"/>
-            <wp:effectExtent l="0" t="0" r="5080" b="6350"/>
-            <wp:docPr id="21" name="图片 2"/>
-            <wp:cNvGraphicFramePr>
-              <a:graphicFrameLocks xmlns:a="http://schemas.openxmlformats.org/drawingml/2006/main" noChangeAspect="1"/>
-            </wp:cNvGraphicFramePr>
-            <a:graphic xmlns:a="http://schemas.openxmlformats.org/drawingml/2006/main">
-              <a:graphicData uri="http://schemas.openxmlformats.org/drawingml/2006/picture">
-                <pic:pic xmlns:pic="http://schemas.openxmlformats.org/drawingml/2006/picture">
-                  <pic:nvPicPr>
-                    <pic:cNvPr id="21" name="图片 2"/>
-                    <pic:cNvPicPr>
-                      <a:picLocks noChangeAspect="1"/>
-                    </pic:cNvPicPr>
-                  </pic:nvPicPr>
-                  <pic:blipFill>
-                    <a:blip r:embed="rId26"/>
-                    <a:stretch>
-                      <a:fillRect/>
-                    </a:stretch>
-                  </pic:blipFill>
-                  <pic:spPr>
-                    <a:xfrm>
-                      <a:off x="0" y="0"/>
-                      <a:ext cx="5267960" cy="1517650"/>
-                    </a:xfrm>
-                    <a:prstGeom prst="rect">
-                      <a:avLst/>
-                    </a:prstGeom>
-                    <a:noFill/>
-                    <a:ln>
-                      <a:noFill/>
-                    </a:ln>
-                  </pic:spPr>
-                </pic:pic>
-              </a:graphicData>
-            </a:graphic>
-          </wp:inline>
-        </w:drawing>
-      </w:r>
-    </w:p>
-    <w:p>
-      <w:pPr>
-        <w:pStyle w:val="29"/>
-        <w:bidi w:val="0"/>
-        <w:rPr>
-          <w:rFonts w:hint="eastAsia"/>
-          <w:lang w:val="en-US" w:eastAsia="zh-CN"/>
-        </w:rPr>
-      </w:pPr>
-      <w:r>
-        <w:rPr>
-          <w:rFonts w:hint="eastAsia"/>
-          <w:lang w:val="en-US" w:eastAsia="zh-CN"/>
-        </w:rPr>
-        <w:t>安全审计功能支持原始日志趋势、审计事件趋势，可用于查看危险事件分布，如图1-17所示</w:t>
-      </w:r>
-    </w:p>
-    <w:p>
-      <w:pPr>
-        <w:pStyle w:val="29"/>
-        <w:ind w:left="0" w:leftChars="0" w:right="0" w:rightChars="0" w:firstLine="0" w:firstLineChars="0"/>
-        <w:jc w:val="center"/>
-        <w:rPr>
-          <w:rFonts w:hint="eastAsia"/>
-          <w:lang w:val="en-US" w:eastAsia="zh-CN"/>
-        </w:rPr>
-      </w:pPr>
-      <w:r>
-        <w:rPr>
-          <w:rFonts w:hint="eastAsia"/>
-          <w:lang w:val="en-US" w:eastAsia="zh-CN"/>
-        </w:rPr>
-        <w:t xml:space="preserve">图 </w:t>
-      </w:r>
-      <w:r>
-        <w:rPr>
-          <w:rFonts w:hint="eastAsia"/>
-          <w:lang w:val="en-US" w:eastAsia="zh-CN"/>
-        </w:rPr>
-        <w:fldChar w:fldCharType="begin"/>
-      </w:r>
-      <w:r>
-        <w:rPr>
-          <w:rFonts w:hint="eastAsia"/>
-          <w:lang w:val="en-US" w:eastAsia="zh-CN"/>
-        </w:rPr>
-        <w:instrText xml:space="preserve"> STYLEREF "柴_标题1" \n \* Charformat </w:instrText>
-      </w:r>
-      <w:r>
-        <w:rPr>
-          <w:rFonts w:hint="eastAsia"/>
-          <w:lang w:val="en-US" w:eastAsia="zh-CN"/>
-        </w:rPr>
-        <w:fldChar w:fldCharType="separate"/>
-      </w:r>
-      <w:r>
-        <w:rPr>
-          <w:rFonts w:hint="eastAsia"/>
-          <w:lang w:val="en-US" w:eastAsia="zh-CN"/>
-        </w:rPr>
-        <w:t>1</w:t>
-      </w:r>
-      <w:r>
-        <w:rPr>
-          <w:rFonts w:hint="eastAsia"/>
-          <w:lang w:val="en-US" w:eastAsia="zh-CN"/>
-        </w:rPr>
-        <w:fldChar w:fldCharType="end"/>
-      </w:r>
-      <w:r>
-        <w:rPr>
-          <w:rFonts w:hint="eastAsia"/>
-          <w:lang w:val="en-US" w:eastAsia="zh-CN"/>
-        </w:rPr>
-        <w:t xml:space="preserve"> -</w:t>
-      </w:r>
-      <w:r>
-        <w:rPr>
-          <w:rFonts w:hint="eastAsia"/>
-          <w:lang w:val="en-US" w:eastAsia="zh-CN"/>
-        </w:rPr>
-        <w:fldChar w:fldCharType="begin"/>
-      </w:r>
-      <w:r>
-        <w:rPr>
-          <w:rFonts w:hint="eastAsia"/>
-          <w:lang w:val="en-US" w:eastAsia="zh-CN"/>
-        </w:rPr>
-        <w:instrText xml:space="preserve">   SEQ 图 \* ARABIC  \s 1 </w:instrText>
-      </w:r>
-      <w:r>
-        <w:rPr>
-          <w:rFonts w:hint="eastAsia"/>
-          <w:lang w:val="en-US" w:eastAsia="zh-CN"/>
-        </w:rPr>
-        <w:fldChar w:fldCharType="separate"/>
-      </w:r>
-      <w:r>
-        <w:rPr>
-          <w:rFonts w:hint="eastAsia"/>
-          <w:lang w:val="en-US" w:eastAsia="zh-CN"/>
-        </w:rPr>
-        <w:t>17</w:t>
-      </w:r>
-      <w:r>
-        <w:rPr>
-          <w:rFonts w:hint="eastAsia"/>
-          <w:lang w:val="en-US" w:eastAsia="zh-CN"/>
-        </w:rPr>
-        <w:fldChar w:fldCharType="end"/>
-      </w:r>
-      <w:r>
-        <w:rPr>
-          <w:rFonts w:hint="eastAsia"/>
-          <w:lang w:val="en-US" w:eastAsia="zh-CN"/>
-        </w:rPr>
-        <w:t>安全审计展示</w:t>
-      </w:r>
-    </w:p>
-    <w:p>
-      <w:pPr>
-        <w:pStyle w:val="29"/>
-        <w:ind w:left="0" w:leftChars="0" w:right="0" w:rightChars="0" w:firstLine="0" w:firstLineChars="0"/>
-        <w:jc w:val="left"/>
+        <w:pStyle w:val="30"/>
         <w:rPr>
           <w:rFonts w:hint="default"/>
           <w:lang w:val="en-US" w:eastAsia="zh-CN"/>
         </w:rPr>
       </w:pPr>
       <w:r>
-        <w:drawing>
-          <wp:inline distT="0" distB="0" distL="114300" distR="114300">
-            <wp:extent cx="5269230" cy="2537460"/>
-            <wp:effectExtent l="0" t="0" r="3810" b="7620"/>
-            <wp:docPr id="22" name="图片 3"/>
-            <wp:cNvGraphicFramePr>
-              <a:graphicFrameLocks xmlns:a="http://schemas.openxmlformats.org/drawingml/2006/main" noChangeAspect="1"/>
-            </wp:cNvGraphicFramePr>
-            <a:graphic xmlns:a="http://schemas.openxmlformats.org/drawingml/2006/main">
-              <a:graphicData uri="http://schemas.openxmlformats.org/drawingml/2006/picture">
-                <pic:pic xmlns:pic="http://schemas.openxmlformats.org/drawingml/2006/picture">
-                  <pic:nvPicPr>
-                    <pic:cNvPr id="22" name="图片 3"/>
-                    <pic:cNvPicPr>
-                      <a:picLocks noChangeAspect="1"/>
-                    </pic:cNvPicPr>
-                  </pic:nvPicPr>
-                  <pic:blipFill>
-                    <a:blip r:embed="rId27"/>
-                    <a:stretch>
-                      <a:fillRect/>
-                    </a:stretch>
-                  </pic:blipFill>
-                  <pic:spPr>
-                    <a:xfrm>
-                      <a:off x="0" y="0"/>
-                      <a:ext cx="5269230" cy="2537460"/>
-                    </a:xfrm>
-                    <a:prstGeom prst="rect">
-                      <a:avLst/>
-                    </a:prstGeom>
-                    <a:noFill/>
-                    <a:ln>
-                      <a:noFill/>
-                    </a:ln>
-                  </pic:spPr>
-                </pic:pic>
-              </a:graphicData>
-            </a:graphic>
-          </wp:inline>
-        </w:drawing>
-      </w:r>
-    </w:p>
-    <w:p>
-      <w:pPr>
-        <w:pStyle w:val="30"/>
-        <w:bidi w:val="0"/>
-        <w:rPr>
-          <w:rFonts w:hint="eastAsia"/>
-          <w:lang w:val="en-US" w:eastAsia="zh-CN"/>
-        </w:rPr>
-      </w:pPr>
-      <w:bookmarkStart w:id="13" w:name="_Toc10225"/>
-      <w:r>
-        <w:rPr>
-          <w:rFonts w:hint="eastAsia"/>
-          <w:lang w:val="en-US" w:eastAsia="zh-CN"/>
-        </w:rPr>
-        <w:t>运维工具应用效果</w:t>
-      </w:r>
+        <w:rPr>
+          <w:rFonts w:hint="default"/>
+          <w:lang w:val="en-US" w:eastAsia="zh-CN"/>
+        </w:rPr>
+        <w:t>整体而言，该工具体系不仅提升了运维响应效率与故障处置能力，更推动了运维模式从事后救火向事前预防、事中可控的智能化运营转型。</w:t>
+      </w:r>
+      <w:bookmarkStart w:id="13" w:name="_GoBack"/>
       <w:bookmarkEnd w:id="13"/>
-    </w:p>
-    <w:p>
-      <w:pPr>
-        <w:pStyle w:val="29"/>
-        <w:rPr>
-          <w:rFonts w:hint="default"/>
-          <w:lang w:val="en-US" w:eastAsia="zh-CN"/>
-        </w:rPr>
-      </w:pPr>
-      <w:r>
-        <w:rPr>
-          <w:rFonts w:hint="default"/>
-          <w:lang w:val="en-US" w:eastAsia="zh-CN"/>
-        </w:rPr>
-        <w:t>在晋城市数据局2025大数据应用平台运维服务项目及产业互联网共享服务平台运维中，我们构建了以DASUSM平台为核心、禅道项目管理工具为纽带、阿里云飞天企业版为技术底座的立体化运维管理体系。DASUSM平台作为一体化运维流程中枢，实现了事件响应、变更管控与日常巡检的标准化、自动化流转，显著提升了运维流程的规范性与执行效率；禅道项目管理工具则延续了其在任务分解与进度跟踪方面的优势，将SLA服务承诺逐层拆解为可量化、可考核的运维工单与活动计划，确保每项服务交付过程透明可控、责任到人；而阿里云飞天企业版作为底层资源支撑平台，凭借其高可靠性、弹性伸缩及完善的监控能力，为上层应用提供了稳定、安全、高性能的运行环境。三者相辅相成，不仅形成了从基础设施到服务交付的端到端管理闭环，更通过数据驱动与流程协同，持续优化运维质量与用户体验，全面保障政务大数据平台与产业互联网平台的长效稳定运行与业务价值释放。上述工具已于9月中旬完成年度自评估，符合运维管理体系持续改进要求。</w:t>
-      </w:r>
-    </w:p>
-    <w:p>
-      <w:pPr>
-        <w:pStyle w:val="28"/>
-        <w:bidi w:val="0"/>
-        <w:rPr>
-          <w:rFonts w:hint="eastAsia"/>
-          <w:lang w:val="en-US" w:eastAsia="zh-CN"/>
-        </w:rPr>
-      </w:pPr>
-      <w:bookmarkStart w:id="14" w:name="_Toc6222"/>
-      <w:r>
-        <w:rPr>
-          <w:rFonts w:hint="eastAsia"/>
-          <w:lang w:val="en-US" w:eastAsia="zh-CN"/>
-        </w:rPr>
-        <w:t>服务台应用情况说明</w:t>
-      </w:r>
-      <w:bookmarkEnd w:id="14"/>
-    </w:p>
-    <w:p>
-      <w:pPr>
-        <w:pStyle w:val="29"/>
-        <w:rPr>
-          <w:rFonts w:hint="eastAsia"/>
-          <w:lang w:val="en-US" w:eastAsia="zh-CN"/>
-        </w:rPr>
-      </w:pPr>
-      <w:r>
-        <w:rPr>
-          <w:rFonts w:hint="eastAsia"/>
-          <w:lang w:val="en-US" w:eastAsia="zh-CN"/>
-        </w:rPr>
-        <w:t>将服务台工作全面接入禅道过程管理工具。所有用户请求均通过禅道工单系统进行受理。系统自动追踪并记录每一个工单的“创建-分配-解决-关闭”全流程。一线解决率的计算完全依赖于禅道的真实流转数据：凡是由一线服务台角色直接关闭且未发生流转的工单，均被计入有效FCR。</w:t>
-      </w:r>
-    </w:p>
-    <w:p>
-      <w:pPr>
-        <w:pStyle w:val="29"/>
-        <w:rPr>
-          <w:rFonts w:hint="eastAsia"/>
-          <w:lang w:val="en-US" w:eastAsia="zh-CN"/>
-        </w:rPr>
-      </w:pPr>
-      <w:r>
-        <w:rPr>
-          <w:rFonts w:hint="eastAsia"/>
-          <w:lang w:val="en-US" w:eastAsia="zh-CN"/>
-        </w:rPr>
-        <w:t>我们为服务台团队设定了清晰的FCR达标值（当前设定为月度≥90%），并将该指标纳入团队的月度绩效考评体系。通过禅道内置的统计报表功能，可自动生成FCR数据看板，使考核过程公开、透明、数据驱动。</w:t>
-      </w:r>
-    </w:p>
-    <w:p>
-      <w:pPr>
-        <w:pStyle w:val="29"/>
-        <w:rPr>
-          <w:rFonts w:hint="eastAsia"/>
-          <w:lang w:val="en-US" w:eastAsia="zh-CN"/>
-        </w:rPr>
-      </w:pPr>
-      <w:r>
-        <w:rPr>
-          <w:rFonts w:hint="eastAsia"/>
-          <w:lang w:val="en-US" w:eastAsia="zh-CN"/>
-        </w:rPr>
-        <w:t>通过对服务台一线问题解决率进行汇总统计，截止目前均满足服务台考核指标要求。</w:t>
-      </w:r>
-    </w:p>
-    <w:p>
-      <w:pPr>
-        <w:pStyle w:val="28"/>
-        <w:bidi w:val="0"/>
-        <w:rPr>
-          <w:rFonts w:hint="eastAsia"/>
-          <w:lang w:val="en-US" w:eastAsia="zh-CN"/>
-        </w:rPr>
-      </w:pPr>
-      <w:bookmarkStart w:id="15" w:name="_Toc26297"/>
-      <w:r>
-        <w:rPr>
-          <w:rFonts w:hint="eastAsia"/>
-          <w:lang w:val="en-US" w:eastAsia="zh-CN"/>
-        </w:rPr>
-        <w:t>备件库应用情况说明</w:t>
-      </w:r>
-      <w:bookmarkEnd w:id="15"/>
-    </w:p>
-    <w:p>
-      <w:pPr>
-        <w:pStyle w:val="29"/>
-        <w:rPr>
-          <w:rFonts w:hint="eastAsia"/>
-          <w:lang w:val="en-US" w:eastAsia="zh-CN"/>
-        </w:rPr>
-      </w:pPr>
-      <w:r>
-        <w:rPr>
-          <w:rFonts w:hint="eastAsia"/>
-          <w:lang w:val="en-US" w:eastAsia="zh-CN"/>
-        </w:rPr>
-        <w:t>为强化运维服务的物资保障能力，对供应商进行了严格考核，统计供应商供给材料。供应商统计表如表3-1所示</w:t>
-      </w:r>
-    </w:p>
-    <w:p>
-      <w:pPr>
-        <w:pStyle w:val="29"/>
-        <w:ind w:left="0" w:leftChars="0" w:right="0" w:rightChars="0" w:firstLine="0" w:firstLineChars="0"/>
-        <w:jc w:val="center"/>
-        <w:rPr>
-          <w:rFonts w:hint="default"/>
-          <w:lang w:val="en-US" w:eastAsia="zh-CN"/>
-        </w:rPr>
-      </w:pPr>
-      <w:r>
-        <w:rPr>
-          <w:rFonts w:hint="eastAsia"/>
-          <w:lang w:val="en-US" w:eastAsia="zh-CN"/>
-        </w:rPr>
-        <w:t xml:space="preserve">图 </w:t>
-      </w:r>
-      <w:r>
-        <w:rPr>
-          <w:rFonts w:hint="eastAsia"/>
-          <w:lang w:val="en-US" w:eastAsia="zh-CN"/>
-        </w:rPr>
-        <w:fldChar w:fldCharType="begin"/>
-      </w:r>
-      <w:r>
-        <w:rPr>
-          <w:rFonts w:hint="eastAsia"/>
-          <w:lang w:val="en-US" w:eastAsia="zh-CN"/>
-        </w:rPr>
-        <w:instrText xml:space="preserve"> STYLEREF "柴_标题1" \n \* Charformat </w:instrText>
-      </w:r>
-      <w:r>
-        <w:rPr>
-          <w:rFonts w:hint="eastAsia"/>
-          <w:lang w:val="en-US" w:eastAsia="zh-CN"/>
-        </w:rPr>
-        <w:fldChar w:fldCharType="separate"/>
-      </w:r>
-      <w:r>
-        <w:rPr>
-          <w:rFonts w:hint="eastAsia"/>
-          <w:lang w:val="en-US" w:eastAsia="zh-CN"/>
-        </w:rPr>
-        <w:t>3</w:t>
-      </w:r>
-      <w:r>
-        <w:rPr>
-          <w:rFonts w:hint="eastAsia"/>
-          <w:lang w:val="en-US" w:eastAsia="zh-CN"/>
-        </w:rPr>
-        <w:fldChar w:fldCharType="end"/>
-      </w:r>
-      <w:r>
-        <w:rPr>
-          <w:rFonts w:hint="eastAsia"/>
-          <w:lang w:val="en-US" w:eastAsia="zh-CN"/>
-        </w:rPr>
-        <w:t xml:space="preserve"> -</w:t>
-      </w:r>
-      <w:r>
-        <w:rPr>
-          <w:rFonts w:hint="eastAsia"/>
-          <w:lang w:val="en-US" w:eastAsia="zh-CN"/>
-        </w:rPr>
-        <w:fldChar w:fldCharType="begin"/>
-      </w:r>
-      <w:r>
-        <w:rPr>
-          <w:rFonts w:hint="eastAsia"/>
-          <w:lang w:val="en-US" w:eastAsia="zh-CN"/>
-        </w:rPr>
-        <w:instrText xml:space="preserve">   SEQ 图 \* ARABIC  \s 1 </w:instrText>
-      </w:r>
-      <w:r>
-        <w:rPr>
-          <w:rFonts w:hint="eastAsia"/>
-          <w:lang w:val="en-US" w:eastAsia="zh-CN"/>
-        </w:rPr>
-        <w:fldChar w:fldCharType="separate"/>
-      </w:r>
-      <w:r>
-        <w:rPr>
-          <w:rFonts w:hint="eastAsia"/>
-          <w:lang w:val="en-US" w:eastAsia="zh-CN"/>
-        </w:rPr>
-        <w:t>1</w:t>
-      </w:r>
-      <w:r>
-        <w:rPr>
-          <w:rFonts w:hint="eastAsia"/>
-          <w:lang w:val="en-US" w:eastAsia="zh-CN"/>
-        </w:rPr>
-        <w:fldChar w:fldCharType="end"/>
-      </w:r>
-      <w:r>
-        <w:rPr>
-          <w:rFonts w:hint="eastAsia"/>
-          <w:lang w:val="en-US" w:eastAsia="zh-CN"/>
-        </w:rPr>
-        <w:t>供应商明细表</w:t>
-      </w:r>
-    </w:p>
-    <w:p>
-      <w:pPr>
-        <w:pStyle w:val="29"/>
-        <w:rPr>
-          <w:rFonts w:hint="eastAsia"/>
-          <w:lang w:val="en-US" w:eastAsia="zh-CN"/>
-        </w:rPr>
-      </w:pPr>
-    </w:p>
-    <w:p>
-      <w:pPr>
-        <w:pStyle w:val="29"/>
-        <w:rPr>
-          <w:rFonts w:hint="default"/>
-          <w:lang w:val="en-US" w:eastAsia="zh-CN"/>
-        </w:rPr>
-      </w:pPr>
-      <w:r>
-        <w:drawing>
-          <wp:inline distT="0" distB="0" distL="114300" distR="114300">
-            <wp:extent cx="5269230" cy="3968750"/>
-            <wp:effectExtent l="0" t="0" r="7620" b="12700"/>
-            <wp:docPr id="27" name="图片 19"/>
-            <wp:cNvGraphicFramePr>
-              <a:graphicFrameLocks xmlns:a="http://schemas.openxmlformats.org/drawingml/2006/main" noChangeAspect="1"/>
-            </wp:cNvGraphicFramePr>
-            <a:graphic xmlns:a="http://schemas.openxmlformats.org/drawingml/2006/main">
-              <a:graphicData uri="http://schemas.openxmlformats.org/drawingml/2006/picture">
-                <pic:pic xmlns:pic="http://schemas.openxmlformats.org/drawingml/2006/picture">
-                  <pic:nvPicPr>
-                    <pic:cNvPr id="27" name="图片 19"/>
-                    <pic:cNvPicPr>
-                      <a:picLocks noChangeAspect="1"/>
-                    </pic:cNvPicPr>
-                  </pic:nvPicPr>
-                  <pic:blipFill>
-                    <a:blip r:embed="rId28"/>
-                    <a:stretch>
-                      <a:fillRect/>
-                    </a:stretch>
-                  </pic:blipFill>
-                  <pic:spPr>
-                    <a:xfrm>
-                      <a:off x="0" y="0"/>
-                      <a:ext cx="5269230" cy="3968750"/>
-                    </a:xfrm>
-                    <a:prstGeom prst="rect">
-                      <a:avLst/>
-                    </a:prstGeom>
-                    <a:noFill/>
-                    <a:ln>
-                      <a:noFill/>
-                    </a:ln>
-                  </pic:spPr>
-                </pic:pic>
-              </a:graphicData>
-            </a:graphic>
-          </wp:inline>
-        </w:drawing>
-      </w:r>
-    </w:p>
-    <w:p>
-      <w:pPr>
-        <w:pStyle w:val="29"/>
-        <w:rPr>
-          <w:rFonts w:hint="eastAsia"/>
-          <w:lang w:val="en-US" w:eastAsia="zh-CN"/>
-        </w:rPr>
-      </w:pPr>
-      <w:r>
-        <w:rPr>
-          <w:rFonts w:hint="eastAsia"/>
-          <w:lang w:val="en-US" w:eastAsia="zh-CN"/>
-        </w:rPr>
-        <w:t>确保故障修复的及时性，备品备件库管理明确以关键备件可用率为核心考核指标。该指标按季度进行考核，目标值为≥95% ，旨在确保核心业务系统的关键备件在需要时立即可用，直接支撑运维服务水平协议（SLA）的达成。</w:t>
-      </w:r>
-    </w:p>
-    <w:p>
-      <w:pPr>
-        <w:pStyle w:val="29"/>
-        <w:rPr>
-          <w:rFonts w:hint="eastAsia"/>
-          <w:lang w:val="en-US" w:eastAsia="zh-CN"/>
-        </w:rPr>
-      </w:pPr>
-      <w:r>
-        <w:rPr>
-          <w:rFonts w:hint="eastAsia"/>
-          <w:lang w:val="en-US" w:eastAsia="zh-CN"/>
-        </w:rPr>
-        <w:t>分别对2025年第一（1-3月）、二（4-6月）和三（7-9月）季度备品备件情况进行汇总统计，2025年第一、二和三季度的关键备件可用率分别为98%、99%、99%。满足备件库考核指标的要求。</w:t>
-      </w:r>
-    </w:p>
-    <w:p>
-      <w:pPr>
-        <w:pStyle w:val="28"/>
-        <w:bidi w:val="0"/>
-        <w:rPr>
-          <w:rFonts w:hint="eastAsia"/>
-          <w:lang w:val="en-US" w:eastAsia="zh-CN"/>
-        </w:rPr>
-      </w:pPr>
-      <w:bookmarkStart w:id="16" w:name="_Toc797"/>
-      <w:r>
-        <w:rPr>
-          <w:rFonts w:hint="eastAsia"/>
-          <w:lang w:val="en-US" w:eastAsia="zh-CN"/>
-        </w:rPr>
-        <w:t>服务知识应用情况说明</w:t>
-      </w:r>
-      <w:bookmarkEnd w:id="16"/>
-    </w:p>
-    <w:p>
-      <w:pPr>
-        <w:pStyle w:val="29"/>
-        <w:rPr>
-          <w:rFonts w:hint="eastAsia"/>
-          <w:lang w:val="en-US" w:eastAsia="zh-CN"/>
-        </w:rPr>
-      </w:pPr>
-      <w:r>
-        <w:rPr>
-          <w:rFonts w:hint="eastAsia"/>
-          <w:lang w:val="en-US" w:eastAsia="zh-CN"/>
-        </w:rPr>
-        <w:t>为全面提升运维服务响应效率与质量问题解决能力，将服务服务知识体系建设纳入核心管理范畴，并确立了以“服务知识利用率”及“知识条目录入量”为核心的双重考核机制。其中，知识利用率按月进行考核，目标设定为不低于50%，旨在确保已沉淀的知识能够有效赋能于日常运维工作；知识录入量按季度进行考核，要求每季度新增有效知识条目不少于30条，以保障知识资产的持续积累与更新。</w:t>
-      </w:r>
-    </w:p>
-    <w:p>
-      <w:pPr>
-        <w:pStyle w:val="29"/>
-        <w:keepNext w:val="0"/>
-        <w:keepLines w:val="0"/>
-        <w:pageBreakBefore w:val="0"/>
-        <w:widowControl w:val="0"/>
-        <w:kinsoku w:val="0"/>
-        <w:wordWrap/>
-        <w:overflowPunct/>
-        <w:topLinePunct w:val="0"/>
-        <w:autoSpaceDE w:val="0"/>
-        <w:autoSpaceDN w:val="0"/>
-        <w:bidi w:val="0"/>
-        <w:adjustRightInd w:val="0"/>
-        <w:snapToGrid w:val="0"/>
-        <w:textAlignment w:val="baseline"/>
-        <w:rPr>
-          <w:rFonts w:hint="eastAsia"/>
-          <w:lang w:val="en-US" w:eastAsia="zh-CN"/>
-        </w:rPr>
-      </w:pPr>
-      <w:r>
-        <w:rPr>
-          <w:rFonts w:hint="eastAsia"/>
-          <w:lang w:val="en-US" w:eastAsia="zh-CN"/>
-        </w:rPr>
-        <w:t>从执行情况来看，2025年1月至3月，服务知识利用率分别为55%、58%、60%；4月至6月进一步提升至65%、68%、70%，7-9月份，进一步提升至72%、75%、76%。持续超出既定目标，这反映出知识内容在实际故障排查与问题解决过程中的应用广度与深度正在不断拓展。在知识积累方面，第一季度共审核并录入高质量知识条目35条，第二季度录入量增长至48条，第三季度录入量增长至56条，内容全面覆盖典型故障根因分析与解决方案、标准化操作流程、系统配置规范及最佳实践等多个维度，为运维团队提供了坚实的技术后盾。</w:t>
-      </w:r>
-    </w:p>
-    <w:p>
-      <w:pPr>
-        <w:pStyle w:val="29"/>
-        <w:rPr>
-          <w:rFonts w:hint="eastAsia"/>
-          <w:lang w:val="en-US" w:eastAsia="zh-CN"/>
-        </w:rPr>
-      </w:pPr>
-      <w:r>
-        <w:rPr>
-          <w:rFonts w:hint="eastAsia"/>
-          <w:lang w:val="en-US" w:eastAsia="zh-CN"/>
-        </w:rPr>
-        <w:t>服务知识体系的成功应用，已显著转化为运维团队的实际效能提升。它不仅减少了对特定资深员工的经验依赖，使一线工程师能够依托标准化方案快速独立解决大部分常见问题，还有效避免了同类问题的重复发生与重复处理，降低了团队重复工作量。更为重要的是，该系统已成为新员工培训和能力建设的重要平台，极大缩短了团队成员的成长周期，为运维服务的标准化、专业化与高效化提供了持续动力，全面支撑了公司运维服务能力成熟度的升级与巩固。</w:t>
-      </w:r>
-    </w:p>
-    <w:p>
-      <w:pPr>
-        <w:pStyle w:val="28"/>
-        <w:bidi w:val="0"/>
-        <w:rPr>
-          <w:rFonts w:hint="eastAsia"/>
-          <w:lang w:val="en-US" w:eastAsia="zh-CN"/>
-        </w:rPr>
-      </w:pPr>
-      <w:bookmarkStart w:id="17" w:name="_Toc9333"/>
-      <w:r>
-        <w:rPr>
-          <w:rFonts w:hint="eastAsia"/>
-          <w:lang w:val="en-US" w:eastAsia="zh-CN"/>
-        </w:rPr>
-        <w:t>最终软件库应用情况说明</w:t>
-      </w:r>
-      <w:bookmarkEnd w:id="17"/>
-    </w:p>
-    <w:p>
-      <w:pPr>
-        <w:pStyle w:val="29"/>
-        <w:rPr>
-          <w:rFonts w:hint="eastAsia"/>
-          <w:lang w:val="en-US" w:eastAsia="zh-CN"/>
-        </w:rPr>
-      </w:pPr>
-      <w:r>
-        <w:rPr>
-          <w:rFonts w:hint="eastAsia"/>
-          <w:lang w:val="en-US" w:eastAsia="zh-CN"/>
-        </w:rPr>
-        <w:t>使用Gitlab进行软件版本控制，如图5-1所示为不同项目分支情况</w:t>
-      </w:r>
-    </w:p>
-    <w:p>
-      <w:pPr>
-        <w:pStyle w:val="29"/>
-        <w:ind w:left="0" w:leftChars="0" w:right="0" w:rightChars="0" w:firstLine="0" w:firstLineChars="0"/>
-        <w:jc w:val="center"/>
-        <w:rPr>
-          <w:rFonts w:hint="default"/>
-          <w:lang w:val="en-US" w:eastAsia="zh-CN"/>
-        </w:rPr>
-      </w:pPr>
-      <w:r>
-        <w:rPr>
-          <w:rFonts w:hint="eastAsia"/>
-          <w:lang w:val="en-US" w:eastAsia="zh-CN"/>
-        </w:rPr>
-        <w:t xml:space="preserve">图 </w:t>
-      </w:r>
-      <w:r>
-        <w:rPr>
-          <w:rFonts w:hint="eastAsia"/>
-          <w:lang w:val="en-US" w:eastAsia="zh-CN"/>
-        </w:rPr>
-        <w:fldChar w:fldCharType="begin"/>
-      </w:r>
-      <w:r>
-        <w:rPr>
-          <w:rFonts w:hint="eastAsia"/>
-          <w:lang w:val="en-US" w:eastAsia="zh-CN"/>
-        </w:rPr>
-        <w:instrText xml:space="preserve"> STYLEREF "柴_标题1" \n \* Charformat </w:instrText>
-      </w:r>
-      <w:r>
-        <w:rPr>
-          <w:rFonts w:hint="eastAsia"/>
-          <w:lang w:val="en-US" w:eastAsia="zh-CN"/>
-        </w:rPr>
-        <w:fldChar w:fldCharType="separate"/>
-      </w:r>
-      <w:r>
-        <w:rPr>
-          <w:rFonts w:hint="eastAsia"/>
-          <w:lang w:val="en-US" w:eastAsia="zh-CN"/>
-        </w:rPr>
-        <w:t>5</w:t>
-      </w:r>
-      <w:r>
-        <w:rPr>
-          <w:rFonts w:hint="eastAsia"/>
-          <w:lang w:val="en-US" w:eastAsia="zh-CN"/>
-        </w:rPr>
-        <w:fldChar w:fldCharType="end"/>
-      </w:r>
-      <w:r>
-        <w:rPr>
-          <w:rFonts w:hint="eastAsia"/>
-          <w:lang w:val="en-US" w:eastAsia="zh-CN"/>
-        </w:rPr>
-        <w:t xml:space="preserve"> -</w:t>
-      </w:r>
-      <w:r>
-        <w:rPr>
-          <w:rFonts w:hint="eastAsia"/>
-          <w:lang w:val="en-US" w:eastAsia="zh-CN"/>
-        </w:rPr>
-        <w:fldChar w:fldCharType="begin"/>
-      </w:r>
-      <w:r>
-        <w:rPr>
-          <w:rFonts w:hint="eastAsia"/>
-          <w:lang w:val="en-US" w:eastAsia="zh-CN"/>
-        </w:rPr>
-        <w:instrText xml:space="preserve">   SEQ 图 \* ARABIC  \s 1 </w:instrText>
-      </w:r>
-      <w:r>
-        <w:rPr>
-          <w:rFonts w:hint="eastAsia"/>
-          <w:lang w:val="en-US" w:eastAsia="zh-CN"/>
-        </w:rPr>
-        <w:fldChar w:fldCharType="separate"/>
-      </w:r>
-      <w:r>
-        <w:rPr>
-          <w:rFonts w:hint="eastAsia"/>
-          <w:lang w:val="en-US" w:eastAsia="zh-CN"/>
-        </w:rPr>
-        <w:t>1</w:t>
-      </w:r>
-      <w:r>
-        <w:rPr>
-          <w:rFonts w:hint="eastAsia"/>
-          <w:lang w:val="en-US" w:eastAsia="zh-CN"/>
-        </w:rPr>
-        <w:fldChar w:fldCharType="end"/>
-      </w:r>
-      <w:r>
-        <w:rPr>
-          <w:rFonts w:hint="eastAsia"/>
-          <w:lang w:val="en-US" w:eastAsia="zh-CN"/>
-        </w:rPr>
-        <w:t>项目版本分支</w:t>
-      </w:r>
-    </w:p>
-    <w:p>
-      <w:pPr>
-        <w:pStyle w:val="29"/>
-      </w:pPr>
-      <w:r>
-        <w:drawing>
-          <wp:inline distT="0" distB="0" distL="114300" distR="114300">
-            <wp:extent cx="5271770" cy="2877185"/>
-            <wp:effectExtent l="0" t="0" r="1270" b="3175"/>
-            <wp:docPr id="1" name="图片 1"/>
-            <wp:cNvGraphicFramePr>
-              <a:graphicFrameLocks xmlns:a="http://schemas.openxmlformats.org/drawingml/2006/main" noChangeAspect="1"/>
-            </wp:cNvGraphicFramePr>
-            <a:graphic xmlns:a="http://schemas.openxmlformats.org/drawingml/2006/main">
-              <a:graphicData uri="http://schemas.openxmlformats.org/drawingml/2006/picture">
-                <pic:pic xmlns:pic="http://schemas.openxmlformats.org/drawingml/2006/picture">
-                  <pic:nvPicPr>
-                    <pic:cNvPr id="1" name="图片 1"/>
-                    <pic:cNvPicPr>
-                      <a:picLocks noChangeAspect="1"/>
-                    </pic:cNvPicPr>
-                  </pic:nvPicPr>
-                  <pic:blipFill>
-                    <a:blip r:embed="rId29"/>
-                    <a:stretch>
-                      <a:fillRect/>
-                    </a:stretch>
-                  </pic:blipFill>
-                  <pic:spPr>
-                    <a:xfrm>
-                      <a:off x="0" y="0"/>
-                      <a:ext cx="5271770" cy="2877185"/>
-                    </a:xfrm>
-                    <a:prstGeom prst="rect">
-                      <a:avLst/>
-                    </a:prstGeom>
-                    <a:noFill/>
-                    <a:ln>
-                      <a:noFill/>
-                    </a:ln>
-                  </pic:spPr>
-                </pic:pic>
-              </a:graphicData>
-            </a:graphic>
-          </wp:inline>
-        </w:drawing>
-      </w:r>
-    </w:p>
-    <w:p>
-      <w:pPr>
-        <w:pStyle w:val="29"/>
-        <w:rPr>
-          <w:rFonts w:hint="default"/>
-          <w:lang w:val="en-US" w:eastAsia="zh-CN"/>
-        </w:rPr>
-      </w:pPr>
-      <w:r>
-        <w:drawing>
-          <wp:inline distT="0" distB="0" distL="114300" distR="114300">
-            <wp:extent cx="5260975" cy="2665095"/>
-            <wp:effectExtent l="0" t="0" r="12065" b="1905"/>
-            <wp:docPr id="8" name="图片 2"/>
-            <wp:cNvGraphicFramePr>
-              <a:graphicFrameLocks xmlns:a="http://schemas.openxmlformats.org/drawingml/2006/main" noChangeAspect="1"/>
-            </wp:cNvGraphicFramePr>
-            <a:graphic xmlns:a="http://schemas.openxmlformats.org/drawingml/2006/main">
-              <a:graphicData uri="http://schemas.openxmlformats.org/drawingml/2006/picture">
-                <pic:pic xmlns:pic="http://schemas.openxmlformats.org/drawingml/2006/picture">
-                  <pic:nvPicPr>
-                    <pic:cNvPr id="8" name="图片 2"/>
-                    <pic:cNvPicPr>
-                      <a:picLocks noChangeAspect="1"/>
-                    </pic:cNvPicPr>
-                  </pic:nvPicPr>
-                  <pic:blipFill>
-                    <a:blip r:embed="rId30"/>
-                    <a:stretch>
-                      <a:fillRect/>
-                    </a:stretch>
-                  </pic:blipFill>
-                  <pic:spPr>
-                    <a:xfrm>
-                      <a:off x="0" y="0"/>
-                      <a:ext cx="5260975" cy="2665095"/>
-                    </a:xfrm>
-                    <a:prstGeom prst="rect">
-                      <a:avLst/>
-                    </a:prstGeom>
-                    <a:noFill/>
-                    <a:ln>
-                      <a:noFill/>
-                    </a:ln>
-                  </pic:spPr>
-                </pic:pic>
-              </a:graphicData>
-            </a:graphic>
-          </wp:inline>
-        </w:drawing>
-      </w:r>
-    </w:p>
-    <w:p>
-      <w:pPr>
-        <w:pStyle w:val="29"/>
-        <w:rPr>
-          <w:rFonts w:hint="eastAsia"/>
-          <w:lang w:val="en-US" w:eastAsia="zh-CN"/>
-        </w:rPr>
-      </w:pPr>
-      <w:r>
-        <w:rPr>
-          <w:rFonts w:hint="eastAsia"/>
-          <w:lang w:val="en-US" w:eastAsia="zh-CN"/>
-        </w:rPr>
-        <w:t>为保障公司软件资产的标准化与合规性，确保生产环境部署的软件版本完全受控、可追溯，对最终软件库实施了严格的版本一致性管理，并明确以“版本一致率”为核心年度考核指标。该指标的计算方式为（生产环境中与最终软件库版本一致的组件数 / 发布版本总数）* 100%，年度目标值设定为≥95%。采用GitHub作为统一的软件版本管理平台，对所有软件组件的源码、编译构建及发布流程进行集中管控。</w:t>
-      </w:r>
-    </w:p>
-    <w:p>
-      <w:pPr>
-        <w:pStyle w:val="29"/>
-        <w:rPr>
-          <w:rFonts w:hint="eastAsia"/>
-          <w:lang w:val="en-US" w:eastAsia="zh-CN"/>
-        </w:rPr>
-      </w:pPr>
-      <w:r>
-        <w:rPr>
-          <w:rFonts w:hint="eastAsia"/>
-          <w:lang w:val="en-US" w:eastAsia="zh-CN"/>
-        </w:rPr>
-        <w:t>经统计，完成涉及核心业务系统的42次正式版本发布，涵盖微服务、前端应用及数据库脚本等多个组件类别。通过将生产环境核查结果与GitHlabRelease清单进行逐一比对，确认其中41次发布的版本信息与最终软件库记录完全一致。</w:t>
-      </w:r>
-    </w:p>
-    <w:p>
-      <w:pPr>
-        <w:pStyle w:val="29"/>
-        <w:rPr>
-          <w:rFonts w:hint="eastAsia"/>
-          <w:lang w:val="en-US" w:eastAsia="zh-CN"/>
-        </w:rPr>
-      </w:pPr>
-      <w:r>
-        <w:rPr>
-          <w:rFonts w:hint="eastAsia"/>
-          <w:lang w:val="en-US" w:eastAsia="zh-CN"/>
-        </w:rPr>
-        <w:t>根据核算，2025年最终软件库版本一致率达到97.6%，达到95%的年度目标。</w:t>
-      </w:r>
-    </w:p>
-    <w:p>
-      <w:pPr>
-        <w:pStyle w:val="29"/>
-        <w:rPr>
-          <w:rFonts w:hint="eastAsia"/>
-          <w:lang w:val="en-US" w:eastAsia="zh-CN"/>
-        </w:rPr>
-      </w:pPr>
-      <w:r>
-        <w:rPr>
-          <w:rFonts w:hint="eastAsia"/>
-          <w:lang w:val="en-US" w:eastAsia="zh-CN"/>
-        </w:rPr>
-        <w:t>总之，通过引入GitHub进行标准化的版本管理并建立版本一致性核查机制，成功构建了清晰、可信的软件资产管控体系，实现了对生产环境软件版本的精准控制与高效追溯，为运维服务的稳定性与安全性奠定了坚实基础，基本达成年度管理目标。后续，我们将进一步优化发布核对流程的自动化水平，力争在2026财年实现100%的版本一致率。</w:t>
-      </w:r>
-    </w:p>
-    <w:p>
-      <w:pPr>
-        <w:pStyle w:val="28"/>
-        <w:bidi w:val="0"/>
-        <w:rPr>
-          <w:rFonts w:hint="default"/>
-          <w:lang w:val="en-US" w:eastAsia="zh-CN"/>
-        </w:rPr>
-      </w:pPr>
-      <w:bookmarkStart w:id="18" w:name="_Toc29847"/>
-      <w:r>
-        <w:rPr>
-          <w:rFonts w:hint="eastAsia"/>
-          <w:lang w:val="en-US" w:eastAsia="zh-CN"/>
-        </w:rPr>
-        <w:t>服务数据应用情况说明</w:t>
-      </w:r>
-      <w:bookmarkEnd w:id="18"/>
-    </w:p>
-    <w:p>
-      <w:pPr>
-        <w:pStyle w:val="29"/>
-        <w:rPr>
-          <w:rFonts w:hint="eastAsia"/>
-          <w:lang w:val="en-US" w:eastAsia="zh-CN"/>
-        </w:rPr>
-      </w:pPr>
-      <w:r>
-        <w:rPr>
-          <w:rFonts w:hint="eastAsia"/>
-          <w:lang w:val="en-US" w:eastAsia="zh-CN"/>
-        </w:rPr>
-        <w:t>通过阿里云DMS数据管理服务可时时查看系统状态，如图7-1所示。</w:t>
-      </w:r>
-    </w:p>
-    <w:p>
-      <w:pPr>
-        <w:pStyle w:val="29"/>
-        <w:ind w:left="0" w:leftChars="0" w:right="0" w:rightChars="0" w:firstLine="0" w:firstLineChars="0"/>
-        <w:jc w:val="center"/>
-        <w:rPr>
-          <w:rFonts w:hint="default"/>
-          <w:lang w:val="en-US" w:eastAsia="zh-CN"/>
-        </w:rPr>
-      </w:pPr>
-      <w:r>
-        <w:rPr>
-          <w:rFonts w:hint="eastAsia"/>
-          <w:lang w:val="en-US" w:eastAsia="zh-CN"/>
-        </w:rPr>
-        <w:t xml:space="preserve">图 </w:t>
-      </w:r>
-      <w:r>
-        <w:rPr>
-          <w:rFonts w:hint="eastAsia"/>
-          <w:lang w:val="en-US" w:eastAsia="zh-CN"/>
-        </w:rPr>
-        <w:fldChar w:fldCharType="begin"/>
-      </w:r>
-      <w:r>
-        <w:rPr>
-          <w:rFonts w:hint="eastAsia"/>
-          <w:lang w:val="en-US" w:eastAsia="zh-CN"/>
-        </w:rPr>
-        <w:instrText xml:space="preserve"> STYLEREF "柴_标题1" \n \* Charformat </w:instrText>
-      </w:r>
-      <w:r>
-        <w:rPr>
-          <w:rFonts w:hint="eastAsia"/>
-          <w:lang w:val="en-US" w:eastAsia="zh-CN"/>
-        </w:rPr>
-        <w:fldChar w:fldCharType="separate"/>
-      </w:r>
-      <w:r>
-        <w:rPr>
-          <w:rFonts w:hint="eastAsia"/>
-          <w:lang w:val="en-US" w:eastAsia="zh-CN"/>
-        </w:rPr>
-        <w:t>6</w:t>
-      </w:r>
-      <w:r>
-        <w:rPr>
-          <w:rFonts w:hint="eastAsia"/>
-          <w:lang w:val="en-US" w:eastAsia="zh-CN"/>
-        </w:rPr>
-        <w:fldChar w:fldCharType="end"/>
-      </w:r>
-      <w:r>
-        <w:rPr>
-          <w:rFonts w:hint="eastAsia"/>
-          <w:lang w:val="en-US" w:eastAsia="zh-CN"/>
-        </w:rPr>
-        <w:t xml:space="preserve"> -</w:t>
-      </w:r>
-      <w:r>
-        <w:rPr>
-          <w:rFonts w:hint="eastAsia"/>
-          <w:lang w:val="en-US" w:eastAsia="zh-CN"/>
-        </w:rPr>
-        <w:fldChar w:fldCharType="begin"/>
-      </w:r>
-      <w:r>
-        <w:rPr>
-          <w:rFonts w:hint="eastAsia"/>
-          <w:lang w:val="en-US" w:eastAsia="zh-CN"/>
-        </w:rPr>
-        <w:instrText xml:space="preserve">   SEQ 图 \* ARABIC  \s 1 </w:instrText>
-      </w:r>
-      <w:r>
-        <w:rPr>
-          <w:rFonts w:hint="eastAsia"/>
-          <w:lang w:val="en-US" w:eastAsia="zh-CN"/>
-        </w:rPr>
-        <w:fldChar w:fldCharType="separate"/>
-      </w:r>
-      <w:r>
-        <w:rPr>
-          <w:rFonts w:hint="eastAsia"/>
-          <w:lang w:val="en-US" w:eastAsia="zh-CN"/>
-        </w:rPr>
-        <w:t>1</w:t>
-      </w:r>
-      <w:r>
-        <w:rPr>
-          <w:rFonts w:hint="eastAsia"/>
-          <w:lang w:val="en-US" w:eastAsia="zh-CN"/>
-        </w:rPr>
-        <w:fldChar w:fldCharType="end"/>
-      </w:r>
-      <w:r>
-        <w:rPr>
-          <w:rFonts w:hint="eastAsia"/>
-          <w:lang w:val="en-US" w:eastAsia="zh-CN"/>
-        </w:rPr>
-        <w:t>DMS数据管理服务看板</w:t>
-      </w:r>
-    </w:p>
-    <w:p>
-      <w:pPr>
-        <w:pStyle w:val="29"/>
-      </w:pPr>
-      <w:r>
-        <w:drawing>
-          <wp:inline distT="0" distB="0" distL="114300" distR="114300">
-            <wp:extent cx="5261610" cy="2547620"/>
-            <wp:effectExtent l="0" t="0" r="11430" b="12700"/>
-            <wp:docPr id="11" name="图片 3"/>
-            <wp:cNvGraphicFramePr>
-              <a:graphicFrameLocks xmlns:a="http://schemas.openxmlformats.org/drawingml/2006/main" noChangeAspect="1"/>
-            </wp:cNvGraphicFramePr>
-            <a:graphic xmlns:a="http://schemas.openxmlformats.org/drawingml/2006/main">
-              <a:graphicData uri="http://schemas.openxmlformats.org/drawingml/2006/picture">
-                <pic:pic xmlns:pic="http://schemas.openxmlformats.org/drawingml/2006/picture">
-                  <pic:nvPicPr>
-                    <pic:cNvPr id="11" name="图片 3"/>
-                    <pic:cNvPicPr>
-                      <a:picLocks noChangeAspect="1"/>
-                    </pic:cNvPicPr>
-                  </pic:nvPicPr>
-                  <pic:blipFill>
-                    <a:blip r:embed="rId31"/>
-                    <a:stretch>
-                      <a:fillRect/>
-                    </a:stretch>
-                  </pic:blipFill>
-                  <pic:spPr>
-                    <a:xfrm>
-                      <a:off x="0" y="0"/>
-                      <a:ext cx="5261610" cy="2547620"/>
-                    </a:xfrm>
-                    <a:prstGeom prst="rect">
-                      <a:avLst/>
-                    </a:prstGeom>
-                    <a:noFill/>
-                    <a:ln>
-                      <a:noFill/>
-                    </a:ln>
-                  </pic:spPr>
-                </pic:pic>
-              </a:graphicData>
-            </a:graphic>
-          </wp:inline>
-        </w:drawing>
-      </w:r>
-    </w:p>
-    <w:p>
-      <w:pPr>
-        <w:pStyle w:val="29"/>
-        <w:rPr>
-          <w:rFonts w:hint="default"/>
-          <w:lang w:val="en-US" w:eastAsia="zh-CN"/>
-        </w:rPr>
-      </w:pPr>
-      <w:r>
-        <w:rPr>
-          <w:rFonts w:hint="default"/>
-          <w:lang w:val="en-US" w:eastAsia="zh-CN"/>
-        </w:rPr>
-        <w:t>为建立真实、可靠的运维服务决策支持体系，将服务数据准确率纳入核心考核指标，该指标按季度进行考核，目标值为≥98%。指标计算方式为（1 - 考核期内发现的数据错误记录数 / 抽样检查的总数据记录数）* 100%，旨在通过系统化的数据质量控制，为初创期的运维服务建立准确、完整的数据基础。</w:t>
-      </w:r>
-    </w:p>
-    <w:p>
-      <w:pPr>
-        <w:pStyle w:val="29"/>
-        <w:rPr>
-          <w:rFonts w:hint="default"/>
-          <w:lang w:val="en-US" w:eastAsia="zh-CN"/>
-        </w:rPr>
-      </w:pPr>
-      <w:r>
-        <w:rPr>
-          <w:rFonts w:hint="default"/>
-          <w:lang w:val="en-US" w:eastAsia="zh-CN"/>
-        </w:rPr>
-        <w:t>在2025年第</w:t>
-      </w:r>
-      <w:r>
-        <w:rPr>
-          <w:rFonts w:hint="eastAsia"/>
-          <w:lang w:val="en-US" w:eastAsia="zh-CN"/>
-        </w:rPr>
-        <w:t>一</w:t>
-      </w:r>
-      <w:r>
-        <w:rPr>
-          <w:rFonts w:hint="default"/>
-          <w:lang w:val="en-US" w:eastAsia="zh-CN"/>
-        </w:rPr>
-        <w:t>、</w:t>
-      </w:r>
-      <w:r>
-        <w:rPr>
-          <w:rFonts w:hint="eastAsia"/>
-          <w:lang w:val="en-US" w:eastAsia="zh-CN"/>
-        </w:rPr>
-        <w:t>二和三</w:t>
-      </w:r>
-      <w:r>
-        <w:rPr>
-          <w:rFonts w:hint="default"/>
-          <w:lang w:val="en-US" w:eastAsia="zh-CN"/>
-        </w:rPr>
-        <w:t>季度的考核周期内，我们通过自动化校验与人工抽样相结合的方式，对运维服务过程中产生的核心数据进行了质量检查。</w:t>
-      </w:r>
-      <w:r>
-        <w:rPr>
-          <w:rFonts w:hint="eastAsia"/>
-          <w:lang w:val="en-US" w:eastAsia="zh-CN"/>
-        </w:rPr>
-        <w:t>2025年</w:t>
-      </w:r>
-      <w:r>
-        <w:rPr>
-          <w:rFonts w:hint="default"/>
-          <w:lang w:val="en-US" w:eastAsia="zh-CN"/>
-        </w:rPr>
-        <w:t>第</w:t>
-      </w:r>
-      <w:r>
-        <w:rPr>
-          <w:rFonts w:hint="eastAsia"/>
-          <w:lang w:val="en-US" w:eastAsia="zh-CN"/>
-        </w:rPr>
-        <w:t>一</w:t>
-      </w:r>
-      <w:r>
-        <w:rPr>
-          <w:rFonts w:hint="default"/>
-          <w:lang w:val="en-US" w:eastAsia="zh-CN"/>
-        </w:rPr>
-        <w:t>季度（</w:t>
-      </w:r>
-      <w:r>
-        <w:rPr>
-          <w:rFonts w:hint="eastAsia"/>
-          <w:lang w:val="en-US" w:eastAsia="zh-CN"/>
-        </w:rPr>
-        <w:t>1</w:t>
-      </w:r>
-      <w:r>
-        <w:rPr>
-          <w:rFonts w:hint="default"/>
-          <w:lang w:val="en-US" w:eastAsia="zh-CN"/>
-        </w:rPr>
-        <w:t>-</w:t>
-      </w:r>
-      <w:r>
-        <w:rPr>
-          <w:rFonts w:hint="eastAsia"/>
-          <w:lang w:val="en-US" w:eastAsia="zh-CN"/>
-        </w:rPr>
-        <w:t>3</w:t>
-      </w:r>
-      <w:r>
-        <w:rPr>
-          <w:rFonts w:hint="default"/>
-          <w:lang w:val="en-US" w:eastAsia="zh-CN"/>
-        </w:rPr>
-        <w:t>月） 抽样检查服务数据记录</w:t>
-      </w:r>
-      <w:r>
-        <w:rPr>
-          <w:rFonts w:hint="eastAsia"/>
-          <w:lang w:val="en-US" w:eastAsia="zh-CN"/>
-        </w:rPr>
-        <w:t>2</w:t>
-      </w:r>
-      <w:r>
-        <w:rPr>
-          <w:rFonts w:hint="default"/>
-          <w:lang w:val="en-US" w:eastAsia="zh-CN"/>
-        </w:rPr>
-        <w:t>,542条，发现数据问题42条，数据准确率达到9</w:t>
-      </w:r>
-      <w:r>
-        <w:rPr>
-          <w:rFonts w:hint="eastAsia"/>
-          <w:lang w:val="en-US" w:eastAsia="zh-CN"/>
-        </w:rPr>
-        <w:t>8</w:t>
-      </w:r>
-      <w:r>
-        <w:rPr>
-          <w:rFonts w:hint="default"/>
-          <w:lang w:val="en-US" w:eastAsia="zh-CN"/>
-        </w:rPr>
-        <w:t>.</w:t>
-      </w:r>
-      <w:r>
-        <w:rPr>
-          <w:rFonts w:hint="eastAsia"/>
-          <w:lang w:val="en-US" w:eastAsia="zh-CN"/>
-        </w:rPr>
-        <w:t>35</w:t>
-      </w:r>
-      <w:r>
-        <w:rPr>
-          <w:rFonts w:hint="default"/>
-          <w:lang w:val="en-US" w:eastAsia="zh-CN"/>
-        </w:rPr>
-        <w:t>%；第</w:t>
-      </w:r>
-      <w:r>
-        <w:rPr>
-          <w:rFonts w:hint="eastAsia"/>
-          <w:lang w:val="en-US" w:eastAsia="zh-CN"/>
-        </w:rPr>
-        <w:t>二</w:t>
-      </w:r>
-      <w:r>
-        <w:rPr>
-          <w:rFonts w:hint="default"/>
-          <w:lang w:val="en-US" w:eastAsia="zh-CN"/>
-        </w:rPr>
-        <w:t>季度（</w:t>
-      </w:r>
-      <w:r>
-        <w:rPr>
-          <w:rFonts w:hint="eastAsia"/>
-          <w:lang w:val="en-US" w:eastAsia="zh-CN"/>
-        </w:rPr>
-        <w:t>4</w:t>
-      </w:r>
-      <w:r>
-        <w:rPr>
-          <w:rFonts w:hint="default"/>
-          <w:lang w:val="en-US" w:eastAsia="zh-CN"/>
-        </w:rPr>
-        <w:t>-</w:t>
-      </w:r>
-      <w:r>
-        <w:rPr>
-          <w:rFonts w:hint="eastAsia"/>
-          <w:lang w:val="en-US" w:eastAsia="zh-CN"/>
-        </w:rPr>
-        <w:t>6</w:t>
-      </w:r>
-      <w:r>
-        <w:rPr>
-          <w:rFonts w:hint="default"/>
-          <w:lang w:val="en-US" w:eastAsia="zh-CN"/>
-        </w:rPr>
-        <w:t>月） 抽样检查数据量增长至</w:t>
-      </w:r>
-      <w:r>
-        <w:rPr>
-          <w:rFonts w:hint="eastAsia"/>
-          <w:lang w:val="en-US" w:eastAsia="zh-CN"/>
-        </w:rPr>
-        <w:t>3562</w:t>
-      </w:r>
-      <w:r>
-        <w:rPr>
-          <w:rFonts w:hint="default"/>
-          <w:lang w:val="en-US" w:eastAsia="zh-CN"/>
-        </w:rPr>
-        <w:t>条，发现数据问题31条，数据准确率提升至99.</w:t>
-      </w:r>
-      <w:r>
-        <w:rPr>
-          <w:rFonts w:hint="eastAsia"/>
-          <w:lang w:val="en-US" w:eastAsia="zh-CN"/>
-        </w:rPr>
-        <w:t>12</w:t>
-      </w:r>
-      <w:r>
-        <w:rPr>
-          <w:rFonts w:hint="default"/>
-          <w:lang w:val="en-US" w:eastAsia="zh-CN"/>
-        </w:rPr>
-        <w:t>%</w:t>
-      </w:r>
-      <w:r>
-        <w:rPr>
-          <w:rFonts w:hint="eastAsia"/>
-          <w:lang w:val="en-US" w:eastAsia="zh-CN"/>
-        </w:rPr>
-        <w:t>；第三季度抽样4100条数据全部准确，准确率达到100%。三</w:t>
-      </w:r>
-      <w:r>
-        <w:rPr>
-          <w:rFonts w:hint="default"/>
-          <w:lang w:val="en-US" w:eastAsia="zh-CN"/>
-        </w:rPr>
-        <w:t>个季度的数据准确率均显著优于既定考核目标</w:t>
-      </w:r>
-      <w:r>
-        <w:rPr>
-          <w:rFonts w:hint="eastAsia"/>
-          <w:lang w:val="en-US" w:eastAsia="zh-CN"/>
-        </w:rPr>
-        <w:t>且有上升趋势</w:t>
-      </w:r>
-      <w:r>
-        <w:rPr>
-          <w:rFonts w:hint="default"/>
-          <w:lang w:val="en-US" w:eastAsia="zh-CN"/>
-        </w:rPr>
-        <w:t>。</w:t>
-      </w:r>
-    </w:p>
-    <w:p>
-      <w:pPr>
-        <w:pStyle w:val="29"/>
-        <w:rPr>
-          <w:rFonts w:hint="default"/>
-          <w:lang w:val="en-US" w:eastAsia="zh-CN"/>
-        </w:rPr>
-      </w:pPr>
-      <w:r>
-        <w:rPr>
-          <w:rFonts w:hint="eastAsia"/>
-          <w:lang w:val="en-US" w:eastAsia="zh-CN"/>
-        </w:rPr>
-        <w:t>为</w:t>
-      </w:r>
-      <w:r>
-        <w:rPr>
-          <w:rFonts w:hint="default"/>
-          <w:lang w:val="en-US" w:eastAsia="zh-CN"/>
-        </w:rPr>
-        <w:t>构建数据质量管理体系：首先，在禅道过程管理工具中设置了28项数据校验规则，从源头确保数据录入质量；其次，建立了数据质量周检机制，每周对关键数据表进行抽样验证；最后，通过数据质量培训，强化全员的数据规范意识。</w:t>
-      </w:r>
-    </w:p>
-    <w:p>
-      <w:pPr>
-        <w:pStyle w:val="29"/>
-        <w:rPr>
-          <w:rFonts w:hint="default"/>
-          <w:lang w:val="en-US" w:eastAsia="zh-CN"/>
-        </w:rPr>
-      </w:pPr>
-      <w:r>
-        <w:rPr>
-          <w:rFonts w:hint="default"/>
-          <w:lang w:val="en-US" w:eastAsia="zh-CN"/>
-        </w:rPr>
-        <w:t>经过</w:t>
-      </w:r>
-      <w:r>
-        <w:rPr>
-          <w:rFonts w:hint="eastAsia"/>
-          <w:lang w:val="en-US" w:eastAsia="zh-CN"/>
-        </w:rPr>
-        <w:t>三</w:t>
-      </w:r>
-      <w:r>
-        <w:rPr>
-          <w:rFonts w:hint="default"/>
-          <w:lang w:val="en-US" w:eastAsia="zh-CN"/>
-        </w:rPr>
-        <w:t>个季度的持续努力，服务数据质量管理已初见成效。基于高质量的服务数据，我们能够准确评估各服务团队的工作效能，及时发现服务流程中的瓶颈问题，并为资源配置决策提供可靠依据。这一成绩为初创期的运维服务体系奠定了坚实的数据基础，也为后续实现数据驱动的精细化管理提供了可能。未来，我们将继续完善数据质量管理体系，在保持高准确率的同时，持续拓展数据在运维服务中的价值空间。</w:t>
-      </w:r>
     </w:p>
     <w:sectPr>
       <w:headerReference r:id="rId5" w:type="default"/>
@@ -8836,7 +6157,16 @@
       <w:b/>
     </w:rPr>
   </w:style>
-  <w:style w:type="paragraph" w:customStyle="1" w:styleId="24">
+  <w:style w:type="character" w:styleId="24">
+    <w:name w:val="HTML Code"/>
+    <w:basedOn w:val="22"/>
+    <w:uiPriority w:val="0"/>
+    <w:rPr>
+      <w:rFonts w:ascii="Courier New" w:hAnsi="Courier New"/>
+      <w:sz w:val="20"/>
+    </w:rPr>
+  </w:style>
+  <w:style w:type="paragraph" w:customStyle="1" w:styleId="25">
     <w:name w:val="柴_公司名"/>
     <w:basedOn w:val="19"/>
     <w:qFormat/>
@@ -8852,7 +6182,7 @@
       <w:szCs w:val="52"/>
     </w:rPr>
   </w:style>
-  <w:style w:type="paragraph" w:customStyle="1" w:styleId="25">
+  <w:style w:type="paragraph" w:customStyle="1" w:styleId="26">
     <w:name w:val="柴_文档名"/>
     <w:basedOn w:val="19"/>
     <w:qFormat/>
@@ -8868,7 +6198,7 @@
       <w:szCs w:val="52"/>
     </w:rPr>
   </w:style>
-  <w:style w:type="table" w:customStyle="1" w:styleId="26">
+  <w:style w:type="table" w:customStyle="1" w:styleId="27">
     <w:name w:val="Table Normal_0"/>
     <w:semiHidden/>
     <w:unhideWhenUsed/>
@@ -8883,7 +6213,7 @@
       </w:tblCellMar>
     </w:tblPr>
   </w:style>
-  <w:style w:type="paragraph" w:customStyle="1" w:styleId="27">
+  <w:style w:type="paragraph" w:customStyle="1" w:styleId="28">
     <w:name w:val="Table Text"/>
     <w:basedOn w:val="1"/>
     <w:semiHidden/>
@@ -8896,11 +6226,11 @@
       <w:lang w:val="en-US" w:eastAsia="en-US" w:bidi="ar-SA"/>
     </w:rPr>
   </w:style>
-  <w:style w:type="paragraph" w:customStyle="1" w:styleId="28">
+  <w:style w:type="paragraph" w:customStyle="1" w:styleId="29">
     <w:name w:val="柴_标题1"/>
     <w:basedOn w:val="2"/>
-    <w:next w:val="29"/>
-    <w:link w:val="38"/>
+    <w:next w:val="30"/>
+    <w:link w:val="39"/>
     <w:qFormat/>
     <w:uiPriority w:val="0"/>
     <w:pPr>
@@ -8911,10 +6241,10 @@
       <w:sz w:val="32"/>
     </w:rPr>
   </w:style>
-  <w:style w:type="paragraph" w:customStyle="1" w:styleId="29">
+  <w:style w:type="paragraph" w:customStyle="1" w:styleId="30">
     <w:name w:val="柴_正文"/>
     <w:basedOn w:val="12"/>
-    <w:link w:val="42"/>
+    <w:link w:val="43"/>
     <w:qFormat/>
     <w:uiPriority w:val="0"/>
     <w:pPr>
@@ -8927,10 +6257,10 @@
       <w:lang w:eastAsia="zh-CN"/>
     </w:rPr>
   </w:style>
-  <w:style w:type="paragraph" w:customStyle="1" w:styleId="30">
+  <w:style w:type="paragraph" w:customStyle="1" w:styleId="31">
     <w:name w:val="柴_标题2"/>
     <w:basedOn w:val="3"/>
-    <w:next w:val="29"/>
+    <w:next w:val="30"/>
     <w:qFormat/>
     <w:uiPriority w:val="0"/>
     <w:pPr>
@@ -8941,10 +6271,10 @@
       <w:sz w:val="28"/>
     </w:rPr>
   </w:style>
-  <w:style w:type="paragraph" w:customStyle="1" w:styleId="31">
+  <w:style w:type="paragraph" w:customStyle="1" w:styleId="32">
     <w:name w:val="柴_标题3"/>
     <w:basedOn w:val="4"/>
-    <w:next w:val="29"/>
+    <w:next w:val="30"/>
     <w:qFormat/>
     <w:uiPriority w:val="0"/>
     <w:pPr>
@@ -8958,7 +6288,7 @@
       <w:szCs w:val="24"/>
     </w:rPr>
   </w:style>
-  <w:style w:type="paragraph" w:customStyle="1" w:styleId="32">
+  <w:style w:type="paragraph" w:customStyle="1" w:styleId="33">
     <w:name w:val="柴_目录"/>
     <w:basedOn w:val="1"/>
     <w:next w:val="12"/>
@@ -8975,7 +6305,7 @@
       <w:sz w:val="24"/>
     </w:rPr>
   </w:style>
-  <w:style w:type="paragraph" w:customStyle="1" w:styleId="33">
+  <w:style w:type="paragraph" w:customStyle="1" w:styleId="34">
     <w:name w:val="WPSOffice手动目录 1"/>
     <w:qFormat/>
     <w:uiPriority w:val="0"/>
@@ -8988,7 +6318,7 @@
       <w:szCs w:val="20"/>
     </w:rPr>
   </w:style>
-  <w:style w:type="paragraph" w:customStyle="1" w:styleId="34">
+  <w:style w:type="paragraph" w:customStyle="1" w:styleId="35">
     <w:name w:val="WPSOffice手动目录 2"/>
     <w:qFormat/>
     <w:uiPriority w:val="0"/>
@@ -9001,7 +6331,7 @@
       <w:szCs w:val="20"/>
     </w:rPr>
   </w:style>
-  <w:style w:type="paragraph" w:customStyle="1" w:styleId="35">
+  <w:style w:type="paragraph" w:customStyle="1" w:styleId="36">
     <w:name w:val="WPSOffice手动目录 3"/>
     <w:qFormat/>
     <w:uiPriority w:val="0"/>
@@ -9014,7 +6344,7 @@
       <w:szCs w:val="20"/>
     </w:rPr>
   </w:style>
-  <w:style w:type="paragraph" w:customStyle="1" w:styleId="36">
+  <w:style w:type="paragraph" w:customStyle="1" w:styleId="37">
     <w:name w:val="Compact"/>
     <w:basedOn w:val="12"/>
     <w:qFormat/>
@@ -9023,7 +6353,7 @@
       <w:spacing w:before="36" w:after="36"/>
     </w:pPr>
   </w:style>
-  <w:style w:type="table" w:customStyle="1" w:styleId="37">
+  <w:style w:type="table" w:customStyle="1" w:styleId="38">
     <w:name w:val="Table"/>
     <w:semiHidden/>
     <w:unhideWhenUsed/>
@@ -9046,9 +6376,9 @@
       </w:tcPr>
     </w:tblStylePr>
   </w:style>
-  <w:style w:type="character" w:customStyle="1" w:styleId="38">
+  <w:style w:type="character" w:customStyle="1" w:styleId="39">
     <w:name w:val="柴_标题1 Char"/>
-    <w:link w:val="28"/>
+    <w:link w:val="29"/>
     <w:qFormat/>
     <w:uiPriority w:val="0"/>
     <w:rPr>
@@ -9056,7 +6386,7 @@
       <w:sz w:val="32"/>
     </w:rPr>
   </w:style>
-  <w:style w:type="table" w:customStyle="1" w:styleId="39">
+  <w:style w:type="table" w:customStyle="1" w:styleId="40">
     <w:name w:val="Table Normal_1"/>
     <w:semiHidden/>
     <w:unhideWhenUsed/>
@@ -9071,7 +6401,7 @@
       </w:tblCellMar>
     </w:tblPr>
   </w:style>
-  <w:style w:type="paragraph" w:customStyle="1" w:styleId="40">
+  <w:style w:type="paragraph" w:customStyle="1" w:styleId="41">
     <w:name w:val="柴_正文_无缩进"/>
     <w:basedOn w:val="1"/>
     <w:qFormat/>
@@ -9085,7 +6415,7 @@
       <w:lang w:eastAsia="zh-CN"/>
     </w:rPr>
   </w:style>
-  <w:style w:type="paragraph" w:customStyle="1" w:styleId="41">
+  <w:style w:type="paragraph" w:customStyle="1" w:styleId="42">
     <w:name w:val="柴_标题4"/>
     <w:basedOn w:val="5"/>
     <w:next w:val="1"/>
@@ -9103,9 +6433,9 @@
       <w:lang w:eastAsia="zh-CN" w:bidi="zh-CN"/>
     </w:rPr>
   </w:style>
-  <w:style w:type="character" w:customStyle="1" w:styleId="42">
+  <w:style w:type="character" w:customStyle="1" w:styleId="43">
     <w:name w:val="柴_正文 Char"/>
-    <w:link w:val="29"/>
+    <w:link w:val="30"/>
     <w:qFormat/>
     <w:uiPriority w:val="0"/>
     <w:rPr>

--- a/8.资源管理/2.运行记录类文件/JXTX-08-07-运维工具应用情况说明.docx
+++ b/8.资源管理/2.运行记录类文件/JXTX-08-07-运维工具应用情况说明.docx
@@ -21,7 +21,7 @@
         <w:spacing w:before="3120" w:beforeLines="1000"/>
         <w:textAlignment w:val="baseline"/>
       </w:pPr>
-      <w:bookmarkStart w:id="0" w:name="_Toc29613"/>
+      <w:bookmarkStart w:id="0" w:name="_Toc4782"/>
       <w:r>
         <w:drawing>
           <wp:anchor distT="0" distB="0" distL="114300" distR="114300" simplePos="0" relativeHeight="251661312" behindDoc="1" locked="0" layoutInCell="1" allowOverlap="1">
@@ -210,13 +210,13 @@
           <w:lang w:val="en-US" w:eastAsia="zh-CN"/>
         </w:rPr>
       </w:pPr>
-      <w:bookmarkStart w:id="1" w:name="_Toc10016"/>
-      <w:r>
-        <w:rPr>
-          <w:rFonts w:hint="eastAsia"/>
-          <w:lang w:val="en-US" w:eastAsia="zh-CN"/>
-        </w:rPr>
-        <w:t>运维资源应用情况说明</w:t>
+      <w:bookmarkStart w:id="1" w:name="_Toc21126"/>
+      <w:r>
+        <w:rPr>
+          <w:rFonts w:hint="eastAsia"/>
+          <w:lang w:val="en-US" w:eastAsia="zh-CN"/>
+        </w:rPr>
+        <w:t>运维工具应用情况说明</w:t>
       </w:r>
       <w:bookmarkEnd w:id="1"/>
     </w:p>
@@ -2064,6 +2064,8 @@
               <w:tab w:val="right" w:leader="dot" w:pos="8306"/>
             </w:tabs>
           </w:pPr>
+          <w:bookmarkStart w:id="14" w:name="_GoBack"/>
+          <w:bookmarkEnd w:id="14"/>
           <w:r>
             <w:rPr>
               <w:rFonts w:hint="eastAsia" w:ascii="宋体" w:hAnsi="宋体" w:eastAsia="宋体" w:cs="宋体"/>
@@ -2100,7 +2102,7 @@
               <w:rFonts w:hint="eastAsia" w:ascii="宋体" w:hAnsi="宋体" w:eastAsia="宋体" w:cs="宋体"/>
               <w:szCs w:val="24"/>
             </w:rPr>
-            <w:instrText xml:space="preserve"> HYPERLINK \l _Toc29613 </w:instrText>
+            <w:instrText xml:space="preserve"> HYPERLINK \l _Toc4782 </w:instrText>
           </w:r>
           <w:r>
             <w:rPr>
@@ -2123,7 +2125,7 @@
             <w:fldChar w:fldCharType="begin"/>
           </w:r>
           <w:r>
-            <w:instrText xml:space="preserve"> PAGEREF _Toc29613 \h </w:instrText>
+            <w:instrText xml:space="preserve"> PAGEREF _Toc4782 \h </w:instrText>
           </w:r>
           <w:r>
             <w:fldChar w:fldCharType="separate"/>
@@ -2161,7 +2163,7 @@
               <w:rFonts w:hint="eastAsia" w:ascii="宋体" w:hAnsi="宋体" w:eastAsia="宋体" w:cs="宋体"/>
               <w:szCs w:val="24"/>
             </w:rPr>
-            <w:instrText xml:space="preserve"> HYPERLINK \l _Toc10016 </w:instrText>
+            <w:instrText xml:space="preserve"> HYPERLINK \l _Toc21126 </w:instrText>
           </w:r>
           <w:r>
             <w:rPr>
@@ -2175,7 +2177,7 @@
               <w:rFonts w:hint="eastAsia"/>
               <w:lang w:val="en-US" w:eastAsia="zh-CN"/>
             </w:rPr>
-            <w:t>运维资源应用情况说明</w:t>
+            <w:t>运维工具应用情况说明</w:t>
           </w:r>
           <w:r>
             <w:tab/>
@@ -2184,7 +2186,7 @@
             <w:fldChar w:fldCharType="begin"/>
           </w:r>
           <w:r>
-            <w:instrText xml:space="preserve"> PAGEREF _Toc10016 \h </w:instrText>
+            <w:instrText xml:space="preserve"> PAGEREF _Toc21126 \h </w:instrText>
           </w:r>
           <w:r>
             <w:fldChar w:fldCharType="separate"/>
@@ -2222,7 +2224,7 @@
               <w:rFonts w:hint="eastAsia" w:ascii="宋体" w:hAnsi="宋体" w:eastAsia="宋体" w:cs="宋体"/>
               <w:szCs w:val="24"/>
             </w:rPr>
-            <w:instrText xml:space="preserve"> HYPERLINK \l _Toc11072 </w:instrText>
+            <w:instrText xml:space="preserve"> HYPERLINK \l _Toc17592 </w:instrText>
           </w:r>
           <w:r>
             <w:rPr>
@@ -2252,7 +2254,7 @@
             <w:fldChar w:fldCharType="begin"/>
           </w:r>
           <w:r>
-            <w:instrText xml:space="preserve"> PAGEREF _Toc11072 \h </w:instrText>
+            <w:instrText xml:space="preserve"> PAGEREF _Toc17592 \h </w:instrText>
           </w:r>
           <w:r>
             <w:fldChar w:fldCharType="separate"/>
@@ -2290,7 +2292,7 @@
               <w:rFonts w:hint="eastAsia" w:ascii="宋体" w:hAnsi="宋体" w:eastAsia="宋体" w:cs="宋体"/>
               <w:szCs w:val="24"/>
             </w:rPr>
-            <w:instrText xml:space="preserve"> HYPERLINK \l _Toc19813 </w:instrText>
+            <w:instrText xml:space="preserve"> HYPERLINK \l _Toc3936 </w:instrText>
           </w:r>
           <w:r>
             <w:rPr>
@@ -2320,7 +2322,7 @@
             <w:fldChar w:fldCharType="begin"/>
           </w:r>
           <w:r>
-            <w:instrText xml:space="preserve"> PAGEREF _Toc19813 \h </w:instrText>
+            <w:instrText xml:space="preserve"> PAGEREF _Toc3936 \h </w:instrText>
           </w:r>
           <w:r>
             <w:fldChar w:fldCharType="separate"/>
@@ -2358,7 +2360,7 @@
               <w:rFonts w:hint="eastAsia" w:ascii="宋体" w:hAnsi="宋体" w:eastAsia="宋体" w:cs="宋体"/>
               <w:szCs w:val="24"/>
             </w:rPr>
-            <w:instrText xml:space="preserve"> HYPERLINK \l _Toc32158 </w:instrText>
+            <w:instrText xml:space="preserve"> HYPERLINK \l _Toc26715 </w:instrText>
           </w:r>
           <w:r>
             <w:rPr>
@@ -2388,7 +2390,7 @@
             <w:fldChar w:fldCharType="begin"/>
           </w:r>
           <w:r>
-            <w:instrText xml:space="preserve"> PAGEREF _Toc32158 \h </w:instrText>
+            <w:instrText xml:space="preserve"> PAGEREF _Toc26715 \h </w:instrText>
           </w:r>
           <w:r>
             <w:fldChar w:fldCharType="separate"/>
@@ -2426,7 +2428,7 @@
               <w:rFonts w:hint="eastAsia" w:ascii="宋体" w:hAnsi="宋体" w:eastAsia="宋体" w:cs="宋体"/>
               <w:szCs w:val="24"/>
             </w:rPr>
-            <w:instrText xml:space="preserve"> HYPERLINK \l _Toc620 </w:instrText>
+            <w:instrText xml:space="preserve"> HYPERLINK \l _Toc7302 </w:instrText>
           </w:r>
           <w:r>
             <w:rPr>
@@ -2456,7 +2458,7 @@
             <w:fldChar w:fldCharType="begin"/>
           </w:r>
           <w:r>
-            <w:instrText xml:space="preserve"> PAGEREF _Toc620 \h </w:instrText>
+            <w:instrText xml:space="preserve"> PAGEREF _Toc7302 \h </w:instrText>
           </w:r>
           <w:r>
             <w:fldChar w:fldCharType="separate"/>
@@ -2494,7 +2496,7 @@
               <w:rFonts w:hint="eastAsia" w:ascii="宋体" w:hAnsi="宋体" w:eastAsia="宋体" w:cs="宋体"/>
               <w:szCs w:val="24"/>
             </w:rPr>
-            <w:instrText xml:space="preserve"> HYPERLINK \l _Toc26437 </w:instrText>
+            <w:instrText xml:space="preserve"> HYPERLINK \l _Toc17636 </w:instrText>
           </w:r>
           <w:r>
             <w:rPr>
@@ -2524,7 +2526,7 @@
             <w:fldChar w:fldCharType="begin"/>
           </w:r>
           <w:r>
-            <w:instrText xml:space="preserve"> PAGEREF _Toc26437 \h </w:instrText>
+            <w:instrText xml:space="preserve"> PAGEREF _Toc17636 \h </w:instrText>
           </w:r>
           <w:r>
             <w:fldChar w:fldCharType="separate"/>
@@ -2562,7 +2564,7 @@
               <w:rFonts w:hint="eastAsia" w:ascii="宋体" w:hAnsi="宋体" w:eastAsia="宋体" w:cs="宋体"/>
               <w:szCs w:val="24"/>
             </w:rPr>
-            <w:instrText xml:space="preserve"> HYPERLINK \l _Toc990 </w:instrText>
+            <w:instrText xml:space="preserve"> HYPERLINK \l _Toc13978 </w:instrText>
           </w:r>
           <w:r>
             <w:rPr>
@@ -2592,7 +2594,7 @@
             <w:fldChar w:fldCharType="begin"/>
           </w:r>
           <w:r>
-            <w:instrText xml:space="preserve"> PAGEREF _Toc990 \h </w:instrText>
+            <w:instrText xml:space="preserve"> PAGEREF _Toc13978 \h </w:instrText>
           </w:r>
           <w:r>
             <w:fldChar w:fldCharType="separate"/>
@@ -2630,7 +2632,7 @@
               <w:rFonts w:hint="eastAsia" w:ascii="宋体" w:hAnsi="宋体" w:eastAsia="宋体" w:cs="宋体"/>
               <w:szCs w:val="24"/>
             </w:rPr>
-            <w:instrText xml:space="preserve"> HYPERLINK \l _Toc7642 </w:instrText>
+            <w:instrText xml:space="preserve"> HYPERLINK \l _Toc13492 </w:instrText>
           </w:r>
           <w:r>
             <w:rPr>
@@ -2660,13 +2662,13 @@
             <w:fldChar w:fldCharType="begin"/>
           </w:r>
           <w:r>
-            <w:instrText xml:space="preserve"> PAGEREF _Toc7642 \h </w:instrText>
+            <w:instrText xml:space="preserve"> PAGEREF _Toc13492 \h </w:instrText>
           </w:r>
           <w:r>
             <w:fldChar w:fldCharType="separate"/>
           </w:r>
           <w:r>
-            <w:t>4</w:t>
+            <w:t>8</w:t>
           </w:r>
           <w:r>
             <w:fldChar w:fldCharType="end"/>
@@ -2698,7 +2700,7 @@
               <w:rFonts w:hint="eastAsia" w:ascii="宋体" w:hAnsi="宋体" w:eastAsia="宋体" w:cs="宋体"/>
               <w:szCs w:val="24"/>
             </w:rPr>
-            <w:instrText xml:space="preserve"> HYPERLINK \l _Toc19708 </w:instrText>
+            <w:instrText xml:space="preserve"> HYPERLINK \l _Toc17826 </w:instrText>
           </w:r>
           <w:r>
             <w:rPr>
@@ -2728,13 +2730,13 @@
             <w:fldChar w:fldCharType="begin"/>
           </w:r>
           <w:r>
-            <w:instrText xml:space="preserve"> PAGEREF _Toc19708 \h </w:instrText>
+            <w:instrText xml:space="preserve"> PAGEREF _Toc17826 \h </w:instrText>
           </w:r>
           <w:r>
             <w:fldChar w:fldCharType="separate"/>
           </w:r>
           <w:r>
-            <w:t>4</w:t>
+            <w:t>8</w:t>
           </w:r>
           <w:r>
             <w:fldChar w:fldCharType="end"/>
@@ -2766,7 +2768,7 @@
               <w:rFonts w:hint="eastAsia" w:ascii="宋体" w:hAnsi="宋体" w:eastAsia="宋体" w:cs="宋体"/>
               <w:szCs w:val="24"/>
             </w:rPr>
-            <w:instrText xml:space="preserve"> HYPERLINK \l _Toc8964 </w:instrText>
+            <w:instrText xml:space="preserve"> HYPERLINK \l _Toc8793 </w:instrText>
           </w:r>
           <w:r>
             <w:rPr>
@@ -2796,13 +2798,13 @@
             <w:fldChar w:fldCharType="begin"/>
           </w:r>
           <w:r>
-            <w:instrText xml:space="preserve"> PAGEREF _Toc8964 \h </w:instrText>
+            <w:instrText xml:space="preserve"> PAGEREF _Toc8793 \h </w:instrText>
           </w:r>
           <w:r>
             <w:fldChar w:fldCharType="separate"/>
           </w:r>
           <w:r>
-            <w:t>4</w:t>
+            <w:t>8</w:t>
           </w:r>
           <w:r>
             <w:fldChar w:fldCharType="end"/>
@@ -2834,7 +2836,7 @@
               <w:rFonts w:hint="eastAsia" w:ascii="宋体" w:hAnsi="宋体" w:eastAsia="宋体" w:cs="宋体"/>
               <w:szCs w:val="24"/>
             </w:rPr>
-            <w:instrText xml:space="preserve"> HYPERLINK \l _Toc9882 </w:instrText>
+            <w:instrText xml:space="preserve"> HYPERLINK \l _Toc2595 </w:instrText>
           </w:r>
           <w:r>
             <w:rPr>
@@ -2864,13 +2866,13 @@
             <w:fldChar w:fldCharType="begin"/>
           </w:r>
           <w:r>
-            <w:instrText xml:space="preserve"> PAGEREF _Toc9882 \h </w:instrText>
+            <w:instrText xml:space="preserve"> PAGEREF _Toc2595 \h </w:instrText>
           </w:r>
           <w:r>
             <w:fldChar w:fldCharType="separate"/>
           </w:r>
           <w:r>
-            <w:t>4</w:t>
+            <w:t>8</w:t>
           </w:r>
           <w:r>
             <w:fldChar w:fldCharType="end"/>
@@ -2902,7 +2904,7 @@
               <w:rFonts w:hint="eastAsia" w:ascii="宋体" w:hAnsi="宋体" w:eastAsia="宋体" w:cs="宋体"/>
               <w:szCs w:val="24"/>
             </w:rPr>
-            <w:instrText xml:space="preserve"> HYPERLINK \l _Toc15101 </w:instrText>
+            <w:instrText xml:space="preserve"> HYPERLINK \l _Toc5032 </w:instrText>
           </w:r>
           <w:r>
             <w:rPr>
@@ -2932,13 +2934,81 @@
             <w:fldChar w:fldCharType="begin"/>
           </w:r>
           <w:r>
-            <w:instrText xml:space="preserve"> PAGEREF _Toc15101 \h </w:instrText>
+            <w:instrText xml:space="preserve"> PAGEREF _Toc5032 \h </w:instrText>
           </w:r>
           <w:r>
             <w:fldChar w:fldCharType="separate"/>
           </w:r>
           <w:r>
-            <w:t>5</w:t>
+            <w:t>9</w:t>
+          </w:r>
+          <w:r>
+            <w:fldChar w:fldCharType="end"/>
+          </w:r>
+          <w:r>
+            <w:rPr>
+              <w:rFonts w:hint="eastAsia" w:ascii="宋体" w:hAnsi="宋体" w:eastAsia="宋体" w:cs="宋体"/>
+              <w:szCs w:val="24"/>
+            </w:rPr>
+            <w:fldChar w:fldCharType="end"/>
+          </w:r>
+        </w:p>
+        <w:p>
+          <w:pPr>
+            <w:pStyle w:val="17"/>
+            <w:tabs>
+              <w:tab w:val="right" w:leader="dot" w:pos="8306"/>
+            </w:tabs>
+          </w:pPr>
+          <w:r>
+            <w:rPr>
+              <w:rFonts w:hint="eastAsia" w:ascii="宋体" w:hAnsi="宋体" w:eastAsia="宋体" w:cs="宋体"/>
+              <w:szCs w:val="24"/>
+            </w:rPr>
+            <w:fldChar w:fldCharType="begin"/>
+          </w:r>
+          <w:r>
+            <w:rPr>
+              <w:rFonts w:hint="eastAsia" w:ascii="宋体" w:hAnsi="宋体" w:eastAsia="宋体" w:cs="宋体"/>
+              <w:szCs w:val="24"/>
+            </w:rPr>
+            <w:instrText xml:space="preserve"> HYPERLINK \l _Toc17503 </w:instrText>
+          </w:r>
+          <w:r>
+            <w:rPr>
+              <w:rFonts w:hint="eastAsia" w:ascii="宋体" w:hAnsi="宋体" w:eastAsia="宋体" w:cs="宋体"/>
+              <w:szCs w:val="24"/>
+            </w:rPr>
+            <w:fldChar w:fldCharType="separate"/>
+          </w:r>
+          <w:r>
+            <w:rPr>
+              <w:rFonts w:hint="default"/>
+              <w:lang w:val="en-US" w:eastAsia="zh-CN"/>
+            </w:rPr>
+            <w:t xml:space="preserve">1.3. </w:t>
+          </w:r>
+          <w:r>
+            <w:rPr>
+              <w:rFonts w:hint="eastAsia"/>
+              <w:lang w:val="en-US" w:eastAsia="zh-CN"/>
+            </w:rPr>
+            <w:t>运维工具应用情况效果</w:t>
+          </w:r>
+          <w:r>
+            <w:tab/>
+          </w:r>
+          <w:r>
+            <w:fldChar w:fldCharType="begin"/>
+          </w:r>
+          <w:r>
+            <w:instrText xml:space="preserve"> PAGEREF _Toc17503 \h </w:instrText>
+          </w:r>
+          <w:r>
+            <w:fldChar w:fldCharType="separate"/>
+          </w:r>
+          <w:r>
+            <w:t>10</w:t>
           </w:r>
           <w:r>
             <w:fldChar w:fldCharType="end"/>
@@ -3045,7 +3115,7 @@
           <w:lang w:val="en-US" w:eastAsia="zh-CN"/>
         </w:rPr>
       </w:pPr>
-      <w:bookmarkStart w:id="2" w:name="_Toc11072"/>
+      <w:bookmarkStart w:id="2" w:name="_Toc17592"/>
       <w:r>
         <w:rPr>
           <w:rFonts w:hint="eastAsia"/>
@@ -3064,7 +3134,7 @@
           <w:lang w:val="en-US" w:eastAsia="zh-CN"/>
         </w:rPr>
       </w:pPr>
-      <w:bookmarkStart w:id="3" w:name="_Toc19813"/>
+      <w:bookmarkStart w:id="3" w:name="_Toc3936"/>
       <w:r>
         <w:rPr>
           <w:rFonts w:hint="eastAsia"/>
@@ -3083,7 +3153,7 @@
           <w:lang w:val="en-US" w:eastAsia="zh-CN"/>
         </w:rPr>
       </w:pPr>
-      <w:bookmarkStart w:id="4" w:name="_Toc32158"/>
+      <w:bookmarkStart w:id="4" w:name="_Toc26715"/>
       <w:r>
         <w:rPr>
           <w:rFonts w:hint="eastAsia"/>
@@ -3119,7 +3189,7 @@
           <w:lang w:val="en-US" w:eastAsia="zh-CN"/>
         </w:rPr>
       </w:pPr>
-      <w:bookmarkStart w:id="5" w:name="_Toc620"/>
+      <w:bookmarkStart w:id="5" w:name="_Toc7302"/>
       <w:r>
         <w:rPr>
           <w:rFonts w:hint="eastAsia"/>
@@ -3155,7 +3225,7 @@
           <w:lang w:val="en-US" w:eastAsia="zh-CN"/>
         </w:rPr>
       </w:pPr>
-      <w:bookmarkStart w:id="6" w:name="_Toc26437"/>
+      <w:bookmarkStart w:id="6" w:name="_Toc17636"/>
       <w:r>
         <w:rPr>
           <w:rFonts w:hint="eastAsia"/>
@@ -3191,7 +3261,7 @@
           <w:lang w:val="en-US" w:eastAsia="zh-CN"/>
         </w:rPr>
       </w:pPr>
-      <w:bookmarkStart w:id="7" w:name="_Toc990"/>
+      <w:bookmarkStart w:id="7" w:name="_Toc13978"/>
       <w:r>
         <w:rPr>
           <w:rFonts w:hint="eastAsia"/>
@@ -4505,7 +4575,7 @@
           <w:lang w:val="en-US" w:eastAsia="zh-CN"/>
         </w:rPr>
       </w:pPr>
-      <w:bookmarkStart w:id="8" w:name="_Toc7642"/>
+      <w:bookmarkStart w:id="8" w:name="_Toc13492"/>
       <w:r>
         <w:rPr>
           <w:rFonts w:hint="eastAsia"/>
@@ -4524,7 +4594,7 @@
           <w:lang w:val="en-US" w:eastAsia="zh-CN"/>
         </w:rPr>
       </w:pPr>
-      <w:bookmarkStart w:id="9" w:name="_Toc19708"/>
+      <w:bookmarkStart w:id="9" w:name="_Toc17826"/>
       <w:r>
         <w:rPr>
           <w:rFonts w:hint="eastAsia"/>
@@ -4559,7 +4629,7 @@
           <w:lang w:val="en-US" w:eastAsia="zh-CN"/>
         </w:rPr>
       </w:pPr>
-      <w:bookmarkStart w:id="10" w:name="_Toc8964"/>
+      <w:bookmarkStart w:id="10" w:name="_Toc8793"/>
       <w:r>
         <w:rPr>
           <w:rFonts w:hint="eastAsia"/>
@@ -4594,7 +4664,7 @@
           <w:lang w:val="en-US" w:eastAsia="zh-CN"/>
         </w:rPr>
       </w:pPr>
-      <w:bookmarkStart w:id="11" w:name="_Toc9882"/>
+      <w:bookmarkStart w:id="11" w:name="_Toc2595"/>
       <w:r>
         <w:rPr>
           <w:rFonts w:hint="eastAsia"/>
@@ -4641,7 +4711,7 @@
           <w:lang w:val="en-US" w:eastAsia="zh-CN"/>
         </w:rPr>
       </w:pPr>
-      <w:bookmarkStart w:id="12" w:name="_Toc15101"/>
+      <w:bookmarkStart w:id="12" w:name="_Toc5032"/>
       <w:r>
         <w:rPr>
           <w:rFonts w:hint="eastAsia"/>
@@ -5164,6 +5234,7 @@
           <w:lang w:val="en-US" w:eastAsia="zh-CN"/>
         </w:rPr>
       </w:pPr>
+      <w:bookmarkStart w:id="13" w:name="_Toc17503"/>
       <w:r>
         <w:rPr>
           <w:rFonts w:hint="eastAsia"/>
@@ -5171,6 +5242,7 @@
         </w:rPr>
         <w:t>运维工具应用情况效果</w:t>
       </w:r>
+      <w:bookmarkEnd w:id="13"/>
     </w:p>
     <w:p>
       <w:pPr>
@@ -5251,8 +5323,6 @@
         </w:rPr>
         <w:t>整体而言，该工具体系不仅提升了运维响应效率与故障处置能力，更推动了运维模式从事后救火向事前预防、事中可控的智能化运营转型。</w:t>
       </w:r>
-      <w:bookmarkStart w:id="13" w:name="_GoBack"/>
-      <w:bookmarkEnd w:id="13"/>
     </w:p>
     <w:sectPr>
       <w:headerReference r:id="rId5" w:type="default"/>

--- a/8.资源管理/2.运行记录类文件/JXTX-08-07-运维工具应用情况说明.docx
+++ b/8.资源管理/2.运行记录类文件/JXTX-08-07-运维工具应用情况说明.docx
@@ -2064,8 +2064,6 @@
               <w:tab w:val="right" w:leader="dot" w:pos="8306"/>
             </w:tabs>
           </w:pPr>
-          <w:bookmarkStart w:id="14" w:name="_GoBack"/>
-          <w:bookmarkEnd w:id="14"/>
           <w:r>
             <w:rPr>
               <w:rFonts w:hint="eastAsia" w:ascii="宋体" w:hAnsi="宋体" w:eastAsia="宋体" w:cs="宋体"/>
@@ -4233,9 +4231,173 @@
       <w:pPr>
         <w:pStyle w:val="30"/>
         <w:bidi w:val="0"/>
-      </w:pPr>
-      <w:r>
-        <w:t>“最新公告”功能是一个集中的企业信息发布与管理平台，用于向系统内用户同步重要的通知、规范、模板更新及管理决策。该功能支持按公告类型、等级进行归类，并标记用户的阅读状态，确保关键信息能够及时、准确、分层地触达相关全员，是企业内部信息流转与合规管理的重要支撑模块。</w:t>
+        <w:ind w:left="0" w:leftChars="0" w:right="0" w:rightChars="0" w:firstLine="0" w:firstLineChars="0"/>
+        <w:jc w:val="both"/>
+        <w:rPr>
+          <w:rFonts w:hint="default"/>
+          <w:lang w:val="en-US" w:eastAsia="zh-CN"/>
+        </w:rPr>
+      </w:pPr>
+      <w:bookmarkStart w:id="14" w:name="_GoBack"/>
+      <w:bookmarkEnd w:id="14"/>
+    </w:p>
+    <w:p>
+      <w:pPr>
+        <w:pStyle w:val="31"/>
+        <w:bidi w:val="0"/>
+        <w:rPr>
+          <w:rFonts w:hint="default"/>
+          <w:lang w:val="en-US" w:eastAsia="zh-CN"/>
+        </w:rPr>
+      </w:pPr>
+      <w:bookmarkStart w:id="8" w:name="_Toc13492"/>
+      <w:r>
+        <w:rPr>
+          <w:rFonts w:hint="eastAsia"/>
+          <w:lang w:val="en-US" w:eastAsia="zh-CN"/>
+        </w:rPr>
+        <w:t>监控工具</w:t>
+      </w:r>
+      <w:bookmarkEnd w:id="8"/>
+    </w:p>
+    <w:p>
+      <w:pPr>
+        <w:pStyle w:val="32"/>
+        <w:bidi w:val="0"/>
+        <w:rPr>
+          <w:rFonts w:hint="eastAsia"/>
+          <w:lang w:val="en-US" w:eastAsia="zh-CN"/>
+        </w:rPr>
+      </w:pPr>
+      <w:bookmarkStart w:id="9" w:name="_Toc17826"/>
+      <w:r>
+        <w:rPr>
+          <w:rFonts w:hint="eastAsia"/>
+          <w:lang w:val="en-US" w:eastAsia="zh-CN"/>
+        </w:rPr>
+        <w:t>软件名称</w:t>
+      </w:r>
+      <w:bookmarkEnd w:id="9"/>
+    </w:p>
+    <w:p>
+      <w:pPr>
+        <w:pStyle w:val="30"/>
+        <w:rPr>
+          <w:rFonts w:hint="default"/>
+          <w:lang w:val="en-US" w:eastAsia="zh-CN"/>
+        </w:rPr>
+      </w:pPr>
+      <w:r>
+        <w:rPr>
+          <w:rFonts w:hint="eastAsia"/>
+          <w:lang w:val="en-US" w:eastAsia="zh-CN"/>
+        </w:rPr>
+        <w:t>智瞰哨兵管理平台</w:t>
+      </w:r>
+    </w:p>
+    <w:p>
+      <w:pPr>
+        <w:pStyle w:val="32"/>
+        <w:bidi w:val="0"/>
+        <w:rPr>
+          <w:rFonts w:hint="eastAsia"/>
+          <w:lang w:val="en-US" w:eastAsia="zh-CN"/>
+        </w:rPr>
+      </w:pPr>
+      <w:bookmarkStart w:id="10" w:name="_Toc8793"/>
+      <w:r>
+        <w:rPr>
+          <w:rFonts w:hint="eastAsia"/>
+          <w:lang w:val="en-US" w:eastAsia="zh-CN"/>
+        </w:rPr>
+        <w:t>软件来源</w:t>
+      </w:r>
+      <w:bookmarkEnd w:id="10"/>
+    </w:p>
+    <w:p>
+      <w:pPr>
+        <w:pStyle w:val="30"/>
+        <w:rPr>
+          <w:rFonts w:hint="default"/>
+          <w:lang w:val="en-US" w:eastAsia="zh-CN"/>
+        </w:rPr>
+      </w:pPr>
+      <w:r>
+        <w:rPr>
+          <w:rFonts w:hint="eastAsia"/>
+          <w:lang w:val="en-US" w:eastAsia="zh-CN"/>
+        </w:rPr>
+        <w:t>外购</w:t>
+      </w:r>
+    </w:p>
+    <w:p>
+      <w:pPr>
+        <w:pStyle w:val="32"/>
+        <w:bidi w:val="0"/>
+        <w:rPr>
+          <w:rFonts w:hint="eastAsia"/>
+          <w:lang w:val="en-US" w:eastAsia="zh-CN"/>
+        </w:rPr>
+      </w:pPr>
+      <w:bookmarkStart w:id="11" w:name="_Toc2595"/>
+      <w:r>
+        <w:rPr>
+          <w:rFonts w:hint="eastAsia"/>
+          <w:lang w:val="en-US" w:eastAsia="zh-CN"/>
+        </w:rPr>
+        <w:t>软件特色</w:t>
+      </w:r>
+      <w:bookmarkEnd w:id="11"/>
+    </w:p>
+    <w:p>
+      <w:pPr>
+        <w:pStyle w:val="30"/>
+        <w:rPr>
+          <w:rFonts w:hint="eastAsia"/>
+          <w:lang w:val="en-US" w:eastAsia="zh-CN"/>
+        </w:rPr>
+      </w:pPr>
+      <w:r>
+        <w:rPr>
+          <w:rFonts w:hint="eastAsia"/>
+          <w:lang w:val="en-US" w:eastAsia="zh-CN"/>
+        </w:rPr>
+        <w:t>以服务价值链为核心，创造性地打通了从通信机房设备到客户业务体验的完整数据链条。它的最大特色在于实现了 “三个贯通”：一是横向到边的专业贯通，深度集成通信网络、动环等专业监控，形成统一视图；二是纵向到底的业务贯通，能将底层基础设施告警实时关联影响的上层业务服务和具体客户合同；三是管理闭环的流程贯通，让监控数据能自动驱动事件、容量管理和服务报告，最终将技术数据转化为可直接衡量服务价值和管理效能的管理语言，驱动运维从被动响应转向主动运营。</w:t>
+      </w:r>
+    </w:p>
+    <w:p>
+      <w:pPr>
+        <w:pStyle w:val="32"/>
+        <w:bidi w:val="0"/>
+        <w:rPr>
+          <w:rFonts w:hint="eastAsia"/>
+          <w:lang w:val="en-US" w:eastAsia="zh-CN"/>
+        </w:rPr>
+      </w:pPr>
+      <w:bookmarkStart w:id="12" w:name="_Toc5032"/>
+      <w:r>
+        <w:rPr>
+          <w:rFonts w:hint="eastAsia"/>
+          <w:lang w:val="en-US" w:eastAsia="zh-CN"/>
+        </w:rPr>
+        <w:t>功能介绍</w:t>
+      </w:r>
+      <w:bookmarkEnd w:id="12"/>
+    </w:p>
+    <w:p>
+      <w:pPr>
+        <w:pStyle w:val="30"/>
+        <w:rPr>
+          <w:rFonts w:hint="default"/>
+          <w:lang w:val="en-US" w:eastAsia="zh-CN"/>
+        </w:rPr>
+      </w:pPr>
+      <w:r>
+        <w:rPr>
+          <w:rFonts w:hint="eastAsia"/>
+          <w:lang w:val="en-US" w:eastAsia="zh-CN"/>
+        </w:rPr>
+        <w:t>全局服务态势感知中心包含资源概况、关键业务实时运行、专线可用率三部分。可根据需要分别进行查看。</w:t>
       </w:r>
     </w:p>
     <w:p>
@@ -4244,7 +4406,7 @@
         <w:ind w:left="0" w:leftChars="0" w:right="0" w:rightChars="0" w:firstLine="0" w:firstLineChars="0"/>
         <w:jc w:val="center"/>
         <w:rPr>
-          <w:rFonts w:hint="default"/>
+          <w:rFonts w:hint="eastAsia"/>
           <w:lang w:val="en-US" w:eastAsia="zh-CN"/>
         </w:rPr>
       </w:pPr>
@@ -4323,7 +4485,7 @@
           <w:rFonts w:hint="eastAsia"/>
           <w:lang w:val="en-US" w:eastAsia="zh-CN"/>
         </w:rPr>
-        <w:t>6</w:t>
+        <w:t>8</w:t>
       </w:r>
       <w:r>
         <w:rPr>
@@ -4337,22 +4499,25 @@
           <w:rFonts w:hint="eastAsia"/>
           <w:lang w:val="en-US" w:eastAsia="zh-CN"/>
         </w:rPr>
-        <w:t xml:space="preserve"> 最新公告</w:t>
+        <w:t xml:space="preserve"> 全局服务态势感知中心</w:t>
       </w:r>
     </w:p>
     <w:p>
       <w:pPr>
         <w:pStyle w:val="30"/>
-        <w:bidi w:val="0"/>
         <w:ind w:left="0" w:leftChars="0" w:right="0" w:rightChars="0" w:firstLine="0" w:firstLineChars="0"/>
         <w:jc w:val="center"/>
+        <w:rPr>
+          <w:rFonts w:hint="default"/>
+          <w:lang w:val="en-US" w:eastAsia="zh-CN"/>
+        </w:rPr>
       </w:pPr>
       <w:r>
         <w:drawing>
           <wp:inline distT="0" distB="0" distL="114300" distR="114300">
-            <wp:extent cx="5268595" cy="2834640"/>
-            <wp:effectExtent l="0" t="0" r="4445" b="0"/>
-            <wp:docPr id="19" name="图片 9"/>
+            <wp:extent cx="5262245" cy="2497455"/>
+            <wp:effectExtent l="0" t="0" r="10795" b="1905"/>
+            <wp:docPr id="3" name="图片 1"/>
             <wp:cNvGraphicFramePr>
               <a:graphicFrameLocks xmlns:a="http://schemas.openxmlformats.org/drawingml/2006/main" noChangeAspect="1"/>
             </wp:cNvGraphicFramePr>
@@ -4360,7 +4525,7 @@
               <a:graphicData uri="http://schemas.openxmlformats.org/drawingml/2006/picture">
                 <pic:pic xmlns:pic="http://schemas.openxmlformats.org/drawingml/2006/picture">
                   <pic:nvPicPr>
-                    <pic:cNvPr id="19" name="图片 9"/>
+                    <pic:cNvPr id="3" name="图片 1"/>
                     <pic:cNvPicPr>
                       <a:picLocks noChangeAspect="1"/>
                     </pic:cNvPicPr>
@@ -4374,7 +4539,7 @@
                   <pic:spPr>
                     <a:xfrm>
                       <a:off x="0" y="0"/>
-                      <a:ext cx="5268595" cy="2834640"/>
+                      <a:ext cx="5262245" cy="2497455"/>
                     </a:xfrm>
                     <a:prstGeom prst="rect">
                       <a:avLst/>
@@ -4397,17 +4562,26 @@
         <w:bidi w:val="0"/>
         <w:rPr>
           <w:rFonts w:hint="default"/>
-        </w:rPr>
-      </w:pPr>
-      <w:r>
-        <w:t>作为企业级数据库运维入口，该平台实现了对数据变更操作（DML/DDL）的</w:t>
-      </w:r>
-      <w:r>
+          <w:lang w:val="en-US" w:eastAsia="zh-CN"/>
+        </w:rPr>
+      </w:pPr>
+      <w:r>
+        <w:rPr>
+          <w:rFonts w:hint="eastAsia"/>
+          <w:lang w:val="en-US" w:eastAsia="zh-CN"/>
+        </w:rPr>
+        <w:t>资源概况主要用于监控主机、CPU、内存、硬盘、带宽使用情况，饼状图展示占用情况。</w:t>
+      </w:r>
+    </w:p>
+    <w:p>
+      <w:pPr>
+        <w:pStyle w:val="30"/>
+        <w:bidi w:val="0"/>
         <w:rPr>
           <w:rFonts w:hint="default"/>
-        </w:rPr>
-        <w:t>全流程线上化、标准化与自动化管控，确保所有数据库操作均经过申请、审核、执行与归档的闭环管理。</w:t>
-      </w:r>
+          <w:lang w:val="en-US" w:eastAsia="zh-CN"/>
+        </w:rPr>
+      </w:pPr>
     </w:p>
     <w:p>
       <w:pPr>
@@ -4494,7 +4668,7 @@
           <w:rFonts w:hint="eastAsia"/>
           <w:lang w:val="en-US" w:eastAsia="zh-CN"/>
         </w:rPr>
-        <w:t>7</w:t>
+        <w:t>9</w:t>
       </w:r>
       <w:r>
         <w:rPr>
@@ -4508,7 +4682,7 @@
           <w:rFonts w:hint="eastAsia"/>
           <w:lang w:val="en-US" w:eastAsia="zh-CN"/>
         </w:rPr>
-        <w:t xml:space="preserve"> SQL变更管理</w:t>
+        <w:t xml:space="preserve"> 资源概况</w:t>
       </w:r>
     </w:p>
     <w:p>
@@ -4517,17 +4691,13 @@
         <w:bidi w:val="0"/>
         <w:ind w:left="0" w:leftChars="0" w:right="0" w:rightChars="0" w:firstLine="0" w:firstLineChars="0"/>
         <w:jc w:val="center"/>
-        <w:rPr>
-          <w:rFonts w:hint="default"/>
-          <w:lang w:val="en-US" w:eastAsia="zh-CN"/>
-        </w:rPr>
       </w:pPr>
       <w:r>
         <w:drawing>
           <wp:inline distT="0" distB="0" distL="114300" distR="114300">
-            <wp:extent cx="5268595" cy="3303270"/>
-            <wp:effectExtent l="0" t="0" r="4445" b="3810"/>
-            <wp:docPr id="26" name="图片 14"/>
+            <wp:extent cx="5260975" cy="2614295"/>
+            <wp:effectExtent l="0" t="0" r="12065" b="6985"/>
+            <wp:docPr id="4" name="图片 2"/>
             <wp:cNvGraphicFramePr>
               <a:graphicFrameLocks xmlns:a="http://schemas.openxmlformats.org/drawingml/2006/main" noChangeAspect="1"/>
             </wp:cNvGraphicFramePr>
@@ -4535,7 +4705,7 @@
               <a:graphicData uri="http://schemas.openxmlformats.org/drawingml/2006/picture">
                 <pic:pic xmlns:pic="http://schemas.openxmlformats.org/drawingml/2006/picture">
                   <pic:nvPicPr>
-                    <pic:cNvPr id="26" name="图片 14"/>
+                    <pic:cNvPr id="4" name="图片 2"/>
                     <pic:cNvPicPr>
                       <a:picLocks noChangeAspect="1"/>
                     </pic:cNvPicPr>
@@ -4549,7 +4719,7 @@
                   <pic:spPr>
                     <a:xfrm>
                       <a:off x="0" y="0"/>
-                      <a:ext cx="5268595" cy="3303270"/>
+                      <a:ext cx="5260975" cy="2614295"/>
                     </a:xfrm>
                     <a:prstGeom prst="rect">
                       <a:avLst/>
@@ -4568,158 +4738,20 @@
     </w:p>
     <w:p>
       <w:pPr>
-        <w:pStyle w:val="31"/>
+        <w:pStyle w:val="30"/>
         <w:bidi w:val="0"/>
         <w:rPr>
           <w:rFonts w:hint="default"/>
           <w:lang w:val="en-US" w:eastAsia="zh-CN"/>
         </w:rPr>
       </w:pPr>
-      <w:bookmarkStart w:id="8" w:name="_Toc13492"/>
-      <w:r>
-        <w:rPr>
-          <w:rFonts w:hint="eastAsia"/>
-          <w:lang w:val="en-US" w:eastAsia="zh-CN"/>
-        </w:rPr>
-        <w:t>监控工具</w:t>
-      </w:r>
-      <w:bookmarkEnd w:id="8"/>
-    </w:p>
-    <w:p>
-      <w:pPr>
-        <w:pStyle w:val="32"/>
-        <w:bidi w:val="0"/>
-        <w:rPr>
-          <w:rFonts w:hint="eastAsia"/>
-          <w:lang w:val="en-US" w:eastAsia="zh-CN"/>
-        </w:rPr>
-      </w:pPr>
-      <w:bookmarkStart w:id="9" w:name="_Toc17826"/>
-      <w:r>
-        <w:rPr>
-          <w:rFonts w:hint="eastAsia"/>
-          <w:lang w:val="en-US" w:eastAsia="zh-CN"/>
-        </w:rPr>
-        <w:t>软件名称</w:t>
-      </w:r>
-      <w:bookmarkEnd w:id="9"/>
-    </w:p>
-    <w:p>
-      <w:pPr>
-        <w:pStyle w:val="30"/>
-        <w:rPr>
-          <w:rFonts w:hint="default"/>
-          <w:lang w:val="en-US" w:eastAsia="zh-CN"/>
-        </w:rPr>
-      </w:pPr>
-      <w:r>
-        <w:rPr>
-          <w:rFonts w:hint="eastAsia"/>
-          <w:lang w:val="en-US" w:eastAsia="zh-CN"/>
-        </w:rPr>
-        <w:t>运维安全与数据库审计管控平台</w:t>
-      </w:r>
-    </w:p>
-    <w:p>
-      <w:pPr>
-        <w:pStyle w:val="32"/>
-        <w:bidi w:val="0"/>
-        <w:rPr>
-          <w:rFonts w:hint="eastAsia"/>
-          <w:lang w:val="en-US" w:eastAsia="zh-CN"/>
-        </w:rPr>
-      </w:pPr>
-      <w:bookmarkStart w:id="10" w:name="_Toc8793"/>
-      <w:r>
-        <w:rPr>
-          <w:rFonts w:hint="eastAsia"/>
-          <w:lang w:val="en-US" w:eastAsia="zh-CN"/>
-        </w:rPr>
-        <w:t>软件来源</w:t>
-      </w:r>
-      <w:bookmarkEnd w:id="10"/>
-    </w:p>
-    <w:p>
-      <w:pPr>
-        <w:pStyle w:val="30"/>
-        <w:rPr>
-          <w:rFonts w:hint="default"/>
-          <w:lang w:val="en-US" w:eastAsia="zh-CN"/>
-        </w:rPr>
-      </w:pPr>
-      <w:r>
-        <w:rPr>
-          <w:rFonts w:hint="eastAsia"/>
-          <w:lang w:val="en-US" w:eastAsia="zh-CN"/>
-        </w:rPr>
-        <w:t>外购</w:t>
-      </w:r>
-    </w:p>
-    <w:p>
-      <w:pPr>
-        <w:pStyle w:val="32"/>
-        <w:bidi w:val="0"/>
-        <w:rPr>
-          <w:rFonts w:hint="eastAsia"/>
-          <w:lang w:val="en-US" w:eastAsia="zh-CN"/>
-        </w:rPr>
-      </w:pPr>
-      <w:bookmarkStart w:id="11" w:name="_Toc2595"/>
-      <w:r>
-        <w:rPr>
-          <w:rFonts w:hint="eastAsia"/>
-          <w:lang w:val="en-US" w:eastAsia="zh-CN"/>
-        </w:rPr>
-        <w:t>软件特色</w:t>
-      </w:r>
-      <w:bookmarkEnd w:id="11"/>
-    </w:p>
-    <w:p>
-      <w:pPr>
-        <w:pStyle w:val="30"/>
-        <w:rPr>
-          <w:rFonts w:hint="eastAsia" w:ascii="宋体" w:hAnsi="宋体" w:eastAsia="宋体" w:cs="宋体"/>
-          <w:sz w:val="24"/>
-          <w:szCs w:val="24"/>
-          <w:lang w:val="en-US" w:eastAsia="zh-CN"/>
-        </w:rPr>
-      </w:pPr>
-      <w:r>
-        <w:rPr>
-          <w:rFonts w:hint="eastAsia" w:ascii="宋体" w:hAnsi="宋体" w:eastAsia="宋体" w:cs="宋体"/>
-          <w:sz w:val="24"/>
-          <w:szCs w:val="24"/>
-          <w:lang w:val="en-US" w:eastAsia="zh-CN"/>
-        </w:rPr>
-        <w:t>集成了服务器、</w:t>
-      </w:r>
-      <w:r>
-        <w:rPr>
-          <w:rFonts w:hint="eastAsia" w:ascii="宋体" w:hAnsi="宋体" w:eastAsia="宋体" w:cs="宋体"/>
-          <w:sz w:val="24"/>
-          <w:szCs w:val="24"/>
-        </w:rPr>
-        <w:t>数据库（RDS）、负载均衡（SLB）、对象存储（OSS）等多种云产品的管理功能，还包含数据管理服务（DMS）、运维审计、监控等模块，能够帮助企业对云计算资源进行集中化、精细化的运营与管理，适用于政务、企业数字化转型等场景</w:t>
-      </w:r>
-    </w:p>
-    <w:p>
-      <w:pPr>
-        <w:pStyle w:val="32"/>
-        <w:bidi w:val="0"/>
-        <w:rPr>
-          <w:rFonts w:hint="eastAsia"/>
-          <w:lang w:val="en-US" w:eastAsia="zh-CN"/>
-        </w:rPr>
-      </w:pPr>
-      <w:bookmarkStart w:id="12" w:name="_Toc5032"/>
-      <w:r>
-        <w:rPr>
-          <w:rFonts w:hint="eastAsia"/>
-          <w:lang w:val="en-US" w:eastAsia="zh-CN"/>
-        </w:rPr>
-        <w:t>功能介绍</w:t>
-      </w:r>
-      <w:bookmarkEnd w:id="12"/>
+      <w:r>
+        <w:rPr>
+          <w:rFonts w:hint="eastAsia"/>
+          <w:lang w:val="en-US" w:eastAsia="zh-CN"/>
+        </w:rPr>
+        <w:t>网络拓扑图监控用于监控业务总件的总数量和业务总件状态，并以拓扑图的形式展示关联关系。</w:t>
+      </w:r>
     </w:p>
     <w:p>
       <w:pPr>
@@ -4727,7 +4759,7 @@
         <w:ind w:left="0" w:leftChars="0" w:right="0" w:rightChars="0" w:firstLine="0" w:firstLineChars="0"/>
         <w:jc w:val="center"/>
         <w:rPr>
-          <w:rFonts w:hint="default"/>
+          <w:rFonts w:hint="eastAsia"/>
           <w:lang w:val="en-US" w:eastAsia="zh-CN"/>
         </w:rPr>
       </w:pPr>
@@ -4806,7 +4838,7 @@
           <w:rFonts w:hint="eastAsia"/>
           <w:lang w:val="en-US" w:eastAsia="zh-CN"/>
         </w:rPr>
-        <w:t>8</w:t>
+        <w:t>10</w:t>
       </w:r>
       <w:r>
         <w:rPr>
@@ -4820,23 +4852,21 @@
           <w:rFonts w:hint="eastAsia"/>
           <w:lang w:val="en-US" w:eastAsia="zh-CN"/>
         </w:rPr>
-        <w:t xml:space="preserve"> 首页</w:t>
+        <w:t xml:space="preserve"> 关键业务运行-网络拓扑图</w:t>
       </w:r>
     </w:p>
     <w:p>
       <w:pPr>
         <w:pStyle w:val="30"/>
-        <w:rPr>
-          <w:rFonts w:hint="eastAsia"/>
-          <w:lang w:val="en-US" w:eastAsia="zh-CN"/>
-        </w:rPr>
+        <w:ind w:left="0" w:leftChars="0" w:right="0" w:rightChars="0" w:firstLine="0" w:firstLineChars="0"/>
+        <w:jc w:val="center"/>
       </w:pPr>
       <w:r>
         <w:drawing>
           <wp:inline distT="0" distB="0" distL="114300" distR="114300">
-            <wp:extent cx="5273040" cy="3369945"/>
-            <wp:effectExtent l="0" t="0" r="0" b="13335"/>
-            <wp:docPr id="25" name="图片 13"/>
+            <wp:extent cx="5265420" cy="2671445"/>
+            <wp:effectExtent l="0" t="0" r="7620" b="10795"/>
+            <wp:docPr id="6" name="图片 4"/>
             <wp:cNvGraphicFramePr>
               <a:graphicFrameLocks xmlns:a="http://schemas.openxmlformats.org/drawingml/2006/main" noChangeAspect="1"/>
             </wp:cNvGraphicFramePr>
@@ -4844,7 +4874,7 @@
               <a:graphicData uri="http://schemas.openxmlformats.org/drawingml/2006/picture">
                 <pic:pic xmlns:pic="http://schemas.openxmlformats.org/drawingml/2006/picture">
                   <pic:nvPicPr>
-                    <pic:cNvPr id="25" name="图片 13"/>
+                    <pic:cNvPr id="6" name="图片 4"/>
                     <pic:cNvPicPr>
                       <a:picLocks noChangeAspect="1"/>
                     </pic:cNvPicPr>
@@ -4858,7 +4888,7 @@
                   <pic:spPr>
                     <a:xfrm>
                       <a:off x="0" y="0"/>
-                      <a:ext cx="5273040" cy="3369945"/>
+                      <a:ext cx="5265420" cy="2671445"/>
                     </a:xfrm>
                     <a:prstGeom prst="rect">
                       <a:avLst/>
@@ -4878,17 +4908,103 @@
     <w:p>
       <w:pPr>
         <w:pStyle w:val="30"/>
-        <w:bidi w:val="0"/>
-      </w:pPr>
-      <w:r>
-        <w:rPr>
-          <w:rFonts w:hint="eastAsia"/>
-          <w:lang w:val="en-US" w:eastAsia="zh-CN"/>
-        </w:rPr>
-        <w:t>通过</w:t>
-      </w:r>
-      <w:r>
-        <w:t>表格汇总各服务的关键运行指标，通过统计集群数、实例总数及健康实例数，直观反映服务部署规模与实时可用性，为运维状态监控与容量评估提供核心数据依据</w:t>
+        <w:ind w:left="0" w:leftChars="0" w:right="0" w:rightChars="0" w:firstLine="0" w:firstLineChars="0"/>
+        <w:jc w:val="center"/>
+        <w:rPr>
+          <w:rFonts w:hint="eastAsia"/>
+          <w:lang w:val="en-US" w:eastAsia="zh-CN"/>
+        </w:rPr>
+      </w:pPr>
+      <w:r>
+        <w:rPr>
+          <w:rFonts w:hint="eastAsia"/>
+          <w:lang w:val="en-US" w:eastAsia="zh-CN"/>
+        </w:rPr>
+        <w:t xml:space="preserve">图 </w:t>
+      </w:r>
+      <w:r>
+        <w:rPr>
+          <w:rFonts w:hint="eastAsia"/>
+          <w:lang w:val="en-US" w:eastAsia="zh-CN"/>
+        </w:rPr>
+        <w:fldChar w:fldCharType="begin"/>
+      </w:r>
+      <w:r>
+        <w:rPr>
+          <w:rFonts w:hint="eastAsia"/>
+          <w:lang w:val="en-US" w:eastAsia="zh-CN"/>
+        </w:rPr>
+        <w:instrText xml:space="preserve"> STYLEREF "柴_标题1" \n \* Charformat </w:instrText>
+      </w:r>
+      <w:r>
+        <w:rPr>
+          <w:rFonts w:hint="eastAsia"/>
+          <w:lang w:val="en-US" w:eastAsia="zh-CN"/>
+        </w:rPr>
+        <w:fldChar w:fldCharType="separate"/>
+      </w:r>
+      <w:r>
+        <w:rPr>
+          <w:rFonts w:hint="eastAsia"/>
+          <w:lang w:val="en-US" w:eastAsia="zh-CN"/>
+        </w:rPr>
+        <w:t>1</w:t>
+      </w:r>
+      <w:r>
+        <w:rPr>
+          <w:rFonts w:hint="eastAsia"/>
+          <w:lang w:val="en-US" w:eastAsia="zh-CN"/>
+        </w:rPr>
+        <w:fldChar w:fldCharType="end"/>
+      </w:r>
+      <w:r>
+        <w:rPr>
+          <w:rFonts w:hint="eastAsia"/>
+          <w:lang w:val="en-US" w:eastAsia="zh-CN"/>
+        </w:rPr>
+        <w:t xml:space="preserve"> -</w:t>
+      </w:r>
+      <w:r>
+        <w:rPr>
+          <w:rFonts w:hint="eastAsia"/>
+          <w:lang w:val="en-US" w:eastAsia="zh-CN"/>
+        </w:rPr>
+        <w:fldChar w:fldCharType="begin"/>
+      </w:r>
+      <w:r>
+        <w:rPr>
+          <w:rFonts w:hint="eastAsia"/>
+          <w:lang w:val="en-US" w:eastAsia="zh-CN"/>
+        </w:rPr>
+        <w:instrText xml:space="preserve">   SEQ 图 \* ARABIC  \s 1 </w:instrText>
+      </w:r>
+      <w:r>
+        <w:rPr>
+          <w:rFonts w:hint="eastAsia"/>
+          <w:lang w:val="en-US" w:eastAsia="zh-CN"/>
+        </w:rPr>
+        <w:fldChar w:fldCharType="separate"/>
+      </w:r>
+      <w:r>
+        <w:rPr>
+          <w:rFonts w:hint="eastAsia"/>
+          <w:lang w:val="en-US" w:eastAsia="zh-CN"/>
+        </w:rPr>
+        <w:t>11</w:t>
+      </w:r>
+      <w:r>
+        <w:rPr>
+          <w:rFonts w:hint="eastAsia"/>
+          <w:lang w:val="en-US" w:eastAsia="zh-CN"/>
+        </w:rPr>
+        <w:fldChar w:fldCharType="end"/>
+      </w:r>
+      <w:r>
+        <w:rPr>
+          <w:rFonts w:hint="eastAsia"/>
+          <w:lang w:val="en-US" w:eastAsia="zh-CN"/>
+        </w:rPr>
+        <w:t xml:space="preserve"> 专线可用率</w:t>
       </w:r>
     </w:p>
     <w:p>
@@ -4896,119 +5012,13 @@
         <w:pStyle w:val="30"/>
         <w:ind w:left="0" w:leftChars="0" w:right="0" w:rightChars="0" w:firstLine="0" w:firstLineChars="0"/>
         <w:jc w:val="center"/>
-        <w:rPr>
-          <w:rFonts w:hint="eastAsia"/>
-          <w:lang w:val="en-US" w:eastAsia="zh-CN"/>
-        </w:rPr>
-      </w:pPr>
-      <w:r>
-        <w:rPr>
-          <w:rFonts w:hint="eastAsia"/>
-          <w:lang w:val="en-US" w:eastAsia="zh-CN"/>
-        </w:rPr>
-        <w:t xml:space="preserve">图 </w:t>
-      </w:r>
-      <w:r>
-        <w:rPr>
-          <w:rFonts w:hint="eastAsia"/>
-          <w:lang w:val="en-US" w:eastAsia="zh-CN"/>
-        </w:rPr>
-        <w:fldChar w:fldCharType="begin"/>
-      </w:r>
-      <w:r>
-        <w:rPr>
-          <w:rFonts w:hint="eastAsia"/>
-          <w:lang w:val="en-US" w:eastAsia="zh-CN"/>
-        </w:rPr>
-        <w:instrText xml:space="preserve"> STYLEREF "柴_标题1" \n \* Charformat </w:instrText>
-      </w:r>
-      <w:r>
-        <w:rPr>
-          <w:rFonts w:hint="eastAsia"/>
-          <w:lang w:val="en-US" w:eastAsia="zh-CN"/>
-        </w:rPr>
-        <w:fldChar w:fldCharType="separate"/>
-      </w:r>
-      <w:r>
-        <w:rPr>
-          <w:rFonts w:hint="eastAsia"/>
-          <w:lang w:val="en-US" w:eastAsia="zh-CN"/>
-        </w:rPr>
-        <w:t>1</w:t>
-      </w:r>
-      <w:r>
-        <w:rPr>
-          <w:rFonts w:hint="eastAsia"/>
-          <w:lang w:val="en-US" w:eastAsia="zh-CN"/>
-        </w:rPr>
-        <w:fldChar w:fldCharType="end"/>
-      </w:r>
-      <w:r>
-        <w:rPr>
-          <w:rFonts w:hint="eastAsia"/>
-          <w:lang w:val="en-US" w:eastAsia="zh-CN"/>
-        </w:rPr>
-        <w:t xml:space="preserve"> -</w:t>
-      </w:r>
-      <w:r>
-        <w:rPr>
-          <w:rFonts w:hint="eastAsia"/>
-          <w:lang w:val="en-US" w:eastAsia="zh-CN"/>
-        </w:rPr>
-        <w:fldChar w:fldCharType="begin"/>
-      </w:r>
-      <w:r>
-        <w:rPr>
-          <w:rFonts w:hint="eastAsia"/>
-          <w:lang w:val="en-US" w:eastAsia="zh-CN"/>
-        </w:rPr>
-        <w:instrText xml:space="preserve">   SEQ 图 \* ARABIC  \s 1 </w:instrText>
-      </w:r>
-      <w:r>
-        <w:rPr>
-          <w:rFonts w:hint="eastAsia"/>
-          <w:lang w:val="en-US" w:eastAsia="zh-CN"/>
-        </w:rPr>
-        <w:fldChar w:fldCharType="separate"/>
-      </w:r>
-      <w:r>
-        <w:rPr>
-          <w:rFonts w:hint="eastAsia"/>
-          <w:lang w:val="en-US" w:eastAsia="zh-CN"/>
-        </w:rPr>
-        <w:t>9</w:t>
-      </w:r>
-      <w:r>
-        <w:rPr>
-          <w:rFonts w:hint="eastAsia"/>
-          <w:lang w:val="en-US" w:eastAsia="zh-CN"/>
-        </w:rPr>
-        <w:fldChar w:fldCharType="end"/>
-      </w:r>
-      <w:r>
-        <w:rPr>
-          <w:rFonts w:hint="eastAsia"/>
-          <w:lang w:val="en-US" w:eastAsia="zh-CN"/>
-        </w:rPr>
-        <w:t xml:space="preserve"> 服务实例状态监控表</w:t>
-      </w:r>
-    </w:p>
-    <w:p>
-      <w:pPr>
-        <w:pStyle w:val="30"/>
-        <w:ind w:left="0" w:leftChars="0" w:right="0" w:rightChars="0" w:firstLine="0" w:firstLineChars="0"/>
-        <w:jc w:val="center"/>
-        <w:rPr>
-          <w:rFonts w:hint="default"/>
-          <w:lang w:val="en-US" w:eastAsia="zh-CN"/>
-        </w:rPr>
       </w:pPr>
       <w:r>
         <w:drawing>
           <wp:inline distT="0" distB="0" distL="114300" distR="114300">
-            <wp:extent cx="5271135" cy="2764790"/>
-            <wp:effectExtent l="0" t="0" r="1905" b="8890"/>
-            <wp:docPr id="20" name="图片 10"/>
+            <wp:extent cx="5265420" cy="2949575"/>
+            <wp:effectExtent l="0" t="0" r="7620" b="6985"/>
+            <wp:docPr id="7" name="图片 5"/>
             <wp:cNvGraphicFramePr>
               <a:graphicFrameLocks xmlns:a="http://schemas.openxmlformats.org/drawingml/2006/main" noChangeAspect="1"/>
             </wp:cNvGraphicFramePr>
@@ -5016,7 +5026,7 @@
               <a:graphicData uri="http://schemas.openxmlformats.org/drawingml/2006/picture">
                 <pic:pic xmlns:pic="http://schemas.openxmlformats.org/drawingml/2006/picture">
                   <pic:nvPicPr>
-                    <pic:cNvPr id="20" name="图片 10"/>
+                    <pic:cNvPr id="7" name="图片 5"/>
                     <pic:cNvPicPr>
                       <a:picLocks noChangeAspect="1"/>
                     </pic:cNvPicPr>
@@ -5030,7 +5040,7 @@
                   <pic:spPr>
                     <a:xfrm>
                       <a:off x="0" y="0"/>
-                      <a:ext cx="5271135" cy="2764790"/>
+                      <a:ext cx="5265420" cy="2949575"/>
                     </a:xfrm>
                     <a:prstGeom prst="rect">
                       <a:avLst/>
@@ -5052,24 +5062,48 @@
         <w:pStyle w:val="30"/>
         <w:bidi w:val="0"/>
         <w:rPr>
+          <w:rFonts w:hint="eastAsia"/>
+          <w:lang w:val="en-US" w:eastAsia="zh-CN"/>
+        </w:rPr>
+      </w:pPr>
+      <w:r>
+        <w:rPr>
+          <w:rFonts w:hint="eastAsia"/>
+          <w:lang w:val="en-US" w:eastAsia="zh-CN"/>
+        </w:rPr>
+        <w:t>平台支持立体化信息监控，主要是设备监控、链路监控、环境动力监控</w:t>
+      </w:r>
+    </w:p>
+    <w:p>
+      <w:pPr>
+        <w:pStyle w:val="30"/>
+        <w:bidi w:val="0"/>
+        <w:rPr>
           <w:rFonts w:hint="default"/>
-        </w:rPr>
-      </w:pPr>
-      <w:r>
-        <w:t>通过树状结构直观展示了一次请求在微服务架构中的完整调用路径与层级依赖关系。图中每个节点代表一个服务或组件，节点间的连线表示调用方向，而标注的响应时间</w:t>
-      </w:r>
-      <w:r>
-        <w:rPr>
-          <w:rFonts w:hint="eastAsia"/>
-          <w:lang w:eastAsia="zh-CN"/>
-        </w:rPr>
-        <w:t>，</w:t>
-      </w:r>
-      <w:r>
-        <w:rPr>
-          <w:rFonts w:hint="default"/>
-        </w:rPr>
-        <w:t>清晰揭示了请求在每一跳的耗时，从而快速定位性能瓶颈与异常链路，是进行性能分析、故障溯源与架构优化的关键可视化工具。</w:t>
+          <w:lang w:val="en-US" w:eastAsia="zh-CN"/>
+        </w:rPr>
+      </w:pPr>
+      <w:r>
+        <w:rPr>
+          <w:rFonts w:hint="eastAsia"/>
+          <w:lang w:val="en-US" w:eastAsia="zh-CN"/>
+        </w:rPr>
+        <w:t>设备监控的主要是监控设备的使用状态，链路监控主要是链路的状态和流量趋势等性能指标，环境动力监控主要是UPS电源、电压等内容监控</w:t>
+      </w:r>
+    </w:p>
+    <w:p>
+      <w:pPr>
+        <w:rPr>
+          <w:rFonts w:hint="eastAsia"/>
+          <w:lang w:val="en-US" w:eastAsia="zh-CN"/>
+        </w:rPr>
+      </w:pPr>
+      <w:r>
+        <w:rPr>
+          <w:rFonts w:hint="eastAsia"/>
+          <w:lang w:val="en-US" w:eastAsia="zh-CN"/>
+        </w:rPr>
+        <w:br w:type="page"/>
       </w:r>
     </w:p>
     <w:p>
@@ -5078,8 +5112,8 @@
         <w:ind w:left="0" w:leftChars="0" w:right="0" w:rightChars="0" w:firstLine="0" w:firstLineChars="0"/>
         <w:jc w:val="center"/>
         <w:rPr>
-          <w:rFonts w:hint="default"/>
-          <w:lang w:val="en-US"/>
+          <w:rFonts w:hint="eastAsia"/>
+          <w:lang w:val="en-US" w:eastAsia="zh-CN"/>
         </w:rPr>
       </w:pPr>
       <w:r>
@@ -5157,7 +5191,7 @@
           <w:rFonts w:hint="eastAsia"/>
           <w:lang w:val="en-US" w:eastAsia="zh-CN"/>
         </w:rPr>
-        <w:t>10</w:t>
+        <w:t>12</w:t>
       </w:r>
       <w:r>
         <w:rPr>
@@ -5171,22 +5205,25 @@
           <w:rFonts w:hint="eastAsia"/>
           <w:lang w:val="en-US" w:eastAsia="zh-CN"/>
         </w:rPr>
-        <w:t xml:space="preserve"> 网络拓扑图</w:t>
+        <w:t xml:space="preserve"> 设备监控</w:t>
       </w:r>
     </w:p>
     <w:p>
       <w:pPr>
         <w:pStyle w:val="30"/>
-        <w:bidi w:val="0"/>
         <w:ind w:left="0" w:leftChars="0" w:right="0" w:rightChars="0" w:firstLine="0" w:firstLineChars="0"/>
         <w:jc w:val="center"/>
+        <w:rPr>
+          <w:rFonts w:hint="default"/>
+          <w:lang w:val="en-US" w:eastAsia="zh-CN"/>
+        </w:rPr>
       </w:pPr>
       <w:r>
         <w:drawing>
           <wp:inline distT="0" distB="0" distL="114300" distR="114300">
-            <wp:extent cx="5271770" cy="3198495"/>
-            <wp:effectExtent l="0" t="0" r="1270" b="1905"/>
-            <wp:docPr id="21" name="图片 11"/>
+            <wp:extent cx="5271135" cy="2408555"/>
+            <wp:effectExtent l="0" t="0" r="1905" b="14605"/>
+            <wp:docPr id="8" name="图片 6"/>
             <wp:cNvGraphicFramePr>
               <a:graphicFrameLocks xmlns:a="http://schemas.openxmlformats.org/drawingml/2006/main" noChangeAspect="1"/>
             </wp:cNvGraphicFramePr>
@@ -5194,7 +5231,7 @@
               <a:graphicData uri="http://schemas.openxmlformats.org/drawingml/2006/picture">
                 <pic:pic xmlns:pic="http://schemas.openxmlformats.org/drawingml/2006/picture">
                   <pic:nvPicPr>
-                    <pic:cNvPr id="21" name="图片 11"/>
+                    <pic:cNvPr id="8" name="图片 6"/>
                     <pic:cNvPicPr>
                       <a:picLocks noChangeAspect="1"/>
                     </pic:cNvPicPr>
@@ -5208,7 +5245,7 @@
                   <pic:spPr>
                     <a:xfrm>
                       <a:off x="0" y="0"/>
-                      <a:ext cx="5271770" cy="3198495"/>
+                      <a:ext cx="5271135" cy="2408555"/>
                     </a:xfrm>
                     <a:prstGeom prst="rect">
                       <a:avLst/>
@@ -5227,6 +5264,1353 @@
     </w:p>
     <w:p>
       <w:pPr>
+        <w:pStyle w:val="30"/>
+        <w:ind w:left="0" w:leftChars="0" w:right="0" w:rightChars="0" w:firstLine="0" w:firstLineChars="0"/>
+        <w:jc w:val="center"/>
+        <w:rPr>
+          <w:rFonts w:hint="default"/>
+          <w:lang w:val="en-US" w:eastAsia="zh-CN"/>
+        </w:rPr>
+      </w:pPr>
+      <w:r>
+        <w:rPr>
+          <w:rFonts w:hint="eastAsia"/>
+          <w:lang w:val="en-US" w:eastAsia="zh-CN"/>
+        </w:rPr>
+        <w:t xml:space="preserve">图 </w:t>
+      </w:r>
+      <w:r>
+        <w:rPr>
+          <w:rFonts w:hint="eastAsia"/>
+          <w:lang w:val="en-US" w:eastAsia="zh-CN"/>
+        </w:rPr>
+        <w:fldChar w:fldCharType="begin"/>
+      </w:r>
+      <w:r>
+        <w:rPr>
+          <w:rFonts w:hint="eastAsia"/>
+          <w:lang w:val="en-US" w:eastAsia="zh-CN"/>
+        </w:rPr>
+        <w:instrText xml:space="preserve"> STYLEREF "柴_标题1" \n \* Charformat </w:instrText>
+      </w:r>
+      <w:r>
+        <w:rPr>
+          <w:rFonts w:hint="eastAsia"/>
+          <w:lang w:val="en-US" w:eastAsia="zh-CN"/>
+        </w:rPr>
+        <w:fldChar w:fldCharType="separate"/>
+      </w:r>
+      <w:r>
+        <w:rPr>
+          <w:rFonts w:hint="eastAsia"/>
+          <w:lang w:val="en-US" w:eastAsia="zh-CN"/>
+        </w:rPr>
+        <w:t>1</w:t>
+      </w:r>
+      <w:r>
+        <w:rPr>
+          <w:rFonts w:hint="eastAsia"/>
+          <w:lang w:val="en-US" w:eastAsia="zh-CN"/>
+        </w:rPr>
+        <w:fldChar w:fldCharType="end"/>
+      </w:r>
+      <w:r>
+        <w:rPr>
+          <w:rFonts w:hint="eastAsia"/>
+          <w:lang w:val="en-US" w:eastAsia="zh-CN"/>
+        </w:rPr>
+        <w:t xml:space="preserve"> -</w:t>
+      </w:r>
+      <w:r>
+        <w:rPr>
+          <w:rFonts w:hint="eastAsia"/>
+          <w:lang w:val="en-US" w:eastAsia="zh-CN"/>
+        </w:rPr>
+        <w:fldChar w:fldCharType="begin"/>
+      </w:r>
+      <w:r>
+        <w:rPr>
+          <w:rFonts w:hint="eastAsia"/>
+          <w:lang w:val="en-US" w:eastAsia="zh-CN"/>
+        </w:rPr>
+        <w:instrText xml:space="preserve">   SEQ 图 \* ARABIC  \s 1 </w:instrText>
+      </w:r>
+      <w:r>
+        <w:rPr>
+          <w:rFonts w:hint="eastAsia"/>
+          <w:lang w:val="en-US" w:eastAsia="zh-CN"/>
+        </w:rPr>
+        <w:fldChar w:fldCharType="separate"/>
+      </w:r>
+      <w:r>
+        <w:rPr>
+          <w:rFonts w:hint="eastAsia"/>
+          <w:lang w:val="en-US" w:eastAsia="zh-CN"/>
+        </w:rPr>
+        <w:t>13</w:t>
+      </w:r>
+      <w:r>
+        <w:rPr>
+          <w:rFonts w:hint="eastAsia"/>
+          <w:lang w:val="en-US" w:eastAsia="zh-CN"/>
+        </w:rPr>
+        <w:fldChar w:fldCharType="end"/>
+      </w:r>
+      <w:r>
+        <w:rPr>
+          <w:rFonts w:hint="eastAsia"/>
+          <w:lang w:val="en-US" w:eastAsia="zh-CN"/>
+        </w:rPr>
+        <w:t xml:space="preserve"> 链路监控</w:t>
+      </w:r>
+    </w:p>
+    <w:p>
+      <w:pPr>
+        <w:pStyle w:val="30"/>
+        <w:ind w:left="0" w:leftChars="0" w:right="0" w:rightChars="0" w:firstLine="0" w:firstLineChars="0"/>
+        <w:jc w:val="center"/>
+      </w:pPr>
+      <w:r>
+        <w:drawing>
+          <wp:inline distT="0" distB="0" distL="114300" distR="114300">
+            <wp:extent cx="5260975" cy="2256155"/>
+            <wp:effectExtent l="0" t="0" r="12065" b="14605"/>
+            <wp:docPr id="9" name="图片 7"/>
+            <wp:cNvGraphicFramePr>
+              <a:graphicFrameLocks xmlns:a="http://schemas.openxmlformats.org/drawingml/2006/main" noChangeAspect="1"/>
+            </wp:cNvGraphicFramePr>
+            <a:graphic xmlns:a="http://schemas.openxmlformats.org/drawingml/2006/main">
+              <a:graphicData uri="http://schemas.openxmlformats.org/drawingml/2006/picture">
+                <pic:pic xmlns:pic="http://schemas.openxmlformats.org/drawingml/2006/picture">
+                  <pic:nvPicPr>
+                    <pic:cNvPr id="9" name="图片 7"/>
+                    <pic:cNvPicPr>
+                      <a:picLocks noChangeAspect="1"/>
+                    </pic:cNvPicPr>
+                  </pic:nvPicPr>
+                  <pic:blipFill>
+                    <a:blip r:embed="rId23"/>
+                    <a:stretch>
+                      <a:fillRect/>
+                    </a:stretch>
+                  </pic:blipFill>
+                  <pic:spPr>
+                    <a:xfrm>
+                      <a:off x="0" y="0"/>
+                      <a:ext cx="5260975" cy="2256155"/>
+                    </a:xfrm>
+                    <a:prstGeom prst="rect">
+                      <a:avLst/>
+                    </a:prstGeom>
+                    <a:noFill/>
+                    <a:ln>
+                      <a:noFill/>
+                    </a:ln>
+                  </pic:spPr>
+                </pic:pic>
+              </a:graphicData>
+            </a:graphic>
+          </wp:inline>
+        </w:drawing>
+      </w:r>
+    </w:p>
+    <w:p>
+      <w:pPr>
+        <w:pStyle w:val="30"/>
+        <w:ind w:left="0" w:leftChars="0" w:right="0" w:rightChars="0" w:firstLine="0" w:firstLineChars="0"/>
+        <w:jc w:val="center"/>
+        <w:rPr>
+          <w:rFonts w:hint="default"/>
+          <w:lang w:val="en-US" w:eastAsia="zh-CN"/>
+        </w:rPr>
+      </w:pPr>
+      <w:r>
+        <w:rPr>
+          <w:rFonts w:hint="eastAsia"/>
+          <w:lang w:val="en-US" w:eastAsia="zh-CN"/>
+        </w:rPr>
+        <w:t xml:space="preserve">图 </w:t>
+      </w:r>
+      <w:r>
+        <w:rPr>
+          <w:rFonts w:hint="eastAsia"/>
+          <w:lang w:val="en-US" w:eastAsia="zh-CN"/>
+        </w:rPr>
+        <w:fldChar w:fldCharType="begin"/>
+      </w:r>
+      <w:r>
+        <w:rPr>
+          <w:rFonts w:hint="eastAsia"/>
+          <w:lang w:val="en-US" w:eastAsia="zh-CN"/>
+        </w:rPr>
+        <w:instrText xml:space="preserve"> STYLEREF "柴_标题1" \n \* Charformat </w:instrText>
+      </w:r>
+      <w:r>
+        <w:rPr>
+          <w:rFonts w:hint="eastAsia"/>
+          <w:lang w:val="en-US" w:eastAsia="zh-CN"/>
+        </w:rPr>
+        <w:fldChar w:fldCharType="separate"/>
+      </w:r>
+      <w:r>
+        <w:rPr>
+          <w:rFonts w:hint="eastAsia"/>
+          <w:lang w:val="en-US" w:eastAsia="zh-CN"/>
+        </w:rPr>
+        <w:t>1</w:t>
+      </w:r>
+      <w:r>
+        <w:rPr>
+          <w:rFonts w:hint="eastAsia"/>
+          <w:lang w:val="en-US" w:eastAsia="zh-CN"/>
+        </w:rPr>
+        <w:fldChar w:fldCharType="end"/>
+      </w:r>
+      <w:r>
+        <w:rPr>
+          <w:rFonts w:hint="eastAsia"/>
+          <w:lang w:val="en-US" w:eastAsia="zh-CN"/>
+        </w:rPr>
+        <w:t xml:space="preserve"> -</w:t>
+      </w:r>
+      <w:r>
+        <w:rPr>
+          <w:rFonts w:hint="eastAsia"/>
+          <w:lang w:val="en-US" w:eastAsia="zh-CN"/>
+        </w:rPr>
+        <w:fldChar w:fldCharType="begin"/>
+      </w:r>
+      <w:r>
+        <w:rPr>
+          <w:rFonts w:hint="eastAsia"/>
+          <w:lang w:val="en-US" w:eastAsia="zh-CN"/>
+        </w:rPr>
+        <w:instrText xml:space="preserve">   SEQ 图 \* ARABIC  \s 1 </w:instrText>
+      </w:r>
+      <w:r>
+        <w:rPr>
+          <w:rFonts w:hint="eastAsia"/>
+          <w:lang w:val="en-US" w:eastAsia="zh-CN"/>
+        </w:rPr>
+        <w:fldChar w:fldCharType="separate"/>
+      </w:r>
+      <w:r>
+        <w:rPr>
+          <w:rFonts w:hint="eastAsia"/>
+          <w:lang w:val="en-US" w:eastAsia="zh-CN"/>
+        </w:rPr>
+        <w:t>14</w:t>
+      </w:r>
+      <w:r>
+        <w:rPr>
+          <w:rFonts w:hint="eastAsia"/>
+          <w:lang w:val="en-US" w:eastAsia="zh-CN"/>
+        </w:rPr>
+        <w:fldChar w:fldCharType="end"/>
+      </w:r>
+      <w:r>
+        <w:rPr>
+          <w:rFonts w:hint="eastAsia"/>
+          <w:lang w:val="en-US" w:eastAsia="zh-CN"/>
+        </w:rPr>
+        <w:t xml:space="preserve"> 环境动力监控</w:t>
+      </w:r>
+    </w:p>
+    <w:p>
+      <w:pPr>
+        <w:pStyle w:val="30"/>
+        <w:ind w:left="0" w:leftChars="0" w:right="0" w:rightChars="0" w:firstLine="0" w:firstLineChars="0"/>
+        <w:jc w:val="center"/>
+        <w:rPr>
+          <w:rFonts w:hint="default"/>
+          <w:lang w:val="en-US" w:eastAsia="zh-CN"/>
+        </w:rPr>
+      </w:pPr>
+      <w:r>
+        <w:drawing>
+          <wp:inline distT="0" distB="0" distL="114300" distR="114300">
+            <wp:extent cx="5269865" cy="2991485"/>
+            <wp:effectExtent l="0" t="0" r="3175" b="10795"/>
+            <wp:docPr id="10" name="图片 8"/>
+            <wp:cNvGraphicFramePr>
+              <a:graphicFrameLocks xmlns:a="http://schemas.openxmlformats.org/drawingml/2006/main" noChangeAspect="1"/>
+            </wp:cNvGraphicFramePr>
+            <a:graphic xmlns:a="http://schemas.openxmlformats.org/drawingml/2006/main">
+              <a:graphicData uri="http://schemas.openxmlformats.org/drawingml/2006/picture">
+                <pic:pic xmlns:pic="http://schemas.openxmlformats.org/drawingml/2006/picture">
+                  <pic:nvPicPr>
+                    <pic:cNvPr id="10" name="图片 8"/>
+                    <pic:cNvPicPr>
+                      <a:picLocks noChangeAspect="1"/>
+                    </pic:cNvPicPr>
+                  </pic:nvPicPr>
+                  <pic:blipFill>
+                    <a:blip r:embed="rId24"/>
+                    <a:stretch>
+                      <a:fillRect/>
+                    </a:stretch>
+                  </pic:blipFill>
+                  <pic:spPr>
+                    <a:xfrm>
+                      <a:off x="0" y="0"/>
+                      <a:ext cx="5269865" cy="2991485"/>
+                    </a:xfrm>
+                    <a:prstGeom prst="rect">
+                      <a:avLst/>
+                    </a:prstGeom>
+                    <a:noFill/>
+                    <a:ln>
+                      <a:noFill/>
+                    </a:ln>
+                  </pic:spPr>
+                </pic:pic>
+              </a:graphicData>
+            </a:graphic>
+          </wp:inline>
+        </w:drawing>
+      </w:r>
+    </w:p>
+    <w:p>
+      <w:pPr>
+        <w:pStyle w:val="30"/>
+        <w:bidi w:val="0"/>
+        <w:rPr>
+          <w:rFonts w:hint="eastAsia"/>
+          <w:lang w:val="en-US" w:eastAsia="zh-CN"/>
+        </w:rPr>
+      </w:pPr>
+      <w:r>
+        <w:rPr>
+          <w:rFonts w:hint="eastAsia"/>
+          <w:lang w:val="en-US" w:eastAsia="zh-CN"/>
+        </w:rPr>
+        <w:t>应用性能监控主要是监控中间件，包括JVM监控和中间件性能监控，可根据需要进行查看</w:t>
+      </w:r>
+    </w:p>
+    <w:p>
+      <w:pPr>
+        <w:pStyle w:val="30"/>
+        <w:ind w:left="0" w:leftChars="0" w:right="0" w:rightChars="0" w:firstLine="0" w:firstLineChars="0"/>
+        <w:jc w:val="center"/>
+        <w:rPr>
+          <w:rFonts w:hint="eastAsia"/>
+          <w:lang w:val="en-US" w:eastAsia="zh-CN"/>
+        </w:rPr>
+      </w:pPr>
+      <w:r>
+        <w:rPr>
+          <w:rFonts w:hint="eastAsia"/>
+          <w:lang w:val="en-US" w:eastAsia="zh-CN"/>
+        </w:rPr>
+        <w:t xml:space="preserve">图 </w:t>
+      </w:r>
+      <w:r>
+        <w:rPr>
+          <w:rFonts w:hint="eastAsia"/>
+          <w:lang w:val="en-US" w:eastAsia="zh-CN"/>
+        </w:rPr>
+        <w:fldChar w:fldCharType="begin"/>
+      </w:r>
+      <w:r>
+        <w:rPr>
+          <w:rFonts w:hint="eastAsia"/>
+          <w:lang w:val="en-US" w:eastAsia="zh-CN"/>
+        </w:rPr>
+        <w:instrText xml:space="preserve"> STYLEREF "柴_标题1" \n \* Charformat </w:instrText>
+      </w:r>
+      <w:r>
+        <w:rPr>
+          <w:rFonts w:hint="eastAsia"/>
+          <w:lang w:val="en-US" w:eastAsia="zh-CN"/>
+        </w:rPr>
+        <w:fldChar w:fldCharType="separate"/>
+      </w:r>
+      <w:r>
+        <w:rPr>
+          <w:rFonts w:hint="eastAsia"/>
+          <w:lang w:val="en-US" w:eastAsia="zh-CN"/>
+        </w:rPr>
+        <w:t>1</w:t>
+      </w:r>
+      <w:r>
+        <w:rPr>
+          <w:rFonts w:hint="eastAsia"/>
+          <w:lang w:val="en-US" w:eastAsia="zh-CN"/>
+        </w:rPr>
+        <w:fldChar w:fldCharType="end"/>
+      </w:r>
+      <w:r>
+        <w:rPr>
+          <w:rFonts w:hint="eastAsia"/>
+          <w:lang w:val="en-US" w:eastAsia="zh-CN"/>
+        </w:rPr>
+        <w:t xml:space="preserve"> -</w:t>
+      </w:r>
+      <w:r>
+        <w:rPr>
+          <w:rFonts w:hint="eastAsia"/>
+          <w:lang w:val="en-US" w:eastAsia="zh-CN"/>
+        </w:rPr>
+        <w:fldChar w:fldCharType="begin"/>
+      </w:r>
+      <w:r>
+        <w:rPr>
+          <w:rFonts w:hint="eastAsia"/>
+          <w:lang w:val="en-US" w:eastAsia="zh-CN"/>
+        </w:rPr>
+        <w:instrText xml:space="preserve">   SEQ 图 \* ARABIC  \s 1 </w:instrText>
+      </w:r>
+      <w:r>
+        <w:rPr>
+          <w:rFonts w:hint="eastAsia"/>
+          <w:lang w:val="en-US" w:eastAsia="zh-CN"/>
+        </w:rPr>
+        <w:fldChar w:fldCharType="separate"/>
+      </w:r>
+      <w:r>
+        <w:rPr>
+          <w:rFonts w:hint="eastAsia"/>
+          <w:lang w:val="en-US" w:eastAsia="zh-CN"/>
+        </w:rPr>
+        <w:t>15</w:t>
+      </w:r>
+      <w:r>
+        <w:rPr>
+          <w:rFonts w:hint="eastAsia"/>
+          <w:lang w:val="en-US" w:eastAsia="zh-CN"/>
+        </w:rPr>
+        <w:fldChar w:fldCharType="end"/>
+      </w:r>
+      <w:r>
+        <w:rPr>
+          <w:rFonts w:hint="eastAsia"/>
+          <w:lang w:val="en-US" w:eastAsia="zh-CN"/>
+        </w:rPr>
+        <w:t xml:space="preserve"> JVM监控</w:t>
+      </w:r>
+    </w:p>
+    <w:p>
+      <w:pPr>
+        <w:pStyle w:val="30"/>
+        <w:ind w:left="0" w:leftChars="0" w:right="0" w:rightChars="0" w:firstLine="0" w:firstLineChars="0"/>
+        <w:jc w:val="center"/>
+      </w:pPr>
+      <w:r>
+        <w:drawing>
+          <wp:inline distT="0" distB="0" distL="114300" distR="114300">
+            <wp:extent cx="5266055" cy="2728595"/>
+            <wp:effectExtent l="0" t="0" r="6985" b="14605"/>
+            <wp:docPr id="20" name="图片 9"/>
+            <wp:cNvGraphicFramePr>
+              <a:graphicFrameLocks xmlns:a="http://schemas.openxmlformats.org/drawingml/2006/main" noChangeAspect="1"/>
+            </wp:cNvGraphicFramePr>
+            <a:graphic xmlns:a="http://schemas.openxmlformats.org/drawingml/2006/main">
+              <a:graphicData uri="http://schemas.openxmlformats.org/drawingml/2006/picture">
+                <pic:pic xmlns:pic="http://schemas.openxmlformats.org/drawingml/2006/picture">
+                  <pic:nvPicPr>
+                    <pic:cNvPr id="20" name="图片 9"/>
+                    <pic:cNvPicPr>
+                      <a:picLocks noChangeAspect="1"/>
+                    </pic:cNvPicPr>
+                  </pic:nvPicPr>
+                  <pic:blipFill>
+                    <a:blip r:embed="rId25"/>
+                    <a:stretch>
+                      <a:fillRect/>
+                    </a:stretch>
+                  </pic:blipFill>
+                  <pic:spPr>
+                    <a:xfrm>
+                      <a:off x="0" y="0"/>
+                      <a:ext cx="5266055" cy="2728595"/>
+                    </a:xfrm>
+                    <a:prstGeom prst="rect">
+                      <a:avLst/>
+                    </a:prstGeom>
+                    <a:noFill/>
+                    <a:ln>
+                      <a:noFill/>
+                    </a:ln>
+                  </pic:spPr>
+                </pic:pic>
+              </a:graphicData>
+            </a:graphic>
+          </wp:inline>
+        </w:drawing>
+      </w:r>
+    </w:p>
+    <w:p>
+      <w:pPr>
+        <w:pStyle w:val="30"/>
+        <w:ind w:left="0" w:leftChars="0" w:right="0" w:rightChars="0" w:firstLine="0" w:firstLineChars="0"/>
+        <w:jc w:val="center"/>
+        <w:rPr>
+          <w:rFonts w:hint="default"/>
+          <w:lang w:val="en-US" w:eastAsia="zh-CN"/>
+        </w:rPr>
+      </w:pPr>
+      <w:r>
+        <w:rPr>
+          <w:rFonts w:hint="eastAsia"/>
+          <w:lang w:val="en-US" w:eastAsia="zh-CN"/>
+        </w:rPr>
+        <w:t xml:space="preserve">图 </w:t>
+      </w:r>
+      <w:r>
+        <w:rPr>
+          <w:rFonts w:hint="eastAsia"/>
+          <w:lang w:val="en-US" w:eastAsia="zh-CN"/>
+        </w:rPr>
+        <w:fldChar w:fldCharType="begin"/>
+      </w:r>
+      <w:r>
+        <w:rPr>
+          <w:rFonts w:hint="eastAsia"/>
+          <w:lang w:val="en-US" w:eastAsia="zh-CN"/>
+        </w:rPr>
+        <w:instrText xml:space="preserve"> STYLEREF "柴_标题1" \n \* Charformat </w:instrText>
+      </w:r>
+      <w:r>
+        <w:rPr>
+          <w:rFonts w:hint="eastAsia"/>
+          <w:lang w:val="en-US" w:eastAsia="zh-CN"/>
+        </w:rPr>
+        <w:fldChar w:fldCharType="separate"/>
+      </w:r>
+      <w:r>
+        <w:rPr>
+          <w:rFonts w:hint="eastAsia"/>
+          <w:lang w:val="en-US" w:eastAsia="zh-CN"/>
+        </w:rPr>
+        <w:t>1</w:t>
+      </w:r>
+      <w:r>
+        <w:rPr>
+          <w:rFonts w:hint="eastAsia"/>
+          <w:lang w:val="en-US" w:eastAsia="zh-CN"/>
+        </w:rPr>
+        <w:fldChar w:fldCharType="end"/>
+      </w:r>
+      <w:r>
+        <w:rPr>
+          <w:rFonts w:hint="eastAsia"/>
+          <w:lang w:val="en-US" w:eastAsia="zh-CN"/>
+        </w:rPr>
+        <w:t xml:space="preserve"> -</w:t>
+      </w:r>
+      <w:r>
+        <w:rPr>
+          <w:rFonts w:hint="eastAsia"/>
+          <w:lang w:val="en-US" w:eastAsia="zh-CN"/>
+        </w:rPr>
+        <w:fldChar w:fldCharType="begin"/>
+      </w:r>
+      <w:r>
+        <w:rPr>
+          <w:rFonts w:hint="eastAsia"/>
+          <w:lang w:val="en-US" w:eastAsia="zh-CN"/>
+        </w:rPr>
+        <w:instrText xml:space="preserve">   SEQ 图 \* ARABIC  \s 1 </w:instrText>
+      </w:r>
+      <w:r>
+        <w:rPr>
+          <w:rFonts w:hint="eastAsia"/>
+          <w:lang w:val="en-US" w:eastAsia="zh-CN"/>
+        </w:rPr>
+        <w:fldChar w:fldCharType="separate"/>
+      </w:r>
+      <w:r>
+        <w:rPr>
+          <w:rFonts w:hint="eastAsia"/>
+          <w:lang w:val="en-US" w:eastAsia="zh-CN"/>
+        </w:rPr>
+        <w:t>16</w:t>
+      </w:r>
+      <w:r>
+        <w:rPr>
+          <w:rFonts w:hint="eastAsia"/>
+          <w:lang w:val="en-US" w:eastAsia="zh-CN"/>
+        </w:rPr>
+        <w:fldChar w:fldCharType="end"/>
+      </w:r>
+      <w:r>
+        <w:rPr>
+          <w:rFonts w:hint="eastAsia"/>
+          <w:lang w:val="en-US" w:eastAsia="zh-CN"/>
+        </w:rPr>
+        <w:t xml:space="preserve"> GC活动记录</w:t>
+      </w:r>
+    </w:p>
+    <w:p>
+      <w:pPr>
+        <w:pStyle w:val="30"/>
+        <w:ind w:left="0" w:leftChars="0" w:right="0" w:rightChars="0" w:firstLine="0" w:firstLineChars="0"/>
+        <w:jc w:val="center"/>
+      </w:pPr>
+      <w:r>
+        <w:drawing>
+          <wp:inline distT="0" distB="0" distL="114300" distR="114300">
+            <wp:extent cx="5274310" cy="1240155"/>
+            <wp:effectExtent l="0" t="0" r="13970" b="9525"/>
+            <wp:docPr id="21" name="图片 10"/>
+            <wp:cNvGraphicFramePr>
+              <a:graphicFrameLocks xmlns:a="http://schemas.openxmlformats.org/drawingml/2006/main" noChangeAspect="1"/>
+            </wp:cNvGraphicFramePr>
+            <a:graphic xmlns:a="http://schemas.openxmlformats.org/drawingml/2006/main">
+              <a:graphicData uri="http://schemas.openxmlformats.org/drawingml/2006/picture">
+                <pic:pic xmlns:pic="http://schemas.openxmlformats.org/drawingml/2006/picture">
+                  <pic:nvPicPr>
+                    <pic:cNvPr id="21" name="图片 10"/>
+                    <pic:cNvPicPr>
+                      <a:picLocks noChangeAspect="1"/>
+                    </pic:cNvPicPr>
+                  </pic:nvPicPr>
+                  <pic:blipFill>
+                    <a:blip r:embed="rId26"/>
+                    <a:stretch>
+                      <a:fillRect/>
+                    </a:stretch>
+                  </pic:blipFill>
+                  <pic:spPr>
+                    <a:xfrm>
+                      <a:off x="0" y="0"/>
+                      <a:ext cx="5274310" cy="1240155"/>
+                    </a:xfrm>
+                    <a:prstGeom prst="rect">
+                      <a:avLst/>
+                    </a:prstGeom>
+                    <a:noFill/>
+                    <a:ln>
+                      <a:noFill/>
+                    </a:ln>
+                  </pic:spPr>
+                </pic:pic>
+              </a:graphicData>
+            </a:graphic>
+          </wp:inline>
+        </w:drawing>
+      </w:r>
+    </w:p>
+    <w:p>
+      <w:pPr>
+        <w:pStyle w:val="30"/>
+        <w:ind w:left="0" w:leftChars="0" w:right="0" w:rightChars="0" w:firstLine="0" w:firstLineChars="0"/>
+        <w:jc w:val="center"/>
+        <w:rPr>
+          <w:rFonts w:hint="eastAsia"/>
+          <w:lang w:val="en-US" w:eastAsia="zh-CN"/>
+        </w:rPr>
+      </w:pPr>
+      <w:r>
+        <w:rPr>
+          <w:rFonts w:hint="eastAsia"/>
+          <w:lang w:val="en-US" w:eastAsia="zh-CN"/>
+        </w:rPr>
+        <w:t xml:space="preserve">图 </w:t>
+      </w:r>
+      <w:r>
+        <w:rPr>
+          <w:rFonts w:hint="eastAsia"/>
+          <w:lang w:val="en-US" w:eastAsia="zh-CN"/>
+        </w:rPr>
+        <w:fldChar w:fldCharType="begin"/>
+      </w:r>
+      <w:r>
+        <w:rPr>
+          <w:rFonts w:hint="eastAsia"/>
+          <w:lang w:val="en-US" w:eastAsia="zh-CN"/>
+        </w:rPr>
+        <w:instrText xml:space="preserve"> STYLEREF "柴_标题1" \n \* Charformat </w:instrText>
+      </w:r>
+      <w:r>
+        <w:rPr>
+          <w:rFonts w:hint="eastAsia"/>
+          <w:lang w:val="en-US" w:eastAsia="zh-CN"/>
+        </w:rPr>
+        <w:fldChar w:fldCharType="separate"/>
+      </w:r>
+      <w:r>
+        <w:rPr>
+          <w:rFonts w:hint="eastAsia"/>
+          <w:lang w:val="en-US" w:eastAsia="zh-CN"/>
+        </w:rPr>
+        <w:t>1</w:t>
+      </w:r>
+      <w:r>
+        <w:rPr>
+          <w:rFonts w:hint="eastAsia"/>
+          <w:lang w:val="en-US" w:eastAsia="zh-CN"/>
+        </w:rPr>
+        <w:fldChar w:fldCharType="end"/>
+      </w:r>
+      <w:r>
+        <w:rPr>
+          <w:rFonts w:hint="eastAsia"/>
+          <w:lang w:val="en-US" w:eastAsia="zh-CN"/>
+        </w:rPr>
+        <w:t xml:space="preserve"> -</w:t>
+      </w:r>
+      <w:r>
+        <w:rPr>
+          <w:rFonts w:hint="eastAsia"/>
+          <w:lang w:val="en-US" w:eastAsia="zh-CN"/>
+        </w:rPr>
+        <w:fldChar w:fldCharType="begin"/>
+      </w:r>
+      <w:r>
+        <w:rPr>
+          <w:rFonts w:hint="eastAsia"/>
+          <w:lang w:val="en-US" w:eastAsia="zh-CN"/>
+        </w:rPr>
+        <w:instrText xml:space="preserve">   SEQ 图 \* ARABIC  \s 1 </w:instrText>
+      </w:r>
+      <w:r>
+        <w:rPr>
+          <w:rFonts w:hint="eastAsia"/>
+          <w:lang w:val="en-US" w:eastAsia="zh-CN"/>
+        </w:rPr>
+        <w:fldChar w:fldCharType="separate"/>
+      </w:r>
+      <w:r>
+        <w:rPr>
+          <w:rFonts w:hint="eastAsia"/>
+          <w:lang w:val="en-US" w:eastAsia="zh-CN"/>
+        </w:rPr>
+        <w:t>17</w:t>
+      </w:r>
+      <w:r>
+        <w:rPr>
+          <w:rFonts w:hint="eastAsia"/>
+          <w:lang w:val="en-US" w:eastAsia="zh-CN"/>
+        </w:rPr>
+        <w:fldChar w:fldCharType="end"/>
+      </w:r>
+      <w:r>
+        <w:rPr>
+          <w:rFonts w:hint="eastAsia"/>
+          <w:lang w:val="en-US" w:eastAsia="zh-CN"/>
+        </w:rPr>
+        <w:t xml:space="preserve"> 中间件性能监控</w:t>
+      </w:r>
+    </w:p>
+    <w:p>
+      <w:pPr>
+        <w:pStyle w:val="30"/>
+        <w:ind w:left="0" w:leftChars="0" w:right="0" w:rightChars="0" w:firstLine="0" w:firstLineChars="0"/>
+        <w:jc w:val="center"/>
+      </w:pPr>
+      <w:r>
+        <w:drawing>
+          <wp:inline distT="0" distB="0" distL="114300" distR="114300">
+            <wp:extent cx="5269865" cy="2420620"/>
+            <wp:effectExtent l="0" t="0" r="3175" b="2540"/>
+            <wp:docPr id="22" name="图片 11"/>
+            <wp:cNvGraphicFramePr>
+              <a:graphicFrameLocks xmlns:a="http://schemas.openxmlformats.org/drawingml/2006/main" noChangeAspect="1"/>
+            </wp:cNvGraphicFramePr>
+            <a:graphic xmlns:a="http://schemas.openxmlformats.org/drawingml/2006/main">
+              <a:graphicData uri="http://schemas.openxmlformats.org/drawingml/2006/picture">
+                <pic:pic xmlns:pic="http://schemas.openxmlformats.org/drawingml/2006/picture">
+                  <pic:nvPicPr>
+                    <pic:cNvPr id="22" name="图片 11"/>
+                    <pic:cNvPicPr>
+                      <a:picLocks noChangeAspect="1"/>
+                    </pic:cNvPicPr>
+                  </pic:nvPicPr>
+                  <pic:blipFill>
+                    <a:blip r:embed="rId27"/>
+                    <a:stretch>
+                      <a:fillRect/>
+                    </a:stretch>
+                  </pic:blipFill>
+                  <pic:spPr>
+                    <a:xfrm>
+                      <a:off x="0" y="0"/>
+                      <a:ext cx="5269865" cy="2420620"/>
+                    </a:xfrm>
+                    <a:prstGeom prst="rect">
+                      <a:avLst/>
+                    </a:prstGeom>
+                    <a:noFill/>
+                    <a:ln>
+                      <a:noFill/>
+                    </a:ln>
+                  </pic:spPr>
+                </pic:pic>
+              </a:graphicData>
+            </a:graphic>
+          </wp:inline>
+        </w:drawing>
+      </w:r>
+    </w:p>
+    <w:p>
+      <w:pPr>
+        <w:pStyle w:val="30"/>
+        <w:bidi w:val="0"/>
+        <w:rPr>
+          <w:rFonts w:hint="default"/>
+          <w:lang w:val="en-US" w:eastAsia="zh-CN"/>
+        </w:rPr>
+      </w:pPr>
+      <w:r>
+        <w:rPr>
+          <w:rFonts w:hint="eastAsia"/>
+          <w:lang w:val="en-US" w:eastAsia="zh-CN"/>
+        </w:rPr>
+        <w:t>告警模板主要是报警规则设置、报警日志</w:t>
+      </w:r>
+      <w:r>
+        <w:rPr>
+          <w:rFonts w:hint="eastAsia"/>
+          <w:lang w:val="en-US" w:eastAsia="zh-CN"/>
+        </w:rPr>
+        <w:tab/>
+      </w:r>
+      <w:r>
+        <w:rPr>
+          <w:rFonts w:hint="eastAsia"/>
+          <w:lang w:val="en-US" w:eastAsia="zh-CN"/>
+        </w:rPr>
+        <w:t>用于通知运维人员及时对报警信息处置。</w:t>
+      </w:r>
+    </w:p>
+    <w:p>
+      <w:pPr>
+        <w:pStyle w:val="30"/>
+        <w:ind w:left="0" w:leftChars="0" w:right="0" w:rightChars="0" w:firstLine="0" w:firstLineChars="0"/>
+        <w:jc w:val="center"/>
+        <w:rPr>
+          <w:rFonts w:hint="eastAsia"/>
+          <w:lang w:val="en-US" w:eastAsia="zh-CN"/>
+        </w:rPr>
+      </w:pPr>
+      <w:r>
+        <w:rPr>
+          <w:rFonts w:hint="eastAsia"/>
+          <w:lang w:val="en-US" w:eastAsia="zh-CN"/>
+        </w:rPr>
+        <w:t xml:space="preserve">图 </w:t>
+      </w:r>
+      <w:r>
+        <w:rPr>
+          <w:rFonts w:hint="eastAsia"/>
+          <w:lang w:val="en-US" w:eastAsia="zh-CN"/>
+        </w:rPr>
+        <w:fldChar w:fldCharType="begin"/>
+      </w:r>
+      <w:r>
+        <w:rPr>
+          <w:rFonts w:hint="eastAsia"/>
+          <w:lang w:val="en-US" w:eastAsia="zh-CN"/>
+        </w:rPr>
+        <w:instrText xml:space="preserve"> STYLEREF "柴_标题1" \n \* Charformat </w:instrText>
+      </w:r>
+      <w:r>
+        <w:rPr>
+          <w:rFonts w:hint="eastAsia"/>
+          <w:lang w:val="en-US" w:eastAsia="zh-CN"/>
+        </w:rPr>
+        <w:fldChar w:fldCharType="separate"/>
+      </w:r>
+      <w:r>
+        <w:rPr>
+          <w:rFonts w:hint="eastAsia"/>
+          <w:lang w:val="en-US" w:eastAsia="zh-CN"/>
+        </w:rPr>
+        <w:t>1</w:t>
+      </w:r>
+      <w:r>
+        <w:rPr>
+          <w:rFonts w:hint="eastAsia"/>
+          <w:lang w:val="en-US" w:eastAsia="zh-CN"/>
+        </w:rPr>
+        <w:fldChar w:fldCharType="end"/>
+      </w:r>
+      <w:r>
+        <w:rPr>
+          <w:rFonts w:hint="eastAsia"/>
+          <w:lang w:val="en-US" w:eastAsia="zh-CN"/>
+        </w:rPr>
+        <w:t xml:space="preserve"> -</w:t>
+      </w:r>
+      <w:r>
+        <w:rPr>
+          <w:rFonts w:hint="eastAsia"/>
+          <w:lang w:val="en-US" w:eastAsia="zh-CN"/>
+        </w:rPr>
+        <w:fldChar w:fldCharType="begin"/>
+      </w:r>
+      <w:r>
+        <w:rPr>
+          <w:rFonts w:hint="eastAsia"/>
+          <w:lang w:val="en-US" w:eastAsia="zh-CN"/>
+        </w:rPr>
+        <w:instrText xml:space="preserve">   SEQ 图 \* ARABIC  \s 1 </w:instrText>
+      </w:r>
+      <w:r>
+        <w:rPr>
+          <w:rFonts w:hint="eastAsia"/>
+          <w:lang w:val="en-US" w:eastAsia="zh-CN"/>
+        </w:rPr>
+        <w:fldChar w:fldCharType="separate"/>
+      </w:r>
+      <w:r>
+        <w:rPr>
+          <w:rFonts w:hint="eastAsia"/>
+          <w:lang w:val="en-US" w:eastAsia="zh-CN"/>
+        </w:rPr>
+        <w:t>18</w:t>
+      </w:r>
+      <w:r>
+        <w:rPr>
+          <w:rFonts w:hint="eastAsia"/>
+          <w:lang w:val="en-US" w:eastAsia="zh-CN"/>
+        </w:rPr>
+        <w:fldChar w:fldCharType="end"/>
+      </w:r>
+      <w:r>
+        <w:rPr>
+          <w:rFonts w:hint="eastAsia"/>
+          <w:lang w:val="en-US" w:eastAsia="zh-CN"/>
+        </w:rPr>
+        <w:t xml:space="preserve"> 告警管理</w:t>
+      </w:r>
+    </w:p>
+    <w:p>
+      <w:pPr>
+        <w:pStyle w:val="30"/>
+        <w:ind w:left="0" w:leftChars="0" w:right="0" w:rightChars="0" w:firstLine="0" w:firstLineChars="0"/>
+        <w:jc w:val="center"/>
+      </w:pPr>
+      <w:r>
+        <w:drawing>
+          <wp:inline distT="0" distB="0" distL="114300" distR="114300">
+            <wp:extent cx="5271135" cy="2336800"/>
+            <wp:effectExtent l="0" t="0" r="1905" b="10160"/>
+            <wp:docPr id="25" name="图片 12"/>
+            <wp:cNvGraphicFramePr>
+              <a:graphicFrameLocks xmlns:a="http://schemas.openxmlformats.org/drawingml/2006/main" noChangeAspect="1"/>
+            </wp:cNvGraphicFramePr>
+            <a:graphic xmlns:a="http://schemas.openxmlformats.org/drawingml/2006/main">
+              <a:graphicData uri="http://schemas.openxmlformats.org/drawingml/2006/picture">
+                <pic:pic xmlns:pic="http://schemas.openxmlformats.org/drawingml/2006/picture">
+                  <pic:nvPicPr>
+                    <pic:cNvPr id="25" name="图片 12"/>
+                    <pic:cNvPicPr>
+                      <a:picLocks noChangeAspect="1"/>
+                    </pic:cNvPicPr>
+                  </pic:nvPicPr>
+                  <pic:blipFill>
+                    <a:blip r:embed="rId28"/>
+                    <a:stretch>
+                      <a:fillRect/>
+                    </a:stretch>
+                  </pic:blipFill>
+                  <pic:spPr>
+                    <a:xfrm>
+                      <a:off x="0" y="0"/>
+                      <a:ext cx="5271135" cy="2336800"/>
+                    </a:xfrm>
+                    <a:prstGeom prst="rect">
+                      <a:avLst/>
+                    </a:prstGeom>
+                    <a:noFill/>
+                    <a:ln>
+                      <a:noFill/>
+                    </a:ln>
+                  </pic:spPr>
+                </pic:pic>
+              </a:graphicData>
+            </a:graphic>
+          </wp:inline>
+        </w:drawing>
+      </w:r>
+    </w:p>
+    <w:p>
+      <w:pPr>
+        <w:pStyle w:val="30"/>
+        <w:ind w:left="0" w:leftChars="0" w:right="0" w:rightChars="0" w:firstLine="0" w:firstLineChars="0"/>
+        <w:jc w:val="center"/>
+        <w:rPr>
+          <w:rFonts w:hint="default"/>
+          <w:lang w:val="en-US" w:eastAsia="zh-CN"/>
+        </w:rPr>
+      </w:pPr>
+      <w:r>
+        <w:rPr>
+          <w:rFonts w:hint="eastAsia"/>
+          <w:lang w:val="en-US" w:eastAsia="zh-CN"/>
+        </w:rPr>
+        <w:t xml:space="preserve">图 </w:t>
+      </w:r>
+      <w:r>
+        <w:rPr>
+          <w:rFonts w:hint="eastAsia"/>
+          <w:lang w:val="en-US" w:eastAsia="zh-CN"/>
+        </w:rPr>
+        <w:fldChar w:fldCharType="begin"/>
+      </w:r>
+      <w:r>
+        <w:rPr>
+          <w:rFonts w:hint="eastAsia"/>
+          <w:lang w:val="en-US" w:eastAsia="zh-CN"/>
+        </w:rPr>
+        <w:instrText xml:space="preserve"> STYLEREF "柴_标题1" \n \* Charformat </w:instrText>
+      </w:r>
+      <w:r>
+        <w:rPr>
+          <w:rFonts w:hint="eastAsia"/>
+          <w:lang w:val="en-US" w:eastAsia="zh-CN"/>
+        </w:rPr>
+        <w:fldChar w:fldCharType="separate"/>
+      </w:r>
+      <w:r>
+        <w:rPr>
+          <w:rFonts w:hint="eastAsia"/>
+          <w:lang w:val="en-US" w:eastAsia="zh-CN"/>
+        </w:rPr>
+        <w:t>1</w:t>
+      </w:r>
+      <w:r>
+        <w:rPr>
+          <w:rFonts w:hint="eastAsia"/>
+          <w:lang w:val="en-US" w:eastAsia="zh-CN"/>
+        </w:rPr>
+        <w:fldChar w:fldCharType="end"/>
+      </w:r>
+      <w:r>
+        <w:rPr>
+          <w:rFonts w:hint="eastAsia"/>
+          <w:lang w:val="en-US" w:eastAsia="zh-CN"/>
+        </w:rPr>
+        <w:t xml:space="preserve"> -</w:t>
+      </w:r>
+      <w:r>
+        <w:rPr>
+          <w:rFonts w:hint="eastAsia"/>
+          <w:lang w:val="en-US" w:eastAsia="zh-CN"/>
+        </w:rPr>
+        <w:fldChar w:fldCharType="begin"/>
+      </w:r>
+      <w:r>
+        <w:rPr>
+          <w:rFonts w:hint="eastAsia"/>
+          <w:lang w:val="en-US" w:eastAsia="zh-CN"/>
+        </w:rPr>
+        <w:instrText xml:space="preserve">   SEQ 图 \* ARABIC  \s 1 </w:instrText>
+      </w:r>
+      <w:r>
+        <w:rPr>
+          <w:rFonts w:hint="eastAsia"/>
+          <w:lang w:val="en-US" w:eastAsia="zh-CN"/>
+        </w:rPr>
+        <w:fldChar w:fldCharType="separate"/>
+      </w:r>
+      <w:r>
+        <w:rPr>
+          <w:rFonts w:hint="eastAsia"/>
+          <w:lang w:val="en-US" w:eastAsia="zh-CN"/>
+        </w:rPr>
+        <w:t>19</w:t>
+      </w:r>
+      <w:r>
+        <w:rPr>
+          <w:rFonts w:hint="eastAsia"/>
+          <w:lang w:val="en-US" w:eastAsia="zh-CN"/>
+        </w:rPr>
+        <w:fldChar w:fldCharType="end"/>
+      </w:r>
+      <w:r>
+        <w:rPr>
+          <w:rFonts w:hint="eastAsia"/>
+          <w:lang w:val="en-US" w:eastAsia="zh-CN"/>
+        </w:rPr>
+        <w:t xml:space="preserve"> 报警规则设置</w:t>
+      </w:r>
+    </w:p>
+    <w:p>
+      <w:pPr>
+        <w:pStyle w:val="30"/>
+        <w:ind w:left="0" w:leftChars="0" w:right="0" w:rightChars="0" w:firstLine="0" w:firstLineChars="0"/>
+        <w:jc w:val="center"/>
+      </w:pPr>
+      <w:r>
+        <w:drawing>
+          <wp:inline distT="0" distB="0" distL="114300" distR="114300">
+            <wp:extent cx="5273040" cy="4927600"/>
+            <wp:effectExtent l="0" t="0" r="0" b="10160"/>
+            <wp:docPr id="27" name="图片 13"/>
+            <wp:cNvGraphicFramePr>
+              <a:graphicFrameLocks xmlns:a="http://schemas.openxmlformats.org/drawingml/2006/main" noChangeAspect="1"/>
+            </wp:cNvGraphicFramePr>
+            <a:graphic xmlns:a="http://schemas.openxmlformats.org/drawingml/2006/main">
+              <a:graphicData uri="http://schemas.openxmlformats.org/drawingml/2006/picture">
+                <pic:pic xmlns:pic="http://schemas.openxmlformats.org/drawingml/2006/picture">
+                  <pic:nvPicPr>
+                    <pic:cNvPr id="27" name="图片 13"/>
+                    <pic:cNvPicPr>
+                      <a:picLocks noChangeAspect="1"/>
+                    </pic:cNvPicPr>
+                  </pic:nvPicPr>
+                  <pic:blipFill>
+                    <a:blip r:embed="rId29"/>
+                    <a:stretch>
+                      <a:fillRect/>
+                    </a:stretch>
+                  </pic:blipFill>
+                  <pic:spPr>
+                    <a:xfrm>
+                      <a:off x="0" y="0"/>
+                      <a:ext cx="5273040" cy="4927600"/>
+                    </a:xfrm>
+                    <a:prstGeom prst="rect">
+                      <a:avLst/>
+                    </a:prstGeom>
+                    <a:noFill/>
+                    <a:ln>
+                      <a:noFill/>
+                    </a:ln>
+                  </pic:spPr>
+                </pic:pic>
+              </a:graphicData>
+            </a:graphic>
+          </wp:inline>
+        </w:drawing>
+      </w:r>
+    </w:p>
+    <w:p>
+      <w:pPr>
+        <w:rPr>
+          <w:rFonts w:hint="eastAsia"/>
+          <w:lang w:val="en-US" w:eastAsia="zh-CN"/>
+        </w:rPr>
+      </w:pPr>
+      <w:r>
+        <w:rPr>
+          <w:rFonts w:hint="eastAsia"/>
+          <w:lang w:val="en-US" w:eastAsia="zh-CN"/>
+        </w:rPr>
+        <w:br w:type="page"/>
+      </w:r>
+    </w:p>
+    <w:p>
+      <w:pPr>
+        <w:pStyle w:val="30"/>
+        <w:ind w:left="0" w:leftChars="0" w:right="0" w:rightChars="0" w:firstLine="0" w:firstLineChars="0"/>
+        <w:jc w:val="center"/>
+        <w:rPr>
+          <w:rFonts w:hint="eastAsia"/>
+          <w:lang w:val="en-US" w:eastAsia="zh-CN"/>
+        </w:rPr>
+      </w:pPr>
+      <w:r>
+        <w:rPr>
+          <w:rFonts w:hint="eastAsia"/>
+          <w:lang w:val="en-US" w:eastAsia="zh-CN"/>
+        </w:rPr>
+        <w:t xml:space="preserve">图 </w:t>
+      </w:r>
+      <w:r>
+        <w:rPr>
+          <w:rFonts w:hint="eastAsia"/>
+          <w:lang w:val="en-US" w:eastAsia="zh-CN"/>
+        </w:rPr>
+        <w:fldChar w:fldCharType="begin"/>
+      </w:r>
+      <w:r>
+        <w:rPr>
+          <w:rFonts w:hint="eastAsia"/>
+          <w:lang w:val="en-US" w:eastAsia="zh-CN"/>
+        </w:rPr>
+        <w:instrText xml:space="preserve"> STYLEREF "柴_标题1" \n \* Charformat </w:instrText>
+      </w:r>
+      <w:r>
+        <w:rPr>
+          <w:rFonts w:hint="eastAsia"/>
+          <w:lang w:val="en-US" w:eastAsia="zh-CN"/>
+        </w:rPr>
+        <w:fldChar w:fldCharType="separate"/>
+      </w:r>
+      <w:r>
+        <w:rPr>
+          <w:rFonts w:hint="eastAsia"/>
+          <w:lang w:val="en-US" w:eastAsia="zh-CN"/>
+        </w:rPr>
+        <w:t>1</w:t>
+      </w:r>
+      <w:r>
+        <w:rPr>
+          <w:rFonts w:hint="eastAsia"/>
+          <w:lang w:val="en-US" w:eastAsia="zh-CN"/>
+        </w:rPr>
+        <w:fldChar w:fldCharType="end"/>
+      </w:r>
+      <w:r>
+        <w:rPr>
+          <w:rFonts w:hint="eastAsia"/>
+          <w:lang w:val="en-US" w:eastAsia="zh-CN"/>
+        </w:rPr>
+        <w:t xml:space="preserve"> -</w:t>
+      </w:r>
+      <w:r>
+        <w:rPr>
+          <w:rFonts w:hint="eastAsia"/>
+          <w:lang w:val="en-US" w:eastAsia="zh-CN"/>
+        </w:rPr>
+        <w:fldChar w:fldCharType="begin"/>
+      </w:r>
+      <w:r>
+        <w:rPr>
+          <w:rFonts w:hint="eastAsia"/>
+          <w:lang w:val="en-US" w:eastAsia="zh-CN"/>
+        </w:rPr>
+        <w:instrText xml:space="preserve">   SEQ 图 \* ARABIC  \s 1 </w:instrText>
+      </w:r>
+      <w:r>
+        <w:rPr>
+          <w:rFonts w:hint="eastAsia"/>
+          <w:lang w:val="en-US" w:eastAsia="zh-CN"/>
+        </w:rPr>
+        <w:fldChar w:fldCharType="separate"/>
+      </w:r>
+      <w:r>
+        <w:rPr>
+          <w:rFonts w:hint="eastAsia"/>
+          <w:lang w:val="en-US" w:eastAsia="zh-CN"/>
+        </w:rPr>
+        <w:t>19</w:t>
+      </w:r>
+      <w:r>
+        <w:rPr>
+          <w:rFonts w:hint="eastAsia"/>
+          <w:lang w:val="en-US" w:eastAsia="zh-CN"/>
+        </w:rPr>
+        <w:fldChar w:fldCharType="end"/>
+      </w:r>
+      <w:r>
+        <w:rPr>
+          <w:rFonts w:hint="eastAsia"/>
+          <w:lang w:val="en-US" w:eastAsia="zh-CN"/>
+        </w:rPr>
+        <w:t xml:space="preserve"> 报警日志</w:t>
+      </w:r>
+    </w:p>
+    <w:p>
+      <w:pPr>
+        <w:pStyle w:val="30"/>
+        <w:ind w:left="0" w:leftChars="0" w:right="0" w:rightChars="0" w:firstLine="0" w:firstLineChars="0"/>
+        <w:jc w:val="center"/>
+      </w:pPr>
+      <w:r>
+        <w:drawing>
+          <wp:inline distT="0" distB="0" distL="114300" distR="114300">
+            <wp:extent cx="5262880" cy="1995805"/>
+            <wp:effectExtent l="0" t="0" r="10160" b="635"/>
+            <wp:docPr id="28" name="图片 14"/>
+            <wp:cNvGraphicFramePr>
+              <a:graphicFrameLocks xmlns:a="http://schemas.openxmlformats.org/drawingml/2006/main" noChangeAspect="1"/>
+            </wp:cNvGraphicFramePr>
+            <a:graphic xmlns:a="http://schemas.openxmlformats.org/drawingml/2006/main">
+              <a:graphicData uri="http://schemas.openxmlformats.org/drawingml/2006/picture">
+                <pic:pic xmlns:pic="http://schemas.openxmlformats.org/drawingml/2006/picture">
+                  <pic:nvPicPr>
+                    <pic:cNvPr id="28" name="图片 14"/>
+                    <pic:cNvPicPr>
+                      <a:picLocks noChangeAspect="1"/>
+                    </pic:cNvPicPr>
+                  </pic:nvPicPr>
+                  <pic:blipFill>
+                    <a:blip r:embed="rId30"/>
+                    <a:stretch>
+                      <a:fillRect/>
+                    </a:stretch>
+                  </pic:blipFill>
+                  <pic:spPr>
+                    <a:xfrm>
+                      <a:off x="0" y="0"/>
+                      <a:ext cx="5262880" cy="1995805"/>
+                    </a:xfrm>
+                    <a:prstGeom prst="rect">
+                      <a:avLst/>
+                    </a:prstGeom>
+                    <a:noFill/>
+                    <a:ln>
+                      <a:noFill/>
+                    </a:ln>
+                  </pic:spPr>
+                </pic:pic>
+              </a:graphicData>
+            </a:graphic>
+          </wp:inline>
+        </w:drawing>
+      </w:r>
+    </w:p>
+    <w:p>
+      <w:pPr>
+        <w:pStyle w:val="30"/>
+        <w:ind w:left="0" w:leftChars="0" w:right="0" w:rightChars="0" w:firstLine="0" w:firstLineChars="0"/>
+        <w:jc w:val="center"/>
+        <w:rPr>
+          <w:rFonts w:hint="default"/>
+          <w:lang w:val="en-US" w:eastAsia="zh-CN"/>
+        </w:rPr>
+      </w:pPr>
+      <w:r>
+        <w:drawing>
+          <wp:inline distT="0" distB="0" distL="114300" distR="114300">
+            <wp:extent cx="5272405" cy="1537335"/>
+            <wp:effectExtent l="0" t="0" r="635" b="1905"/>
+            <wp:docPr id="30" name="图片 16"/>
+            <wp:cNvGraphicFramePr>
+              <a:graphicFrameLocks xmlns:a="http://schemas.openxmlformats.org/drawingml/2006/main" noChangeAspect="1"/>
+            </wp:cNvGraphicFramePr>
+            <a:graphic xmlns:a="http://schemas.openxmlformats.org/drawingml/2006/main">
+              <a:graphicData uri="http://schemas.openxmlformats.org/drawingml/2006/picture">
+                <pic:pic xmlns:pic="http://schemas.openxmlformats.org/drawingml/2006/picture">
+                  <pic:nvPicPr>
+                    <pic:cNvPr id="30" name="图片 16"/>
+                    <pic:cNvPicPr>
+                      <a:picLocks noChangeAspect="1"/>
+                    </pic:cNvPicPr>
+                  </pic:nvPicPr>
+                  <pic:blipFill>
+                    <a:blip r:embed="rId31"/>
+                    <a:stretch>
+                      <a:fillRect/>
+                    </a:stretch>
+                  </pic:blipFill>
+                  <pic:spPr>
+                    <a:xfrm>
+                      <a:off x="0" y="0"/>
+                      <a:ext cx="5272405" cy="1537335"/>
+                    </a:xfrm>
+                    <a:prstGeom prst="rect">
+                      <a:avLst/>
+                    </a:prstGeom>
+                    <a:noFill/>
+                    <a:ln>
+                      <a:noFill/>
+                    </a:ln>
+                  </pic:spPr>
+                </pic:pic>
+              </a:graphicData>
+            </a:graphic>
+          </wp:inline>
+        </w:drawing>
+      </w:r>
+    </w:p>
+    <w:p>
+      <w:pPr>
+        <w:pStyle w:val="30"/>
+        <w:bidi w:val="0"/>
+        <w:rPr>
+          <w:rFonts w:hint="default"/>
+          <w:lang w:val="en-US" w:eastAsia="zh-CN"/>
+        </w:rPr>
+      </w:pPr>
+    </w:p>
+    <w:p>
+      <w:pPr>
         <w:pStyle w:val="31"/>
         <w:bidi w:val="0"/>
         <w:rPr>
@@ -5305,23 +6689,21 @@
           <w:rFonts w:hint="default"/>
           <w:lang w:val="en-US" w:eastAsia="zh-CN"/>
         </w:rPr>
-        <w:t>同时，通过集成SQL审核与数据库管控平台，将所有线上数据变更纳入规范化流程，实现了操作可审计、变更可回溯与风险可防控，从源头杜绝了因误操作引发的数据安全事故，系统稳定性与数据合规性得到根本性提升。</w:t>
-      </w:r>
-    </w:p>
-    <w:p>
-      <w:pPr>
-        <w:pStyle w:val="30"/>
+        <w:t>整体而言，</w:t>
+      </w:r>
+      <w:r>
+        <w:rPr>
+          <w:rFonts w:hint="eastAsia"/>
+          <w:lang w:val="en-US" w:eastAsia="zh-CN"/>
+        </w:rPr>
+        <w:t>通过使用运维工具，</w:t>
+      </w:r>
+      <w:r>
         <w:rPr>
           <w:rFonts w:hint="default"/>
           <w:lang w:val="en-US" w:eastAsia="zh-CN"/>
         </w:rPr>
-      </w:pPr>
-      <w:r>
-        <w:rPr>
-          <w:rFonts w:hint="default"/>
-          <w:lang w:val="en-US" w:eastAsia="zh-CN"/>
-        </w:rPr>
-        <w:t>整体而言，该工具体系不仅提升了运维响应效率与故障处置能力，更推动了运维模式从事后救火向事前预防、事中可控的智能化运营转型。</w:t>
+        <w:t>不仅提升了运维响应效率与故障处置能力，更推动了运维模式从事后救火向事前预防、事中可控的智能化运营转型。</w:t>
       </w:r>
     </w:p>
     <w:sectPr>

--- a/8.资源管理/2.运行记录类文件/JXTX-08-07-运维工具应用情况说明.docx
+++ b/8.资源管理/2.运行记录类文件/JXTX-08-07-运维工具应用情况说明.docx
@@ -3128,11 +3128,872 @@
         <w:pStyle w:val="31"/>
         <w:bidi w:val="0"/>
         <w:rPr>
-          <w:rFonts w:hint="eastAsia"/>
-          <w:lang w:val="en-US" w:eastAsia="zh-CN"/>
-        </w:rPr>
-      </w:pPr>
-      <w:bookmarkStart w:id="3" w:name="_Toc3936"/>
+          <w:rFonts w:hint="default"/>
+          <w:lang w:val="en-US" w:eastAsia="zh-CN"/>
+        </w:rPr>
+      </w:pPr>
+      <w:r>
+        <w:rPr>
+          <w:rFonts w:hint="eastAsia"/>
+          <w:lang w:val="en-US" w:eastAsia="zh-CN"/>
+        </w:rPr>
+        <w:t>运维工具列表</w:t>
+      </w:r>
+    </w:p>
+    <w:tbl>
+      <w:tblPr>
+        <w:tblStyle w:val="27"/>
+        <w:tblW w:w="8521" w:type="dxa"/>
+        <w:jc w:val="center"/>
+        <w:tblBorders>
+          <w:top w:val="single" w:color="000000" w:sz="2" w:space="0"/>
+          <w:left w:val="single" w:color="000000" w:sz="2" w:space="0"/>
+          <w:bottom w:val="single" w:color="000000" w:sz="2" w:space="0"/>
+          <w:right w:val="single" w:color="000000" w:sz="2" w:space="0"/>
+          <w:insideH w:val="single" w:color="000000" w:sz="2" w:space="0"/>
+          <w:insideV w:val="single" w:color="000000" w:sz="2" w:space="0"/>
+        </w:tblBorders>
+        <w:tblLayout w:type="autofit"/>
+        <w:tblCellMar>
+          <w:top w:w="0" w:type="dxa"/>
+          <w:left w:w="0" w:type="dxa"/>
+          <w:bottom w:w="0" w:type="dxa"/>
+          <w:right w:w="0" w:type="dxa"/>
+        </w:tblCellMar>
+      </w:tblPr>
+      <w:tblGrid>
+        <w:gridCol w:w="691"/>
+        <w:gridCol w:w="1636"/>
+        <w:gridCol w:w="1993"/>
+        <w:gridCol w:w="1061"/>
+        <w:gridCol w:w="3140"/>
+      </w:tblGrid>
+      <w:tr>
+        <w:tblPrEx>
+          <w:tblBorders>
+            <w:top w:val="single" w:color="000000" w:sz="2" w:space="0"/>
+            <w:left w:val="single" w:color="000000" w:sz="2" w:space="0"/>
+            <w:bottom w:val="single" w:color="000000" w:sz="2" w:space="0"/>
+            <w:right w:val="single" w:color="000000" w:sz="2" w:space="0"/>
+            <w:insideH w:val="single" w:color="000000" w:sz="2" w:space="0"/>
+            <w:insideV w:val="single" w:color="000000" w:sz="2" w:space="0"/>
+          </w:tblBorders>
+          <w:tblCellMar>
+            <w:top w:w="0" w:type="dxa"/>
+            <w:left w:w="0" w:type="dxa"/>
+            <w:bottom w:w="0" w:type="dxa"/>
+            <w:right w:w="0" w:type="dxa"/>
+          </w:tblCellMar>
+        </w:tblPrEx>
+        <w:trPr>
+          <w:trHeight w:val="0" w:hRule="atLeast"/>
+          <w:tblHeader/>
+          <w:jc w:val="center"/>
+        </w:trPr>
+        <w:tc>
+          <w:tcPr>
+            <w:tcW w:w="691" w:type="dxa"/>
+            <w:tcBorders>
+              <w:top w:val="single" w:color="auto" w:sz="12" w:space="0"/>
+              <w:left w:val="single" w:color="auto" w:sz="12" w:space="0"/>
+              <w:bottom w:val="single" w:color="auto" w:sz="4" w:space="0"/>
+              <w:right w:val="single" w:color="auto" w:sz="4" w:space="0"/>
+            </w:tcBorders>
+            <w:vAlign w:val="center"/>
+          </w:tcPr>
+          <w:p>
+            <w:pPr>
+              <w:pStyle w:val="2"/>
+              <w:numPr>
+                <w:ilvl w:val="0"/>
+                <w:numId w:val="0"/>
+              </w:numPr>
+              <w:bidi w:val="0"/>
+              <w:snapToGrid w:val="0"/>
+              <w:spacing w:line="240" w:lineRule="auto"/>
+              <w:ind w:left="0" w:leftChars="0" w:right="0" w:rightChars="0" w:firstLine="0" w:firstLineChars="0"/>
+              <w:jc w:val="center"/>
+              <w:rPr>
+                <w:rFonts w:hint="default" w:ascii="宋体" w:hAnsi="宋体" w:eastAsia="宋体" w:cs="宋体"/>
+                <w:b/>
+                <w:sz w:val="21"/>
+                <w:szCs w:val="24"/>
+                <w:lang w:val="en-US" w:eastAsia="zh-CN"/>
+              </w:rPr>
+            </w:pPr>
+            <w:bookmarkStart w:id="3" w:name="_Toc15952"/>
+            <w:r>
+              <w:rPr>
+                <w:rFonts w:hint="eastAsia" w:ascii="宋体" w:hAnsi="宋体" w:eastAsia="宋体" w:cs="宋体"/>
+                <w:b/>
+                <w:sz w:val="21"/>
+                <w:szCs w:val="24"/>
+                <w:lang w:val="en-US" w:eastAsia="zh-CN"/>
+              </w:rPr>
+              <w:t>编号</w:t>
+            </w:r>
+          </w:p>
+        </w:tc>
+        <w:tc>
+          <w:tcPr>
+            <w:tcW w:w="1636" w:type="dxa"/>
+            <w:tcBorders>
+              <w:top w:val="single" w:color="auto" w:sz="12" w:space="0"/>
+              <w:left w:val="single" w:color="auto" w:sz="4" w:space="0"/>
+              <w:bottom w:val="single" w:color="auto" w:sz="4" w:space="0"/>
+              <w:right w:val="single" w:color="auto" w:sz="4" w:space="0"/>
+            </w:tcBorders>
+            <w:vAlign w:val="center"/>
+          </w:tcPr>
+          <w:p>
+            <w:pPr>
+              <w:pStyle w:val="2"/>
+              <w:numPr>
+                <w:ilvl w:val="0"/>
+                <w:numId w:val="0"/>
+              </w:numPr>
+              <w:bidi w:val="0"/>
+              <w:snapToGrid w:val="0"/>
+              <w:spacing w:line="240" w:lineRule="auto"/>
+              <w:ind w:left="0" w:leftChars="0" w:right="0" w:rightChars="0" w:firstLine="0" w:firstLineChars="0"/>
+              <w:jc w:val="center"/>
+              <w:rPr>
+                <w:rFonts w:hint="eastAsia" w:ascii="宋体" w:hAnsi="宋体" w:eastAsia="宋体" w:cs="宋体"/>
+                <w:b/>
+                <w:sz w:val="21"/>
+                <w:szCs w:val="24"/>
+                <w:lang w:val="en-US" w:eastAsia="zh-CN"/>
+              </w:rPr>
+            </w:pPr>
+            <w:r>
+              <w:rPr>
+                <w:rFonts w:hint="eastAsia" w:ascii="宋体" w:hAnsi="宋体" w:eastAsia="宋体" w:cs="宋体"/>
+                <w:b/>
+                <w:sz w:val="21"/>
+                <w:szCs w:val="24"/>
+                <w:lang w:val="en-US" w:eastAsia="zh-CN"/>
+              </w:rPr>
+              <w:t>工具类型</w:t>
+            </w:r>
+          </w:p>
+        </w:tc>
+        <w:tc>
+          <w:tcPr>
+            <w:tcW w:w="1993" w:type="dxa"/>
+            <w:tcBorders>
+              <w:top w:val="single" w:color="auto" w:sz="12" w:space="0"/>
+              <w:left w:val="single" w:color="auto" w:sz="4" w:space="0"/>
+              <w:bottom w:val="single" w:color="auto" w:sz="4" w:space="0"/>
+              <w:right w:val="single" w:color="auto" w:sz="4" w:space="0"/>
+            </w:tcBorders>
+            <w:vAlign w:val="center"/>
+          </w:tcPr>
+          <w:p>
+            <w:pPr>
+              <w:snapToGrid w:val="0"/>
+              <w:spacing w:before="12" w:line="240" w:lineRule="auto"/>
+              <w:ind w:left="0" w:leftChars="0" w:right="0" w:rightChars="0" w:firstLine="0" w:firstLineChars="0"/>
+              <w:jc w:val="center"/>
+              <w:rPr>
+                <w:rFonts w:hint="default" w:ascii="宋体" w:hAnsi="宋体" w:eastAsia="宋体" w:cs="宋体"/>
+                <w:b/>
+                <w:sz w:val="21"/>
+                <w:szCs w:val="21"/>
+                <w:lang w:val="en-US" w:eastAsia="zh-CN"/>
+              </w:rPr>
+            </w:pPr>
+            <w:r>
+              <w:rPr>
+                <w:rFonts w:hint="eastAsia" w:ascii="宋体" w:hAnsi="宋体" w:eastAsia="宋体" w:cs="宋体"/>
+                <w:b/>
+                <w:sz w:val="21"/>
+                <w:szCs w:val="21"/>
+                <w:lang w:val="en-US" w:eastAsia="zh-CN"/>
+              </w:rPr>
+              <w:t>工具名称</w:t>
+            </w:r>
+          </w:p>
+        </w:tc>
+        <w:tc>
+          <w:tcPr>
+            <w:tcW w:w="1061" w:type="dxa"/>
+            <w:tcBorders>
+              <w:top w:val="single" w:color="auto" w:sz="12" w:space="0"/>
+              <w:left w:val="single" w:color="auto" w:sz="4" w:space="0"/>
+              <w:bottom w:val="single" w:color="auto" w:sz="4" w:space="0"/>
+              <w:right w:val="single" w:color="auto" w:sz="4" w:space="0"/>
+            </w:tcBorders>
+            <w:vAlign w:val="center"/>
+          </w:tcPr>
+          <w:p>
+            <w:pPr>
+              <w:snapToGrid w:val="0"/>
+              <w:spacing w:before="12" w:line="240" w:lineRule="auto"/>
+              <w:ind w:left="0" w:leftChars="0" w:right="0" w:rightChars="0" w:firstLine="0" w:firstLineChars="0"/>
+              <w:jc w:val="center"/>
+              <w:rPr>
+                <w:rFonts w:hint="default" w:ascii="宋体" w:hAnsi="宋体" w:eastAsia="宋体" w:cs="宋体"/>
+                <w:b/>
+                <w:sz w:val="21"/>
+                <w:szCs w:val="21"/>
+                <w:lang w:val="en-US" w:eastAsia="zh-CN"/>
+              </w:rPr>
+            </w:pPr>
+            <w:r>
+              <w:rPr>
+                <w:rFonts w:hint="eastAsia" w:ascii="宋体" w:hAnsi="宋体" w:eastAsia="宋体" w:cs="宋体"/>
+                <w:b/>
+                <w:sz w:val="21"/>
+                <w:szCs w:val="21"/>
+                <w:lang w:val="en-US" w:eastAsia="zh-CN"/>
+              </w:rPr>
+              <w:t>软件来源</w:t>
+            </w:r>
+          </w:p>
+        </w:tc>
+        <w:tc>
+          <w:tcPr>
+            <w:tcW w:w="3140" w:type="dxa"/>
+            <w:tcBorders>
+              <w:top w:val="single" w:color="auto" w:sz="12" w:space="0"/>
+              <w:left w:val="single" w:color="auto" w:sz="4" w:space="0"/>
+              <w:bottom w:val="single" w:color="auto" w:sz="4" w:space="0"/>
+              <w:right w:val="single" w:color="auto" w:sz="12" w:space="0"/>
+            </w:tcBorders>
+            <w:vAlign w:val="center"/>
+          </w:tcPr>
+          <w:p>
+            <w:pPr>
+              <w:snapToGrid w:val="0"/>
+              <w:spacing w:before="12" w:line="240" w:lineRule="auto"/>
+              <w:ind w:left="0" w:leftChars="0" w:right="0" w:rightChars="0" w:firstLine="0" w:firstLineChars="0"/>
+              <w:jc w:val="center"/>
+              <w:rPr>
+                <w:rFonts w:hint="default" w:ascii="宋体" w:hAnsi="宋体" w:eastAsia="宋体" w:cs="宋体"/>
+                <w:b/>
+                <w:sz w:val="21"/>
+                <w:szCs w:val="21"/>
+                <w:lang w:val="en-US" w:eastAsia="zh-CN"/>
+              </w:rPr>
+            </w:pPr>
+            <w:r>
+              <w:rPr>
+                <w:rFonts w:hint="eastAsia" w:ascii="宋体" w:hAnsi="宋体" w:eastAsia="宋体" w:cs="宋体"/>
+                <w:b/>
+                <w:sz w:val="21"/>
+                <w:szCs w:val="21"/>
+                <w:lang w:val="en-US" w:eastAsia="zh-CN"/>
+              </w:rPr>
+              <w:t>使用范围</w:t>
+            </w:r>
+          </w:p>
+        </w:tc>
+      </w:tr>
+      <w:tr>
+        <w:tblPrEx>
+          <w:tblBorders>
+            <w:top w:val="single" w:color="000000" w:sz="2" w:space="0"/>
+            <w:left w:val="single" w:color="000000" w:sz="2" w:space="0"/>
+            <w:bottom w:val="single" w:color="000000" w:sz="2" w:space="0"/>
+            <w:right w:val="single" w:color="000000" w:sz="2" w:space="0"/>
+            <w:insideH w:val="single" w:color="000000" w:sz="2" w:space="0"/>
+            <w:insideV w:val="single" w:color="000000" w:sz="2" w:space="0"/>
+          </w:tblBorders>
+          <w:tblCellMar>
+            <w:top w:w="0" w:type="dxa"/>
+            <w:left w:w="0" w:type="dxa"/>
+            <w:bottom w:w="0" w:type="dxa"/>
+            <w:right w:w="0" w:type="dxa"/>
+          </w:tblCellMar>
+        </w:tblPrEx>
+        <w:trPr>
+          <w:trHeight w:val="0" w:hRule="atLeast"/>
+          <w:jc w:val="center"/>
+        </w:trPr>
+        <w:tc>
+          <w:tcPr>
+            <w:tcW w:w="691" w:type="dxa"/>
+            <w:tcBorders>
+              <w:top w:val="single" w:color="auto" w:sz="4" w:space="0"/>
+              <w:left w:val="single" w:color="auto" w:sz="12" w:space="0"/>
+              <w:bottom w:val="single" w:color="auto" w:sz="4" w:space="0"/>
+              <w:right w:val="single" w:color="auto" w:sz="4" w:space="0"/>
+            </w:tcBorders>
+            <w:vAlign w:val="center"/>
+          </w:tcPr>
+          <w:p>
+            <w:pPr>
+              <w:pStyle w:val="2"/>
+              <w:numPr>
+                <w:ilvl w:val="0"/>
+                <w:numId w:val="2"/>
+              </w:numPr>
+              <w:bidi w:val="0"/>
+              <w:snapToGrid w:val="0"/>
+              <w:spacing w:line="240" w:lineRule="auto"/>
+              <w:ind w:left="0" w:leftChars="0" w:right="0" w:rightChars="0" w:firstLine="0" w:firstLineChars="0"/>
+              <w:jc w:val="left"/>
+              <w:rPr>
+                <w:rFonts w:hint="eastAsia" w:ascii="宋体" w:hAnsi="宋体" w:eastAsia="宋体" w:cs="宋体"/>
+                <w:sz w:val="21"/>
+                <w:szCs w:val="24"/>
+              </w:rPr>
+            </w:pPr>
+          </w:p>
+        </w:tc>
+        <w:tc>
+          <w:tcPr>
+            <w:tcW w:w="1636" w:type="dxa"/>
+            <w:tcBorders>
+              <w:top w:val="single" w:color="auto" w:sz="4" w:space="0"/>
+              <w:left w:val="single" w:color="auto" w:sz="4" w:space="0"/>
+              <w:bottom w:val="single" w:color="auto" w:sz="4" w:space="0"/>
+              <w:right w:val="single" w:color="auto" w:sz="4" w:space="0"/>
+            </w:tcBorders>
+            <w:vAlign w:val="center"/>
+          </w:tcPr>
+          <w:p>
+            <w:pPr>
+              <w:pStyle w:val="2"/>
+              <w:numPr>
+                <w:ilvl w:val="0"/>
+                <w:numId w:val="0"/>
+              </w:numPr>
+              <w:bidi w:val="0"/>
+              <w:snapToGrid w:val="0"/>
+              <w:spacing w:line="240" w:lineRule="auto"/>
+              <w:ind w:left="0" w:leftChars="0" w:right="0" w:rightChars="0" w:firstLine="0" w:firstLineChars="0"/>
+              <w:jc w:val="left"/>
+              <w:rPr>
+                <w:rFonts w:ascii="宋体" w:hAnsi="宋体" w:eastAsia="宋体" w:cs="宋体"/>
+                <w:sz w:val="21"/>
+                <w:szCs w:val="24"/>
+              </w:rPr>
+            </w:pPr>
+            <w:r>
+              <w:rPr>
+                <w:rFonts w:hint="eastAsia" w:ascii="宋体" w:hAnsi="宋体" w:eastAsia="宋体" w:cs="宋体"/>
+                <w:sz w:val="21"/>
+                <w:szCs w:val="24"/>
+              </w:rPr>
+              <w:t>过程管理工具</w:t>
+            </w:r>
+            <w:bookmarkEnd w:id="3"/>
+          </w:p>
+        </w:tc>
+        <w:tc>
+          <w:tcPr>
+            <w:tcW w:w="1993" w:type="dxa"/>
+            <w:tcBorders>
+              <w:top w:val="single" w:color="auto" w:sz="4" w:space="0"/>
+              <w:left w:val="single" w:color="auto" w:sz="4" w:space="0"/>
+              <w:bottom w:val="single" w:color="auto" w:sz="4" w:space="0"/>
+              <w:right w:val="single" w:color="auto" w:sz="4" w:space="0"/>
+            </w:tcBorders>
+            <w:vAlign w:val="center"/>
+          </w:tcPr>
+          <w:p>
+            <w:pPr>
+              <w:snapToGrid w:val="0"/>
+              <w:spacing w:before="12" w:line="240" w:lineRule="auto"/>
+              <w:ind w:left="0" w:leftChars="0" w:right="0" w:rightChars="0" w:firstLine="0" w:firstLineChars="0"/>
+              <w:jc w:val="center"/>
+              <w:rPr>
+                <w:rFonts w:hint="default" w:ascii="宋体" w:hAnsi="宋体" w:eastAsia="宋体" w:cs="宋体"/>
+                <w:sz w:val="21"/>
+                <w:szCs w:val="21"/>
+                <w:lang w:val="en-US" w:eastAsia="zh-CN"/>
+              </w:rPr>
+            </w:pPr>
+            <w:r>
+              <w:rPr>
+                <w:rFonts w:hint="eastAsia" w:ascii="宋体" w:hAnsi="宋体" w:eastAsia="宋体" w:cs="宋体"/>
+                <w:sz w:val="21"/>
+                <w:szCs w:val="21"/>
+                <w:lang w:val="en-US" w:eastAsia="zh-CN"/>
+              </w:rPr>
+              <w:t>通服信息化服务平台</w:t>
+            </w:r>
+          </w:p>
+        </w:tc>
+        <w:tc>
+          <w:tcPr>
+            <w:tcW w:w="1061" w:type="dxa"/>
+            <w:tcBorders>
+              <w:top w:val="single" w:color="auto" w:sz="4" w:space="0"/>
+              <w:left w:val="single" w:color="auto" w:sz="4" w:space="0"/>
+              <w:bottom w:val="single" w:color="auto" w:sz="4" w:space="0"/>
+              <w:right w:val="single" w:color="auto" w:sz="4" w:space="0"/>
+            </w:tcBorders>
+            <w:vAlign w:val="center"/>
+          </w:tcPr>
+          <w:p>
+            <w:pPr>
+              <w:snapToGrid w:val="0"/>
+              <w:spacing w:before="12" w:line="240" w:lineRule="auto"/>
+              <w:ind w:left="0" w:leftChars="0" w:right="0" w:rightChars="0" w:firstLine="0" w:firstLineChars="0"/>
+              <w:jc w:val="center"/>
+              <w:rPr>
+                <w:rFonts w:hint="default" w:ascii="宋体" w:hAnsi="宋体" w:eastAsia="宋体" w:cs="宋体"/>
+                <w:sz w:val="21"/>
+                <w:szCs w:val="21"/>
+                <w:lang w:val="en-US" w:eastAsia="zh-CN"/>
+              </w:rPr>
+            </w:pPr>
+            <w:r>
+              <w:rPr>
+                <w:rFonts w:hint="eastAsia" w:ascii="宋体" w:hAnsi="宋体" w:eastAsia="宋体" w:cs="宋体"/>
+                <w:sz w:val="21"/>
+                <w:szCs w:val="21"/>
+                <w:lang w:val="en-US" w:eastAsia="zh-CN"/>
+              </w:rPr>
+              <w:t>自研</w:t>
+            </w:r>
+          </w:p>
+        </w:tc>
+        <w:tc>
+          <w:tcPr>
+            <w:tcW w:w="3140" w:type="dxa"/>
+            <w:tcBorders>
+              <w:top w:val="single" w:color="auto" w:sz="4" w:space="0"/>
+              <w:left w:val="single" w:color="auto" w:sz="4" w:space="0"/>
+              <w:bottom w:val="single" w:color="auto" w:sz="4" w:space="0"/>
+              <w:right w:val="single" w:color="auto" w:sz="12" w:space="0"/>
+            </w:tcBorders>
+            <w:vAlign w:val="center"/>
+          </w:tcPr>
+          <w:p>
+            <w:pPr>
+              <w:snapToGrid w:val="0"/>
+              <w:spacing w:before="12" w:line="240" w:lineRule="auto"/>
+              <w:ind w:left="0" w:leftChars="0" w:right="0" w:rightChars="0" w:firstLine="0" w:firstLineChars="0"/>
+              <w:jc w:val="center"/>
+              <w:rPr>
+                <w:rFonts w:hint="eastAsia" w:ascii="宋体" w:hAnsi="宋体" w:eastAsia="宋体" w:cs="宋体"/>
+                <w:sz w:val="21"/>
+                <w:szCs w:val="21"/>
+                <w:lang w:val="en-US" w:eastAsia="zh-CN"/>
+              </w:rPr>
+            </w:pPr>
+            <w:r>
+              <w:rPr>
+                <w:rFonts w:ascii="宋体" w:hAnsi="宋体" w:eastAsia="宋体" w:cs="宋体"/>
+                <w:sz w:val="21"/>
+                <w:szCs w:val="24"/>
+              </w:rPr>
+              <w:t>翔云系统运维及知识管理体系建设项目</w:t>
+            </w:r>
+          </w:p>
+        </w:tc>
+      </w:tr>
+      <w:tr>
+        <w:tblPrEx>
+          <w:tblBorders>
+            <w:top w:val="single" w:color="000000" w:sz="2" w:space="0"/>
+            <w:left w:val="single" w:color="000000" w:sz="2" w:space="0"/>
+            <w:bottom w:val="single" w:color="000000" w:sz="2" w:space="0"/>
+            <w:right w:val="single" w:color="000000" w:sz="2" w:space="0"/>
+            <w:insideH w:val="single" w:color="000000" w:sz="2" w:space="0"/>
+            <w:insideV w:val="single" w:color="000000" w:sz="2" w:space="0"/>
+          </w:tblBorders>
+          <w:tblCellMar>
+            <w:top w:w="0" w:type="dxa"/>
+            <w:left w:w="0" w:type="dxa"/>
+            <w:bottom w:w="0" w:type="dxa"/>
+            <w:right w:w="0" w:type="dxa"/>
+          </w:tblCellMar>
+        </w:tblPrEx>
+        <w:trPr>
+          <w:trHeight w:val="0" w:hRule="atLeast"/>
+          <w:jc w:val="center"/>
+        </w:trPr>
+        <w:tc>
+          <w:tcPr>
+            <w:tcW w:w="691" w:type="dxa"/>
+            <w:tcBorders>
+              <w:top w:val="single" w:color="auto" w:sz="4" w:space="0"/>
+              <w:left w:val="single" w:color="auto" w:sz="12" w:space="0"/>
+              <w:bottom w:val="single" w:color="auto" w:sz="4" w:space="0"/>
+              <w:right w:val="single" w:color="auto" w:sz="4" w:space="0"/>
+            </w:tcBorders>
+            <w:vAlign w:val="center"/>
+          </w:tcPr>
+          <w:p>
+            <w:pPr>
+              <w:pStyle w:val="2"/>
+              <w:numPr>
+                <w:ilvl w:val="0"/>
+                <w:numId w:val="1"/>
+              </w:numPr>
+              <w:bidi w:val="0"/>
+              <w:snapToGrid w:val="0"/>
+              <w:spacing w:line="240" w:lineRule="auto"/>
+              <w:ind w:left="0" w:leftChars="0" w:right="0" w:rightChars="0" w:firstLine="0" w:firstLineChars="0"/>
+              <w:jc w:val="left"/>
+              <w:rPr>
+                <w:rFonts w:hint="eastAsia" w:ascii="宋体" w:hAnsi="宋体" w:eastAsia="宋体" w:cs="宋体"/>
+                <w:sz w:val="21"/>
+                <w:szCs w:val="24"/>
+              </w:rPr>
+            </w:pPr>
+            <w:bookmarkStart w:id="4" w:name="_Toc19496"/>
+          </w:p>
+        </w:tc>
+        <w:tc>
+          <w:tcPr>
+            <w:tcW w:w="1636" w:type="dxa"/>
+            <w:tcBorders>
+              <w:top w:val="single" w:color="auto" w:sz="4" w:space="0"/>
+              <w:left w:val="single" w:color="auto" w:sz="4" w:space="0"/>
+              <w:bottom w:val="single" w:color="auto" w:sz="4" w:space="0"/>
+              <w:right w:val="single" w:color="auto" w:sz="4" w:space="0"/>
+            </w:tcBorders>
+            <w:vAlign w:val="center"/>
+          </w:tcPr>
+          <w:p>
+            <w:pPr>
+              <w:pStyle w:val="2"/>
+              <w:numPr>
+                <w:ilvl w:val="0"/>
+                <w:numId w:val="0"/>
+              </w:numPr>
+              <w:bidi w:val="0"/>
+              <w:snapToGrid w:val="0"/>
+              <w:spacing w:line="240" w:lineRule="auto"/>
+              <w:ind w:left="0" w:leftChars="0" w:right="0" w:rightChars="0" w:firstLine="0" w:firstLineChars="0"/>
+              <w:jc w:val="left"/>
+              <w:rPr>
+                <w:rFonts w:ascii="宋体" w:hAnsi="宋体" w:eastAsia="宋体" w:cs="宋体"/>
+                <w:sz w:val="21"/>
+                <w:szCs w:val="24"/>
+              </w:rPr>
+            </w:pPr>
+            <w:r>
+              <w:rPr>
+                <w:rFonts w:hint="eastAsia" w:ascii="宋体" w:hAnsi="宋体" w:eastAsia="宋体" w:cs="宋体"/>
+                <w:sz w:val="21"/>
+                <w:szCs w:val="24"/>
+              </w:rPr>
+              <w:t>监控工具</w:t>
+            </w:r>
+            <w:bookmarkEnd w:id="4"/>
+          </w:p>
+        </w:tc>
+        <w:tc>
+          <w:tcPr>
+            <w:tcW w:w="1993" w:type="dxa"/>
+            <w:tcBorders>
+              <w:top w:val="single" w:color="auto" w:sz="4" w:space="0"/>
+              <w:left w:val="single" w:color="auto" w:sz="4" w:space="0"/>
+              <w:bottom w:val="single" w:color="auto" w:sz="4" w:space="0"/>
+              <w:right w:val="single" w:color="auto" w:sz="4" w:space="0"/>
+            </w:tcBorders>
+            <w:vAlign w:val="center"/>
+          </w:tcPr>
+          <w:p>
+            <w:pPr>
+              <w:pStyle w:val="30"/>
+              <w:snapToGrid w:val="0"/>
+              <w:spacing w:line="240" w:lineRule="auto"/>
+              <w:ind w:left="0" w:leftChars="0" w:right="0" w:rightChars="0" w:firstLine="0" w:firstLineChars="0"/>
+              <w:jc w:val="center"/>
+              <w:rPr>
+                <w:rFonts w:hint="default" w:ascii="宋体" w:hAnsi="宋体" w:eastAsia="宋体" w:cs="宋体"/>
+                <w:sz w:val="21"/>
+                <w:szCs w:val="21"/>
+                <w:lang w:val="en-US" w:eastAsia="zh-CN"/>
+              </w:rPr>
+            </w:pPr>
+            <w:r>
+              <w:rPr>
+                <w:rFonts w:hint="eastAsia" w:ascii="宋体" w:eastAsia="宋体"/>
+                <w:sz w:val="21"/>
+                <w:lang w:val="en-US" w:eastAsia="zh-CN"/>
+              </w:rPr>
+              <w:t>智瞰哨兵管理平台</w:t>
+            </w:r>
+          </w:p>
+        </w:tc>
+        <w:tc>
+          <w:tcPr>
+            <w:tcW w:w="1061" w:type="dxa"/>
+            <w:tcBorders>
+              <w:top w:val="single" w:color="auto" w:sz="4" w:space="0"/>
+              <w:left w:val="single" w:color="auto" w:sz="4" w:space="0"/>
+              <w:bottom w:val="single" w:color="auto" w:sz="4" w:space="0"/>
+              <w:right w:val="single" w:color="auto" w:sz="4" w:space="0"/>
+            </w:tcBorders>
+            <w:vAlign w:val="center"/>
+          </w:tcPr>
+          <w:p>
+            <w:pPr>
+              <w:pStyle w:val="30"/>
+              <w:snapToGrid w:val="0"/>
+              <w:spacing w:line="240" w:lineRule="auto"/>
+              <w:ind w:left="0" w:leftChars="0" w:right="0" w:rightChars="0" w:firstLine="0" w:firstLineChars="0"/>
+              <w:jc w:val="center"/>
+              <w:rPr>
+                <w:rFonts w:hint="default" w:ascii="宋体" w:eastAsia="宋体"/>
+                <w:sz w:val="21"/>
+                <w:lang w:val="en-US" w:eastAsia="zh-CN"/>
+              </w:rPr>
+            </w:pPr>
+            <w:r>
+              <w:rPr>
+                <w:rFonts w:hint="eastAsia" w:ascii="宋体" w:eastAsia="宋体"/>
+                <w:sz w:val="21"/>
+                <w:lang w:val="en-US" w:eastAsia="zh-CN"/>
+              </w:rPr>
+              <w:t>外购</w:t>
+            </w:r>
+          </w:p>
+        </w:tc>
+        <w:tc>
+          <w:tcPr>
+            <w:tcW w:w="3140" w:type="dxa"/>
+            <w:tcBorders>
+              <w:top w:val="single" w:color="auto" w:sz="4" w:space="0"/>
+              <w:left w:val="single" w:color="auto" w:sz="4" w:space="0"/>
+              <w:bottom w:val="single" w:color="auto" w:sz="4" w:space="0"/>
+              <w:right w:val="single" w:color="auto" w:sz="12" w:space="0"/>
+            </w:tcBorders>
+            <w:vAlign w:val="center"/>
+          </w:tcPr>
+          <w:p>
+            <w:pPr>
+              <w:pStyle w:val="30"/>
+              <w:snapToGrid w:val="0"/>
+              <w:spacing w:line="240" w:lineRule="auto"/>
+              <w:ind w:left="0" w:leftChars="0" w:right="0" w:rightChars="0" w:firstLine="0" w:firstLineChars="0"/>
+              <w:jc w:val="center"/>
+              <w:rPr>
+                <w:rFonts w:hint="eastAsia" w:ascii="宋体" w:eastAsia="宋体"/>
+                <w:sz w:val="21"/>
+                <w:lang w:val="en-US" w:eastAsia="zh-CN"/>
+              </w:rPr>
+            </w:pPr>
+            <w:r>
+              <w:rPr>
+                <w:rFonts w:ascii="宋体" w:hAnsi="宋体" w:eastAsia="宋体" w:cs="宋体"/>
+                <w:sz w:val="21"/>
+                <w:szCs w:val="24"/>
+              </w:rPr>
+              <w:t>翔云系统运维及知识管理体系建设项目</w:t>
+            </w:r>
+          </w:p>
+        </w:tc>
+      </w:tr>
+      <w:tr>
+        <w:tblPrEx>
+          <w:tblBorders>
+            <w:top w:val="single" w:color="000000" w:sz="2" w:space="0"/>
+            <w:left w:val="single" w:color="000000" w:sz="2" w:space="0"/>
+            <w:bottom w:val="single" w:color="000000" w:sz="2" w:space="0"/>
+            <w:right w:val="single" w:color="000000" w:sz="2" w:space="0"/>
+            <w:insideH w:val="single" w:color="000000" w:sz="2" w:space="0"/>
+            <w:insideV w:val="single" w:color="000000" w:sz="2" w:space="0"/>
+          </w:tblBorders>
+          <w:tblCellMar>
+            <w:top w:w="0" w:type="dxa"/>
+            <w:left w:w="0" w:type="dxa"/>
+            <w:bottom w:w="0" w:type="dxa"/>
+            <w:right w:w="0" w:type="dxa"/>
+          </w:tblCellMar>
+        </w:tblPrEx>
+        <w:trPr>
+          <w:trHeight w:val="0" w:hRule="atLeast"/>
+          <w:jc w:val="center"/>
+        </w:trPr>
+        <w:tc>
+          <w:tcPr>
+            <w:tcW w:w="691" w:type="dxa"/>
+            <w:tcBorders>
+              <w:top w:val="single" w:color="auto" w:sz="4" w:space="0"/>
+              <w:left w:val="single" w:color="auto" w:sz="12" w:space="0"/>
+              <w:bottom w:val="single" w:color="auto" w:sz="12" w:space="0"/>
+              <w:right w:val="single" w:color="auto" w:sz="4" w:space="0"/>
+            </w:tcBorders>
+            <w:vAlign w:val="center"/>
+          </w:tcPr>
+          <w:p>
+            <w:pPr>
+              <w:pStyle w:val="2"/>
+              <w:numPr>
+                <w:ilvl w:val="0"/>
+                <w:numId w:val="1"/>
+              </w:numPr>
+              <w:bidi w:val="0"/>
+              <w:snapToGrid w:val="0"/>
+              <w:spacing w:line="240" w:lineRule="auto"/>
+              <w:ind w:left="0" w:leftChars="0" w:right="0" w:rightChars="0" w:firstLine="0" w:firstLineChars="0"/>
+              <w:jc w:val="left"/>
+              <w:rPr>
+                <w:rFonts w:hint="eastAsia" w:ascii="宋体" w:hAnsi="宋体" w:eastAsia="宋体" w:cs="宋体"/>
+                <w:sz w:val="21"/>
+                <w:szCs w:val="24"/>
+                <w:lang w:val="en-US" w:eastAsia="zh-CN"/>
+              </w:rPr>
+            </w:pPr>
+            <w:bookmarkStart w:id="5" w:name="_Toc3936"/>
+          </w:p>
+        </w:tc>
+        <w:tc>
+          <w:tcPr>
+            <w:tcW w:w="1636" w:type="dxa"/>
+            <w:tcBorders>
+              <w:top w:val="single" w:color="auto" w:sz="4" w:space="0"/>
+              <w:left w:val="single" w:color="auto" w:sz="4" w:space="0"/>
+              <w:bottom w:val="single" w:color="auto" w:sz="12" w:space="0"/>
+              <w:right w:val="single" w:color="auto" w:sz="4" w:space="0"/>
+            </w:tcBorders>
+            <w:vAlign w:val="center"/>
+          </w:tcPr>
+          <w:p>
+            <w:pPr>
+              <w:pStyle w:val="2"/>
+              <w:numPr>
+                <w:ilvl w:val="0"/>
+                <w:numId w:val="0"/>
+              </w:numPr>
+              <w:bidi w:val="0"/>
+              <w:snapToGrid w:val="0"/>
+              <w:spacing w:line="240" w:lineRule="auto"/>
+              <w:ind w:left="0" w:leftChars="0" w:right="0" w:rightChars="0" w:firstLine="0" w:firstLineChars="0"/>
+              <w:jc w:val="left"/>
+              <w:rPr>
+                <w:rFonts w:hint="eastAsia" w:ascii="宋体" w:hAnsi="宋体" w:eastAsia="宋体" w:cs="宋体"/>
+                <w:sz w:val="21"/>
+                <w:szCs w:val="24"/>
+              </w:rPr>
+            </w:pPr>
+            <w:r>
+              <w:rPr>
+                <w:rFonts w:hint="eastAsia" w:ascii="宋体" w:hAnsi="宋体" w:eastAsia="宋体" w:cs="宋体"/>
+                <w:sz w:val="21"/>
+                <w:szCs w:val="24"/>
+                <w:lang w:val="en-US" w:eastAsia="zh-CN"/>
+              </w:rPr>
+              <w:t>服务知识工具</w:t>
+            </w:r>
+          </w:p>
+        </w:tc>
+        <w:tc>
+          <w:tcPr>
+            <w:tcW w:w="1993" w:type="dxa"/>
+            <w:tcBorders>
+              <w:top w:val="single" w:color="auto" w:sz="4" w:space="0"/>
+              <w:left w:val="single" w:color="auto" w:sz="4" w:space="0"/>
+              <w:bottom w:val="single" w:color="auto" w:sz="12" w:space="0"/>
+              <w:right w:val="single" w:color="auto" w:sz="4" w:space="0"/>
+            </w:tcBorders>
+            <w:vAlign w:val="center"/>
+          </w:tcPr>
+          <w:p>
+            <w:pPr>
+              <w:pStyle w:val="30"/>
+              <w:snapToGrid w:val="0"/>
+              <w:spacing w:line="240" w:lineRule="auto"/>
+              <w:ind w:left="0" w:leftChars="0" w:right="0" w:rightChars="0" w:firstLine="0" w:firstLineChars="0"/>
+              <w:jc w:val="center"/>
+              <w:rPr>
+                <w:rFonts w:hint="default" w:ascii="宋体" w:eastAsia="宋体"/>
+                <w:sz w:val="21"/>
+                <w:lang w:val="en-US" w:eastAsia="zh-CN"/>
+              </w:rPr>
+            </w:pPr>
+            <w:r>
+              <w:rPr>
+                <w:rFonts w:hint="eastAsia" w:ascii="宋体" w:eastAsia="宋体"/>
+                <w:sz w:val="21"/>
+                <w:lang w:val="en-US" w:eastAsia="zh-CN"/>
+              </w:rPr>
+              <w:t>翔云-服务价值平台</w:t>
+            </w:r>
+          </w:p>
+        </w:tc>
+        <w:tc>
+          <w:tcPr>
+            <w:tcW w:w="1061" w:type="dxa"/>
+            <w:tcBorders>
+              <w:top w:val="single" w:color="auto" w:sz="4" w:space="0"/>
+              <w:left w:val="single" w:color="auto" w:sz="4" w:space="0"/>
+              <w:bottom w:val="single" w:color="auto" w:sz="12" w:space="0"/>
+              <w:right w:val="single" w:color="auto" w:sz="4" w:space="0"/>
+            </w:tcBorders>
+            <w:vAlign w:val="center"/>
+          </w:tcPr>
+          <w:p>
+            <w:pPr>
+              <w:pStyle w:val="30"/>
+              <w:snapToGrid w:val="0"/>
+              <w:spacing w:line="240" w:lineRule="auto"/>
+              <w:ind w:left="0" w:leftChars="0" w:right="0" w:rightChars="0" w:firstLine="0" w:firstLineChars="0"/>
+              <w:jc w:val="center"/>
+              <w:rPr>
+                <w:rFonts w:hint="default" w:ascii="宋体" w:eastAsia="宋体"/>
+                <w:sz w:val="21"/>
+                <w:lang w:val="en-US" w:eastAsia="zh-CN"/>
+              </w:rPr>
+            </w:pPr>
+            <w:r>
+              <w:rPr>
+                <w:rFonts w:hint="eastAsia" w:ascii="宋体" w:eastAsia="宋体"/>
+                <w:sz w:val="21"/>
+                <w:lang w:val="en-US" w:eastAsia="zh-CN"/>
+              </w:rPr>
+              <w:t>自研</w:t>
+            </w:r>
+          </w:p>
+        </w:tc>
+        <w:tc>
+          <w:tcPr>
+            <w:tcW w:w="3140" w:type="dxa"/>
+            <w:tcBorders>
+              <w:top w:val="single" w:color="auto" w:sz="4" w:space="0"/>
+              <w:left w:val="single" w:color="auto" w:sz="4" w:space="0"/>
+              <w:bottom w:val="single" w:color="auto" w:sz="12" w:space="0"/>
+              <w:right w:val="single" w:color="auto" w:sz="12" w:space="0"/>
+            </w:tcBorders>
+            <w:vAlign w:val="center"/>
+          </w:tcPr>
+          <w:p>
+            <w:pPr>
+              <w:pStyle w:val="30"/>
+              <w:snapToGrid w:val="0"/>
+              <w:spacing w:line="240" w:lineRule="auto"/>
+              <w:ind w:left="0" w:leftChars="0" w:right="0" w:rightChars="0" w:firstLine="0" w:firstLineChars="0"/>
+              <w:jc w:val="center"/>
+              <w:rPr>
+                <w:rFonts w:hint="eastAsia" w:ascii="宋体" w:eastAsia="宋体"/>
+                <w:sz w:val="21"/>
+                <w:lang w:val="en-US" w:eastAsia="zh-CN"/>
+              </w:rPr>
+            </w:pPr>
+            <w:r>
+              <w:rPr>
+                <w:rFonts w:ascii="宋体" w:hAnsi="宋体" w:eastAsia="宋体" w:cs="宋体"/>
+                <w:sz w:val="21"/>
+                <w:szCs w:val="24"/>
+              </w:rPr>
+              <w:t>翔云系统运维及知识管理体系建设项目</w:t>
+            </w:r>
+          </w:p>
+        </w:tc>
+      </w:tr>
+    </w:tbl>
+    <w:p>
+      <w:pPr>
+        <w:pStyle w:val="31"/>
+        <w:numPr>
+          <w:ilvl w:val="1"/>
+          <w:numId w:val="1"/>
+        </w:numPr>
+        <w:bidi w:val="0"/>
+        <w:rPr>
+          <w:rFonts w:hint="eastAsia"/>
+          <w:lang w:val="en-US" w:eastAsia="zh-CN"/>
+        </w:rPr>
+      </w:pPr>
       <w:r>
         <w:rPr>
           <w:rFonts w:hint="eastAsia"/>
@@ -3140,18 +4001,22 @@
         </w:rPr>
         <w:t>过程管理工具</w:t>
       </w:r>
-      <w:bookmarkEnd w:id="3"/>
+      <w:bookmarkEnd w:id="5"/>
     </w:p>
     <w:p>
       <w:pPr>
         <w:pStyle w:val="32"/>
+        <w:numPr>
+          <w:ilvl w:val="2"/>
+          <w:numId w:val="1"/>
+        </w:numPr>
         <w:bidi w:val="0"/>
         <w:rPr>
           <w:rFonts w:hint="eastAsia"/>
           <w:lang w:val="en-US" w:eastAsia="zh-CN"/>
         </w:rPr>
       </w:pPr>
-      <w:bookmarkStart w:id="4" w:name="_Toc26715"/>
+      <w:bookmarkStart w:id="6" w:name="_Toc26715"/>
       <w:r>
         <w:rPr>
           <w:rFonts w:hint="eastAsia"/>
@@ -3159,7 +4024,7 @@
         </w:rPr>
         <w:t>软件名称</w:t>
       </w:r>
-      <w:bookmarkEnd w:id="4"/>
+      <w:bookmarkEnd w:id="6"/>
     </w:p>
     <w:p>
       <w:pPr>
@@ -3181,13 +4046,17 @@
     <w:p>
       <w:pPr>
         <w:pStyle w:val="32"/>
+        <w:numPr>
+          <w:ilvl w:val="2"/>
+          <w:numId w:val="1"/>
+        </w:numPr>
         <w:bidi w:val="0"/>
         <w:rPr>
           <w:rFonts w:hint="default"/>
           <w:lang w:val="en-US" w:eastAsia="zh-CN"/>
         </w:rPr>
       </w:pPr>
-      <w:bookmarkStart w:id="5" w:name="_Toc7302"/>
+      <w:bookmarkStart w:id="7" w:name="_Toc7302"/>
       <w:r>
         <w:rPr>
           <w:rFonts w:hint="eastAsia"/>
@@ -3195,7 +4064,7 @@
         </w:rPr>
         <w:t>软件来源</w:t>
       </w:r>
-      <w:bookmarkEnd w:id="5"/>
+      <w:bookmarkEnd w:id="7"/>
     </w:p>
     <w:p>
       <w:pPr>
@@ -3217,13 +4086,17 @@
     <w:p>
       <w:pPr>
         <w:pStyle w:val="32"/>
+        <w:numPr>
+          <w:ilvl w:val="2"/>
+          <w:numId w:val="1"/>
+        </w:numPr>
         <w:bidi w:val="0"/>
         <w:rPr>
           <w:rFonts w:hint="default"/>
           <w:lang w:val="en-US" w:eastAsia="zh-CN"/>
         </w:rPr>
       </w:pPr>
-      <w:bookmarkStart w:id="6" w:name="_Toc17636"/>
+      <w:bookmarkStart w:id="8" w:name="_Toc17636"/>
       <w:r>
         <w:rPr>
           <w:rFonts w:hint="eastAsia"/>
@@ -3231,7 +4104,7 @@
         </w:rPr>
         <w:t>软件特色</w:t>
       </w:r>
-      <w:bookmarkEnd w:id="6"/>
+      <w:bookmarkEnd w:id="8"/>
     </w:p>
     <w:p>
       <w:pPr>
@@ -3253,13 +4126,17 @@
     <w:p>
       <w:pPr>
         <w:pStyle w:val="32"/>
+        <w:numPr>
+          <w:ilvl w:val="2"/>
+          <w:numId w:val="1"/>
+        </w:numPr>
         <w:bidi w:val="0"/>
         <w:rPr>
           <w:rFonts w:hint="default"/>
           <w:lang w:val="en-US" w:eastAsia="zh-CN"/>
         </w:rPr>
       </w:pPr>
-      <w:bookmarkStart w:id="7" w:name="_Toc13978"/>
+      <w:bookmarkStart w:id="9" w:name="_Toc13978"/>
       <w:r>
         <w:rPr>
           <w:rFonts w:hint="eastAsia"/>
@@ -3267,7 +4144,7 @@
         </w:rPr>
         <w:t>功能介绍</w:t>
       </w:r>
-      <w:bookmarkEnd w:id="7"/>
+      <w:bookmarkEnd w:id="9"/>
     </w:p>
     <w:p>
       <w:pPr>
@@ -4075,157 +4952,8 @@
       <w:r>
         <w:t>多维度满意度调查功能支持在工单办结后，自动或手动向发起方发起满意度评价收集。系统可根据工单所属省份、客户类型等维度对评价结果进行自动归类与统计分析，为服务质量评估、区域服务改进及差异化客户服务策略制定提供数据洞察。</w:t>
       </w:r>
-    </w:p>
-    <w:p>
-      <w:pPr>
-        <w:pStyle w:val="30"/>
-        <w:ind w:left="0" w:leftChars="0" w:right="0" w:rightChars="0" w:firstLine="0" w:firstLineChars="0"/>
-        <w:jc w:val="center"/>
-        <w:rPr>
-          <w:rFonts w:hint="default"/>
-          <w:lang w:val="en-US" w:eastAsia="zh-CN"/>
-        </w:rPr>
-      </w:pPr>
-      <w:r>
-        <w:rPr>
-          <w:rFonts w:hint="eastAsia"/>
-          <w:lang w:val="en-US" w:eastAsia="zh-CN"/>
-        </w:rPr>
-        <w:t xml:space="preserve">图 </w:t>
-      </w:r>
-      <w:r>
-        <w:rPr>
-          <w:rFonts w:hint="eastAsia"/>
-          <w:lang w:val="en-US" w:eastAsia="zh-CN"/>
-        </w:rPr>
-        <w:fldChar w:fldCharType="begin"/>
-      </w:r>
-      <w:r>
-        <w:rPr>
-          <w:rFonts w:hint="eastAsia"/>
-          <w:lang w:val="en-US" w:eastAsia="zh-CN"/>
-        </w:rPr>
-        <w:instrText xml:space="preserve"> STYLEREF "柴_标题1" \n \* Charformat </w:instrText>
-      </w:r>
-      <w:r>
-        <w:rPr>
-          <w:rFonts w:hint="eastAsia"/>
-          <w:lang w:val="en-US" w:eastAsia="zh-CN"/>
-        </w:rPr>
-        <w:fldChar w:fldCharType="separate"/>
-      </w:r>
-      <w:r>
-        <w:rPr>
-          <w:rFonts w:hint="eastAsia"/>
-          <w:lang w:val="en-US" w:eastAsia="zh-CN"/>
-        </w:rPr>
-        <w:t>1</w:t>
-      </w:r>
-      <w:r>
-        <w:rPr>
-          <w:rFonts w:hint="eastAsia"/>
-          <w:lang w:val="en-US" w:eastAsia="zh-CN"/>
-        </w:rPr>
-        <w:fldChar w:fldCharType="end"/>
-      </w:r>
-      <w:r>
-        <w:rPr>
-          <w:rFonts w:hint="eastAsia"/>
-          <w:lang w:val="en-US" w:eastAsia="zh-CN"/>
-        </w:rPr>
-        <w:t xml:space="preserve"> -</w:t>
-      </w:r>
-      <w:r>
-        <w:rPr>
-          <w:rFonts w:hint="eastAsia"/>
-          <w:lang w:val="en-US" w:eastAsia="zh-CN"/>
-        </w:rPr>
-        <w:fldChar w:fldCharType="begin"/>
-      </w:r>
-      <w:r>
-        <w:rPr>
-          <w:rFonts w:hint="eastAsia"/>
-          <w:lang w:val="en-US" w:eastAsia="zh-CN"/>
-        </w:rPr>
-        <w:instrText xml:space="preserve">   SEQ 图 \* ARABIC  \s 1 </w:instrText>
-      </w:r>
-      <w:r>
-        <w:rPr>
-          <w:rFonts w:hint="eastAsia"/>
-          <w:lang w:val="en-US" w:eastAsia="zh-CN"/>
-        </w:rPr>
-        <w:fldChar w:fldCharType="separate"/>
-      </w:r>
-      <w:r>
-        <w:rPr>
-          <w:rFonts w:hint="eastAsia"/>
-          <w:lang w:val="en-US" w:eastAsia="zh-CN"/>
-        </w:rPr>
-        <w:t>5</w:t>
-      </w:r>
-      <w:r>
-        <w:rPr>
-          <w:rFonts w:hint="eastAsia"/>
-          <w:lang w:val="en-US" w:eastAsia="zh-CN"/>
-        </w:rPr>
-        <w:fldChar w:fldCharType="end"/>
-      </w:r>
-      <w:r>
-        <w:rPr>
-          <w:rFonts w:hint="eastAsia"/>
-          <w:lang w:val="en-US" w:eastAsia="zh-CN"/>
-        </w:rPr>
-        <w:t xml:space="preserve"> 满意度报表</w:t>
-      </w:r>
-    </w:p>
-    <w:p>
-      <w:pPr>
-        <w:pStyle w:val="30"/>
-        <w:bidi w:val="0"/>
-      </w:pPr>
-      <w:r>
-        <w:drawing>
-          <wp:inline distT="0" distB="0" distL="114300" distR="114300">
-            <wp:extent cx="5272405" cy="2857500"/>
-            <wp:effectExtent l="0" t="0" r="635" b="7620"/>
-            <wp:docPr id="18" name="图片 8"/>
-            <wp:cNvGraphicFramePr>
-              <a:graphicFrameLocks xmlns:a="http://schemas.openxmlformats.org/drawingml/2006/main" noChangeAspect="1"/>
-            </wp:cNvGraphicFramePr>
-            <a:graphic xmlns:a="http://schemas.openxmlformats.org/drawingml/2006/main">
-              <a:graphicData uri="http://schemas.openxmlformats.org/drawingml/2006/picture">
-                <pic:pic xmlns:pic="http://schemas.openxmlformats.org/drawingml/2006/picture">
-                  <pic:nvPicPr>
-                    <pic:cNvPr id="18" name="图片 8"/>
-                    <pic:cNvPicPr>
-                      <a:picLocks noChangeAspect="1"/>
-                    </pic:cNvPicPr>
-                  </pic:nvPicPr>
-                  <pic:blipFill>
-                    <a:blip r:embed="rId17"/>
-                    <a:stretch>
-                      <a:fillRect/>
-                    </a:stretch>
-                  </pic:blipFill>
-                  <pic:spPr>
-                    <a:xfrm>
-                      <a:off x="0" y="0"/>
-                      <a:ext cx="5272405" cy="2857500"/>
-                    </a:xfrm>
-                    <a:prstGeom prst="rect">
-                      <a:avLst/>
-                    </a:prstGeom>
-                    <a:noFill/>
-                    <a:ln>
-                      <a:noFill/>
-                    </a:ln>
-                  </pic:spPr>
-                </pic:pic>
-              </a:graphicData>
-            </a:graphic>
-          </wp:inline>
-        </w:drawing>
-      </w:r>
+      <w:bookmarkStart w:id="16" w:name="_GoBack"/>
+      <w:bookmarkEnd w:id="16"/>
     </w:p>
     <w:p>
       <w:pPr>
@@ -4238,151 +4966,169 @@
           <w:lang w:val="en-US" w:eastAsia="zh-CN"/>
         </w:rPr>
       </w:pPr>
-      <w:bookmarkStart w:id="14" w:name="_GoBack"/>
+    </w:p>
+    <w:p>
+      <w:pPr>
+        <w:pStyle w:val="31"/>
+        <w:numPr>
+          <w:ilvl w:val="1"/>
+          <w:numId w:val="1"/>
+        </w:numPr>
+        <w:bidi w:val="0"/>
+        <w:rPr>
+          <w:rFonts w:hint="default"/>
+          <w:lang w:val="en-US" w:eastAsia="zh-CN"/>
+        </w:rPr>
+      </w:pPr>
+      <w:bookmarkStart w:id="10" w:name="_Toc13492"/>
+      <w:r>
+        <w:rPr>
+          <w:rFonts w:hint="eastAsia"/>
+          <w:lang w:val="en-US" w:eastAsia="zh-CN"/>
+        </w:rPr>
+        <w:t>监控工具</w:t>
+      </w:r>
+      <w:bookmarkEnd w:id="10"/>
+    </w:p>
+    <w:p>
+      <w:pPr>
+        <w:pStyle w:val="32"/>
+        <w:numPr>
+          <w:ilvl w:val="2"/>
+          <w:numId w:val="1"/>
+        </w:numPr>
+        <w:bidi w:val="0"/>
+        <w:rPr>
+          <w:rFonts w:hint="eastAsia"/>
+          <w:lang w:val="en-US" w:eastAsia="zh-CN"/>
+        </w:rPr>
+      </w:pPr>
+      <w:bookmarkStart w:id="11" w:name="_Toc17826"/>
+      <w:r>
+        <w:rPr>
+          <w:rFonts w:hint="eastAsia"/>
+          <w:lang w:val="en-US" w:eastAsia="zh-CN"/>
+        </w:rPr>
+        <w:t>软件名称</w:t>
+      </w:r>
+      <w:bookmarkEnd w:id="11"/>
+    </w:p>
+    <w:p>
+      <w:pPr>
+        <w:pStyle w:val="30"/>
+        <w:rPr>
+          <w:rFonts w:hint="default"/>
+          <w:lang w:val="en-US" w:eastAsia="zh-CN"/>
+        </w:rPr>
+      </w:pPr>
+      <w:r>
+        <w:rPr>
+          <w:rFonts w:hint="eastAsia"/>
+          <w:lang w:val="en-US" w:eastAsia="zh-CN"/>
+        </w:rPr>
+        <w:t>智瞰哨兵管理平台</w:t>
+      </w:r>
+    </w:p>
+    <w:p>
+      <w:pPr>
+        <w:pStyle w:val="32"/>
+        <w:numPr>
+          <w:ilvl w:val="2"/>
+          <w:numId w:val="1"/>
+        </w:numPr>
+        <w:bidi w:val="0"/>
+        <w:rPr>
+          <w:rFonts w:hint="eastAsia"/>
+          <w:lang w:val="en-US" w:eastAsia="zh-CN"/>
+        </w:rPr>
+      </w:pPr>
+      <w:bookmarkStart w:id="12" w:name="_Toc8793"/>
+      <w:r>
+        <w:rPr>
+          <w:rFonts w:hint="eastAsia"/>
+          <w:lang w:val="en-US" w:eastAsia="zh-CN"/>
+        </w:rPr>
+        <w:t>软件来源</w:t>
+      </w:r>
+      <w:bookmarkEnd w:id="12"/>
+    </w:p>
+    <w:p>
+      <w:pPr>
+        <w:pStyle w:val="30"/>
+        <w:rPr>
+          <w:rFonts w:hint="default"/>
+          <w:lang w:val="en-US" w:eastAsia="zh-CN"/>
+        </w:rPr>
+      </w:pPr>
+      <w:r>
+        <w:rPr>
+          <w:rFonts w:hint="eastAsia"/>
+          <w:lang w:val="en-US" w:eastAsia="zh-CN"/>
+        </w:rPr>
+        <w:t>外购</w:t>
+      </w:r>
+    </w:p>
+    <w:p>
+      <w:pPr>
+        <w:pStyle w:val="32"/>
+        <w:numPr>
+          <w:ilvl w:val="2"/>
+          <w:numId w:val="1"/>
+        </w:numPr>
+        <w:bidi w:val="0"/>
+        <w:rPr>
+          <w:rFonts w:hint="eastAsia"/>
+          <w:lang w:val="en-US" w:eastAsia="zh-CN"/>
+        </w:rPr>
+      </w:pPr>
+      <w:bookmarkStart w:id="13" w:name="_Toc2595"/>
+      <w:r>
+        <w:rPr>
+          <w:rFonts w:hint="eastAsia"/>
+          <w:lang w:val="en-US" w:eastAsia="zh-CN"/>
+        </w:rPr>
+        <w:t>软件特色</w:t>
+      </w:r>
+      <w:bookmarkEnd w:id="13"/>
+    </w:p>
+    <w:p>
+      <w:pPr>
+        <w:pStyle w:val="30"/>
+        <w:rPr>
+          <w:rFonts w:hint="eastAsia"/>
+          <w:lang w:val="en-US" w:eastAsia="zh-CN"/>
+        </w:rPr>
+      </w:pPr>
+      <w:r>
+        <w:rPr>
+          <w:rFonts w:hint="eastAsia"/>
+          <w:lang w:val="en-US" w:eastAsia="zh-CN"/>
+        </w:rPr>
+        <w:t>以服务价值链为核心，创造性地打通了从通信机房设备到客户业务体验的完整数据链条。它的最大特色在于实现了 “三个贯通”：一是横向到边的专业贯通，深度集成通信网络、动环等专业监控，形成统一视图；二是纵向到底的业务贯通，能将底层基础设施告警实时关联影响的上层业务服务和具体客户合同；三是管理闭环的流程贯通，让监控数据能自动驱动事件、容量管理和服务报告，最终将技术数据转化为可直接衡量服务价值和管理效能的管理语言，驱动运维从被动响应转向主动运营。</w:t>
+      </w:r>
+    </w:p>
+    <w:p>
+      <w:pPr>
+        <w:pStyle w:val="32"/>
+        <w:numPr>
+          <w:ilvl w:val="2"/>
+          <w:numId w:val="1"/>
+        </w:numPr>
+        <w:bidi w:val="0"/>
+        <w:rPr>
+          <w:rFonts w:hint="eastAsia"/>
+          <w:lang w:val="en-US" w:eastAsia="zh-CN"/>
+        </w:rPr>
+      </w:pPr>
+      <w:bookmarkStart w:id="14" w:name="_Toc5032"/>
+      <w:r>
+        <w:rPr>
+          <w:rFonts w:hint="eastAsia"/>
+          <w:lang w:val="en-US" w:eastAsia="zh-CN"/>
+        </w:rPr>
+        <w:t>功能介绍</w:t>
+      </w:r>
       <w:bookmarkEnd w:id="14"/>
-    </w:p>
-    <w:p>
-      <w:pPr>
-        <w:pStyle w:val="31"/>
-        <w:bidi w:val="0"/>
-        <w:rPr>
-          <w:rFonts w:hint="default"/>
-          <w:lang w:val="en-US" w:eastAsia="zh-CN"/>
-        </w:rPr>
-      </w:pPr>
-      <w:bookmarkStart w:id="8" w:name="_Toc13492"/>
-      <w:r>
-        <w:rPr>
-          <w:rFonts w:hint="eastAsia"/>
-          <w:lang w:val="en-US" w:eastAsia="zh-CN"/>
-        </w:rPr>
-        <w:t>监控工具</w:t>
-      </w:r>
-      <w:bookmarkEnd w:id="8"/>
-    </w:p>
-    <w:p>
-      <w:pPr>
-        <w:pStyle w:val="32"/>
-        <w:bidi w:val="0"/>
-        <w:rPr>
-          <w:rFonts w:hint="eastAsia"/>
-          <w:lang w:val="en-US" w:eastAsia="zh-CN"/>
-        </w:rPr>
-      </w:pPr>
-      <w:bookmarkStart w:id="9" w:name="_Toc17826"/>
-      <w:r>
-        <w:rPr>
-          <w:rFonts w:hint="eastAsia"/>
-          <w:lang w:val="en-US" w:eastAsia="zh-CN"/>
-        </w:rPr>
-        <w:t>软件名称</w:t>
-      </w:r>
-      <w:bookmarkEnd w:id="9"/>
-    </w:p>
-    <w:p>
-      <w:pPr>
-        <w:pStyle w:val="30"/>
-        <w:rPr>
-          <w:rFonts w:hint="default"/>
-          <w:lang w:val="en-US" w:eastAsia="zh-CN"/>
-        </w:rPr>
-      </w:pPr>
-      <w:r>
-        <w:rPr>
-          <w:rFonts w:hint="eastAsia"/>
-          <w:lang w:val="en-US" w:eastAsia="zh-CN"/>
-        </w:rPr>
-        <w:t>智瞰哨兵管理平台</w:t>
-      </w:r>
-    </w:p>
-    <w:p>
-      <w:pPr>
-        <w:pStyle w:val="32"/>
-        <w:bidi w:val="0"/>
-        <w:rPr>
-          <w:rFonts w:hint="eastAsia"/>
-          <w:lang w:val="en-US" w:eastAsia="zh-CN"/>
-        </w:rPr>
-      </w:pPr>
-      <w:bookmarkStart w:id="10" w:name="_Toc8793"/>
-      <w:r>
-        <w:rPr>
-          <w:rFonts w:hint="eastAsia"/>
-          <w:lang w:val="en-US" w:eastAsia="zh-CN"/>
-        </w:rPr>
-        <w:t>软件来源</w:t>
-      </w:r>
-      <w:bookmarkEnd w:id="10"/>
-    </w:p>
-    <w:p>
-      <w:pPr>
-        <w:pStyle w:val="30"/>
-        <w:rPr>
-          <w:rFonts w:hint="default"/>
-          <w:lang w:val="en-US" w:eastAsia="zh-CN"/>
-        </w:rPr>
-      </w:pPr>
-      <w:r>
-        <w:rPr>
-          <w:rFonts w:hint="eastAsia"/>
-          <w:lang w:val="en-US" w:eastAsia="zh-CN"/>
-        </w:rPr>
-        <w:t>外购</w:t>
-      </w:r>
-    </w:p>
-    <w:p>
-      <w:pPr>
-        <w:pStyle w:val="32"/>
-        <w:bidi w:val="0"/>
-        <w:rPr>
-          <w:rFonts w:hint="eastAsia"/>
-          <w:lang w:val="en-US" w:eastAsia="zh-CN"/>
-        </w:rPr>
-      </w:pPr>
-      <w:bookmarkStart w:id="11" w:name="_Toc2595"/>
-      <w:r>
-        <w:rPr>
-          <w:rFonts w:hint="eastAsia"/>
-          <w:lang w:val="en-US" w:eastAsia="zh-CN"/>
-        </w:rPr>
-        <w:t>软件特色</w:t>
-      </w:r>
-      <w:bookmarkEnd w:id="11"/>
-    </w:p>
-    <w:p>
-      <w:pPr>
-        <w:pStyle w:val="30"/>
-        <w:rPr>
-          <w:rFonts w:hint="eastAsia"/>
-          <w:lang w:val="en-US" w:eastAsia="zh-CN"/>
-        </w:rPr>
-      </w:pPr>
-      <w:r>
-        <w:rPr>
-          <w:rFonts w:hint="eastAsia"/>
-          <w:lang w:val="en-US" w:eastAsia="zh-CN"/>
-        </w:rPr>
-        <w:t>以服务价值链为核心，创造性地打通了从通信机房设备到客户业务体验的完整数据链条。它的最大特色在于实现了 “三个贯通”：一是横向到边的专业贯通，深度集成通信网络、动环等专业监控，形成统一视图；二是纵向到底的业务贯通，能将底层基础设施告警实时关联影响的上层业务服务和具体客户合同；三是管理闭环的流程贯通，让监控数据能自动驱动事件、容量管理和服务报告，最终将技术数据转化为可直接衡量服务价值和管理效能的管理语言，驱动运维从被动响应转向主动运营。</w:t>
-      </w:r>
-    </w:p>
-    <w:p>
-      <w:pPr>
-        <w:pStyle w:val="32"/>
-        <w:bidi w:val="0"/>
-        <w:rPr>
-          <w:rFonts w:hint="eastAsia"/>
-          <w:lang w:val="en-US" w:eastAsia="zh-CN"/>
-        </w:rPr>
-      </w:pPr>
-      <w:bookmarkStart w:id="12" w:name="_Toc5032"/>
-      <w:r>
-        <w:rPr>
-          <w:rFonts w:hint="eastAsia"/>
-          <w:lang w:val="en-US" w:eastAsia="zh-CN"/>
-        </w:rPr>
-        <w:t>功能介绍</w:t>
-      </w:r>
-      <w:bookmarkEnd w:id="12"/>
     </w:p>
     <w:p>
       <w:pPr>
@@ -4531,7 +5277,7 @@
                     </pic:cNvPicPr>
                   </pic:nvPicPr>
                   <pic:blipFill>
-                    <a:blip r:embed="rId18"/>
+                    <a:blip r:embed="rId17"/>
                     <a:stretch>
                       <a:fillRect/>
                     </a:stretch>
@@ -4711,7 +5457,7 @@
                     </pic:cNvPicPr>
                   </pic:nvPicPr>
                   <pic:blipFill>
-                    <a:blip r:embed="rId19"/>
+                    <a:blip r:embed="rId18"/>
                     <a:stretch>
                       <a:fillRect/>
                     </a:stretch>
@@ -4880,7 +5626,7 @@
                     </pic:cNvPicPr>
                   </pic:nvPicPr>
                   <pic:blipFill>
-                    <a:blip r:embed="rId20"/>
+                    <a:blip r:embed="rId19"/>
                     <a:stretch>
                       <a:fillRect/>
                     </a:stretch>
@@ -5032,7 +5778,7 @@
                     </pic:cNvPicPr>
                   </pic:nvPicPr>
                   <pic:blipFill>
-                    <a:blip r:embed="rId21"/>
+                    <a:blip r:embed="rId20"/>
                     <a:stretch>
                       <a:fillRect/>
                     </a:stretch>
@@ -5237,7 +5983,7 @@
                     </pic:cNvPicPr>
                   </pic:nvPicPr>
                   <pic:blipFill>
-                    <a:blip r:embed="rId22"/>
+                    <a:blip r:embed="rId21"/>
                     <a:stretch>
                       <a:fillRect/>
                     </a:stretch>
@@ -5389,7 +6135,7 @@
                     </pic:cNvPicPr>
                   </pic:nvPicPr>
                   <pic:blipFill>
-                    <a:blip r:embed="rId23"/>
+                    <a:blip r:embed="rId22"/>
                     <a:stretch>
                       <a:fillRect/>
                     </a:stretch>
@@ -5545,7 +6291,7 @@
                     </pic:cNvPicPr>
                   </pic:nvPicPr>
                   <pic:blipFill>
-                    <a:blip r:embed="rId24"/>
+                    <a:blip r:embed="rId23"/>
                     <a:stretch>
                       <a:fillRect/>
                     </a:stretch>
@@ -5714,7 +6460,7 @@
                     </pic:cNvPicPr>
                   </pic:nvPicPr>
                   <pic:blipFill>
-                    <a:blip r:embed="rId25"/>
+                    <a:blip r:embed="rId24"/>
                     <a:stretch>
                       <a:fillRect/>
                     </a:stretch>
@@ -5866,7 +6612,7 @@
                     </pic:cNvPicPr>
                   </pic:nvPicPr>
                   <pic:blipFill>
-                    <a:blip r:embed="rId26"/>
+                    <a:blip r:embed="rId25"/>
                     <a:stretch>
                       <a:fillRect/>
                     </a:stretch>
@@ -6018,7 +6764,7 @@
                     </pic:cNvPicPr>
                   </pic:nvPicPr>
                   <pic:blipFill>
-                    <a:blip r:embed="rId27"/>
+                    <a:blip r:embed="rId26"/>
                     <a:stretch>
                       <a:fillRect/>
                     </a:stretch>
@@ -6201,7 +6947,7 @@
                     </pic:cNvPicPr>
                   </pic:nvPicPr>
                   <pic:blipFill>
-                    <a:blip r:embed="rId28"/>
+                    <a:blip r:embed="rId27"/>
                     <a:stretch>
                       <a:fillRect/>
                     </a:stretch>
@@ -6353,7 +7099,7 @@
                     </pic:cNvPicPr>
                   </pic:nvPicPr>
                   <pic:blipFill>
-                    <a:blip r:embed="rId29"/>
+                    <a:blip r:embed="rId28"/>
                     <a:stretch>
                       <a:fillRect/>
                     </a:stretch>
@@ -6520,7 +7266,7 @@
                     </pic:cNvPicPr>
                   </pic:nvPicPr>
                   <pic:blipFill>
-                    <a:blip r:embed="rId30"/>
+                    <a:blip r:embed="rId29"/>
                     <a:stretch>
                       <a:fillRect/>
                     </a:stretch>
@@ -6574,7 +7320,7 @@
                     </pic:cNvPicPr>
                   </pic:nvPicPr>
                   <pic:blipFill>
-                    <a:blip r:embed="rId31"/>
+                    <a:blip r:embed="rId30"/>
                     <a:stretch>
                       <a:fillRect/>
                     </a:stretch>
@@ -6601,6 +7347,404 @@
     </w:p>
     <w:p>
       <w:pPr>
+        <w:pStyle w:val="31"/>
+        <w:numPr>
+          <w:ilvl w:val="1"/>
+          <w:numId w:val="1"/>
+        </w:numPr>
+        <w:bidi w:val="0"/>
+        <w:rPr>
+          <w:rFonts w:hint="default"/>
+          <w:lang w:val="en-US" w:eastAsia="zh-CN"/>
+        </w:rPr>
+      </w:pPr>
+      <w:bookmarkStart w:id="15" w:name="_Toc17503"/>
+      <w:r>
+        <w:rPr>
+          <w:rFonts w:hint="eastAsia"/>
+          <w:lang w:val="en-US" w:eastAsia="zh-CN"/>
+        </w:rPr>
+        <w:t>服务知识工具</w:t>
+      </w:r>
+    </w:p>
+    <w:p>
+      <w:pPr>
+        <w:pStyle w:val="32"/>
+        <w:bidi w:val="0"/>
+        <w:rPr>
+          <w:rFonts w:hint="eastAsia"/>
+          <w:lang w:val="en-US" w:eastAsia="zh-CN"/>
+        </w:rPr>
+      </w:pPr>
+      <w:r>
+        <w:rPr>
+          <w:rFonts w:hint="eastAsia"/>
+          <w:lang w:val="en-US" w:eastAsia="zh-CN"/>
+        </w:rPr>
+        <w:t>软件名称</w:t>
+      </w:r>
+    </w:p>
+    <w:p>
+      <w:pPr>
+        <w:pStyle w:val="30"/>
+        <w:rPr>
+          <w:rFonts w:hint="eastAsia"/>
+          <w:lang w:val="en-US" w:eastAsia="zh-CN"/>
+        </w:rPr>
+      </w:pPr>
+      <w:r>
+        <w:rPr>
+          <w:rFonts w:hint="eastAsia" w:ascii="宋体" w:eastAsia="宋体"/>
+          <w:sz w:val="21"/>
+          <w:lang w:val="en-US" w:eastAsia="zh-CN"/>
+        </w:rPr>
+        <w:t>翔云-服务价值平台</w:t>
+      </w:r>
+    </w:p>
+    <w:p>
+      <w:pPr>
+        <w:pStyle w:val="32"/>
+        <w:bidi w:val="0"/>
+        <w:rPr>
+          <w:rFonts w:hint="eastAsia"/>
+          <w:lang w:val="en-US" w:eastAsia="zh-CN"/>
+        </w:rPr>
+      </w:pPr>
+      <w:r>
+        <w:rPr>
+          <w:rFonts w:hint="eastAsia"/>
+          <w:lang w:val="en-US" w:eastAsia="zh-CN"/>
+        </w:rPr>
+        <w:t>软件来源</w:t>
+      </w:r>
+    </w:p>
+    <w:p>
+      <w:pPr>
+        <w:pStyle w:val="30"/>
+        <w:rPr>
+          <w:rFonts w:hint="default"/>
+          <w:lang w:val="en-US" w:eastAsia="zh-CN"/>
+        </w:rPr>
+      </w:pPr>
+      <w:r>
+        <w:rPr>
+          <w:rFonts w:hint="eastAsia"/>
+          <w:lang w:val="en-US" w:eastAsia="zh-CN"/>
+        </w:rPr>
+        <w:t>自研</w:t>
+      </w:r>
+    </w:p>
+    <w:p>
+      <w:pPr>
+        <w:pStyle w:val="32"/>
+        <w:bidi w:val="0"/>
+        <w:rPr>
+          <w:rFonts w:hint="eastAsia"/>
+          <w:lang w:val="en-US" w:eastAsia="zh-CN"/>
+        </w:rPr>
+      </w:pPr>
+      <w:r>
+        <w:rPr>
+          <w:rFonts w:hint="eastAsia"/>
+          <w:lang w:val="en-US" w:eastAsia="zh-CN"/>
+        </w:rPr>
+        <w:t>软件特色</w:t>
+      </w:r>
+    </w:p>
+    <w:p>
+      <w:pPr>
+        <w:pStyle w:val="30"/>
+        <w:rPr>
+          <w:rFonts w:hint="eastAsia"/>
+          <w:lang w:val="en-US" w:eastAsia="zh-CN"/>
+        </w:rPr>
+      </w:pPr>
+      <w:r>
+        <w:rPr>
+          <w:rFonts w:ascii="宋体" w:hAnsi="Segoe UI" w:eastAsia="宋体" w:cs="Segoe UI"/>
+          <w:i w:val="0"/>
+          <w:iCs w:val="0"/>
+          <w:caps w:val="0"/>
+          <w:color w:val="0F1115"/>
+          <w:spacing w:val="0"/>
+          <w:sz w:val="21"/>
+          <w:szCs w:val="19"/>
+          <w:shd w:val="clear" w:fill="FFFFFF"/>
+        </w:rPr>
+        <w:t>涵盖知识</w:t>
+      </w:r>
+      <w:r>
+        <w:rPr>
+          <w:rFonts w:hint="default" w:ascii="宋体" w:hAnsi="Segoe UI" w:eastAsia="宋体" w:cs="Segoe UI"/>
+          <w:i w:val="0"/>
+          <w:iCs w:val="0"/>
+          <w:caps w:val="0"/>
+          <w:color w:val="0F1115"/>
+          <w:spacing w:val="0"/>
+          <w:sz w:val="21"/>
+          <w:szCs w:val="19"/>
+          <w:shd w:val="clear" w:fill="FFFFFF"/>
+        </w:rPr>
+        <w:t>的新增、分类、导入</w:t>
+      </w:r>
+      <w:r>
+        <w:rPr>
+          <w:rFonts w:hint="eastAsia" w:ascii="宋体" w:hAnsi="Segoe UI" w:eastAsia="宋体" w:cs="Segoe UI"/>
+          <w:i w:val="0"/>
+          <w:iCs w:val="0"/>
+          <w:caps w:val="0"/>
+          <w:color w:val="0F1115"/>
+          <w:spacing w:val="0"/>
+          <w:sz w:val="21"/>
+          <w:szCs w:val="19"/>
+          <w:shd w:val="clear" w:fill="FFFFFF"/>
+          <w:lang w:val="en-US" w:eastAsia="zh-CN"/>
+        </w:rPr>
+        <w:t>三</w:t>
+      </w:r>
+      <w:r>
+        <w:rPr>
+          <w:rFonts w:hint="default" w:ascii="宋体" w:hAnsi="Segoe UI" w:eastAsia="宋体" w:cs="Segoe UI"/>
+          <w:i w:val="0"/>
+          <w:iCs w:val="0"/>
+          <w:caps w:val="0"/>
+          <w:color w:val="0F1115"/>
+          <w:spacing w:val="0"/>
+          <w:sz w:val="21"/>
+          <w:szCs w:val="19"/>
+          <w:shd w:val="clear" w:fill="FFFFFF"/>
+        </w:rPr>
+        <w:t>大核心能力</w:t>
+      </w:r>
+    </w:p>
+    <w:p>
+      <w:pPr>
+        <w:pStyle w:val="32"/>
+        <w:bidi w:val="0"/>
+        <w:rPr>
+          <w:rFonts w:hint="default"/>
+          <w:lang w:val="en-US" w:eastAsia="zh-CN"/>
+        </w:rPr>
+      </w:pPr>
+      <w:r>
+        <w:rPr>
+          <w:rFonts w:hint="eastAsia"/>
+          <w:lang w:val="en-US" w:eastAsia="zh-CN"/>
+        </w:rPr>
+        <w:t>功能介绍</w:t>
+      </w:r>
+    </w:p>
+    <w:p>
+      <w:pPr>
+        <w:pStyle w:val="30"/>
+        <w:rPr>
+          <w:rFonts w:hint="eastAsia"/>
+          <w:lang w:val="en-US" w:eastAsia="zh-CN"/>
+        </w:rPr>
+      </w:pPr>
+      <w:r>
+        <w:rPr>
+          <w:rFonts w:hint="eastAsia"/>
+          <w:lang w:val="en-US" w:eastAsia="zh-CN"/>
+        </w:rPr>
+        <w:t>支持服务知识新增、编辑、导出、搜索和列表查看等功能</w:t>
+      </w:r>
+    </w:p>
+    <w:p>
+      <w:pPr>
+        <w:pStyle w:val="30"/>
+      </w:pPr>
+      <w:r>
+        <w:drawing>
+          <wp:inline distT="0" distB="0" distL="114300" distR="114300">
+            <wp:extent cx="5271135" cy="2056765"/>
+            <wp:effectExtent l="0" t="0" r="1905" b="635"/>
+            <wp:docPr id="1" name="图片 1"/>
+            <wp:cNvGraphicFramePr>
+              <a:graphicFrameLocks xmlns:a="http://schemas.openxmlformats.org/drawingml/2006/main" noChangeAspect="1"/>
+            </wp:cNvGraphicFramePr>
+            <a:graphic xmlns:a="http://schemas.openxmlformats.org/drawingml/2006/main">
+              <a:graphicData uri="http://schemas.openxmlformats.org/drawingml/2006/picture">
+                <pic:pic xmlns:pic="http://schemas.openxmlformats.org/drawingml/2006/picture">
+                  <pic:nvPicPr>
+                    <pic:cNvPr id="1" name="图片 1"/>
+                    <pic:cNvPicPr>
+                      <a:picLocks noChangeAspect="1"/>
+                    </pic:cNvPicPr>
+                  </pic:nvPicPr>
+                  <pic:blipFill>
+                    <a:blip r:embed="rId31"/>
+                    <a:stretch>
+                      <a:fillRect/>
+                    </a:stretch>
+                  </pic:blipFill>
+                  <pic:spPr>
+                    <a:xfrm>
+                      <a:off x="0" y="0"/>
+                      <a:ext cx="5271135" cy="2056765"/>
+                    </a:xfrm>
+                    <a:prstGeom prst="rect">
+                      <a:avLst/>
+                    </a:prstGeom>
+                    <a:noFill/>
+                    <a:ln>
+                      <a:noFill/>
+                    </a:ln>
+                  </pic:spPr>
+                </pic:pic>
+              </a:graphicData>
+            </a:graphic>
+          </wp:inline>
+        </w:drawing>
+      </w:r>
+    </w:p>
+    <w:p>
+      <w:pPr>
+        <w:pStyle w:val="30"/>
+        <w:rPr>
+          <w:rFonts w:hint="eastAsia"/>
+          <w:lang w:val="en-US" w:eastAsia="zh-CN"/>
+        </w:rPr>
+      </w:pPr>
+      <w:r>
+        <w:rPr>
+          <w:rFonts w:hint="eastAsia"/>
+          <w:lang w:val="en-US" w:eastAsia="zh-CN"/>
+        </w:rPr>
+        <w:t>支持对服务知识进行分类，默认为技术知识、运维文档、流程规范、培训资料。同时可对分类进行新增、编辑、删除等。</w:t>
+      </w:r>
+    </w:p>
+    <w:p>
+      <w:pPr>
+        <w:pStyle w:val="30"/>
+      </w:pPr>
+      <w:r>
+        <w:drawing>
+          <wp:inline distT="0" distB="0" distL="114300" distR="114300">
+            <wp:extent cx="5262245" cy="1522095"/>
+            <wp:effectExtent l="0" t="0" r="10795" b="1905"/>
+            <wp:docPr id="5" name="图片 1"/>
+            <wp:cNvGraphicFramePr>
+              <a:graphicFrameLocks xmlns:a="http://schemas.openxmlformats.org/drawingml/2006/main" noChangeAspect="1"/>
+            </wp:cNvGraphicFramePr>
+            <a:graphic xmlns:a="http://schemas.openxmlformats.org/drawingml/2006/main">
+              <a:graphicData uri="http://schemas.openxmlformats.org/drawingml/2006/picture">
+                <pic:pic xmlns:pic="http://schemas.openxmlformats.org/drawingml/2006/picture">
+                  <pic:nvPicPr>
+                    <pic:cNvPr id="5" name="图片 1"/>
+                    <pic:cNvPicPr>
+                      <a:picLocks noChangeAspect="1"/>
+                    </pic:cNvPicPr>
+                  </pic:nvPicPr>
+                  <pic:blipFill>
+                    <a:blip r:embed="rId32"/>
+                    <a:stretch>
+                      <a:fillRect/>
+                    </a:stretch>
+                  </pic:blipFill>
+                  <pic:spPr>
+                    <a:xfrm>
+                      <a:off x="0" y="0"/>
+                      <a:ext cx="5262245" cy="1522095"/>
+                    </a:xfrm>
+                    <a:prstGeom prst="rect">
+                      <a:avLst/>
+                    </a:prstGeom>
+                    <a:noFill/>
+                    <a:ln>
+                      <a:noFill/>
+                    </a:ln>
+                  </pic:spPr>
+                </pic:pic>
+              </a:graphicData>
+            </a:graphic>
+          </wp:inline>
+        </w:drawing>
+      </w:r>
+    </w:p>
+    <w:p>
+      <w:pPr>
+        <w:pStyle w:val="30"/>
+        <w:rPr>
+          <w:rFonts w:hint="default"/>
+          <w:lang w:val="en-US" w:eastAsia="zh-CN"/>
+        </w:rPr>
+      </w:pPr>
+      <w:r>
+        <w:rPr>
+          <w:rFonts w:hint="eastAsia"/>
+          <w:lang w:val="en-US" w:eastAsia="zh-CN"/>
+        </w:rPr>
+        <w:t>支持xlsx和xls格式的导入。</w:t>
+      </w:r>
+      <w:r>
+        <w:drawing>
+          <wp:inline distT="0" distB="0" distL="114300" distR="114300">
+            <wp:extent cx="5262880" cy="1844040"/>
+            <wp:effectExtent l="0" t="0" r="10160" b="0"/>
+            <wp:docPr id="19" name="图片 2"/>
+            <wp:cNvGraphicFramePr>
+              <a:graphicFrameLocks xmlns:a="http://schemas.openxmlformats.org/drawingml/2006/main" noChangeAspect="1"/>
+            </wp:cNvGraphicFramePr>
+            <a:graphic xmlns:a="http://schemas.openxmlformats.org/drawingml/2006/main">
+              <a:graphicData uri="http://schemas.openxmlformats.org/drawingml/2006/picture">
+                <pic:pic xmlns:pic="http://schemas.openxmlformats.org/drawingml/2006/picture">
+                  <pic:nvPicPr>
+                    <pic:cNvPr id="19" name="图片 2"/>
+                    <pic:cNvPicPr>
+                      <a:picLocks noChangeAspect="1"/>
+                    </pic:cNvPicPr>
+                  </pic:nvPicPr>
+                  <pic:blipFill>
+                    <a:blip r:embed="rId33"/>
+                    <a:stretch>
+                      <a:fillRect/>
+                    </a:stretch>
+                  </pic:blipFill>
+                  <pic:spPr>
+                    <a:xfrm>
+                      <a:off x="0" y="0"/>
+                      <a:ext cx="5262880" cy="1844040"/>
+                    </a:xfrm>
+                    <a:prstGeom prst="rect">
+                      <a:avLst/>
+                    </a:prstGeom>
+                    <a:noFill/>
+                    <a:ln>
+                      <a:noFill/>
+                    </a:ln>
+                  </pic:spPr>
+                </pic:pic>
+              </a:graphicData>
+            </a:graphic>
+          </wp:inline>
+        </w:drawing>
+      </w:r>
+    </w:p>
+    <w:p>
+      <w:pPr>
+        <w:pStyle w:val="31"/>
+        <w:numPr>
+          <w:ilvl w:val="1"/>
+          <w:numId w:val="1"/>
+        </w:numPr>
+        <w:bidi w:val="0"/>
+        <w:rPr>
+          <w:rFonts w:hint="default"/>
+          <w:lang w:val="en-US" w:eastAsia="zh-CN"/>
+        </w:rPr>
+      </w:pPr>
+      <w:r>
+        <w:rPr>
+          <w:rFonts w:hint="eastAsia"/>
+          <w:lang w:val="en-US" w:eastAsia="zh-CN"/>
+        </w:rPr>
+        <w:t>运维工具应用情况效果</w:t>
+      </w:r>
+      <w:bookmarkEnd w:id="15"/>
+    </w:p>
+    <w:p>
+      <w:pPr>
         <w:pStyle w:val="30"/>
         <w:bidi w:val="0"/>
         <w:rPr>
@@ -6608,102 +7752,8 @@
           <w:lang w:val="en-US" w:eastAsia="zh-CN"/>
         </w:rPr>
       </w:pPr>
-    </w:p>
-    <w:p>
-      <w:pPr>
-        <w:pStyle w:val="31"/>
-        <w:bidi w:val="0"/>
-        <w:rPr>
-          <w:rFonts w:hint="default"/>
-          <w:lang w:val="en-US" w:eastAsia="zh-CN"/>
-        </w:rPr>
-      </w:pPr>
-      <w:bookmarkStart w:id="13" w:name="_Toc17503"/>
-      <w:r>
-        <w:rPr>
-          <w:rFonts w:hint="eastAsia"/>
-          <w:lang w:val="en-US" w:eastAsia="zh-CN"/>
-        </w:rPr>
-        <w:t>运维工具应用情况效果</w:t>
-      </w:r>
-      <w:bookmarkEnd w:id="13"/>
-    </w:p>
-    <w:p>
-      <w:pPr>
-        <w:pStyle w:val="30"/>
-        <w:rPr>
-          <w:rFonts w:hint="default"/>
-          <w:lang w:val="en-US" w:eastAsia="zh-CN"/>
-        </w:rPr>
-      </w:pPr>
-      <w:r>
-        <w:rPr>
-          <w:rFonts w:hint="default"/>
-          <w:lang w:val="en-US" w:eastAsia="zh-CN"/>
-        </w:rPr>
-        <w:t>在运维项目中，运维工具与监控工具的集成应用，构建了“监、管、控、析”一体化的自动化运营体系，取得了显著成效：</w:t>
-      </w:r>
-    </w:p>
-    <w:p>
-      <w:pPr>
-        <w:pStyle w:val="30"/>
-        <w:rPr>
-          <w:rFonts w:hint="default"/>
-          <w:lang w:val="en-US" w:eastAsia="zh-CN"/>
-        </w:rPr>
-      </w:pPr>
-      <w:r>
-        <w:rPr>
-          <w:rFonts w:hint="default"/>
-          <w:lang w:val="en-US" w:eastAsia="zh-CN"/>
-        </w:rPr>
-        <w:t>通过统一的工单流程平台，实现了从需求提出到闭环评价的全流程线上化与标准化，将平均事务处理周期缩短约30%，并依托满意度调查与数据报表，使服务质量和团队绩效可量化、可优化。</w:t>
-      </w:r>
-    </w:p>
-    <w:p>
-      <w:pPr>
-        <w:pStyle w:val="30"/>
-        <w:rPr>
-          <w:rFonts w:hint="default"/>
-          <w:lang w:val="en-US" w:eastAsia="zh-CN"/>
-        </w:rPr>
-      </w:pPr>
-      <w:r>
-        <w:rPr>
-          <w:rFonts w:hint="default"/>
-          <w:lang w:val="en-US" w:eastAsia="zh-CN"/>
-        </w:rPr>
-        <w:t>借助立体化监控工具链，实现了对微服务架构下数千实例的健康状态、性能指标与调用链路的实时可视与智能预警，使潜在故障的平均发现时间（MTTD）大幅提前，有效保障了核心业务系统的高可用性。</w:t>
-      </w:r>
-    </w:p>
-    <w:p>
-      <w:pPr>
-        <w:pStyle w:val="30"/>
-        <w:rPr>
-          <w:rFonts w:hint="default"/>
-          <w:lang w:val="en-US" w:eastAsia="zh-CN"/>
-        </w:rPr>
-      </w:pPr>
-      <w:r>
-        <w:rPr>
-          <w:rFonts w:hint="default"/>
-          <w:lang w:val="en-US" w:eastAsia="zh-CN"/>
-        </w:rPr>
-        <w:t>整体而言，</w:t>
-      </w:r>
-      <w:r>
-        <w:rPr>
-          <w:rFonts w:hint="eastAsia"/>
-          <w:lang w:val="en-US" w:eastAsia="zh-CN"/>
-        </w:rPr>
-        <w:t>通过使用运维工具，</w:t>
-      </w:r>
-      <w:r>
-        <w:rPr>
-          <w:rFonts w:hint="default"/>
-          <w:lang w:val="en-US" w:eastAsia="zh-CN"/>
-        </w:rPr>
-        <w:t>不仅提升了运维响应效率与故障处置能力，更推动了运维模式从事后救火向事前预防、事中可控的智能化运营转型。</w:t>
+      <w:r>
+        <w:t>在翔云系统运维及知识管理体系建设项目中，运维工具与监控体系的集成应用取得了显著成效。通过统一的工单流程平台，实现了服务全流程线上化与标准化管理，将平均事务处理周期缩短约30%，并使服务质量和团队绩效可量化、可优化。同时，依托立体化监控工具链，实现了对微服务架构下数千实例的健康状态、性能指标与调用链路的实时可视与智能预警，大幅提前了潜在故障的平均发现时间，有力保障了核心业务系统的高可用性。整体上，运维工具的深度应用不仅提升了运维响应效率与故障处置能力，更推动了运维模式从事后处理向事前预防、事中可控的智能化运营转型，构建了“监、管、控、析”一体化的可持续运维体系。</w:t>
       </w:r>
     </w:p>
     <w:sectPr>
@@ -6936,6 +7986,36 @@
   </w:abstractNum>
   <w:num w:numId="1">
     <w:abstractNumId w:val="0"/>
+  </w:num>
+  <w:num w:numId="2">
+    <w:abstractNumId w:val="0"/>
+    <w:lvlOverride w:ilvl="0">
+      <w:startOverride w:val="1"/>
+    </w:lvlOverride>
+    <w:lvlOverride w:ilvl="1">
+      <w:startOverride w:val="1"/>
+    </w:lvlOverride>
+    <w:lvlOverride w:ilvl="2">
+      <w:startOverride w:val="1"/>
+    </w:lvlOverride>
+    <w:lvlOverride w:ilvl="3">
+      <w:startOverride w:val="1"/>
+    </w:lvlOverride>
+    <w:lvlOverride w:ilvl="4">
+      <w:startOverride w:val="1"/>
+    </w:lvlOverride>
+    <w:lvlOverride w:ilvl="5">
+      <w:startOverride w:val="1"/>
+    </w:lvlOverride>
+    <w:lvlOverride w:ilvl="6">
+      <w:startOverride w:val="1"/>
+    </w:lvlOverride>
+    <w:lvlOverride w:ilvl="7">
+      <w:startOverride w:val="1"/>
+    </w:lvlOverride>
+    <w:lvlOverride w:ilvl="8">
+      <w:startOverride w:val="1"/>
+    </w:lvlOverride>
   </w:num>
 </w:numbering>
 </file>
@@ -7047,7 +8127,7 @@
     <w:lsdException w:unhideWhenUsed="0" w:uiPriority="0" w:semiHidden="0" w:name="HTML Acronym"/>
     <w:lsdException w:unhideWhenUsed="0" w:uiPriority="0" w:semiHidden="0" w:name="HTML Address"/>
     <w:lsdException w:unhideWhenUsed="0" w:uiPriority="0" w:semiHidden="0" w:name="HTML Cite"/>
-    <w:lsdException w:unhideWhenUsed="0" w:uiPriority="0" w:semiHidden="0" w:name="HTML Code"/>
+    <w:lsdException w:qFormat="1" w:unhideWhenUsed="0" w:uiPriority="0" w:semiHidden="0" w:name="HTML Code"/>
     <w:lsdException w:unhideWhenUsed="0" w:uiPriority="0" w:semiHidden="0" w:name="HTML Definition"/>
     <w:lsdException w:unhideWhenUsed="0" w:uiPriority="0" w:semiHidden="0" w:name="HTML Keyboard"/>
     <w:lsdException w:unhideWhenUsed="0" w:uiPriority="0" w:semiHidden="0" w:name="HTML Preformatted"/>
@@ -7612,6 +8692,7 @@
   <w:style w:type="character" w:styleId="24">
     <w:name w:val="HTML Code"/>
     <w:basedOn w:val="22"/>
+    <w:qFormat/>
     <w:uiPriority w:val="0"/>
     <w:rPr>
       <w:rFonts w:ascii="Courier New" w:hAnsi="Courier New"/>
